--- a/magistritöö Buketov.docx
+++ b/magistritöö Buketov.docx
@@ -563,9 +563,9 @@
         <w:br w:type="page"/>
       </w:r>
     </w:p>
-    <w:bookmarkStart w:id="1" w:name="_Toc190518902" w:displacedByCustomXml="next"/>
+    <w:bookmarkStart w:id="1" w:name="_Toc183856778" w:displacedByCustomXml="next"/>
     <w:bookmarkStart w:id="2" w:name="_Toc183952981" w:displacedByCustomXml="next"/>
-    <w:bookmarkStart w:id="3" w:name="_Toc183856778" w:displacedByCustomXml="next"/>
+    <w:bookmarkStart w:id="3" w:name="_Toc190518902" w:displacedByCustomXml="next"/>
     <w:sdt>
       <w:sdtPr>
         <w:rPr>
@@ -950,23 +950,7 @@
                 <w:rFonts w:ascii="Cambria" w:hAnsi="Cambria"/>
                 <w:lang w:val="en-US"/>
               </w:rPr>
-              <w:t>Automatiseerimine hari</w:t>
-            </w:r>
-            <w:r>
-              <w:rPr>
-                <w:rStyle w:val="Hyperlink"/>
-                <w:rFonts w:ascii="Cambria" w:hAnsi="Cambria"/>
-                <w:lang w:val="en-US"/>
-              </w:rPr>
-              <w:t>d</w:t>
-            </w:r>
-            <w:r>
-              <w:rPr>
-                <w:rStyle w:val="Hyperlink"/>
-                <w:rFonts w:ascii="Cambria" w:hAnsi="Cambria"/>
-                <w:lang w:val="en-US"/>
-              </w:rPr>
-              <w:t>uses: eesmärgid ja mõju</w:t>
+              <w:t>Automatiseerimine hariduses: eesmärgid ja mõju</w:t>
             </w:r>
             <w:r>
               <w:rPr>
@@ -5757,6 +5741,7 @@
     </w:p>
     <w:p>
       <w:pPr>
+        <w:spacing w:line="240" w:lineRule="auto"/>
         <w:rPr>
           <w:rFonts w:ascii="Cambria" w:hAnsi="Cambria"/>
           <w:sz w:val="24"/>
@@ -5784,6 +5769,7 @@
     </w:p>
     <w:p>
       <w:pPr>
+        <w:spacing w:line="240" w:lineRule="auto"/>
         <w:rPr>
           <w:rFonts w:ascii="Cambria" w:hAnsi="Cambria"/>
           <w:sz w:val="24"/>
@@ -5821,6 +5807,7 @@
     </w:p>
     <w:p>
       <w:pPr>
+        <w:spacing w:line="240" w:lineRule="auto"/>
         <w:rPr>
           <w:rFonts w:ascii="Cambria" w:hAnsi="Cambria"/>
           <w:sz w:val="24"/>
@@ -5838,6 +5825,7 @@
     </w:p>
     <w:p>
       <w:pPr>
+        <w:spacing w:line="240" w:lineRule="auto"/>
         <w:rPr>
           <w:rFonts w:ascii="Cambria" w:hAnsi="Cambria"/>
           <w:sz w:val="24"/>
@@ -5866,6 +5854,7 @@
     </w:p>
     <w:p>
       <w:pPr>
+        <w:spacing w:line="240" w:lineRule="auto"/>
         <w:rPr>
           <w:rFonts w:ascii="Cambria" w:hAnsi="Cambria"/>
           <w:sz w:val="24"/>
@@ -5879,29 +5868,21 @@
           <w:sz w:val="24"/>
           <w:szCs w:val="24"/>
         </w:rPr>
-        <w:t xml:space="preserve">Töö tulemuste põhjal tehakse järeldused automatiseerimise mõjust haridusasutuste töövoogude efektiivsusele ning määratakse kindlaks võimalikud edasised </w:t>
-      </w:r>
-      <w:r>
-        <w:rPr>
-          <w:rFonts w:ascii="Cambria" w:hAnsi="Cambria"/>
-          <w:sz w:val="24"/>
-          <w:szCs w:val="24"/>
-        </w:rPr>
-        <w:lastRenderedPageBreak/>
-        <w:t>arendussuunad, mis võivad hõlmata täiendavaid funktsioone, nagu tehisintellektil põhinev analüütika või andmevahetuse parandamine olemasolevate süsteemidega.</w:t>
-      </w:r>
-    </w:p>
-    <w:p>
-      <w:pPr>
-        <w:rPr>
-          <w:rFonts w:ascii="Cambria" w:hAnsi="Cambria"/>
-          <w:sz w:val="24"/>
-          <w:szCs w:val="24"/>
-        </w:rPr>
-      </w:pPr>
-    </w:p>
-    <w:p>
-      <w:pPr>
+        <w:t>Töö tulemuste põhjal tehakse järeldused automatiseerimise mõjust haridusasutuste töövoogude efektiivsusele ning määratakse kindlaks võimalikud edasised arendussuunad, mis võivad hõlmata täiendavaid funktsioone, nagu tehisintellektil põhinev analüütika või andmevahetuse parandamine olemasolevate süsteemidega.</w:t>
+      </w:r>
+    </w:p>
+    <w:p>
+      <w:pPr>
+        <w:rPr>
+          <w:rFonts w:ascii="Cambria" w:hAnsi="Cambria"/>
+          <w:sz w:val="24"/>
+          <w:szCs w:val="24"/>
+        </w:rPr>
+      </w:pPr>
+    </w:p>
+    <w:p>
+      <w:pPr>
+        <w:spacing w:line="240" w:lineRule="auto"/>
         <w:rPr>
           <w:rFonts w:ascii="Cambria" w:hAnsi="Cambria"/>
           <w:sz w:val="24"/>
@@ -6187,6 +6168,7 @@
           <w:ilvl w:val="0"/>
           <w:numId w:val="50"/>
         </w:numPr>
+        <w:spacing w:line="240" w:lineRule="auto"/>
         <w:rPr>
           <w:rFonts w:ascii="Cambria" w:hAnsi="Cambria"/>
           <w:sz w:val="24"/>
@@ -6420,6 +6402,7 @@
           <w:ilvl w:val="0"/>
           <w:numId w:val="50"/>
         </w:numPr>
+        <w:spacing w:line="240" w:lineRule="auto"/>
         <w:rPr>
           <w:rFonts w:ascii="Cambria" w:hAnsi="Cambria"/>
           <w:sz w:val="24"/>
@@ -6484,6 +6467,7 @@
           <w:ilvl w:val="0"/>
           <w:numId w:val="19"/>
         </w:numPr>
+        <w:spacing w:line="240" w:lineRule="auto"/>
         <w:rPr>
           <w:rFonts w:ascii="Cambria" w:hAnsi="Cambria"/>
           <w:sz w:val="24"/>
@@ -6517,6 +6501,7 @@
           <w:ilvl w:val="0"/>
           <w:numId w:val="19"/>
         </w:numPr>
+        <w:spacing w:line="240" w:lineRule="auto"/>
         <w:rPr>
           <w:rFonts w:ascii="Cambria" w:hAnsi="Cambria"/>
           <w:sz w:val="24"/>
@@ -6559,6 +6544,7 @@
           <w:ilvl w:val="0"/>
           <w:numId w:val="19"/>
         </w:numPr>
+        <w:spacing w:line="240" w:lineRule="auto"/>
         <w:rPr>
           <w:rFonts w:ascii="Cambria" w:hAnsi="Cambria"/>
           <w:sz w:val="24"/>
@@ -6592,6 +6578,7 @@
           <w:ilvl w:val="0"/>
           <w:numId w:val="19"/>
         </w:numPr>
+        <w:spacing w:line="240" w:lineRule="auto"/>
         <w:rPr>
           <w:rFonts w:ascii="Cambria" w:hAnsi="Cambria"/>
           <w:sz w:val="24"/>
@@ -6625,6 +6612,7 @@
           <w:ilvl w:val="0"/>
           <w:numId w:val="19"/>
         </w:numPr>
+        <w:spacing w:line="240" w:lineRule="auto"/>
         <w:rPr>
           <w:rFonts w:ascii="Cambria" w:hAnsi="Cambria"/>
           <w:sz w:val="24"/>
@@ -6658,6 +6646,7 @@
           <w:ilvl w:val="0"/>
           <w:numId w:val="19"/>
         </w:numPr>
+        <w:spacing w:line="240" w:lineRule="auto"/>
         <w:rPr>
           <w:rFonts w:ascii="Cambria" w:hAnsi="Cambria"/>
           <w:sz w:val="24"/>
@@ -6691,6 +6680,7 @@
           <w:ilvl w:val="0"/>
           <w:numId w:val="19"/>
         </w:numPr>
+        <w:spacing w:line="240" w:lineRule="auto"/>
         <w:rPr>
           <w:rFonts w:ascii="Cambria" w:hAnsi="Cambria"/>
           <w:sz w:val="24"/>
@@ -6706,7 +6696,6 @@
           <w:sz w:val="24"/>
           <w:szCs w:val="24"/>
         </w:rPr>
-        <w:lastRenderedPageBreak/>
         <w:t>Kokkuvõte ja töö väärtuse hindamine</w:t>
       </w:r>
       <w:r>
@@ -6717,6 +6706,21 @@
         </w:rPr>
         <w:t xml:space="preserve"> – võetakse kokku töö peamised järeldused ja nende rakendatavus.</w:t>
       </w:r>
+    </w:p>
+    <w:p>
+      <w:pPr>
+        <w:pStyle w:val="ListParagraph"/>
+        <w:numPr>
+          <w:ilvl w:val="0"/>
+          <w:numId w:val="19"/>
+        </w:numPr>
+        <w:rPr>
+          <w:rFonts w:ascii="Cambria" w:hAnsi="Cambria"/>
+          <w:sz w:val="24"/>
+          <w:szCs w:val="24"/>
+          <w:lang w:val="en-GB"/>
+        </w:rPr>
+      </w:pPr>
       <w:r>
         <w:rPr>
           <w:rFonts w:ascii="Cambria" w:hAnsi="Cambria"/>
@@ -8164,10 +8168,7 @@
       <w:pPr>
         <w:spacing w:line="240" w:lineRule="auto"/>
         <w:rPr>
-          <w:rFonts w:ascii="Cambria" w:hAnsi="Cambria"/>
-          <w:sz w:val="24"/>
-          <w:szCs w:val="24"/>
-          <w:lang w:val="en-GB"/>
+          <w:lang w:val="ru-RU"/>
         </w:rPr>
       </w:pPr>
       <w:r>
@@ -9357,7 +9358,7 @@
           <w:rFonts w:ascii="Cambria" w:hAnsi="Cambria"/>
           <w:sz w:val="24"/>
           <w:szCs w:val="24"/>
-          <w:lang w:val="en-GB"/>
+          <w:lang w:val="ru-RU"/>
         </w:rPr>
       </w:pPr>
       <w:r>
@@ -9369,6 +9370,17 @@
         </w:rPr>
         <w:t>ISO 30401 on rahvusvaheline standard, mis määratleb teadmiste haldamise süsteemide (KMS) nõuded. See on eriti oluline haridusasutustes, kus teadmiste loomine, säilitamine ja jagamine on kriitilise tähtsusega protsesside tõhususe ning organisatsiooni jätkusuutlikkuse tagamiseks. Standard aitab haridusasutustel süstemaatiliselt hallata teadmisi, et parandada otsustusprotsesse, suurendada organisatsiooni õppimisvõimekust ja tõhustada innovatsiooni.</w:t>
       </w:r>
+    </w:p>
+    <w:p>
+      <w:pPr>
+        <w:spacing w:line="240" w:lineRule="auto"/>
+        <w:rPr>
+          <w:rFonts w:ascii="Cambria" w:hAnsi="Cambria"/>
+          <w:sz w:val="24"/>
+          <w:szCs w:val="24"/>
+          <w:lang w:val="ru-RU"/>
+        </w:rPr>
+      </w:pPr>
     </w:p>
     <w:p>
       <w:pPr>
@@ -9379,7 +9391,7 @@
           <w:bCs/>
           <w:sz w:val="24"/>
           <w:szCs w:val="24"/>
-          <w:lang w:val="en-GB"/>
+          <w:lang w:val="ru-RU"/>
         </w:rPr>
       </w:pPr>
       <w:r>
@@ -9393,6 +9405,19 @@
         </w:rPr>
         <w:t>ISO 30401 põhieesmärgid ja põhiprintsiibid</w:t>
       </w:r>
+    </w:p>
+    <w:p>
+      <w:pPr>
+        <w:spacing w:line="240" w:lineRule="auto"/>
+        <w:rPr>
+          <w:rFonts w:ascii="Cambria" w:hAnsi="Cambria"/>
+          <w:b/>
+          <w:bCs/>
+          <w:sz w:val="24"/>
+          <w:szCs w:val="24"/>
+          <w:lang w:val="ru-RU"/>
+        </w:rPr>
+      </w:pPr>
     </w:p>
     <w:p>
       <w:pPr>
@@ -9542,6 +9567,7 @@
           <w:szCs w:val="24"/>
           <w:lang w:val="en-GB"/>
         </w:rPr>
+        <w:lastRenderedPageBreak/>
         <w:t>Luua süsteemne lähenemine teadmiste haldamisele</w:t>
       </w:r>
       <w:r>
@@ -9557,11 +9583,23 @@
     <w:p>
       <w:pPr>
         <w:spacing w:line="240" w:lineRule="auto"/>
-        <w:rPr>
-          <w:rFonts w:ascii="Cambria" w:hAnsi="Cambria"/>
-          <w:sz w:val="24"/>
-          <w:szCs w:val="24"/>
-          <w:lang w:val="en-GB"/>
+        <w:ind w:left="360"/>
+        <w:rPr>
+          <w:rFonts w:ascii="Cambria" w:hAnsi="Cambria"/>
+          <w:sz w:val="24"/>
+          <w:szCs w:val="24"/>
+          <w:lang w:val="en-GB"/>
+        </w:rPr>
+      </w:pPr>
+    </w:p>
+    <w:p>
+      <w:pPr>
+        <w:spacing w:line="240" w:lineRule="auto"/>
+        <w:rPr>
+          <w:rFonts w:ascii="Cambria" w:hAnsi="Cambria"/>
+          <w:sz w:val="24"/>
+          <w:szCs w:val="24"/>
+          <w:lang w:val="ru-RU"/>
         </w:rPr>
       </w:pPr>
       <w:r>
@@ -9573,6 +9611,17 @@
         </w:rPr>
         <w:t>Standardi põhiprintsiibid hõlmavad:</w:t>
       </w:r>
+    </w:p>
+    <w:p>
+      <w:pPr>
+        <w:spacing w:line="240" w:lineRule="auto"/>
+        <w:rPr>
+          <w:rFonts w:ascii="Cambria" w:hAnsi="Cambria"/>
+          <w:sz w:val="24"/>
+          <w:szCs w:val="24"/>
+          <w:lang w:val="ru-RU"/>
+        </w:rPr>
+      </w:pPr>
     </w:p>
     <w:p>
       <w:pPr>
@@ -9597,7 +9646,6 @@
           <w:szCs w:val="24"/>
           <w:lang w:val="en-GB"/>
         </w:rPr>
-        <w:lastRenderedPageBreak/>
         <w:t>Teadmiste väärtustamine</w:t>
       </w:r>
       <w:r>
@@ -10253,6 +10301,7 @@
           <w:szCs w:val="24"/>
           <w:lang w:val="en-GB"/>
         </w:rPr>
+        <w:lastRenderedPageBreak/>
         <w:t>Tõhusam otsustusprotsess</w:t>
       </w:r>
       <w:r>
@@ -10332,7 +10381,7 @@
           <w:szCs w:val="24"/>
           <w:lang w:val="en-GB"/>
         </w:rPr>
-        <w:t xml:space="preserve"> – dokumenteeritud ja struktureeritud teadmised vähendavad kriitilise teabe kadumise riski töötajate lahkumisel.</w:t>
+        <w:t xml:space="preserve"> – dokumenteeritud ja struktureeritud teadmised vähendvad kriitilise teabe kadumise riski töötajate lahkumisel.</w:t>
       </w:r>
     </w:p>
     <w:p>
@@ -10347,19 +10396,22 @@
       <w:tblPr>
         <w:tblStyle w:val="TableGrid"/>
         <w:tblW w:w="0" w:type="auto"/>
+        <w:jc w:val="center"/>
         <w:tblLook w:val="04A0" w:firstRow="1" w:lastRow="0" w:firstColumn="1" w:lastColumn="0" w:noHBand="0" w:noVBand="1"/>
       </w:tblPr>
       <w:tblGrid>
-        <w:gridCol w:w="1223"/>
-        <w:gridCol w:w="1969"/>
-        <w:gridCol w:w="2218"/>
-        <w:gridCol w:w="1286"/>
-        <w:gridCol w:w="2082"/>
+        <w:gridCol w:w="1088"/>
+        <w:gridCol w:w="1764"/>
+        <w:gridCol w:w="1981"/>
+        <w:gridCol w:w="1922"/>
       </w:tblGrid>
       <w:tr>
+        <w:trPr>
+          <w:jc w:val="center"/>
+        </w:trPr>
         <w:tc>
           <w:tcPr>
-            <w:tcW w:w="1223" w:type="dxa"/>
+            <w:tcW w:w="1088" w:type="dxa"/>
           </w:tcPr>
           <w:p>
             <w:pPr>
@@ -10367,6 +10419,7 @@
                 <w:tab w:val="clear" w:pos="6237"/>
               </w:tabs>
               <w:spacing w:line="240" w:lineRule="auto"/>
+              <w:jc w:val="center"/>
               <w:rPr>
                 <w:rFonts w:ascii="Cambria" w:hAnsi="Cambria"/>
                 <w:b/>
@@ -10383,6 +10436,8 @@
           </w:p>
           <w:p>
             <w:pPr>
+              <w:spacing w:line="240" w:lineRule="auto"/>
+              <w:jc w:val="center"/>
               <w:rPr>
                 <w:rFonts w:ascii="Cambria" w:hAnsi="Cambria"/>
                 <w:lang w:val="ru-RU"/>
@@ -10392,7 +10447,7 @@
         </w:tc>
         <w:tc>
           <w:tcPr>
-            <w:tcW w:w="1969" w:type="dxa"/>
+            <w:tcW w:w="1764" w:type="dxa"/>
           </w:tcPr>
           <w:p>
             <w:pPr>
@@ -10400,6 +10455,7 @@
                 <w:tab w:val="clear" w:pos="6237"/>
               </w:tabs>
               <w:spacing w:line="240" w:lineRule="auto"/>
+              <w:jc w:val="center"/>
               <w:rPr>
                 <w:rFonts w:ascii="Cambria" w:hAnsi="Cambria"/>
                 <w:b/>
@@ -10416,6 +10472,8 @@
           </w:p>
           <w:p>
             <w:pPr>
+              <w:spacing w:line="240" w:lineRule="auto"/>
+              <w:jc w:val="center"/>
               <w:rPr>
                 <w:rFonts w:ascii="Cambria" w:hAnsi="Cambria"/>
                 <w:lang w:val="ru-RU"/>
@@ -10425,7 +10483,7 @@
         </w:tc>
         <w:tc>
           <w:tcPr>
-            <w:tcW w:w="2218" w:type="dxa"/>
+            <w:tcW w:w="1981" w:type="dxa"/>
           </w:tcPr>
           <w:p>
             <w:pPr>
@@ -10433,6 +10491,7 @@
                 <w:tab w:val="clear" w:pos="6237"/>
               </w:tabs>
               <w:spacing w:line="240" w:lineRule="auto"/>
+              <w:jc w:val="center"/>
               <w:rPr>
                 <w:rFonts w:ascii="Cambria" w:hAnsi="Cambria"/>
                 <w:b/>
@@ -10444,11 +10503,13 @@
                 <w:rStyle w:val="Strong"/>
                 <w:rFonts w:ascii="Cambria" w:hAnsi="Cambria"/>
               </w:rPr>
-              <w:t>Põhimõtted</w:t>
+              <w:t>Peamised nõuded</w:t>
             </w:r>
           </w:p>
           <w:p>
             <w:pPr>
+              <w:spacing w:line="240" w:lineRule="auto"/>
+              <w:jc w:val="center"/>
               <w:rPr>
                 <w:rFonts w:ascii="Cambria" w:hAnsi="Cambria"/>
                 <w:lang w:val="ru-RU"/>
@@ -10458,7 +10519,7 @@
         </w:tc>
         <w:tc>
           <w:tcPr>
-            <w:tcW w:w="1286" w:type="dxa"/>
+            <w:tcW w:w="1922" w:type="dxa"/>
           </w:tcPr>
           <w:p>
             <w:pPr>
@@ -10466,6 +10527,7 @@
                 <w:tab w:val="clear" w:pos="6237"/>
               </w:tabs>
               <w:spacing w:line="240" w:lineRule="auto"/>
+              <w:jc w:val="center"/>
               <w:rPr>
                 <w:rFonts w:ascii="Cambria" w:hAnsi="Cambria"/>
                 <w:b/>
@@ -10477,44 +10539,13 @@
                 <w:rStyle w:val="Strong"/>
                 <w:rFonts w:ascii="Cambria" w:hAnsi="Cambria"/>
               </w:rPr>
-              <w:t>Peamised nõuded</w:t>
+              <w:t>Rakendusalad</w:t>
             </w:r>
           </w:p>
           <w:p>
             <w:pPr>
-              <w:rPr>
-                <w:rFonts w:ascii="Cambria" w:hAnsi="Cambria"/>
-                <w:lang w:val="ru-RU"/>
-              </w:rPr>
-            </w:pPr>
-          </w:p>
-        </w:tc>
-        <w:tc>
-          <w:tcPr>
-            <w:tcW w:w="2082" w:type="dxa"/>
-          </w:tcPr>
-          <w:p>
-            <w:pPr>
-              <w:tabs>
-                <w:tab w:val="clear" w:pos="6237"/>
-              </w:tabs>
               <w:spacing w:line="240" w:lineRule="auto"/>
-              <w:rPr>
-                <w:rFonts w:ascii="Cambria" w:hAnsi="Cambria"/>
-                <w:b/>
-                <w:bCs/>
-              </w:rPr>
-            </w:pPr>
-            <w:r>
-              <w:rPr>
-                <w:rStyle w:val="Strong"/>
-                <w:rFonts w:ascii="Cambria" w:hAnsi="Cambria"/>
-              </w:rPr>
-              <w:t>Rakendusalad</w:t>
-            </w:r>
-          </w:p>
-          <w:p>
-            <w:pPr>
+              <w:jc w:val="center"/>
               <w:rPr>
                 <w:rFonts w:ascii="Cambria" w:hAnsi="Cambria"/>
                 <w:lang w:val="ru-RU"/>
@@ -10524,9 +10555,12 @@
         </w:tc>
       </w:tr>
       <w:tr>
+        <w:trPr>
+          <w:jc w:val="center"/>
+        </w:trPr>
         <w:tc>
           <w:tcPr>
-            <w:tcW w:w="1223" w:type="dxa"/>
+            <w:tcW w:w="1088" w:type="dxa"/>
             <w:vMerge w:val="restart"/>
           </w:tcPr>
           <w:p>
@@ -10535,6 +10569,7 @@
                 <w:tab w:val="clear" w:pos="6237"/>
               </w:tabs>
               <w:spacing w:line="240" w:lineRule="auto"/>
+              <w:jc w:val="center"/>
               <w:rPr>
                 <w:rFonts w:ascii="Cambria" w:hAnsi="Cambria"/>
                 <w:lang w:val="ru-RU"/>
@@ -10551,7 +10586,7 @@
         </w:tc>
         <w:tc>
           <w:tcPr>
-            <w:tcW w:w="1969" w:type="dxa"/>
+            <w:tcW w:w="1764" w:type="dxa"/>
             <w:vMerge w:val="restart"/>
           </w:tcPr>
           <w:p>
@@ -10560,6 +10595,7 @@
                 <w:tab w:val="clear" w:pos="6237"/>
               </w:tabs>
               <w:spacing w:line="240" w:lineRule="auto"/>
+              <w:jc w:val="center"/>
               <w:rPr>
                 <w:rFonts w:ascii="Cambria" w:hAnsi="Cambria"/>
               </w:rPr>
@@ -10573,6 +10609,8 @@
           </w:p>
           <w:p>
             <w:pPr>
+              <w:spacing w:line="240" w:lineRule="auto"/>
+              <w:jc w:val="center"/>
               <w:rPr>
                 <w:rFonts w:ascii="Cambria" w:hAnsi="Cambria"/>
               </w:rPr>
@@ -10581,33 +10619,28 @@
         </w:tc>
         <w:tc>
           <w:tcPr>
-            <w:tcW w:w="2218" w:type="dxa"/>
+            <w:tcW w:w="1981" w:type="dxa"/>
           </w:tcPr>
           <w:p>
             <w:pPr>
+              <w:spacing w:line="240" w:lineRule="auto"/>
+              <w:jc w:val="center"/>
               <w:rPr>
                 <w:rFonts w:ascii="Cambria" w:hAnsi="Cambria"/>
                 <w:lang w:val="en-GB"/>
               </w:rPr>
             </w:pPr>
+            <w:r>
+              <w:rPr>
+                <w:rFonts w:ascii="Cambria" w:hAnsi="Cambria"/>
+              </w:rPr>
+              <w:t>Süstemaatiline teadmiste haldamine ja dokumenteerimine</w:t>
+            </w:r>
           </w:p>
         </w:tc>
         <w:tc>
           <w:tcPr>
-            <w:tcW w:w="1286" w:type="dxa"/>
-          </w:tcPr>
-          <w:p>
-            <w:pPr>
-              <w:rPr>
-                <w:rFonts w:ascii="Cambria" w:hAnsi="Cambria"/>
-                <w:lang w:val="en-GB"/>
-              </w:rPr>
-            </w:pPr>
-          </w:p>
-        </w:tc>
-        <w:tc>
-          <w:tcPr>
-            <w:tcW w:w="2082" w:type="dxa"/>
+            <w:tcW w:w="1922" w:type="dxa"/>
           </w:tcPr>
           <w:p>
             <w:pPr>
@@ -10615,6 +10648,7 @@
                 <w:tab w:val="clear" w:pos="6237"/>
               </w:tabs>
               <w:spacing w:line="240" w:lineRule="auto"/>
+              <w:jc w:val="center"/>
               <w:rPr>
                 <w:rFonts w:ascii="Cambria" w:hAnsi="Cambria"/>
               </w:rPr>
@@ -10623,11 +10657,13 @@
               <w:rPr>
                 <w:rFonts w:ascii="Cambria" w:hAnsi="Cambria"/>
               </w:rPr>
-              <w:t xml:space="preserve">Õppekorralduse ja kvaliteedijuhtimise parendamine. </w:t>
+              <w:t>Õppekorralduse ja kvaliteedijuhtimise parendamine.</w:t>
             </w:r>
           </w:p>
           <w:p>
             <w:pPr>
+              <w:spacing w:line="240" w:lineRule="auto"/>
+              <w:jc w:val="center"/>
               <w:rPr>
                 <w:rFonts w:ascii="Cambria" w:hAnsi="Cambria"/>
                 <w:lang w:val="en-GB"/>
@@ -10637,13 +10673,18 @@
         </w:tc>
       </w:tr>
       <w:tr>
+        <w:trPr>
+          <w:jc w:val="center"/>
+        </w:trPr>
         <w:tc>
           <w:tcPr>
-            <w:tcW w:w="1223" w:type="dxa"/>
+            <w:tcW w:w="1088" w:type="dxa"/>
             <w:vMerge/>
           </w:tcPr>
           <w:p>
             <w:pPr>
+              <w:spacing w:line="240" w:lineRule="auto"/>
+              <w:jc w:val="center"/>
               <w:rPr>
                 <w:rFonts w:ascii="Cambria" w:hAnsi="Cambria"/>
                 <w:lang w:val="en-GB"/>
@@ -10653,11 +10694,13 @@
         </w:tc>
         <w:tc>
           <w:tcPr>
-            <w:tcW w:w="1969" w:type="dxa"/>
+            <w:tcW w:w="1764" w:type="dxa"/>
             <w:vMerge/>
           </w:tcPr>
           <w:p>
             <w:pPr>
+              <w:spacing w:line="240" w:lineRule="auto"/>
+              <w:jc w:val="center"/>
               <w:rPr>
                 <w:rFonts w:ascii="Cambria" w:hAnsi="Cambria"/>
                 <w:lang w:val="en-GB"/>
@@ -10667,33 +10710,28 @@
         </w:tc>
         <w:tc>
           <w:tcPr>
-            <w:tcW w:w="2218" w:type="dxa"/>
+            <w:tcW w:w="1981" w:type="dxa"/>
           </w:tcPr>
           <w:p>
             <w:pPr>
+              <w:spacing w:line="240" w:lineRule="auto"/>
+              <w:jc w:val="center"/>
               <w:rPr>
                 <w:rFonts w:ascii="Cambria" w:hAnsi="Cambria"/>
                 <w:lang w:val="en-GB"/>
               </w:rPr>
             </w:pPr>
+            <w:r>
+              <w:rPr>
+                <w:rFonts w:ascii="Cambria" w:hAnsi="Cambria"/>
+              </w:rPr>
+              <w:t>Juurdepääs ja teadmiste kättesaadavuse tagamine</w:t>
+            </w:r>
           </w:p>
         </w:tc>
         <w:tc>
           <w:tcPr>
-            <w:tcW w:w="1286" w:type="dxa"/>
-          </w:tcPr>
-          <w:p>
-            <w:pPr>
-              <w:rPr>
-                <w:rFonts w:ascii="Cambria" w:hAnsi="Cambria"/>
-                <w:lang w:val="en-GB"/>
-              </w:rPr>
-            </w:pPr>
-          </w:p>
-        </w:tc>
-        <w:tc>
-          <w:tcPr>
-            <w:tcW w:w="2082" w:type="dxa"/>
+            <w:tcW w:w="1922" w:type="dxa"/>
           </w:tcPr>
           <w:p>
             <w:pPr>
@@ -10701,6 +10739,7 @@
                 <w:tab w:val="clear" w:pos="6237"/>
               </w:tabs>
               <w:spacing w:line="240" w:lineRule="auto"/>
+              <w:jc w:val="center"/>
               <w:rPr>
                 <w:rFonts w:ascii="Cambria" w:hAnsi="Cambria"/>
               </w:rPr>
@@ -10714,6 +10753,8 @@
           </w:p>
           <w:p>
             <w:pPr>
+              <w:spacing w:line="240" w:lineRule="auto"/>
+              <w:jc w:val="center"/>
               <w:rPr>
                 <w:rFonts w:ascii="Cambria" w:hAnsi="Cambria"/>
                 <w:lang w:val="en-GB"/>
@@ -10723,13 +10764,18 @@
         </w:tc>
       </w:tr>
       <w:tr>
+        <w:trPr>
+          <w:jc w:val="center"/>
+        </w:trPr>
         <w:tc>
           <w:tcPr>
-            <w:tcW w:w="1223" w:type="dxa"/>
+            <w:tcW w:w="1088" w:type="dxa"/>
             <w:vMerge/>
           </w:tcPr>
           <w:p>
             <w:pPr>
+              <w:spacing w:line="240" w:lineRule="auto"/>
+              <w:jc w:val="center"/>
               <w:rPr>
                 <w:rFonts w:ascii="Cambria" w:hAnsi="Cambria"/>
                 <w:lang w:val="en-GB"/>
@@ -10739,11 +10785,13 @@
         </w:tc>
         <w:tc>
           <w:tcPr>
-            <w:tcW w:w="1969" w:type="dxa"/>
+            <w:tcW w:w="1764" w:type="dxa"/>
             <w:vMerge/>
           </w:tcPr>
           <w:p>
             <w:pPr>
+              <w:spacing w:line="240" w:lineRule="auto"/>
+              <w:jc w:val="center"/>
               <w:rPr>
                 <w:rFonts w:ascii="Cambria" w:hAnsi="Cambria"/>
                 <w:lang w:val="en-GB"/>
@@ -10753,33 +10801,28 @@
         </w:tc>
         <w:tc>
           <w:tcPr>
-            <w:tcW w:w="2218" w:type="dxa"/>
+            <w:tcW w:w="1981" w:type="dxa"/>
           </w:tcPr>
           <w:p>
             <w:pPr>
+              <w:spacing w:line="240" w:lineRule="auto"/>
+              <w:jc w:val="center"/>
               <w:rPr>
                 <w:rFonts w:ascii="Cambria" w:hAnsi="Cambria"/>
                 <w:lang w:val="en-GB"/>
               </w:rPr>
             </w:pPr>
+            <w:r>
+              <w:rPr>
+                <w:rFonts w:ascii="Cambria" w:hAnsi="Cambria"/>
+              </w:rPr>
+              <w:t>Pidev täiustamine ja organisatsiooni õppimisvõimekuse arendamine</w:t>
+            </w:r>
           </w:p>
         </w:tc>
         <w:tc>
           <w:tcPr>
-            <w:tcW w:w="1286" w:type="dxa"/>
-          </w:tcPr>
-          <w:p>
-            <w:pPr>
-              <w:rPr>
-                <w:rFonts w:ascii="Cambria" w:hAnsi="Cambria"/>
-                <w:lang w:val="en-GB"/>
-              </w:rPr>
-            </w:pPr>
-          </w:p>
-        </w:tc>
-        <w:tc>
-          <w:tcPr>
-            <w:tcW w:w="2082" w:type="dxa"/>
+            <w:tcW w:w="1922" w:type="dxa"/>
           </w:tcPr>
           <w:p>
             <w:pPr>
@@ -10787,6 +10830,7 @@
                 <w:tab w:val="clear" w:pos="6237"/>
               </w:tabs>
               <w:spacing w:line="240" w:lineRule="auto"/>
+              <w:jc w:val="center"/>
               <w:rPr>
                 <w:rFonts w:ascii="Cambria" w:hAnsi="Cambria"/>
               </w:rPr>
@@ -10800,6 +10844,8 @@
           </w:p>
           <w:p>
             <w:pPr>
+              <w:spacing w:line="240" w:lineRule="auto"/>
+              <w:jc w:val="center"/>
               <w:rPr>
                 <w:rFonts w:ascii="Cambria" w:hAnsi="Cambria"/>
                 <w:lang w:val="en-GB"/>
@@ -10809,76 +10855,12 @@
         </w:tc>
       </w:tr>
       <w:tr>
+        <w:trPr>
+          <w:jc w:val="center"/>
+        </w:trPr>
         <w:tc>
           <w:tcPr>
-            <w:tcW w:w="1223" w:type="dxa"/>
-          </w:tcPr>
-          <w:p>
-            <w:pPr>
-              <w:rPr>
-                <w:rFonts w:ascii="Cambria" w:hAnsi="Cambria"/>
-                <w:lang w:val="en-GB"/>
-              </w:rPr>
-            </w:pPr>
-          </w:p>
-        </w:tc>
-        <w:tc>
-          <w:tcPr>
-            <w:tcW w:w="1969" w:type="dxa"/>
-          </w:tcPr>
-          <w:p>
-            <w:pPr>
-              <w:rPr>
-                <w:rFonts w:ascii="Cambria" w:hAnsi="Cambria"/>
-                <w:lang w:val="en-GB"/>
-              </w:rPr>
-            </w:pPr>
-          </w:p>
-        </w:tc>
-        <w:tc>
-          <w:tcPr>
-            <w:tcW w:w="2218" w:type="dxa"/>
-          </w:tcPr>
-          <w:p>
-            <w:pPr>
-              <w:rPr>
-                <w:rFonts w:ascii="Cambria" w:hAnsi="Cambria"/>
-                <w:lang w:val="en-GB"/>
-              </w:rPr>
-            </w:pPr>
-          </w:p>
-        </w:tc>
-        <w:tc>
-          <w:tcPr>
-            <w:tcW w:w="1286" w:type="dxa"/>
-          </w:tcPr>
-          <w:p>
-            <w:pPr>
-              <w:rPr>
-                <w:rFonts w:ascii="Cambria" w:hAnsi="Cambria"/>
-                <w:lang w:val="en-GB"/>
-              </w:rPr>
-            </w:pPr>
-          </w:p>
-        </w:tc>
-        <w:tc>
-          <w:tcPr>
-            <w:tcW w:w="2082" w:type="dxa"/>
-          </w:tcPr>
-          <w:p>
-            <w:pPr>
-              <w:rPr>
-                <w:rFonts w:ascii="Cambria" w:hAnsi="Cambria"/>
-                <w:lang w:val="en-GB"/>
-              </w:rPr>
-            </w:pPr>
-          </w:p>
-        </w:tc>
-      </w:tr>
-      <w:tr>
-        <w:tc>
-          <w:tcPr>
-            <w:tcW w:w="1223" w:type="dxa"/>
+            <w:tcW w:w="1088" w:type="dxa"/>
             <w:vMerge w:val="restart"/>
           </w:tcPr>
           <w:p>
@@ -10887,6 +10869,7 @@
                 <w:tab w:val="clear" w:pos="6237"/>
               </w:tabs>
               <w:spacing w:line="240" w:lineRule="auto"/>
+              <w:jc w:val="center"/>
               <w:rPr>
                 <w:rFonts w:ascii="Cambria" w:hAnsi="Cambria"/>
               </w:rPr>
@@ -10901,6 +10884,8 @@
           </w:p>
           <w:p>
             <w:pPr>
+              <w:spacing w:line="240" w:lineRule="auto"/>
+              <w:jc w:val="center"/>
               <w:rPr>
                 <w:rFonts w:ascii="Cambria" w:hAnsi="Cambria"/>
                 <w:lang w:val="en-GB"/>
@@ -10910,7 +10895,7 @@
         </w:tc>
         <w:tc>
           <w:tcPr>
-            <w:tcW w:w="1969" w:type="dxa"/>
+            <w:tcW w:w="1764" w:type="dxa"/>
             <w:vMerge w:val="restart"/>
           </w:tcPr>
           <w:p>
@@ -10919,6 +10904,7 @@
                 <w:tab w:val="clear" w:pos="6237"/>
               </w:tabs>
               <w:spacing w:line="240" w:lineRule="auto"/>
+              <w:jc w:val="center"/>
               <w:rPr>
                 <w:rFonts w:ascii="Cambria" w:hAnsi="Cambria"/>
               </w:rPr>
@@ -10932,6 +10918,8 @@
           </w:p>
           <w:p>
             <w:pPr>
+              <w:spacing w:line="240" w:lineRule="auto"/>
+              <w:jc w:val="center"/>
               <w:rPr>
                 <w:rFonts w:ascii="Cambria" w:hAnsi="Cambria"/>
               </w:rPr>
@@ -10940,7 +10928,28 @@
         </w:tc>
         <w:tc>
           <w:tcPr>
-            <w:tcW w:w="2218" w:type="dxa"/>
+            <w:tcW w:w="1981" w:type="dxa"/>
+          </w:tcPr>
+          <w:p>
+            <w:pPr>
+              <w:spacing w:line="240" w:lineRule="auto"/>
+              <w:jc w:val="center"/>
+              <w:rPr>
+                <w:rFonts w:ascii="Cambria" w:hAnsi="Cambria"/>
+                <w:lang w:val="en-GB"/>
+              </w:rPr>
+            </w:pPr>
+            <w:r>
+              <w:rPr>
+                <w:rFonts w:ascii="Cambria" w:hAnsi="Cambria"/>
+              </w:rPr>
+              <w:t>Infoturberiskide tuvastamine ja maandamine</w:t>
+            </w:r>
+          </w:p>
+        </w:tc>
+        <w:tc>
+          <w:tcPr>
+            <w:tcW w:w="1922" w:type="dxa"/>
           </w:tcPr>
           <w:p>
             <w:pPr>
@@ -10948,19 +10957,34 @@
                 <w:tab w:val="clear" w:pos="6237"/>
               </w:tabs>
               <w:spacing w:line="240" w:lineRule="auto"/>
+              <w:jc w:val="center"/>
               <w:rPr>
                 <w:rFonts w:ascii="Cambria" w:hAnsi="Cambria"/>
+                <w:lang w:val="ru-RU"/>
               </w:rPr>
             </w:pPr>
             <w:r>
               <w:rPr>
                 <w:rFonts w:ascii="Cambria" w:hAnsi="Cambria"/>
               </w:rPr>
-              <w:t>Riskijuhtimine ja infoturbe meetmed.</w:t>
+              <w:t>IT-süsteemide turvalisuse parendamine.</w:t>
             </w:r>
           </w:p>
+        </w:tc>
+      </w:tr>
+      <w:tr>
+        <w:trPr>
+          <w:jc w:val="center"/>
+        </w:trPr>
+        <w:tc>
+          <w:tcPr>
+            <w:tcW w:w="1088" w:type="dxa"/>
+            <w:vMerge/>
+          </w:tcPr>
           <w:p>
             <w:pPr>
+              <w:spacing w:line="240" w:lineRule="auto"/>
+              <w:jc w:val="center"/>
               <w:rPr>
                 <w:rFonts w:ascii="Cambria" w:hAnsi="Cambria"/>
                 <w:lang w:val="en-GB"/>
@@ -10970,10 +10994,13 @@
         </w:tc>
         <w:tc>
           <w:tcPr>
-            <w:tcW w:w="1286" w:type="dxa"/>
+            <w:tcW w:w="1764" w:type="dxa"/>
+            <w:vMerge/>
           </w:tcPr>
           <w:p>
             <w:pPr>
+              <w:spacing w:line="240" w:lineRule="auto"/>
+              <w:jc w:val="center"/>
               <w:rPr>
                 <w:rFonts w:ascii="Cambria" w:hAnsi="Cambria"/>
                 <w:lang w:val="en-GB"/>
@@ -10983,50 +11010,28 @@
         </w:tc>
         <w:tc>
           <w:tcPr>
-            <w:tcW w:w="2082" w:type="dxa"/>
+            <w:tcW w:w="1981" w:type="dxa"/>
           </w:tcPr>
           <w:p>
             <w:pPr>
+              <w:spacing w:line="240" w:lineRule="auto"/>
+              <w:jc w:val="center"/>
               <w:rPr>
                 <w:rFonts w:ascii="Cambria" w:hAnsi="Cambria"/>
                 <w:lang w:val="en-GB"/>
               </w:rPr>
             </w:pPr>
-          </w:p>
-        </w:tc>
-      </w:tr>
-      <w:tr>
-        <w:tc>
-          <w:tcPr>
-            <w:tcW w:w="1223" w:type="dxa"/>
-            <w:vMerge/>
-          </w:tcPr>
-          <w:p>
-            <w:pPr>
+            <w:r>
               <w:rPr>
                 <w:rFonts w:ascii="Cambria" w:hAnsi="Cambria"/>
-                <w:lang w:val="en-GB"/>
-              </w:rPr>
-            </w:pPr>
+              </w:rPr>
+              <w:t>Juurdepääsukontroll ja andmete konfidentsiaalsuse tagamine</w:t>
+            </w:r>
           </w:p>
         </w:tc>
         <w:tc>
           <w:tcPr>
-            <w:tcW w:w="1969" w:type="dxa"/>
-            <w:vMerge/>
-          </w:tcPr>
-          <w:p>
-            <w:pPr>
-              <w:rPr>
-                <w:rFonts w:ascii="Cambria" w:hAnsi="Cambria"/>
-                <w:lang w:val="en-GB"/>
-              </w:rPr>
-            </w:pPr>
-          </w:p>
-        </w:tc>
-        <w:tc>
-          <w:tcPr>
-            <w:tcW w:w="2218" w:type="dxa"/>
+            <w:tcW w:w="1922" w:type="dxa"/>
           </w:tcPr>
           <w:p>
             <w:pPr>
@@ -11034,6 +11039,7 @@
                 <w:tab w:val="clear" w:pos="6237"/>
               </w:tabs>
               <w:spacing w:line="240" w:lineRule="auto"/>
+              <w:jc w:val="center"/>
               <w:rPr>
                 <w:rFonts w:ascii="Cambria" w:hAnsi="Cambria"/>
               </w:rPr>
@@ -11042,11 +11048,35 @@
               <w:rPr>
                 <w:rFonts w:ascii="Cambria" w:hAnsi="Cambria"/>
               </w:rPr>
-              <w:t>Juurdepääsukontroll ja tundlike andmete kaitse</w:t>
+              <w:t>Isikuandmete kaitse (GDPR).</w:t>
             </w:r>
           </w:p>
           <w:p>
             <w:pPr>
+              <w:spacing w:line="240" w:lineRule="auto"/>
+              <w:jc w:val="center"/>
+              <w:rPr>
+                <w:rFonts w:ascii="Cambria" w:hAnsi="Cambria"/>
+                <w:lang w:val="en-GB"/>
+              </w:rPr>
+            </w:pPr>
+          </w:p>
+        </w:tc>
+      </w:tr>
+      <w:tr>
+        <w:trPr>
+          <w:trHeight w:val="1407"/>
+          <w:jc w:val="center"/>
+        </w:trPr>
+        <w:tc>
+          <w:tcPr>
+            <w:tcW w:w="1088" w:type="dxa"/>
+            <w:vMerge/>
+          </w:tcPr>
+          <w:p>
+            <w:pPr>
+              <w:spacing w:line="240" w:lineRule="auto"/>
+              <w:jc w:val="center"/>
               <w:rPr>
                 <w:rFonts w:ascii="Cambria" w:hAnsi="Cambria"/>
                 <w:lang w:val="en-GB"/>
@@ -11056,10 +11086,13 @@
         </w:tc>
         <w:tc>
           <w:tcPr>
-            <w:tcW w:w="1286" w:type="dxa"/>
+            <w:tcW w:w="1764" w:type="dxa"/>
+            <w:vMerge/>
           </w:tcPr>
           <w:p>
             <w:pPr>
+              <w:spacing w:line="240" w:lineRule="auto"/>
+              <w:jc w:val="center"/>
               <w:rPr>
                 <w:rFonts w:ascii="Cambria" w:hAnsi="Cambria"/>
                 <w:lang w:val="en-GB"/>
@@ -11069,7 +11102,28 @@
         </w:tc>
         <w:tc>
           <w:tcPr>
-            <w:tcW w:w="2082" w:type="dxa"/>
+            <w:tcW w:w="1981" w:type="dxa"/>
+          </w:tcPr>
+          <w:p>
+            <w:pPr>
+              <w:spacing w:line="240" w:lineRule="auto"/>
+              <w:jc w:val="center"/>
+              <w:rPr>
+                <w:rFonts w:ascii="Cambria" w:hAnsi="Cambria"/>
+                <w:lang w:val="en-GB"/>
+              </w:rPr>
+            </w:pPr>
+            <w:r>
+              <w:rPr>
+                <w:rFonts w:ascii="Cambria" w:hAnsi="Cambria"/>
+              </w:rPr>
+              <w:t>Pidev turvameetmete jälgimine ja täiustamine</w:t>
+            </w:r>
+          </w:p>
+        </w:tc>
+        <w:tc>
+          <w:tcPr>
+            <w:tcW w:w="1922" w:type="dxa"/>
           </w:tcPr>
           <w:p>
             <w:pPr>
@@ -11077,6 +11131,7 @@
                 <w:tab w:val="clear" w:pos="6237"/>
               </w:tabs>
               <w:spacing w:line="240" w:lineRule="auto"/>
+              <w:jc w:val="center"/>
               <w:rPr>
                 <w:rFonts w:ascii="Cambria" w:hAnsi="Cambria"/>
               </w:rPr>
@@ -11085,11 +11140,13 @@
               <w:rPr>
                 <w:rFonts w:ascii="Cambria" w:hAnsi="Cambria"/>
               </w:rPr>
-              <w:t>Isikuandmete kaitse (GDPR).</w:t>
+              <w:t>Küberkaitse haridusasutustes.</w:t>
             </w:r>
           </w:p>
           <w:p>
             <w:pPr>
+              <w:spacing w:line="240" w:lineRule="auto"/>
+              <w:jc w:val="center"/>
               <w:rPr>
                 <w:rFonts w:ascii="Cambria" w:hAnsi="Cambria"/>
                 <w:lang w:val="en-GB"/>
@@ -11099,282 +11156,12 @@
         </w:tc>
       </w:tr>
       <w:tr>
+        <w:trPr>
+          <w:jc w:val="center"/>
+        </w:trPr>
         <w:tc>
           <w:tcPr>
-            <w:tcW w:w="1223" w:type="dxa"/>
-            <w:vMerge/>
-          </w:tcPr>
-          <w:p>
-            <w:pPr>
-              <w:rPr>
-                <w:rFonts w:ascii="Cambria" w:hAnsi="Cambria"/>
-                <w:lang w:val="en-GB"/>
-              </w:rPr>
-            </w:pPr>
-          </w:p>
-        </w:tc>
-        <w:tc>
-          <w:tcPr>
-            <w:tcW w:w="1969" w:type="dxa"/>
-            <w:vMerge/>
-          </w:tcPr>
-          <w:p>
-            <w:pPr>
-              <w:rPr>
-                <w:rFonts w:ascii="Cambria" w:hAnsi="Cambria"/>
-                <w:lang w:val="en-GB"/>
-              </w:rPr>
-            </w:pPr>
-          </w:p>
-        </w:tc>
-        <w:tc>
-          <w:tcPr>
-            <w:tcW w:w="2218" w:type="dxa"/>
-          </w:tcPr>
-          <w:p>
-            <w:pPr>
-              <w:tabs>
-                <w:tab w:val="clear" w:pos="6237"/>
-              </w:tabs>
-              <w:spacing w:line="240" w:lineRule="auto"/>
-              <w:rPr>
-                <w:rFonts w:ascii="Cambria" w:hAnsi="Cambria"/>
-              </w:rPr>
-            </w:pPr>
-            <w:r>
-              <w:rPr>
-                <w:rFonts w:ascii="Cambria" w:hAnsi="Cambria"/>
-              </w:rPr>
-              <w:t>Juurdepääsukontroll ja tundlike andmet</w:t>
-            </w:r>
-          </w:p>
-          <w:p>
-            <w:pPr>
-              <w:rPr>
-                <w:rFonts w:ascii="Cambria" w:hAnsi="Cambria"/>
-                <w:lang w:val="en-GB"/>
-              </w:rPr>
-            </w:pPr>
-          </w:p>
-        </w:tc>
-        <w:tc>
-          <w:tcPr>
-            <w:tcW w:w="1286" w:type="dxa"/>
-          </w:tcPr>
-          <w:p>
-            <w:pPr>
-              <w:rPr>
-                <w:rFonts w:ascii="Cambria" w:hAnsi="Cambria"/>
-                <w:lang w:val="en-GB"/>
-              </w:rPr>
-            </w:pPr>
-          </w:p>
-        </w:tc>
-        <w:tc>
-          <w:tcPr>
-            <w:tcW w:w="2082" w:type="dxa"/>
-          </w:tcPr>
-          <w:p>
-            <w:pPr>
-              <w:tabs>
-                <w:tab w:val="clear" w:pos="6237"/>
-              </w:tabs>
-              <w:spacing w:line="240" w:lineRule="auto"/>
-              <w:rPr>
-                <w:rFonts w:ascii="Cambria" w:hAnsi="Cambria"/>
-              </w:rPr>
-            </w:pPr>
-            <w:r>
-              <w:rPr>
-                <w:rFonts w:ascii="Cambria" w:hAnsi="Cambria"/>
-              </w:rPr>
-              <w:t>Küberkaitse haridusasutustes.</w:t>
-            </w:r>
-          </w:p>
-          <w:p>
-            <w:pPr>
-              <w:rPr>
-                <w:rFonts w:ascii="Cambria" w:hAnsi="Cambria"/>
-                <w:lang w:val="en-GB"/>
-              </w:rPr>
-            </w:pPr>
-          </w:p>
-        </w:tc>
-      </w:tr>
-      <w:tr>
-        <w:tc>
-          <w:tcPr>
-            <w:tcW w:w="1223" w:type="dxa"/>
-            <w:vMerge/>
-          </w:tcPr>
-          <w:p>
-            <w:pPr>
-              <w:rPr>
-                <w:rFonts w:ascii="Cambria" w:hAnsi="Cambria"/>
-                <w:lang w:val="en-GB"/>
-              </w:rPr>
-            </w:pPr>
-          </w:p>
-        </w:tc>
-        <w:tc>
-          <w:tcPr>
-            <w:tcW w:w="1969" w:type="dxa"/>
-            <w:vMerge/>
-          </w:tcPr>
-          <w:p>
-            <w:pPr>
-              <w:rPr>
-                <w:rFonts w:ascii="Cambria" w:hAnsi="Cambria"/>
-                <w:lang w:val="en-GB"/>
-              </w:rPr>
-            </w:pPr>
-          </w:p>
-        </w:tc>
-        <w:tc>
-          <w:tcPr>
-            <w:tcW w:w="2218" w:type="dxa"/>
-          </w:tcPr>
-          <w:p>
-            <w:pPr>
-              <w:tabs>
-                <w:tab w:val="clear" w:pos="6237"/>
-              </w:tabs>
-              <w:spacing w:line="240" w:lineRule="auto"/>
-              <w:rPr>
-                <w:rFonts w:ascii="Cambria" w:hAnsi="Cambria"/>
-              </w:rPr>
-            </w:pPr>
-            <w:r>
-              <w:rPr>
-                <w:rFonts w:ascii="Cambria" w:hAnsi="Cambria"/>
-              </w:rPr>
-              <w:t>Pidev turvaprotseduuride täiustamine.</w:t>
-            </w:r>
-          </w:p>
-          <w:p>
-            <w:pPr>
-              <w:rPr>
-                <w:rFonts w:ascii="Cambria" w:hAnsi="Cambria"/>
-                <w:lang w:val="en-GB"/>
-              </w:rPr>
-            </w:pPr>
-          </w:p>
-        </w:tc>
-        <w:tc>
-          <w:tcPr>
-            <w:tcW w:w="1286" w:type="dxa"/>
-          </w:tcPr>
-          <w:p>
-            <w:pPr>
-              <w:rPr>
-                <w:rFonts w:ascii="Cambria" w:hAnsi="Cambria"/>
-                <w:lang w:val="en-GB"/>
-              </w:rPr>
-            </w:pPr>
-          </w:p>
-        </w:tc>
-        <w:tc>
-          <w:tcPr>
-            <w:tcW w:w="2082" w:type="dxa"/>
-          </w:tcPr>
-          <w:p>
-            <w:pPr>
-              <w:tabs>
-                <w:tab w:val="clear" w:pos="6237"/>
-              </w:tabs>
-              <w:spacing w:line="240" w:lineRule="auto"/>
-              <w:rPr>
-                <w:rFonts w:ascii="Cambria" w:hAnsi="Cambria"/>
-              </w:rPr>
-            </w:pPr>
-            <w:r>
-              <w:rPr>
-                <w:rFonts w:ascii="Cambria" w:hAnsi="Cambria"/>
-              </w:rPr>
-              <w:t>IT-süsteemide turvalisuse parendamine.</w:t>
-            </w:r>
-          </w:p>
-          <w:p>
-            <w:pPr>
-              <w:rPr>
-                <w:rFonts w:ascii="Cambria" w:hAnsi="Cambria"/>
-                <w:lang w:val="ru-RU"/>
-              </w:rPr>
-            </w:pPr>
-          </w:p>
-        </w:tc>
-      </w:tr>
-      <w:tr>
-        <w:tc>
-          <w:tcPr>
-            <w:tcW w:w="1223" w:type="dxa"/>
-          </w:tcPr>
-          <w:p>
-            <w:pPr>
-              <w:rPr>
-                <w:rFonts w:ascii="Cambria" w:hAnsi="Cambria"/>
-                <w:lang w:val="en-GB"/>
-              </w:rPr>
-            </w:pPr>
-          </w:p>
-        </w:tc>
-        <w:tc>
-          <w:tcPr>
-            <w:tcW w:w="1969" w:type="dxa"/>
-          </w:tcPr>
-          <w:p>
-            <w:pPr>
-              <w:rPr>
-                <w:rFonts w:ascii="Cambria" w:hAnsi="Cambria"/>
-                <w:lang w:val="en-GB"/>
-              </w:rPr>
-            </w:pPr>
-          </w:p>
-        </w:tc>
-        <w:tc>
-          <w:tcPr>
-            <w:tcW w:w="2218" w:type="dxa"/>
-          </w:tcPr>
-          <w:p>
-            <w:pPr>
-              <w:rPr>
-                <w:rFonts w:ascii="Cambria" w:hAnsi="Cambria"/>
-                <w:lang w:val="en-GB"/>
-              </w:rPr>
-            </w:pPr>
-          </w:p>
-        </w:tc>
-        <w:tc>
-          <w:tcPr>
-            <w:tcW w:w="1286" w:type="dxa"/>
-          </w:tcPr>
-          <w:p>
-            <w:pPr>
-              <w:rPr>
-                <w:rFonts w:ascii="Cambria" w:hAnsi="Cambria"/>
-                <w:lang w:val="en-GB"/>
-              </w:rPr>
-            </w:pPr>
-          </w:p>
-        </w:tc>
-        <w:tc>
-          <w:tcPr>
-            <w:tcW w:w="2082" w:type="dxa"/>
-          </w:tcPr>
-          <w:p>
-            <w:pPr>
-              <w:rPr>
-                <w:rFonts w:ascii="Cambria" w:hAnsi="Cambria"/>
-                <w:lang w:val="en-GB"/>
-              </w:rPr>
-            </w:pPr>
-          </w:p>
-        </w:tc>
-      </w:tr>
-      <w:tr>
-        <w:tc>
-          <w:tcPr>
-            <w:tcW w:w="1223" w:type="dxa"/>
+            <w:tcW w:w="1088" w:type="dxa"/>
             <w:vMerge w:val="restart"/>
           </w:tcPr>
           <w:p>
@@ -11383,6 +11170,7 @@
                 <w:tab w:val="clear" w:pos="6237"/>
               </w:tabs>
               <w:spacing w:line="240" w:lineRule="auto"/>
+              <w:jc w:val="center"/>
               <w:rPr>
                 <w:rFonts w:ascii="Cambria" w:hAnsi="Cambria"/>
               </w:rPr>
@@ -11397,6 +11185,8 @@
           </w:p>
           <w:p>
             <w:pPr>
+              <w:spacing w:line="240" w:lineRule="auto"/>
+              <w:jc w:val="center"/>
               <w:rPr>
                 <w:rFonts w:ascii="Cambria" w:hAnsi="Cambria"/>
                 <w:lang w:val="en-GB"/>
@@ -11406,7 +11196,7 @@
         </w:tc>
         <w:tc>
           <w:tcPr>
-            <w:tcW w:w="1969" w:type="dxa"/>
+            <w:tcW w:w="1764" w:type="dxa"/>
             <w:vMerge w:val="restart"/>
           </w:tcPr>
           <w:p>
@@ -11415,6 +11205,7 @@
                 <w:tab w:val="clear" w:pos="6237"/>
               </w:tabs>
               <w:spacing w:line="240" w:lineRule="auto"/>
+              <w:jc w:val="center"/>
               <w:rPr>
                 <w:rFonts w:ascii="Cambria" w:hAnsi="Cambria"/>
               </w:rPr>
@@ -11428,6 +11219,8 @@
           </w:p>
           <w:p>
             <w:pPr>
+              <w:spacing w:line="240" w:lineRule="auto"/>
+              <w:jc w:val="center"/>
               <w:rPr>
                 <w:rFonts w:ascii="Cambria" w:hAnsi="Cambria"/>
               </w:rPr>
@@ -11436,7 +11229,28 @@
         </w:tc>
         <w:tc>
           <w:tcPr>
-            <w:tcW w:w="2218" w:type="dxa"/>
+            <w:tcW w:w="1981" w:type="dxa"/>
+          </w:tcPr>
+          <w:p>
+            <w:pPr>
+              <w:spacing w:line="240" w:lineRule="auto"/>
+              <w:jc w:val="center"/>
+              <w:rPr>
+                <w:rFonts w:ascii="Cambria" w:hAnsi="Cambria"/>
+                <w:lang w:val="en-GB"/>
+              </w:rPr>
+            </w:pPr>
+            <w:r>
+              <w:rPr>
+                <w:rFonts w:ascii="Cambria" w:hAnsi="Cambria"/>
+              </w:rPr>
+              <w:t>Teadmiste loomise, säilitamise ja jagamise süsteemne haldamine</w:t>
+            </w:r>
+          </w:p>
+        </w:tc>
+        <w:tc>
+          <w:tcPr>
+            <w:tcW w:w="1922" w:type="dxa"/>
           </w:tcPr>
           <w:p>
             <w:pPr>
@@ -11444,6 +11258,7 @@
                 <w:tab w:val="clear" w:pos="6237"/>
               </w:tabs>
               <w:spacing w:line="240" w:lineRule="auto"/>
+              <w:jc w:val="center"/>
               <w:rPr>
                 <w:rFonts w:ascii="Cambria" w:hAnsi="Cambria"/>
               </w:rPr>
@@ -11452,11 +11267,34 @@
               <w:rPr>
                 <w:rFonts w:ascii="Cambria" w:hAnsi="Cambria"/>
               </w:rPr>
-              <w:t>Süsteemne teadmiste haldamine.</w:t>
+              <w:t>Akadeemiliste teadmiste haldamine.</w:t>
             </w:r>
           </w:p>
           <w:p>
             <w:pPr>
+              <w:spacing w:line="240" w:lineRule="auto"/>
+              <w:jc w:val="center"/>
+              <w:rPr>
+                <w:rFonts w:ascii="Cambria" w:hAnsi="Cambria"/>
+                <w:lang w:val="en-GB"/>
+              </w:rPr>
+            </w:pPr>
+          </w:p>
+        </w:tc>
+      </w:tr>
+      <w:tr>
+        <w:trPr>
+          <w:jc w:val="center"/>
+        </w:trPr>
+        <w:tc>
+          <w:tcPr>
+            <w:tcW w:w="1088" w:type="dxa"/>
+            <w:vMerge/>
+          </w:tcPr>
+          <w:p>
+            <w:pPr>
+              <w:spacing w:line="240" w:lineRule="auto"/>
+              <w:jc w:val="center"/>
               <w:rPr>
                 <w:rFonts w:ascii="Cambria" w:hAnsi="Cambria"/>
                 <w:lang w:val="en-GB"/>
@@ -11466,10 +11304,13 @@
         </w:tc>
         <w:tc>
           <w:tcPr>
-            <w:tcW w:w="1286" w:type="dxa"/>
+            <w:tcW w:w="1764" w:type="dxa"/>
+            <w:vMerge/>
           </w:tcPr>
           <w:p>
             <w:pPr>
+              <w:spacing w:line="240" w:lineRule="auto"/>
+              <w:jc w:val="center"/>
               <w:rPr>
                 <w:rFonts w:ascii="Cambria" w:hAnsi="Cambria"/>
                 <w:lang w:val="en-GB"/>
@@ -11479,7 +11320,28 @@
         </w:tc>
         <w:tc>
           <w:tcPr>
-            <w:tcW w:w="2082" w:type="dxa"/>
+            <w:tcW w:w="1981" w:type="dxa"/>
+          </w:tcPr>
+          <w:p>
+            <w:pPr>
+              <w:spacing w:line="240" w:lineRule="auto"/>
+              <w:jc w:val="center"/>
+              <w:rPr>
+                <w:rFonts w:ascii="Cambria" w:hAnsi="Cambria"/>
+                <w:lang w:val="en-GB"/>
+              </w:rPr>
+            </w:pPr>
+            <w:r>
+              <w:rPr>
+                <w:rFonts w:ascii="Cambria" w:hAnsi="Cambria"/>
+              </w:rPr>
+              <w:t>Teadmiste kvaliteedi ja usaldusväärsuse tagamine</w:t>
+            </w:r>
+          </w:p>
+        </w:tc>
+        <w:tc>
+          <w:tcPr>
+            <w:tcW w:w="1922" w:type="dxa"/>
           </w:tcPr>
           <w:p>
             <w:pPr>
@@ -11487,6 +11349,7 @@
                 <w:tab w:val="clear" w:pos="6237"/>
               </w:tabs>
               <w:spacing w:line="240" w:lineRule="auto"/>
+              <w:jc w:val="center"/>
               <w:rPr>
                 <w:rFonts w:ascii="Cambria" w:hAnsi="Cambria"/>
               </w:rPr>
@@ -11495,27 +11358,33 @@
               <w:rPr>
                 <w:rFonts w:ascii="Cambria" w:hAnsi="Cambria"/>
               </w:rPr>
-              <w:t>Akadeemiliste teadmiste haldamine.</w:t>
+              <w:t>Õppe- ja teadusasutuste sisemiste teadmiste jagamine</w:t>
             </w:r>
           </w:p>
           <w:p>
             <w:pPr>
+              <w:spacing w:line="240" w:lineRule="auto"/>
+              <w:jc w:val="center"/>
               <w:rPr>
                 <w:rFonts w:ascii="Cambria" w:hAnsi="Cambria"/>
-                <w:lang w:val="en-GB"/>
               </w:rPr>
             </w:pPr>
           </w:p>
         </w:tc>
       </w:tr>
       <w:tr>
+        <w:trPr>
+          <w:jc w:val="center"/>
+        </w:trPr>
         <w:tc>
           <w:tcPr>
-            <w:tcW w:w="1223" w:type="dxa"/>
+            <w:tcW w:w="1088" w:type="dxa"/>
             <w:vMerge/>
           </w:tcPr>
           <w:p>
             <w:pPr>
+              <w:spacing w:line="240" w:lineRule="auto"/>
+              <w:jc w:val="center"/>
               <w:rPr>
                 <w:rFonts w:ascii="Cambria" w:hAnsi="Cambria"/>
                 <w:lang w:val="en-GB"/>
@@ -11525,11 +11394,13 @@
         </w:tc>
         <w:tc>
           <w:tcPr>
-            <w:tcW w:w="1969" w:type="dxa"/>
+            <w:tcW w:w="1764" w:type="dxa"/>
             <w:vMerge/>
           </w:tcPr>
           <w:p>
             <w:pPr>
+              <w:spacing w:line="240" w:lineRule="auto"/>
+              <w:jc w:val="center"/>
               <w:rPr>
                 <w:rFonts w:ascii="Cambria" w:hAnsi="Cambria"/>
                 <w:lang w:val="en-GB"/>
@@ -11539,7 +11410,28 @@
         </w:tc>
         <w:tc>
           <w:tcPr>
-            <w:tcW w:w="2218" w:type="dxa"/>
+            <w:tcW w:w="1981" w:type="dxa"/>
+          </w:tcPr>
+          <w:p>
+            <w:pPr>
+              <w:spacing w:line="240" w:lineRule="auto"/>
+              <w:jc w:val="center"/>
+              <w:rPr>
+                <w:rFonts w:ascii="Cambria" w:hAnsi="Cambria"/>
+                <w:lang w:val="en-GB"/>
+              </w:rPr>
+            </w:pPr>
+            <w:r>
+              <w:rPr>
+                <w:rFonts w:ascii="Cambria" w:hAnsi="Cambria"/>
+              </w:rPr>
+              <w:t>Pidev täiustamine ja teadmiste kättesaadavuse suurendamine</w:t>
+            </w:r>
+          </w:p>
+        </w:tc>
+        <w:tc>
+          <w:tcPr>
+            <w:tcW w:w="1922" w:type="dxa"/>
           </w:tcPr>
           <w:p>
             <w:pPr>
@@ -11547,6 +11439,7 @@
                 <w:tab w:val="clear" w:pos="6237"/>
               </w:tabs>
               <w:spacing w:line="240" w:lineRule="auto"/>
+              <w:jc w:val="center"/>
               <w:rPr>
                 <w:rFonts w:ascii="Cambria" w:hAnsi="Cambria"/>
               </w:rPr>
@@ -11555,148 +11448,13 @@
               <w:rPr>
                 <w:rFonts w:ascii="Cambria" w:hAnsi="Cambria"/>
               </w:rPr>
-              <w:t>Organisatsioonilise õppe ja innovatsiooni toetamine.</w:t>
+              <w:t>Digitaalsete teadmistebaaside ja AI lahenduste rakendamine.</w:t>
             </w:r>
           </w:p>
           <w:p>
             <w:pPr>
-              <w:rPr>
-                <w:rFonts w:ascii="Cambria" w:hAnsi="Cambria"/>
-              </w:rPr>
-            </w:pPr>
-          </w:p>
-        </w:tc>
-        <w:tc>
-          <w:tcPr>
-            <w:tcW w:w="1286" w:type="dxa"/>
-          </w:tcPr>
-          <w:p>
-            <w:pPr>
-              <w:rPr>
-                <w:rFonts w:ascii="Cambria" w:hAnsi="Cambria"/>
-                <w:lang w:val="en-GB"/>
-              </w:rPr>
-            </w:pPr>
-          </w:p>
-        </w:tc>
-        <w:tc>
-          <w:tcPr>
-            <w:tcW w:w="2082" w:type="dxa"/>
-          </w:tcPr>
-          <w:p>
-            <w:pPr>
-              <w:tabs>
-                <w:tab w:val="clear" w:pos="6237"/>
-              </w:tabs>
               <w:spacing w:line="240" w:lineRule="auto"/>
-              <w:rPr>
-                <w:rFonts w:ascii="Cambria" w:hAnsi="Cambria"/>
-              </w:rPr>
-            </w:pPr>
-            <w:r>
-              <w:rPr>
-                <w:rFonts w:ascii="Cambria" w:hAnsi="Cambria"/>
-              </w:rPr>
-              <w:t>Õppe- ja teadusasutuste sisemiste teadmiste jagamine</w:t>
-            </w:r>
-          </w:p>
-          <w:p>
-            <w:pPr>
-              <w:rPr>
-                <w:rFonts w:ascii="Cambria" w:hAnsi="Cambria"/>
-              </w:rPr>
-            </w:pPr>
-          </w:p>
-        </w:tc>
-      </w:tr>
-      <w:tr>
-        <w:tc>
-          <w:tcPr>
-            <w:tcW w:w="1223" w:type="dxa"/>
-            <w:vMerge/>
-          </w:tcPr>
-          <w:p>
-            <w:pPr>
-              <w:rPr>
-                <w:rFonts w:ascii="Cambria" w:hAnsi="Cambria"/>
-                <w:lang w:val="en-GB"/>
-              </w:rPr>
-            </w:pPr>
-          </w:p>
-        </w:tc>
-        <w:tc>
-          <w:tcPr>
-            <w:tcW w:w="1969" w:type="dxa"/>
-            <w:vMerge/>
-          </w:tcPr>
-          <w:p>
-            <w:pPr>
-              <w:rPr>
-                <w:rFonts w:ascii="Cambria" w:hAnsi="Cambria"/>
-                <w:lang w:val="en-GB"/>
-              </w:rPr>
-            </w:pPr>
-          </w:p>
-        </w:tc>
-        <w:tc>
-          <w:tcPr>
-            <w:tcW w:w="2218" w:type="dxa"/>
-          </w:tcPr>
-          <w:p>
-            <w:pPr>
-              <w:tabs>
-                <w:tab w:val="clear" w:pos="6237"/>
-              </w:tabs>
-              <w:spacing w:line="240" w:lineRule="auto"/>
-              <w:rPr>
-                <w:rFonts w:ascii="Cambria" w:hAnsi="Cambria"/>
-                <w:lang w:val="ru-RU"/>
-              </w:rPr>
-            </w:pPr>
-            <w:r>
-              <w:rPr>
-                <w:rFonts w:ascii="Cambria" w:hAnsi="Cambria"/>
-              </w:rPr>
-              <w:t>Teadmiste ja kogemuste jagamine.</w:t>
-            </w:r>
-          </w:p>
-        </w:tc>
-        <w:tc>
-          <w:tcPr>
-            <w:tcW w:w="1286" w:type="dxa"/>
-          </w:tcPr>
-          <w:p>
-            <w:pPr>
-              <w:rPr>
-                <w:rFonts w:ascii="Cambria" w:hAnsi="Cambria"/>
-                <w:lang w:val="en-GB"/>
-              </w:rPr>
-            </w:pPr>
-          </w:p>
-        </w:tc>
-        <w:tc>
-          <w:tcPr>
-            <w:tcW w:w="2082" w:type="dxa"/>
-          </w:tcPr>
-          <w:p>
-            <w:pPr>
-              <w:tabs>
-                <w:tab w:val="clear" w:pos="6237"/>
-              </w:tabs>
-              <w:spacing w:line="240" w:lineRule="auto"/>
-              <w:rPr>
-                <w:rFonts w:ascii="Cambria" w:hAnsi="Cambria"/>
-              </w:rPr>
-            </w:pPr>
-            <w:r>
-              <w:rPr>
-                <w:rFonts w:ascii="Cambria" w:hAnsi="Cambria"/>
-              </w:rPr>
-              <w:t>Digitaalsete teadmistebaaside ja AI lahenduste rakendamine.</w:t>
-            </w:r>
-          </w:p>
-          <w:p>
-            <w:pPr>
+              <w:jc w:val="center"/>
               <w:rPr>
                 <w:rFonts w:ascii="Cambria" w:hAnsi="Cambria"/>
               </w:rPr>
@@ -11707,6 +11465,101 @@
     </w:tbl>
     <w:p>
       <w:pPr>
+        <w:pStyle w:val="Heading3"/>
+        <w:numPr>
+          <w:ilvl w:val="0"/>
+          <w:numId w:val="0"/>
+        </w:numPr>
+        <w:ind w:left="720" w:hanging="720"/>
+        <w:rPr>
+          <w:rStyle w:val="Strong"/>
+          <w:b/>
+          <w:bCs w:val="0"/>
+        </w:rPr>
+      </w:pPr>
+    </w:p>
+    <w:p>
+      <w:pPr>
+        <w:pStyle w:val="Heading3"/>
+      </w:pPr>
+      <w:r>
+        <w:rPr>
+          <w:rStyle w:val="Strong"/>
+          <w:b/>
+          <w:bCs w:val="0"/>
+        </w:rPr>
+        <w:t>Ühine lähenemine ja seosed</w:t>
+      </w:r>
+    </w:p>
+    <w:p>
+      <w:pPr>
+        <w:pStyle w:val="NormalWeb"/>
+        <w:spacing w:line="240" w:lineRule="auto"/>
+      </w:pPr>
+      <w:r>
+        <w:t xml:space="preserve">Kõik kolm standardit jagavad </w:t>
+      </w:r>
+      <w:r>
+        <w:rPr>
+          <w:rStyle w:val="Strong"/>
+        </w:rPr>
+        <w:t>ühiseid põhimõtteid</w:t>
+      </w:r>
+      <w:r>
+        <w:t xml:space="preserve">, näiteks </w:t>
+      </w:r>
+      <w:r>
+        <w:rPr>
+          <w:rStyle w:val="Strong"/>
+        </w:rPr>
+        <w:t>protsesside süstemaatiline täiustamine, riskihindamine, sidusrühmade kaasamine ja teadmiste haldamine</w:t>
+      </w:r>
+      <w:r>
+        <w:t xml:space="preserve">. See </w:t>
+      </w:r>
+      <w:r>
+        <w:lastRenderedPageBreak/>
+        <w:t xml:space="preserve">näitab, et haridusasutuste digitaliseerimine ja automatiseerimine peab olema </w:t>
+      </w:r>
+      <w:r>
+        <w:rPr>
+          <w:rStyle w:val="Strong"/>
+        </w:rPr>
+        <w:t>terviklik protsess</w:t>
+      </w:r>
+      <w:r>
+        <w:t xml:space="preserve">, mis ei keskendu ainult tehnilistele lahendustele, vaid hõlmab ka </w:t>
+      </w:r>
+      <w:r>
+        <w:rPr>
+          <w:rStyle w:val="Strong"/>
+        </w:rPr>
+        <w:t>juhtimise, infoturbe ja teadmiste jagamise</w:t>
+      </w:r>
+      <w:r>
+        <w:t xml:space="preserve"> süsteeme.</w:t>
+      </w:r>
+    </w:p>
+    <w:p>
+      <w:pPr>
+        <w:pStyle w:val="NormalWeb"/>
+        <w:spacing w:line="240" w:lineRule="auto"/>
+      </w:pPr>
+      <w:r>
+        <w:t xml:space="preserve">Haridusasutused saavad </w:t>
+      </w:r>
+      <w:r>
+        <w:rPr>
+          <w:rStyle w:val="Strong"/>
+        </w:rPr>
+        <w:t>kombineerides neid standardeid</w:t>
+      </w:r>
+      <w:r>
+        <w:t xml:space="preserve"> luua tõhusa ja jätkusuutliku automatiseeritud juhtimissüsteemi, mis aitab paremini vastata tänapäeva haridusvaldkonna väljakutsetele.</w:t>
+      </w:r>
+    </w:p>
+    <w:p>
+      <w:pPr>
         <w:rPr>
           <w:rFonts w:ascii="Cambria" w:hAnsi="Cambria"/>
           <w:lang w:val="en-GB"/>
@@ -11716,12 +11569,26 @@
     <w:p>
       <w:pPr>
         <w:pStyle w:val="Heading2"/>
+        <w:numPr>
+          <w:ilvl w:val="0"/>
+          <w:numId w:val="0"/>
+        </w:numPr>
+        <w:ind w:left="576"/>
         <w:rPr>
           <w:rFonts w:ascii="Cambria" w:hAnsi="Cambria"/>
           <w:lang w:val="ru-RU"/>
         </w:rPr>
       </w:pPr>
       <w:bookmarkStart w:id="18" w:name="_Toc190518915"/>
+    </w:p>
+    <w:p>
+      <w:pPr>
+        <w:pStyle w:val="Heading2"/>
+        <w:rPr>
+          <w:rFonts w:ascii="Cambria" w:hAnsi="Cambria"/>
+          <w:lang w:val="ru-RU"/>
+        </w:rPr>
+      </w:pPr>
       <w:r>
         <w:rPr>
           <w:rFonts w:ascii="Cambria" w:hAnsi="Cambria"/>
@@ -11762,7 +11629,6 @@
           <w:rFonts w:ascii="Cambria" w:hAnsi="Cambria"/>
           <w:lang w:val="en-GB"/>
         </w:rPr>
-        <w:lastRenderedPageBreak/>
         <w:t>Digitaalsete tehnoloogiate kiire areng on suurendanud vajadust haridusasutuste protsesside automatiseerimise järele, pakkudes võimalusi parandada õppeprotsesside tõhusust ja töökorralduse kvaliteeti. Kuid see areng ei toimu ilma väljakutseteta. Pappa, Georgiou ja Pittich (2024) rõhutavad, et tehnoloogia rakendamine hariduses ei ole pelgalt uute süsteemide juurutamine, vaid nõuab ka olemasolevate protsesside ja struktuuride põhjalikku analüüsimist ja kohandamist. Uuringute tulemused näitavad, et õige tehnoloogiline integratsioon parandab oluliselt õppeprotsesside efektiivsust ja vähendab administraatiivset koormust (Pappa et al., 2024).</w:t>
       </w:r>
     </w:p>
@@ -11878,6 +11744,7 @@
           <w:rFonts w:ascii="Cambria" w:hAnsi="Cambria"/>
           <w:lang w:val="en-GB"/>
         </w:rPr>
+        <w:lastRenderedPageBreak/>
         <w:t xml:space="preserve">Ta </w:t>
       </w:r>
       <w:r>
@@ -12083,15 +11950,7 @@
           <w:rFonts w:ascii="Cambria" w:hAnsi="Cambria"/>
           <w:lang w:val="en-GB"/>
         </w:rPr>
-        <w:t xml:space="preserve">Teadmiste haldamine haridusasutustes on seotud väljakutsetega, mis tulenevad kriitilise teabe </w:t>
-      </w:r>
-      <w:r>
-        <w:rPr>
-          <w:rFonts w:ascii="Cambria" w:hAnsi="Cambria"/>
-          <w:lang w:val="en-GB"/>
-        </w:rPr>
-        <w:lastRenderedPageBreak/>
-        <w:t>kadumisest töötajate vahetumisel ja teadmiste hajutatusest erinevates osakondades. Efektiivne teadmiste haldamine vähendab selliseid riske ja parandab otsuste tegemise protsesse.</w:t>
+        <w:t>Teadmiste haldamine haridusasutustes on seotud väljakutsetega, mis tulenevad kriitilise teabe kadumisest töötajate vahetumisel ja teadmiste hajutatusest erinevates osakondades. Efektiivne teadmiste haldamine vähendab selliseid riske ja parandab otsuste tegemise protsesse.</w:t>
       </w:r>
     </w:p>
     <w:p>
@@ -12226,7 +12085,15 @@
           <w:rFonts w:ascii="Cambria" w:hAnsi="Cambria"/>
           <w:lang w:val="en-GB" w:bidi="en-US"/>
         </w:rPr>
-        <w:t>Uuringud näitavad, et infosüsteemide ühilduvusprobleemid võivad tekitada olulisi tõkkeid automatiseerimise tõhusale rakendamisele (Gkrimpizi &amp; Peristeras, 2022). Sageli puuduvad haridusasutustel vajalikud protokollid ja standardid, mis võimaldaksid erinevate süsteemide sujuvat integreerimist. See toob kaasa olukorra, kus andmeid tuleb süsteemide vahel manuaalselt üle kanda, mis suurendab vigade tekkimise ohtu ja vähendab tõhusust.</w:t>
+        <w:t xml:space="preserve">Uuringud näitavad, et infosüsteemide ühilduvusprobleemid võivad tekitada olulisi tõkkeid automatiseerimise tõhusale rakendamisele (Gkrimpizi &amp; Peristeras, 2022). Sageli puuduvad </w:t>
+      </w:r>
+      <w:r>
+        <w:rPr>
+          <w:rFonts w:ascii="Cambria" w:hAnsi="Cambria"/>
+          <w:lang w:val="en-GB" w:bidi="en-US"/>
+        </w:rPr>
+        <w:lastRenderedPageBreak/>
+        <w:t>haridusasutustel vajalikud protokollid ja standardid, mis võimaldaksid erinevate süsteemide sujuvat integreerimist. See toob kaasa olukorra, kus andmeid tuleb süsteemide vahel manuaalselt üle kanda, mis suurendab vigade tekkimise ohtu ja vähendab tõhusust.</w:t>
       </w:r>
     </w:p>
     <w:p>
@@ -12276,15 +12143,7 @@
           <w:rFonts w:ascii="Cambria" w:hAnsi="Cambria"/>
           <w:lang w:val="en-GB" w:bidi="en-US"/>
         </w:rPr>
-        <w:t xml:space="preserve">Kunstlik intelligents (AI) ja masinõpe (ML) pakuvad uusi võimalusi haridusasutuste protsesside automatiseerimiseks ja õppimise personaliseerimiseks. Olaf Zawacki-Richter, Victoria I. Marín, Melissa </w:t>
-      </w:r>
-      <w:r>
-        <w:rPr>
-          <w:rFonts w:ascii="Cambria" w:hAnsi="Cambria"/>
-          <w:lang w:val="en-GB" w:bidi="en-US"/>
-        </w:rPr>
-        <w:lastRenderedPageBreak/>
-        <w:t>Bond ja Franziska Gouverneur (2019) rõhutavad oma süsteemses ülevaates, et AI-lahenduste rakendamine võib oluliselt parandada õpitulemusi, tõhustada õppeprotsesse ja pakkuda personaliseeritud õpikogemusi.</w:t>
+        <w:t>Kunstlik intelligents (AI) ja masinõpe (ML) pakuvad uusi võimalusi haridusasutuste protsesside automatiseerimiseks ja õppimise personaliseerimiseks. Olaf Zawacki-Richter, Victoria I. Marín, Melissa Bond ja Franziska Gouverneur (2019) rõhutavad oma süsteemses ülevaates, et AI-lahenduste rakendamine võib oluliselt parandada õpitulemusi, tõhustada õppeprotsesse ja pakkuda personaliseeritud õpikogemusi.</w:t>
       </w:r>
     </w:p>
     <w:p>
@@ -15736,25 +15595,7 @@
             <w:szCs w:val="22"/>
             <w:lang w:val="en-GB" w:bidi="ar-SA"/>
           </w:rPr>
-          <w:t>htt</w:t>
-        </w:r>
-        <w:r>
-          <w:rPr>
-            <w:rStyle w:val="Hyperlink"/>
-            <w:rFonts w:ascii="Cambria" w:eastAsiaTheme="minorHAnsi" w:hAnsi="Cambria" w:cstheme="minorBidi"/>
-            <w:szCs w:val="22"/>
-            <w:lang w:val="en-GB" w:bidi="ar-SA"/>
-          </w:rPr>
-          <w:t>p</w:t>
-        </w:r>
-        <w:r>
-          <w:rPr>
-            <w:rStyle w:val="Hyperlink"/>
-            <w:rFonts w:ascii="Cambria" w:eastAsiaTheme="minorHAnsi" w:hAnsi="Cambria" w:cstheme="minorBidi"/>
-            <w:szCs w:val="22"/>
-            <w:lang w:val="en-GB" w:bidi="ar-SA"/>
-          </w:rPr>
-          <w:t>s://doi.org/10.1007/s42438-021-00263-3</w:t>
+          <w:t>https://doi.org/10.1007/s42438-021-00263-3</w:t>
         </w:r>
       </w:hyperlink>
     </w:p>
@@ -16164,25 +16005,7 @@
             <w:szCs w:val="22"/>
             <w:lang w:val="en-GB" w:bidi="ar-SA"/>
           </w:rPr>
-          <w:t>https://doi.org/10.1186/s41239-019-017</w:t>
-        </w:r>
-        <w:r>
-          <w:rPr>
-            <w:rStyle w:val="Hyperlink"/>
-            <w:rFonts w:ascii="Cambria" w:eastAsiaTheme="minorHAnsi" w:hAnsi="Cambria" w:cstheme="minorBidi"/>
-            <w:szCs w:val="22"/>
-            <w:lang w:val="en-GB" w:bidi="ar-SA"/>
-          </w:rPr>
-          <w:t>1</w:t>
-        </w:r>
-        <w:r>
-          <w:rPr>
-            <w:rStyle w:val="Hyperlink"/>
-            <w:rFonts w:ascii="Cambria" w:eastAsiaTheme="minorHAnsi" w:hAnsi="Cambria" w:cstheme="minorBidi"/>
-            <w:szCs w:val="22"/>
-            <w:lang w:val="en-GB" w:bidi="ar-SA"/>
-          </w:rPr>
-          <w:t>-0</w:t>
+          <w:t>https://doi.org/10.1186/s41239-019-0171-0</w:t>
         </w:r>
       </w:hyperlink>
     </w:p>
@@ -25396,6 +25219,12 @@
 </file>
 
 <file path=customXml/item1.xml><?xml version="1.0" encoding="utf-8"?>
+<p:properties xmlns:p="http://schemas.microsoft.com/office/2006/metadata/properties" xmlns:xsi="http://www.w3.org/2001/XMLSchema-instance" xmlns:pc="http://schemas.microsoft.com/office/infopath/2007/PartnerControls">
+  <documentManagement/>
+</p:properties>
+</file>
+
+<file path=customXml/item2.xml><?xml version="1.0" encoding="utf-8"?>
 <?mso-contentType ?>
 <FormTemplates xmlns="http://schemas.microsoft.com/sharepoint/v3/contenttype/forms">
   <Display>DocumentLibraryForm</Display>
@@ -25404,17 +25233,7 @@
 </FormTemplates>
 </file>
 
-<file path=customXml/item2.xml><?xml version="1.0" encoding="utf-8"?>
-<p:properties xmlns:p="http://schemas.microsoft.com/office/2006/metadata/properties" xmlns:xsi="http://www.w3.org/2001/XMLSchema-instance" xmlns:pc="http://schemas.microsoft.com/office/infopath/2007/PartnerControls">
-  <documentManagement/>
-</p:properties>
-</file>
-
 <file path=customXml/item3.xml><?xml version="1.0" encoding="utf-8"?>
-<b:Sources xmlns:b="http://schemas.openxmlformats.org/officeDocument/2006/bibliography" xmlns="http://schemas.openxmlformats.org/officeDocument/2006/bibliography" SelectedStyle="\APASixthEditionOfficeOnline.xsl" StyleName="APA" Version="6"/>
-</file>
-
-<file path=customXml/item4.xml><?xml version="1.0" encoding="utf-8"?>
 <ct:contentTypeSchema xmlns:ct="http://schemas.microsoft.com/office/2006/metadata/contentType" xmlns:ma="http://schemas.microsoft.com/office/2006/metadata/properties/metaAttributes" ct:_="" ma:_="" ma:contentTypeName="Document" ma:contentTypeID="0x010100639121128003264B8A080B9AE63BAFE5" ma:contentTypeVersion="8" ma:contentTypeDescription="Create a new document." ma:contentTypeScope="" ma:versionID="f0e4ce22ad6c99f06436252d1b6ffc49">
   <xsd:schema xmlns:xsd="http://www.w3.org/2001/XMLSchema" xmlns:xs="http://www.w3.org/2001/XMLSchema" xmlns:p="http://schemas.microsoft.com/office/2006/metadata/properties" xmlns:ns2="47357ab7-33f4-40a6-9824-a57a0b31203f" targetNamespace="http://schemas.microsoft.com/office/2006/metadata/properties" ma:root="true" ma:fieldsID="4604646dc8e30b8ea802f474195fefc2" ns2:_="">
     <xsd:import namespace="47357ab7-33f4-40a6-9824-a57a0b31203f"/>
@@ -25582,15 +25401,11 @@
 </ct:contentTypeSchema>
 </file>
 
-<file path=customXml/itemProps1.xml><?xml version="1.0" encoding="utf-8"?>
-<ds:datastoreItem xmlns:ds="http://schemas.openxmlformats.org/officeDocument/2006/customXml" ds:itemID="{75D03931-F062-4262-AB08-608FD6DEBE13}">
-  <ds:schemaRefs>
-    <ds:schemaRef ds:uri="http://schemas.microsoft.com/sharepoint/v3/contenttype/forms"/>
-  </ds:schemaRefs>
-</ds:datastoreItem>
+<file path=customXml/item4.xml><?xml version="1.0" encoding="utf-8"?>
+<b:Sources xmlns:b="http://schemas.openxmlformats.org/officeDocument/2006/bibliography" xmlns="http://schemas.openxmlformats.org/officeDocument/2006/bibliography" SelectedStyle="\APASixthEditionOfficeOnline.xsl" StyleName="APA" Version="6"/>
 </file>
 
-<file path=customXml/itemProps2.xml><?xml version="1.0" encoding="utf-8"?>
+<file path=customXml/itemProps1.xml><?xml version="1.0" encoding="utf-8"?>
 <ds:datastoreItem xmlns:ds="http://schemas.openxmlformats.org/officeDocument/2006/customXml" ds:itemID="{40E4B8C6-B1C9-4185-9639-FEFD39A17556}">
   <ds:schemaRefs>
     <ds:schemaRef ds:uri="http://schemas.microsoft.com/office/2006/metadata/properties"/>
@@ -25599,15 +25414,15 @@
 </ds:datastoreItem>
 </file>
 
-<file path=customXml/itemProps3.xml><?xml version="1.0" encoding="utf-8"?>
-<ds:datastoreItem xmlns:ds="http://schemas.openxmlformats.org/officeDocument/2006/customXml" ds:itemID="{76489EEC-0EA0-4128-BBF7-50A2FAD8EC62}">
+<file path=customXml/itemProps2.xml><?xml version="1.0" encoding="utf-8"?>
+<ds:datastoreItem xmlns:ds="http://schemas.openxmlformats.org/officeDocument/2006/customXml" ds:itemID="{75D03931-F062-4262-AB08-608FD6DEBE13}">
   <ds:schemaRefs>
-    <ds:schemaRef ds:uri="http://schemas.openxmlformats.org/officeDocument/2006/bibliography"/>
+    <ds:schemaRef ds:uri="http://schemas.microsoft.com/sharepoint/v3/contenttype/forms"/>
   </ds:schemaRefs>
 </ds:datastoreItem>
 </file>
 
-<file path=customXml/itemProps4.xml><?xml version="1.0" encoding="utf-8"?>
+<file path=customXml/itemProps3.xml><?xml version="1.0" encoding="utf-8"?>
 <ds:datastoreItem xmlns:ds="http://schemas.openxmlformats.org/officeDocument/2006/customXml" ds:itemID="{89F32633-F3F7-4819-B408-33E4F4698F8E}">
   <ds:schemaRefs>
     <ds:schemaRef ds:uri="http://schemas.microsoft.com/office/2006/metadata/contentType"/>
@@ -25623,4 +25438,12 @@
     <ds:schemaRef ds:uri="http://schemas.microsoft.com/internal/obd"/>
   </ds:schemaRefs>
 </ds:datastoreItem>
+</file>
+
+<file path=customXml/itemProps4.xml><?xml version="1.0" encoding="utf-8"?>
+<ds:datastoreItem xmlns:ds="http://schemas.openxmlformats.org/officeDocument/2006/customXml" ds:itemID="{76489EEC-0EA0-4128-BBF7-50A2FAD8EC62}">
+  <ds:schemaRefs>
+    <ds:schemaRef ds:uri="http://schemas.openxmlformats.org/officeDocument/2006/bibliography"/>
+  </ds:schemaRefs>
+</ds:datastoreItem>
 </file>
--- a/magistritöö Buketov.docx
+++ b/magistritöö Buketov.docx
@@ -563,9 +563,9 @@
         <w:br w:type="page"/>
       </w:r>
     </w:p>
-    <w:bookmarkStart w:id="1" w:name="_Toc183856778" w:displacedByCustomXml="next"/>
+    <w:bookmarkStart w:id="1" w:name="_Toc190518902" w:displacedByCustomXml="next"/>
     <w:bookmarkStart w:id="2" w:name="_Toc183952981" w:displacedByCustomXml="next"/>
-    <w:bookmarkStart w:id="3" w:name="_Toc190518902" w:displacedByCustomXml="next"/>
+    <w:bookmarkStart w:id="3" w:name="_Toc183856778" w:displacedByCustomXml="next"/>
     <w:sdt>
       <w:sdtPr>
         <w:rPr>
@@ -11557,45 +11557,1193 @@
       <w:r>
         <w:t xml:space="preserve"> luua tõhusa ja jätkusuutliku automatiseeritud juhtimissüsteemi, mis aitab paremini vastata tänapäeva haridusvaldkonna väljakutsetele.</w:t>
       </w:r>
-    </w:p>
-    <w:p>
-      <w:pPr>
-        <w:rPr>
-          <w:rFonts w:ascii="Cambria" w:hAnsi="Cambria"/>
-          <w:lang w:val="en-GB"/>
+      <w:bookmarkStart w:id="18" w:name="_Toc190518915"/>
+    </w:p>
+    <w:p>
+      <w:pPr>
+        <w:pStyle w:val="BodyText"/>
+        <w:rPr>
+          <w:lang w:val="et-EE" w:bidi="ar-SA"/>
         </w:rPr>
       </w:pPr>
     </w:p>
     <w:p>
       <w:pPr>
         <w:pStyle w:val="Heading2"/>
+        <w:rPr>
+          <w:rFonts w:ascii="Cambria" w:hAnsi="Cambria"/>
+          <w:lang w:val="ru-RU"/>
+        </w:rPr>
+      </w:pPr>
+      <w:r>
+        <w:rPr>
+          <w:rFonts w:ascii="Cambria" w:hAnsi="Cambria"/>
+        </w:rPr>
+        <w:t>Kaasaegsed probleemid ja väljakutsed</w:t>
+      </w:r>
+      <w:bookmarkEnd w:id="18"/>
+    </w:p>
+    <w:p>
+      <w:pPr>
+        <w:pStyle w:val="Heading3"/>
+        <w:rPr>
+          <w:rFonts w:ascii="Cambria" w:hAnsi="Cambria"/>
+          <w:lang w:val="ru-RU"/>
+        </w:rPr>
+      </w:pPr>
+      <w:r>
+        <w:rPr>
+          <w:rFonts w:ascii="Cambria" w:hAnsi="Cambria"/>
+        </w:rPr>
+        <w:t>Digitaalne transformatsioon ja automatiseerimine haridusasutustes</w:t>
+      </w:r>
+    </w:p>
+    <w:p>
+      <w:pPr>
+        <w:spacing w:line="240" w:lineRule="auto"/>
+        <w:rPr>
+          <w:rFonts w:ascii="Cambria" w:hAnsi="Cambria"/>
+          <w:sz w:val="24"/>
+          <w:szCs w:val="28"/>
+          <w:lang w:val="et-EE"/>
+        </w:rPr>
+      </w:pPr>
+      <w:r>
+        <w:rPr>
+          <w:rFonts w:ascii="Cambria" w:hAnsi="Cambria"/>
+          <w:sz w:val="24"/>
+          <w:szCs w:val="28"/>
+        </w:rPr>
+        <w:t>Digitaalsete tehnoloogiate kiire areng on suurendanud vajadust haridusasutuste protsesside automatiseerimise järele, pakkudes võimalusi parandada õppeprotsesside tõhusust ja töökorralduse kvaliteeti. Kuid see areng ei toimu ilma väljakutseteta. Pappa, Georgiou ja Pittich (2024) rõhutavad, et tehnoloogia rakendamine hariduses ei ole pelgalt uute süsteemide juurutamine, vaid nõuab ka olemasolevate protsesside ja struktuuride põhjalikku analüüsimist ja kohandamist. Üheks peamiseks probleemiks on õpetajate ebapiisav tugi ja ettevalmistus tehnoloogia integreerimiseks. Uuringu tulemused näitavad, et enamik õpetajaid ei tunne, et nad saavad koolitasandil piisavat tuge (15 õpetajat 21-st), ning nad väljendavad vajadust täiendavate ressursside, materjalide ja tööriistade järele, samuti lisapersonali vajadust, et toetada tehnoloogia tõhusat rakendamist (Pappa et al., 2024)</w:t>
+      </w:r>
+      <w:r>
+        <w:rPr>
+          <w:rFonts w:ascii="Cambria" w:hAnsi="Cambria"/>
+          <w:sz w:val="24"/>
+          <w:szCs w:val="28"/>
+          <w:lang w:val="et-EE"/>
+        </w:rPr>
+        <w:t>.</w:t>
+      </w:r>
+    </w:p>
+    <w:p>
+      <w:pPr>
+        <w:rPr>
+          <w:rFonts w:ascii="Cambria" w:hAnsi="Cambria"/>
+          <w:sz w:val="24"/>
+          <w:szCs w:val="28"/>
+          <w:lang w:val="ru-RU"/>
+        </w:rPr>
+      </w:pPr>
+    </w:p>
+    <w:p>
+      <w:pPr>
+        <w:spacing w:line="240" w:lineRule="auto"/>
+        <w:rPr>
+          <w:rFonts w:ascii="Cambria" w:hAnsi="Cambria"/>
+          <w:sz w:val="24"/>
+          <w:szCs w:val="28"/>
+          <w:lang w:val="et-EE"/>
+        </w:rPr>
+      </w:pPr>
+      <w:r>
+        <w:rPr>
+          <w:rFonts w:ascii="Cambria" w:hAnsi="Cambria"/>
+          <w:sz w:val="24"/>
+          <w:szCs w:val="28"/>
+        </w:rPr>
+        <w:t xml:space="preserve">Siiski toovad autorid esile, et tehnoloogia edukas rakendamine eeldab töötajate oskuste arendamist ja pidevat koolitamist. Uuringust selgub, et paljud õpetajad ei tunne end kindlalt tehnoloogia kasutamisel, kuna neil puuduvad vajalikud teadmised ja oskused selle tõhusaks integreerimiseks. </w:t>
+      </w:r>
+      <w:r>
+        <w:rPr>
+          <w:rFonts w:ascii="Cambria" w:hAnsi="Cambria"/>
+          <w:b/>
+          <w:bCs/>
+          <w:sz w:val="24"/>
+          <w:szCs w:val="28"/>
+        </w:rPr>
+        <w:t>"Several studies have reported that teachers do not feel confident about their content knowledge related to STEM subjects and face challenges when they need to implement and work with technological equipment in their schools."</w:t>
+      </w:r>
+      <w:r>
+        <w:rPr>
+          <w:rFonts w:ascii="Cambria" w:hAnsi="Cambria"/>
+          <w:sz w:val="24"/>
+          <w:szCs w:val="28"/>
+        </w:rPr>
+        <w:t xml:space="preserve"> (Pappa et al., 2024)</w:t>
+      </w:r>
+      <w:r>
+        <w:rPr>
+          <w:rFonts w:ascii="Cambria" w:hAnsi="Cambria"/>
+          <w:sz w:val="24"/>
+          <w:szCs w:val="28"/>
+          <w:lang w:val="et-EE"/>
+        </w:rPr>
+        <w:t xml:space="preserve">. </w:t>
+      </w:r>
+      <w:r>
+        <w:rPr>
+          <w:rFonts w:ascii="Cambria" w:hAnsi="Cambria"/>
+          <w:sz w:val="24"/>
+          <w:szCs w:val="28"/>
+        </w:rPr>
+        <w:t>See ebakindlus võib viia olukorrani, kus õpetajad väldivad tehnoloogia kasutamist või kasutavad seda minimaalselt, mis takistab selle täielikku potentsiaali rakendamist haridusprotsessis. Ilma piisava koolituse ja toetuseta võivad töötajad kogeda tehnoloogiast tingitud stressi, mis omakorda vähendab nende valmisolekut uusi süsteeme omaks võtta.</w:t>
+      </w:r>
+    </w:p>
+    <w:p>
+      <w:pPr>
+        <w:spacing w:line="240" w:lineRule="auto"/>
+        <w:rPr>
+          <w:rFonts w:ascii="Cambria" w:hAnsi="Cambria"/>
+          <w:sz w:val="24"/>
+          <w:szCs w:val="28"/>
+        </w:rPr>
+      </w:pPr>
+      <w:r>
+        <w:rPr>
+          <w:rFonts w:ascii="Cambria" w:hAnsi="Cambria"/>
+          <w:sz w:val="24"/>
+          <w:szCs w:val="28"/>
+        </w:rPr>
+        <w:t>Kuigi õpetajate koolitus ja struktuurne tugi on tehnoloogia edukaks integreerimiseks hädavajalikud, on automatiseerimisel ka teine oluline tahk – see peab olema sujuvalt ühendatud olemasolevate protsessidega. Tehnoloogia rakendamine ei tähenda ainult uute süsteemide kasutuselevõttu, vaid ka töövoogude ja organisatsiooniliste struktuuride ümberkujundamist, et tagada sujuv ja efektiivne üleminek. Selle illustreerimiseks võib tuua näiteks haridusasutustes tunniplaanide automatiseerimise.</w:t>
+      </w:r>
+      <w:r>
+        <w:rPr>
+          <w:rFonts w:ascii="Cambria" w:hAnsi="Cambria"/>
+          <w:sz w:val="24"/>
+          <w:szCs w:val="28"/>
+          <w:lang w:val="et-EE"/>
+        </w:rPr>
+        <w:t xml:space="preserve"> </w:t>
+      </w:r>
+      <w:r>
+        <w:rPr>
+          <w:rFonts w:ascii="Cambria" w:hAnsi="Cambria"/>
+          <w:sz w:val="24"/>
+          <w:szCs w:val="28"/>
+        </w:rPr>
+        <w:t>“</w:t>
+      </w:r>
+      <w:r>
+        <w:rPr>
+          <w:rFonts w:ascii="Cambria" w:hAnsi="Cambria"/>
+          <w:sz w:val="24"/>
+          <w:szCs w:val="28"/>
+        </w:rPr>
+        <w:t>Despite the utilization of a scheduling application at SMPN 1 Jombang, several significant shortcomings have been identified. The process for entering data into the system is particularly cumbersome and time-intensive." (Prakasa et al., 2024)</w:t>
+      </w:r>
+      <w:r>
+        <w:rPr>
+          <w:rFonts w:ascii="Cambria" w:hAnsi="Cambria"/>
+          <w:sz w:val="24"/>
+          <w:szCs w:val="28"/>
+        </w:rPr>
+        <w:t>”</w:t>
+      </w:r>
+      <w:r>
+        <w:rPr>
+          <w:rFonts w:ascii="Cambria" w:hAnsi="Cambria"/>
+          <w:sz w:val="24"/>
+          <w:szCs w:val="28"/>
+        </w:rPr>
+        <w:t xml:space="preserve"> </w:t>
+      </w:r>
+      <w:r>
+        <w:rPr>
+          <w:rFonts w:ascii="Cambria" w:hAnsi="Cambria"/>
+          <w:sz w:val="24"/>
+          <w:szCs w:val="28"/>
+        </w:rPr>
+        <w:t xml:space="preserve">See viitab sellele, et isegi kui süsteem suudab protsesse </w:t>
+      </w:r>
+      <w:r>
+        <w:rPr>
+          <w:rFonts w:ascii="Cambria" w:hAnsi="Cambria"/>
+          <w:sz w:val="24"/>
+          <w:szCs w:val="28"/>
+        </w:rPr>
+        <w:lastRenderedPageBreak/>
+        <w:t>kiirendada, võib selle esialgne rakendamine põhjustada lisakoormust ja ajutisi probleeme.</w:t>
+      </w:r>
+    </w:p>
+    <w:p>
+      <w:pPr>
+        <w:spacing w:line="240" w:lineRule="auto"/>
+        <w:rPr>
+          <w:rFonts w:ascii="Cambria" w:hAnsi="Cambria"/>
+          <w:sz w:val="24"/>
+          <w:szCs w:val="28"/>
+          <w:lang w:val="ru-RU"/>
+        </w:rPr>
+      </w:pPr>
+    </w:p>
+    <w:p>
+      <w:pPr>
+        <w:pStyle w:val="Heading3"/>
+        <w:rPr>
+          <w:lang w:val="ru-RU"/>
+        </w:rPr>
+      </w:pPr>
+      <w:r>
+        <w:t>Automatiseerimise väljakutsed haridusasutustes</w:t>
+      </w:r>
+    </w:p>
+    <w:p>
+      <w:pPr>
+        <w:rPr>
+          <w:rFonts w:ascii="Cambria" w:hAnsi="Cambria"/>
+          <w:b/>
+          <w:bCs/>
+          <w:sz w:val="24"/>
+          <w:szCs w:val="28"/>
+          <w:lang w:val="ru-RU"/>
+        </w:rPr>
+      </w:pPr>
+      <w:r>
+        <w:rPr>
+          <w:rFonts w:ascii="Cambria" w:hAnsi="Cambria"/>
+          <w:b/>
+          <w:bCs/>
+          <w:sz w:val="24"/>
+          <w:szCs w:val="28"/>
+          <w:lang w:val="ru-RU"/>
+        </w:rPr>
+        <w:t>Töötajate valmisolek ja tehnilised oskused</w:t>
+      </w:r>
+    </w:p>
+    <w:p>
+      <w:pPr>
+        <w:spacing w:line="240" w:lineRule="auto"/>
+      </w:pPr>
+      <w:r>
+        <w:rPr>
+          <w:lang w:val="ru-RU"/>
+        </w:rPr>
+        <w:t>Üks peamisi probleeme on muutuste vastuvõtmine ja kohanemine uute tehnoloogiatega. Tunniplaanide automatiseerimine eeldab, et õpetajad ja kooli administraatorid mõistavad, kuidas süsteem töötab ja kuidas seda efektiivselt kasutada. Prakasa, Muklason ja Premananda (2024) leidsid, et paljud koolitöötajad ei olnud uue süsteemi kasutuselevõtuks valmis, kuna see nõudis neilt tehnilisi oskusi, mida neil varem ei olnud.</w:t>
+      </w:r>
+    </w:p>
+    <w:p>
+      <w:pPr>
+        <w:spacing w:line="240" w:lineRule="auto"/>
+      </w:pPr>
+    </w:p>
+    <w:p>
+      <w:pPr>
+        <w:rPr>
+          <w:rFonts w:ascii="Cambria" w:hAnsi="Cambria"/>
+          <w:b/>
+          <w:bCs/>
+          <w:sz w:val="24"/>
+          <w:szCs w:val="28"/>
+          <w:lang w:val="ru-RU"/>
+        </w:rPr>
+      </w:pPr>
+      <w:r>
+        <w:rPr>
+          <w:rFonts w:ascii="Cambria" w:hAnsi="Cambria"/>
+          <w:b/>
+          <w:bCs/>
+          <w:sz w:val="24"/>
+          <w:szCs w:val="28"/>
+          <w:lang w:val="ru-RU"/>
+        </w:rPr>
+        <w:t>Tehnilise toe ja infrastruktuuri puudulikkus</w:t>
+      </w:r>
+    </w:p>
+    <w:p>
+      <w:pPr>
+        <w:spacing w:line="240" w:lineRule="auto"/>
+        <w:rPr>
+          <w:rFonts w:ascii="Cambria" w:hAnsi="Cambria"/>
+        </w:rPr>
+      </w:pPr>
+      <w:r>
+        <w:rPr>
+          <w:rFonts w:ascii="Cambria" w:hAnsi="Cambria"/>
+          <w:lang w:val="ru-RU"/>
+        </w:rPr>
+        <w:t>Uute süsteemide rakendamine ei piirdu ainult tarkvara kasutuselevõtuga, vaid nõuab ka pidevat tehnilist tuge ja ressursse. Paljudes koolides puuduvad piisavad IT-spetsialistid, kes saaksid aidata probleeme lahendada ja tagada süsteemi sujuva toimimise. Kui süsteemi ei hallata ja uuendata korrapäraselt, võivad tekkida tehnilised tõrked, mis muudavad kogu protsessi veelgi keerulisemaks</w:t>
+      </w:r>
+    </w:p>
+    <w:p>
+      <w:pPr>
+        <w:spacing w:line="240" w:lineRule="auto"/>
+        <w:rPr>
+          <w:rFonts w:ascii="Cambria" w:hAnsi="Cambria"/>
+        </w:rPr>
+      </w:pPr>
+    </w:p>
+    <w:p>
+      <w:pPr>
+        <w:rPr>
+          <w:rFonts w:ascii="Cambria" w:hAnsi="Cambria"/>
+          <w:b/>
+          <w:bCs/>
+          <w:sz w:val="24"/>
+          <w:szCs w:val="28"/>
+          <w:lang w:val="ru-RU"/>
+        </w:rPr>
+      </w:pPr>
+      <w:r>
+        <w:rPr>
+          <w:rFonts w:ascii="Cambria" w:hAnsi="Cambria"/>
+          <w:b/>
+          <w:bCs/>
+          <w:sz w:val="24"/>
+          <w:szCs w:val="28"/>
+          <w:lang w:val="ru-RU"/>
+        </w:rPr>
+        <w:t>Automatiseerimise pikaajaline mõju ja paindlikkuse puudumine</w:t>
+      </w:r>
+    </w:p>
+    <w:p>
+      <w:pPr>
+        <w:spacing w:line="240" w:lineRule="auto"/>
+      </w:pPr>
+      <w:r>
+        <w:rPr>
+          <w:lang w:val="ru-RU"/>
+        </w:rPr>
+        <w:t>Lisaks toovad uuringud esile, et automatiseerimise mõju ei ole alati koheselt positiivne. Kuigi tunniplaanide automatiseerimine vähendas manuaalse töö hulka ja muutis ajakava koostamise protsessi kiiremaks, tuli töötajatel esialgu investeerida märkimisväärselt aega uue süsteemi õppimisse ja kohandamisse.</w:t>
+      </w:r>
+      <w:r>
+        <w:t xml:space="preserve"> </w:t>
+      </w:r>
+      <w:r>
+        <w:t>"Although the automated approach significantly reduced manual workload, users initially faced difficulties in adapting to the new system, requiring additional training and adjustments." (Prakasa et al., 2024)</w:t>
+      </w:r>
+    </w:p>
+    <w:p>
+      <w:pPr>
+        <w:rPr>
+          <w:rFonts w:ascii="Cambria" w:hAnsi="Cambria"/>
+          <w:lang w:val="ru-RU"/>
+        </w:rPr>
+      </w:pPr>
+    </w:p>
+    <w:p>
+      <w:pPr>
+        <w:pStyle w:val="Heading3"/>
+      </w:pPr>
+      <w:r>
+        <w:t>Küberturvalisuse ja andmekaitse väljakutsed</w:t>
+      </w:r>
+      <w:r>
+        <w:t>:</w:t>
+      </w:r>
+    </w:p>
+    <w:p>
+      <w:pPr>
+        <w:tabs>
+          <w:tab w:val="clear" w:pos="6237"/>
+        </w:tabs>
+        <w:spacing w:before="100" w:beforeAutospacing="1" w:after="100" w:afterAutospacing="1" w:line="240" w:lineRule="auto"/>
+        <w:rPr>
+          <w:rFonts w:ascii="Cambria" w:hAnsi="Cambria"/>
+          <w:sz w:val="24"/>
+          <w:szCs w:val="28"/>
+          <w:lang w:eastAsia="ru-RU"/>
+        </w:rPr>
+      </w:pPr>
+      <w:r>
+        <w:rPr>
+          <w:rFonts w:ascii="Cambria" w:hAnsi="Cambria"/>
+          <w:sz w:val="24"/>
+          <w:szCs w:val="28"/>
+          <w:lang w:val="ru-RU" w:eastAsia="ru-RU"/>
+        </w:rPr>
+        <w:t>I</w:t>
+      </w:r>
+      <w:r>
+        <w:rPr>
+          <w:rFonts w:ascii="Cambria" w:hAnsi="Cambria"/>
+          <w:sz w:val="24"/>
+          <w:szCs w:val="28"/>
+          <w:lang w:eastAsia="ru-RU"/>
+        </w:rPr>
+        <w:t xml:space="preserve">nfoturve on üks olulisemaid probleeme haridusasutustes, kuna need töötlevad suures koguses tundlikku teavet, sealhulgas õpilaste isikuandmeid ja õppetulemusi. </w:t>
+      </w:r>
+      <w:r>
+        <w:rPr>
+          <w:rFonts w:ascii="Cambria" w:hAnsi="Cambria"/>
+          <w:b/>
+          <w:bCs/>
+          <w:sz w:val="24"/>
+          <w:szCs w:val="28"/>
+          <w:lang w:eastAsia="ru-RU"/>
+        </w:rPr>
+        <w:t>COVID-19 pandeemia ajal suurenesid kübärrünnakud haridusasutuste vastu</w:t>
+      </w:r>
+      <w:r>
+        <w:rPr>
+          <w:rFonts w:ascii="Cambria" w:hAnsi="Cambria"/>
+          <w:sz w:val="24"/>
+          <w:szCs w:val="28"/>
+          <w:lang w:eastAsia="ru-RU"/>
+        </w:rPr>
+        <w:t>, mis näitas vajadust tõhustada infoturbe meetmeid ja -protseduure.</w:t>
+      </w:r>
+    </w:p>
+    <w:p>
+      <w:pPr>
+        <w:tabs>
+          <w:tab w:val="clear" w:pos="6237"/>
+        </w:tabs>
+        <w:spacing w:before="100" w:beforeAutospacing="1" w:after="100" w:afterAutospacing="1" w:line="240" w:lineRule="auto"/>
+        <w:rPr>
+          <w:rFonts w:ascii="Cambria" w:hAnsi="Cambria"/>
+          <w:sz w:val="24"/>
+          <w:szCs w:val="28"/>
+          <w:lang w:val="ru-RU" w:eastAsia="ru-RU"/>
+        </w:rPr>
+      </w:pPr>
+      <w:r>
+        <w:rPr>
+          <w:rFonts w:ascii="Cambria" w:hAnsi="Cambria"/>
+          <w:b/>
+          <w:bCs/>
+          <w:sz w:val="24"/>
+          <w:szCs w:val="28"/>
+          <w:lang w:val="ru-RU" w:eastAsia="ru-RU"/>
+        </w:rPr>
+        <w:t>Uuringud on näidanud, et 2020. aastal kannatas enam kui pool kõrgkoole küberrünnakute all</w:t>
+      </w:r>
+      <w:r>
+        <w:rPr>
+          <w:rFonts w:ascii="Cambria" w:hAnsi="Cambria"/>
+          <w:sz w:val="24"/>
+          <w:szCs w:val="28"/>
+          <w:lang w:val="ru-RU" w:eastAsia="ru-RU"/>
+        </w:rPr>
+        <w:t xml:space="preserve">, mille käigus varastati töötajate ja õpilaste isikuandmeid. See näitab, et haridussektorist on saanud üks kõige haavatavamaid sihtmärke küberkurjategijatele, kuna sealne </w:t>
+      </w:r>
+      <w:r>
+        <w:rPr>
+          <w:rFonts w:ascii="Cambria" w:hAnsi="Cambria"/>
+          <w:b/>
+          <w:bCs/>
+          <w:sz w:val="24"/>
+          <w:szCs w:val="28"/>
+          <w:lang w:val="ru-RU" w:eastAsia="ru-RU"/>
+        </w:rPr>
+        <w:t>IT-infrastruktuur ei ole tavaliselt sama tugev kui näiteks panganduses või valitsusasutustes</w:t>
+      </w:r>
+      <w:r>
+        <w:rPr>
+          <w:rFonts w:ascii="Cambria" w:hAnsi="Cambria"/>
+          <w:sz w:val="24"/>
+          <w:szCs w:val="28"/>
+          <w:lang w:val="ru-RU" w:eastAsia="ru-RU"/>
+        </w:rPr>
+        <w:t xml:space="preserve"> (Jawaid, 2022).</w:t>
+      </w:r>
+      <w:r>
+        <w:rPr>
+          <w:rFonts w:ascii="Cambria" w:hAnsi="Cambria"/>
+          <w:i/>
+          <w:iCs/>
+          <w:sz w:val="24"/>
+          <w:szCs w:val="28"/>
+          <w:lang w:val="ru-RU" w:eastAsia="ru-RU"/>
+        </w:rPr>
+        <w:t>"In 2020, it was reported that over half of Higher Education Institutions were affected by cyber attacks. The data stolen from these institutions included the personal information of their employees and students."</w:t>
+      </w:r>
+      <w:r>
+        <w:rPr>
+          <w:rFonts w:ascii="Cambria" w:hAnsi="Cambria"/>
+          <w:sz w:val="24"/>
+          <w:szCs w:val="28"/>
+          <w:lang w:val="ru-RU" w:eastAsia="ru-RU"/>
+        </w:rPr>
+        <w:t xml:space="preserve"> (Jawaid, 2022, p. 1).</w:t>
+      </w:r>
+    </w:p>
+    <w:p>
+      <w:pPr>
+        <w:tabs>
+          <w:tab w:val="clear" w:pos="6237"/>
+        </w:tabs>
+        <w:spacing w:before="100" w:beforeAutospacing="1" w:after="100" w:afterAutospacing="1" w:line="240" w:lineRule="auto"/>
+        <w:rPr>
+          <w:rFonts w:ascii="Cambria" w:hAnsi="Cambria"/>
+          <w:sz w:val="24"/>
+          <w:szCs w:val="28"/>
+          <w:lang w:val="et-EE" w:eastAsia="ru-RU"/>
+        </w:rPr>
+      </w:pPr>
+      <w:r>
+        <w:rPr>
+          <w:rFonts w:ascii="Cambria" w:hAnsi="Cambria"/>
+          <w:sz w:val="24"/>
+          <w:szCs w:val="28"/>
+          <w:lang w:val="ru-RU" w:eastAsia="ru-RU"/>
+        </w:rPr>
+        <w:t xml:space="preserve">Haridusasutuste haavatavust süvendab ka </w:t>
+      </w:r>
+      <w:r>
+        <w:rPr>
+          <w:rFonts w:ascii="Cambria" w:hAnsi="Cambria"/>
+          <w:b/>
+          <w:bCs/>
+          <w:sz w:val="24"/>
+          <w:szCs w:val="28"/>
+          <w:lang w:val="ru-RU" w:eastAsia="ru-RU"/>
+        </w:rPr>
+        <w:t>töötajate vähene teadlikkus infoturberiskidest</w:t>
+      </w:r>
+      <w:r>
+        <w:rPr>
+          <w:rFonts w:ascii="Cambria" w:hAnsi="Cambria"/>
+          <w:sz w:val="24"/>
+          <w:szCs w:val="28"/>
+          <w:lang w:val="ru-RU" w:eastAsia="ru-RU"/>
+        </w:rPr>
+        <w:t xml:space="preserve">. Ühendkuningriigis läbi viidud uuring näitas, et vaid </w:t>
+      </w:r>
+      <w:r>
+        <w:rPr>
+          <w:rFonts w:ascii="Cambria" w:hAnsi="Cambria"/>
+          <w:b/>
+          <w:bCs/>
+          <w:sz w:val="24"/>
+          <w:szCs w:val="28"/>
+          <w:lang w:val="ru-RU" w:eastAsia="ru-RU"/>
+        </w:rPr>
+        <w:t>46% ülikoolide töötajatest oli saanud infoturbealast koolitust viimase 12 kuu jooksul</w:t>
+      </w:r>
+      <w:r>
+        <w:rPr>
+          <w:rFonts w:ascii="Cambria" w:hAnsi="Cambria"/>
+          <w:sz w:val="24"/>
+          <w:szCs w:val="28"/>
+          <w:lang w:val="ru-RU" w:eastAsia="ru-RU"/>
+        </w:rPr>
+        <w:t xml:space="preserve">. See tähendab, et üle poole töötajatest ei olnud teadlikud küberohtudest ega </w:t>
+      </w:r>
+      <w:r>
+        <w:rPr>
+          <w:rFonts w:ascii="Cambria" w:hAnsi="Cambria"/>
+          <w:sz w:val="24"/>
+          <w:szCs w:val="28"/>
+          <w:lang w:val="ru-RU" w:eastAsia="ru-RU"/>
+        </w:rPr>
+        <w:lastRenderedPageBreak/>
+        <w:t>teadnud, kuidas oma tegevusega võimalikke ründeid ennetada. Võrreldes erasektoriga, kus infoturbe koolitused on tihti kohustuslikud, on see näitaja murettekitavalt madal (Jawaid, 2022).</w:t>
+      </w:r>
+      <w:r>
+        <w:rPr>
+          <w:rFonts w:ascii="Cambria" w:hAnsi="Cambria"/>
+          <w:i/>
+          <w:iCs/>
+          <w:sz w:val="24"/>
+          <w:szCs w:val="28"/>
+          <w:lang w:val="ru-RU" w:eastAsia="ru-RU"/>
+        </w:rPr>
+        <w:t>"A report revealed that only 46% of staff members had received security training in the 12 months prior to the publication of the report."</w:t>
+      </w:r>
+      <w:r>
+        <w:rPr>
+          <w:rFonts w:ascii="Cambria" w:hAnsi="Cambria"/>
+          <w:sz w:val="24"/>
+          <w:szCs w:val="28"/>
+          <w:lang w:val="ru-RU" w:eastAsia="ru-RU"/>
+        </w:rPr>
+        <w:t xml:space="preserve"> (Jawaid, 2022, p. 14).</w:t>
+      </w:r>
+    </w:p>
+    <w:p>
+      <w:pPr>
+        <w:tabs>
+          <w:tab w:val="clear" w:pos="6237"/>
+        </w:tabs>
+        <w:spacing w:before="100" w:beforeAutospacing="1" w:after="100" w:afterAutospacing="1" w:line="240" w:lineRule="auto"/>
+        <w:rPr>
+          <w:rFonts w:ascii="Cambria" w:hAnsi="Cambria"/>
+          <w:sz w:val="24"/>
+          <w:szCs w:val="28"/>
+          <w:lang w:val="et-EE" w:eastAsia="ru-RU"/>
+        </w:rPr>
+      </w:pPr>
+      <w:r>
+        <w:rPr>
+          <w:rFonts w:ascii="Cambria" w:hAnsi="Cambria"/>
+          <w:sz w:val="24"/>
+          <w:szCs w:val="28"/>
+          <w:lang w:val="ru-RU" w:eastAsia="ru-RU"/>
+        </w:rPr>
+        <w:t xml:space="preserve">Andmelekete ja lunavararünnakute sagenemine on toonud esile vajaduse </w:t>
+      </w:r>
+      <w:r>
+        <w:rPr>
+          <w:rFonts w:ascii="Cambria" w:hAnsi="Cambria"/>
+          <w:b/>
+          <w:bCs/>
+          <w:sz w:val="24"/>
+          <w:szCs w:val="28"/>
+          <w:lang w:val="ru-RU" w:eastAsia="ru-RU"/>
+        </w:rPr>
+        <w:t>pideva investeerimise järele IT-infrastruktuuri ja töötajate infoturbealasesse koolitamisse</w:t>
+      </w:r>
+      <w:r>
+        <w:rPr>
+          <w:rFonts w:ascii="Cambria" w:hAnsi="Cambria"/>
+          <w:sz w:val="24"/>
+          <w:szCs w:val="28"/>
+          <w:lang w:val="ru-RU" w:eastAsia="ru-RU"/>
+        </w:rPr>
+        <w:t xml:space="preserve">. </w:t>
+      </w:r>
+      <w:r>
+        <w:rPr>
+          <w:rFonts w:ascii="Cambria" w:hAnsi="Cambria"/>
+          <w:b/>
+          <w:bCs/>
+          <w:sz w:val="24"/>
+          <w:szCs w:val="28"/>
+          <w:lang w:val="ru-RU" w:eastAsia="ru-RU"/>
+        </w:rPr>
+        <w:t>Üks suurimaid teadaolevaid ründeid haridussektoris toimus 2020. aastal Quebecis</w:t>
+      </w:r>
+      <w:r>
+        <w:rPr>
+          <w:rFonts w:ascii="Cambria" w:hAnsi="Cambria"/>
+          <w:sz w:val="24"/>
+          <w:szCs w:val="28"/>
+          <w:lang w:val="ru-RU" w:eastAsia="ru-RU"/>
+        </w:rPr>
+        <w:t>, kus varastati enam kui 300 000 õpetaja isikuandmed. See juhtum paljastas haridusasutuste turvameetmete puudulikkuse, kuna varastatud andmeid kasutati laialdaselt identiteedivarguste ja finantspettuste toimepanemiseks (Jawaid, 2022).</w:t>
+      </w:r>
+      <w:r>
+        <w:rPr>
+          <w:rFonts w:ascii="Cambria" w:hAnsi="Cambria"/>
+          <w:i/>
+          <w:iCs/>
+          <w:sz w:val="24"/>
+          <w:szCs w:val="28"/>
+          <w:lang w:val="ru-RU" w:eastAsia="ru-RU"/>
+        </w:rPr>
+        <w:t>"In 2020, it was revealed that hackers were able to steal the personal information of over 300,000 teachers in Quebec. Despite the arrests of the attackers, many cases of identity theft were still reported."</w:t>
+      </w:r>
+      <w:r>
+        <w:rPr>
+          <w:rFonts w:ascii="Cambria" w:hAnsi="Cambria"/>
+          <w:sz w:val="24"/>
+          <w:szCs w:val="28"/>
+          <w:lang w:val="ru-RU" w:eastAsia="ru-RU"/>
+        </w:rPr>
+        <w:t xml:space="preserve"> (Jawaid, 2022).</w:t>
+      </w:r>
+    </w:p>
+    <w:p>
+      <w:pPr>
+        <w:tabs>
+          <w:tab w:val="clear" w:pos="6237"/>
+        </w:tabs>
+        <w:spacing w:before="100" w:beforeAutospacing="1" w:after="100" w:afterAutospacing="1" w:line="240" w:lineRule="auto"/>
+        <w:rPr>
+          <w:rFonts w:ascii="Cambria" w:hAnsi="Cambria"/>
+          <w:sz w:val="24"/>
+          <w:szCs w:val="28"/>
+          <w:lang w:val="ru-RU" w:eastAsia="ru-RU"/>
+        </w:rPr>
+      </w:pPr>
+      <w:r>
+        <w:rPr>
+          <w:rFonts w:ascii="Cambria" w:hAnsi="Cambria"/>
+          <w:sz w:val="24"/>
+          <w:szCs w:val="28"/>
+          <w:lang w:val="ru-RU" w:eastAsia="ru-RU"/>
+        </w:rPr>
+        <w:t xml:space="preserve">Küberturvalisuse tagamine eeldab </w:t>
+      </w:r>
+      <w:r>
+        <w:rPr>
+          <w:rFonts w:ascii="Cambria" w:hAnsi="Cambria"/>
+          <w:b/>
+          <w:bCs/>
+          <w:sz w:val="24"/>
+          <w:szCs w:val="28"/>
+          <w:lang w:val="ru-RU" w:eastAsia="ru-RU"/>
+        </w:rPr>
+        <w:t>terviklikku lähenemist</w:t>
+      </w:r>
+      <w:r>
+        <w:rPr>
+          <w:rFonts w:ascii="Cambria" w:hAnsi="Cambria"/>
+          <w:sz w:val="24"/>
+          <w:szCs w:val="28"/>
+          <w:lang w:val="ru-RU" w:eastAsia="ru-RU"/>
+        </w:rPr>
+        <w:t xml:space="preserve">, mis hõlmab </w:t>
+      </w:r>
+      <w:r>
+        <w:rPr>
+          <w:rFonts w:ascii="Cambria" w:hAnsi="Cambria"/>
+          <w:b/>
+          <w:bCs/>
+          <w:sz w:val="24"/>
+          <w:szCs w:val="28"/>
+          <w:lang w:val="ru-RU" w:eastAsia="ru-RU"/>
+        </w:rPr>
+        <w:t>nii tehnilisi lahendusi kui ka töötajate pidevat koolitamist ja teadlikkuse tõstmist</w:t>
+      </w:r>
+      <w:r>
+        <w:rPr>
+          <w:rFonts w:ascii="Cambria" w:hAnsi="Cambria"/>
+          <w:sz w:val="24"/>
+          <w:szCs w:val="28"/>
+          <w:lang w:val="ru-RU" w:eastAsia="ru-RU"/>
+        </w:rPr>
+        <w:t xml:space="preserve">. </w:t>
+      </w:r>
+      <w:r>
+        <w:rPr>
+          <w:rFonts w:ascii="Cambria" w:hAnsi="Cambria"/>
+          <w:b/>
+          <w:bCs/>
+          <w:sz w:val="24"/>
+          <w:szCs w:val="28"/>
+          <w:lang w:val="ru-RU" w:eastAsia="ru-RU"/>
+        </w:rPr>
+        <w:t>Regulaarsed turvavärskendused, tugevamad autentimismeetodid ja paremini juhitud infoturbepoliitikad on haridusasutuste jaoks hädavajalikud</w:t>
+      </w:r>
+      <w:r>
+        <w:rPr>
+          <w:rFonts w:ascii="Cambria" w:hAnsi="Cambria"/>
+          <w:sz w:val="24"/>
+          <w:szCs w:val="28"/>
+          <w:lang w:val="ru-RU" w:eastAsia="ru-RU"/>
+        </w:rPr>
+        <w:t xml:space="preserve">, et vältida sarnaste rünnakute kordumist </w:t>
+      </w:r>
+    </w:p>
+    <w:p>
+      <w:pPr>
+        <w:rPr>
+          <w:rFonts w:ascii="Cambria" w:hAnsi="Cambria"/>
+          <w:lang w:val="ru-RU"/>
+        </w:rPr>
+      </w:pPr>
+    </w:p>
+    <w:p>
+      <w:pPr>
+        <w:pStyle w:val="Heading3"/>
+        <w:rPr>
+          <w:lang w:val="ru-RU"/>
+        </w:rPr>
+      </w:pPr>
+      <w:r>
+        <w:t>Teadmiste haldamine ja dokumentatsiooni automatiseerimine</w:t>
+      </w:r>
+    </w:p>
+    <w:p>
+      <w:pPr>
+        <w:spacing w:line="240" w:lineRule="auto"/>
+        <w:rPr>
+          <w:rFonts w:ascii="Cambria" w:hAnsi="Cambria"/>
+          <w:sz w:val="24"/>
+          <w:szCs w:val="24"/>
+          <w:lang w:val="et-EE"/>
+        </w:rPr>
+      </w:pPr>
+      <w:r>
+        <w:rPr>
+          <w:rFonts w:ascii="Cambria" w:hAnsi="Cambria"/>
+          <w:sz w:val="24"/>
+          <w:szCs w:val="24"/>
+        </w:rPr>
+        <w:t>Teadmiste haldamine haridusasutustes on keeruline protsess, mis hõlmab nii informatsiooni säilitamist, edastamist kui ka teadmiste rakendamist. Kui seda ei tehta süsteemselt, võib organisatsioon kaotada kriitilise tähtsusega teadmised töötajate lahkumisel ning kogeda otsuste langetamise protsesside nõrgenemist</w:t>
+      </w:r>
+      <w:r>
+        <w:rPr>
+          <w:rFonts w:ascii="Cambria" w:hAnsi="Cambria"/>
+          <w:sz w:val="24"/>
+          <w:szCs w:val="24"/>
+        </w:rPr>
+        <w:t xml:space="preserve">. </w:t>
+      </w:r>
+      <w:r>
+        <w:rPr>
+          <w:rFonts w:ascii="Cambria" w:hAnsi="Cambria"/>
+          <w:sz w:val="24"/>
+          <w:szCs w:val="24"/>
+        </w:rPr>
+        <w:t>"Workforce attrition and turnover in today's society has implications for knowledge management. In many organizations, critical knowledge is often siloed and/or retained by experts, at the risk of being lost when the organization changes or these experts leave." (ISO 30401, 2018, p. v)</w:t>
+      </w:r>
+      <w:r>
+        <w:rPr>
+          <w:rFonts w:ascii="Cambria" w:hAnsi="Cambria"/>
+          <w:sz w:val="24"/>
+          <w:szCs w:val="24"/>
+        </w:rPr>
+        <w:t>.Ning h</w:t>
+      </w:r>
+      <w:r>
+        <w:rPr>
+          <w:rFonts w:ascii="Cambria" w:hAnsi="Cambria"/>
+          <w:sz w:val="24"/>
+          <w:szCs w:val="24"/>
+        </w:rPr>
+        <w:t xml:space="preserve">aridusasutustes on see probleem eriti terav, sest õpetajate ja administratiivtöötajate vahetumise korral võib </w:t>
+      </w:r>
+      <w:r>
+        <w:rPr>
+          <w:rFonts w:ascii="Cambria" w:hAnsi="Cambria"/>
+          <w:b/>
+          <w:bCs/>
+          <w:sz w:val="24"/>
+          <w:szCs w:val="24"/>
+        </w:rPr>
+        <w:t>puududa struktuur, mis võimaldaks varasemate kogemuste ja otsuste talletamist ning uutele töötajatele edastamist</w:t>
+      </w:r>
+      <w:r>
+        <w:rPr>
+          <w:rFonts w:ascii="Cambria" w:hAnsi="Cambria"/>
+          <w:sz w:val="24"/>
+          <w:szCs w:val="24"/>
+        </w:rPr>
+        <w:t xml:space="preserve">. </w:t>
+      </w:r>
+      <w:r>
+        <w:rPr>
+          <w:rFonts w:ascii="Cambria" w:hAnsi="Cambria"/>
+          <w:b/>
+          <w:bCs/>
+          <w:sz w:val="24"/>
+          <w:szCs w:val="24"/>
+        </w:rPr>
+        <w:t>Kui teadmiste jagamine põhineb peamiselt suulisel traditsioonil ja individuaalsel kogemusel, siis kriitiline informatsioon võib kaduma minna</w:t>
+      </w:r>
+    </w:p>
+    <w:p>
+      <w:pPr>
+        <w:spacing w:line="240" w:lineRule="auto"/>
+        <w:rPr>
+          <w:rFonts w:ascii="Cambria" w:hAnsi="Cambria"/>
+          <w:sz w:val="24"/>
+          <w:szCs w:val="24"/>
+          <w:lang w:val="et-EE"/>
+        </w:rPr>
+      </w:pPr>
+    </w:p>
+    <w:p>
+      <w:pPr>
+        <w:spacing w:line="240" w:lineRule="auto"/>
+        <w:rPr>
+          <w:rFonts w:ascii="Cambria" w:hAnsi="Cambria"/>
+          <w:b/>
+          <w:bCs/>
+          <w:sz w:val="24"/>
+          <w:szCs w:val="24"/>
+        </w:rPr>
+      </w:pPr>
+      <w:r>
+        <w:rPr>
+          <w:rFonts w:ascii="Cambria" w:hAnsi="Cambria"/>
+          <w:b/>
+          <w:bCs/>
+          <w:sz w:val="24"/>
+          <w:szCs w:val="24"/>
+        </w:rPr>
+        <w:t>Kasutajate vastupanu ja töökoormuse suurenemine</w:t>
+      </w:r>
+    </w:p>
+    <w:p>
+      <w:pPr>
+        <w:spacing w:line="240" w:lineRule="auto"/>
+        <w:rPr>
+          <w:rFonts w:ascii="Cambria" w:hAnsi="Cambria"/>
+          <w:b/>
+          <w:bCs/>
+          <w:sz w:val="24"/>
+          <w:szCs w:val="24"/>
+        </w:rPr>
+      </w:pPr>
+    </w:p>
+    <w:p>
+      <w:pPr>
+        <w:spacing w:line="240" w:lineRule="auto"/>
+        <w:rPr>
+          <w:rFonts w:ascii="Cambria" w:hAnsi="Cambria"/>
+          <w:sz w:val="24"/>
+          <w:szCs w:val="24"/>
+          <w:lang w:val="et-EE"/>
+        </w:rPr>
+      </w:pPr>
+      <w:r>
+        <w:rPr>
+          <w:rFonts w:ascii="Cambria" w:hAnsi="Cambria"/>
+          <w:sz w:val="24"/>
+          <w:szCs w:val="24"/>
+          <w:lang w:val="ru-RU"/>
+        </w:rPr>
+        <w:t>Paljud organisatsioonid, sealhulgas haridusasutused, on püüdnud lahendada teadmiste haldamise probleeme automatiseeritud dokumentatsioonisüsteemide abil. Siiski on sageli takistuseks töötajate vastupanu, kuna dokumenteerimine nõuab lisatööd ja paljud ei näe selle otsest kasu igapäevatöös</w:t>
+      </w:r>
+      <w:r>
+        <w:rPr>
+          <w:rFonts w:ascii="Cambria" w:hAnsi="Cambria"/>
+          <w:sz w:val="24"/>
+          <w:szCs w:val="24"/>
+          <w:lang w:val="et-EE"/>
+        </w:rPr>
+        <w:t>.</w:t>
+      </w:r>
+      <w:r>
+        <w:rPr>
+          <w:rFonts w:ascii="Cambria" w:hAnsi="Cambria"/>
+          <w:sz w:val="24"/>
+          <w:szCs w:val="24"/>
+        </w:rPr>
+        <w:t xml:space="preserve"> </w:t>
+      </w:r>
+      <w:r>
+        <w:rPr>
+          <w:rFonts w:ascii="Cambria" w:hAnsi="Cambria"/>
+          <w:sz w:val="24"/>
+          <w:szCs w:val="24"/>
+        </w:rPr>
+        <w:t xml:space="preserve">Kui töötajad ei ole </w:t>
+      </w:r>
+      <w:r>
+        <w:rPr>
+          <w:rFonts w:ascii="Cambria" w:hAnsi="Cambria"/>
+          <w:sz w:val="24"/>
+          <w:szCs w:val="24"/>
+        </w:rPr>
+        <w:lastRenderedPageBreak/>
+        <w:t xml:space="preserve">motiveeritud süsteemi kasutama, jääb see sageli </w:t>
+      </w:r>
+      <w:r>
+        <w:rPr>
+          <w:rFonts w:ascii="Cambria" w:hAnsi="Cambria"/>
+          <w:b/>
+          <w:bCs/>
+          <w:sz w:val="24"/>
+          <w:szCs w:val="24"/>
+        </w:rPr>
+        <w:t>formaalseks lahenduseks, mida täidetakse minimaalselt ja ilma sisulise panuseta</w:t>
+      </w:r>
+      <w:r>
+        <w:rPr>
+          <w:rFonts w:ascii="Cambria" w:hAnsi="Cambria"/>
+          <w:sz w:val="24"/>
+          <w:szCs w:val="24"/>
+        </w:rPr>
+        <w:t>.</w:t>
+      </w:r>
+    </w:p>
+    <w:p>
+      <w:pPr>
+        <w:pStyle w:val="BodyText"/>
+        <w:rPr>
+          <w:rFonts w:ascii="Cambria" w:hAnsi="Cambria"/>
+          <w:sz w:val="24"/>
+          <w:szCs w:val="24"/>
+          <w:lang w:val="et-EE" w:bidi="ar-SA"/>
+        </w:rPr>
+      </w:pPr>
+    </w:p>
+    <w:p>
+      <w:pPr>
+        <w:pStyle w:val="BodyText"/>
+        <w:rPr>
+          <w:rFonts w:ascii="Cambria" w:hAnsi="Cambria"/>
+          <w:b/>
+          <w:bCs/>
+          <w:sz w:val="24"/>
+          <w:szCs w:val="24"/>
+          <w:lang w:bidi="ar-SA"/>
+        </w:rPr>
+      </w:pPr>
+      <w:r>
+        <w:rPr>
+          <w:rFonts w:ascii="Cambria" w:hAnsi="Cambria"/>
+          <w:b/>
+          <w:bCs/>
+          <w:sz w:val="24"/>
+          <w:szCs w:val="24"/>
+          <w:lang w:bidi="ar-SA"/>
+        </w:rPr>
+        <w:t>Teadmiste killustumine ja süsteemide integreerimise probleemid</w:t>
+      </w:r>
+      <w:r>
+        <w:rPr>
+          <w:rFonts w:ascii="Cambria" w:hAnsi="Cambria"/>
+          <w:b/>
+          <w:bCs/>
+          <w:sz w:val="24"/>
+          <w:szCs w:val="24"/>
+          <w:lang w:bidi="ar-SA"/>
+        </w:rPr>
+        <w:t>.</w:t>
+      </w:r>
+    </w:p>
+    <w:p>
+      <w:pPr>
+        <w:spacing w:line="240" w:lineRule="auto"/>
+        <w:rPr>
+          <w:rFonts w:ascii="Cambria" w:hAnsi="Cambria"/>
+          <w:sz w:val="24"/>
+          <w:szCs w:val="24"/>
+          <w:lang w:val="ru-RU"/>
+        </w:rPr>
+      </w:pPr>
+      <w:r>
+        <w:rPr>
+          <w:rFonts w:ascii="Cambria" w:hAnsi="Cambria"/>
+          <w:sz w:val="24"/>
+          <w:szCs w:val="24"/>
+        </w:rPr>
+        <w:t>Dokumentide automatiseerimine peaks teoorias parandama teabe kättesaadavust ja vähendama vigu, kuid praktikas võivad süsteemid olla killustatud ja mitte ühilduvad olemasolevate infosüsteemidega</w:t>
+      </w:r>
+      <w:r>
+        <w:rPr>
+          <w:rFonts w:ascii="Cambria" w:hAnsi="Cambria"/>
+          <w:sz w:val="24"/>
+          <w:szCs w:val="24"/>
+        </w:rPr>
+        <w:t xml:space="preserve">. </w:t>
+      </w:r>
+      <w:r>
+        <w:rPr>
+          <w:rFonts w:ascii="Cambria" w:hAnsi="Cambria"/>
+          <w:sz w:val="24"/>
+          <w:szCs w:val="24"/>
+        </w:rPr>
+        <w:t>Haridusasutustes kasutatavad erinevad e-õppe platvormid, failihaldussüsteemid ja sisuhalduslahendused võivad tekitada paralleelseid teadmiste kogumeid, kus sama teave eksisteerib mitmes versioonis, ilma et oleks tagatud selle ajakohasus ja terviklikkus.</w:t>
+      </w:r>
+    </w:p>
+    <w:p>
+      <w:pPr>
+        <w:spacing w:line="240" w:lineRule="auto"/>
+        <w:rPr>
+          <w:rFonts w:ascii="Cambria" w:hAnsi="Cambria"/>
+          <w:sz w:val="24"/>
+          <w:szCs w:val="24"/>
+          <w:lang w:val="ru-RU"/>
+        </w:rPr>
+      </w:pPr>
+    </w:p>
+    <w:p>
+      <w:pPr>
+        <w:pStyle w:val="Heading3"/>
         <w:numPr>
           <w:ilvl w:val="0"/>
           <w:numId w:val="0"/>
         </w:numPr>
-        <w:ind w:left="576"/>
-        <w:rPr>
-          <w:rFonts w:ascii="Cambria" w:hAnsi="Cambria"/>
+        <w:ind w:left="720" w:hanging="720"/>
+        <w:rPr>
+          <w:rFonts w:ascii="Cambria" w:hAnsi="Cambria"/>
+        </w:rPr>
+      </w:pPr>
+      <w:r>
+        <w:rPr>
+          <w:rStyle w:val="Strong"/>
+          <w:rFonts w:ascii="Cambria" w:hAnsi="Cambria"/>
+          <w:b/>
+          <w:bCs w:val="0"/>
+        </w:rPr>
+        <w:t>Teadmiste kvaliteedi ja ajakohasuse probleemid</w:t>
+      </w:r>
+    </w:p>
+    <w:p>
+      <w:pPr>
+        <w:spacing w:line="240" w:lineRule="auto"/>
+        <w:rPr>
+          <w:rFonts w:ascii="Cambria" w:hAnsi="Cambria"/>
+          <w:sz w:val="24"/>
+          <w:szCs w:val="28"/>
           <w:lang w:val="ru-RU"/>
         </w:rPr>
       </w:pPr>
-      <w:bookmarkStart w:id="18" w:name="_Toc190518915"/>
-    </w:p>
-    <w:p>
-      <w:pPr>
-        <w:pStyle w:val="Heading2"/>
-        <w:rPr>
-          <w:rFonts w:ascii="Cambria" w:hAnsi="Cambria"/>
-          <w:lang w:val="ru-RU"/>
-        </w:rPr>
-      </w:pPr>
-      <w:r>
-        <w:rPr>
-          <w:rFonts w:ascii="Cambria" w:hAnsi="Cambria"/>
-        </w:rPr>
-        <w:t>Kaasaegsed probleemid ja väljakutsed</w:t>
-      </w:r>
-      <w:bookmarkEnd w:id="18"/>
+      <w:r>
+        <w:rPr>
+          <w:rFonts w:ascii="Cambria" w:hAnsi="Cambria"/>
+          <w:sz w:val="24"/>
+          <w:szCs w:val="28"/>
+        </w:rPr>
+        <w:t>Teadmiste haldamise süsteemid vajavad pidevat ajakohastamist ja valideerimist, et tagada andmete usaldusväärsus ja kasutatavus. Kui süsteemis puudub selge mehhanism teadmiste kvaliteedi tagamiseks, võib see viia teadmiste ebatäpseks muutumiseni või isegi nende kadumiseni. ISO 30401 rõhutab, et teadmiste haldamine peab hõlmama ka aegunud või kehtetu teabe käsitlemist, et vältida vigade ja ebatäpse teabe levikut</w:t>
+      </w:r>
+      <w:r>
+        <w:rPr>
+          <w:rFonts w:ascii="Cambria" w:hAnsi="Cambria"/>
+          <w:sz w:val="24"/>
+          <w:szCs w:val="28"/>
+        </w:rPr>
+        <w:t xml:space="preserve">. </w:t>
+      </w:r>
+      <w:r>
+        <w:rPr>
+          <w:rFonts w:ascii="Cambria" w:hAnsi="Cambria"/>
+          <w:sz w:val="24"/>
+          <w:szCs w:val="28"/>
+        </w:rPr>
+        <w:t>"Handling outdated or invalid knowledge means to protect the organization from making mistakes or working inefficiently, as a result of using knowledge inappropriate within the current organizational context." (ISO 30401, 2018, p. 6)</w:t>
+      </w:r>
+      <w:r>
+        <w:rPr>
+          <w:rFonts w:ascii="Cambria" w:hAnsi="Cambria"/>
+          <w:sz w:val="24"/>
+          <w:szCs w:val="28"/>
+        </w:rPr>
+        <w:t xml:space="preserve">. </w:t>
+      </w:r>
+      <w:r>
+        <w:rPr>
+          <w:rFonts w:ascii="Cambria" w:hAnsi="Cambria"/>
+          <w:sz w:val="24"/>
+          <w:szCs w:val="28"/>
+        </w:rPr>
+        <w:t>Kui teadmiste haldamise süsteemides ei rakendata teadmiste uuendamise ja arhiveerimise protsesse, võivad töötajad jätkata vananenud ja ebatäpse teabe kasutamist, mis võib kahjustada otsustusprotsesse ja organisatsiooni toimimist</w:t>
+      </w:r>
+    </w:p>
+    <w:p>
+      <w:pPr>
+        <w:pStyle w:val="BodyText"/>
+        <w:rPr>
+          <w:sz w:val="22"/>
+          <w:szCs w:val="22"/>
+          <w:lang w:val="et-EE" w:bidi="ar-SA"/>
+        </w:rPr>
+      </w:pPr>
+    </w:p>
+    <w:p>
+      <w:pPr>
+        <w:pStyle w:val="Heading3"/>
+      </w:pPr>
+      <w:r>
+        <w:t>Organisatsioonilised ja kultuurilised barjäärid</w:t>
+      </w:r>
+    </w:p>
+    <w:p>
+      <w:pPr>
+        <w:rPr>
+          <w:rFonts w:ascii="Cambria" w:hAnsi="Cambria"/>
+          <w:lang w:val="en-GB" w:bidi="en-US"/>
+        </w:rPr>
+      </w:pPr>
+      <w:r>
+        <w:rPr>
+          <w:rFonts w:ascii="Cambria" w:hAnsi="Cambria"/>
+          <w:lang w:val="en-GB" w:bidi="en-US"/>
+        </w:rPr>
+        <w:t>Automatiseerimise ja digitaliseerimise rakendamine haridusasutustes seisab sageli silmitsi organisatsiooniliste ja kultuuriliste barjääridega, mis aeglustavad tehnoloogiliste uuenduste tõhusat juurutamist. Thomais Gkrimpizi ja Vassilios Peristeras (2022) rõhutavad oma uuringus, et töötajate vastuseis muudatustele, ebapiisav digipädevus ning eelistus harjumuspäraste tööprotsesside suhtes on peamised takistused digitaalsete lahenduste edukaks rakendamiseks.</w:t>
+      </w:r>
+    </w:p>
+    <w:p>
+      <w:pPr>
+        <w:rPr>
+          <w:rFonts w:ascii="Cambria" w:hAnsi="Cambria"/>
+          <w:lang w:val="en-GB" w:bidi="en-US"/>
+        </w:rPr>
+      </w:pPr>
+      <w:r>
+        <w:rPr>
+          <w:rFonts w:ascii="Cambria" w:hAnsi="Cambria"/>
+          <w:lang w:val="en-GB" w:bidi="en-US"/>
+        </w:rPr>
+        <w:t>Uuring näitab, et töötajad, kes tunnevad end ebakindlalt uue tehnoloogia ees, võivad teadlikult vältida uute süsteemide kasutuselevõttu, mis omakorda pidurdab innovatsiooni ja tõhususe kasvu (Gkrimpizi &amp; Peristeras, 2022). Lisaks viitavad autorid, et juhtkonna puudulik toetus ja selge visiooni puudumine muudatuste vajalikkuse osas vähendavad töötajate motivatsiooni ning valmisolekut uute tehnoloogiate rakendamiseks.</w:t>
+      </w:r>
     </w:p>
     <w:p>
       <w:pPr>
@@ -11604,389 +12752,44 @@
           <w:rFonts w:ascii="Cambria" w:hAnsi="Cambria"/>
           <w:b/>
           <w:bCs/>
-          <w:lang w:val="ru-RU"/>
-        </w:rPr>
-      </w:pPr>
-      <w:r>
+          <w:lang w:val="en-GB"/>
+        </w:rPr>
+      </w:pPr>
+    </w:p>
+    <w:p>
+      <w:pPr>
+        <w:pStyle w:val="BodyText"/>
         <w:rPr>
           <w:rFonts w:ascii="Cambria" w:hAnsi="Cambria"/>
           <w:b/>
           <w:bCs/>
           <w:lang w:val="en-GB"/>
         </w:rPr>
-        <w:t>Digitaalne transformatsioon ja automatiseerimine haridusasutustes</w:t>
-      </w:r>
-    </w:p>
-    <w:p>
-      <w:pPr>
-        <w:rPr>
-          <w:rFonts w:ascii="Cambria" w:hAnsi="Cambria"/>
-          <w:lang w:val="en-GB"/>
-        </w:rPr>
-      </w:pPr>
-      <w:r>
-        <w:rPr>
-          <w:rFonts w:ascii="Cambria" w:hAnsi="Cambria"/>
-          <w:lang w:val="en-GB"/>
-        </w:rPr>
-        <w:t>Digitaalsete tehnoloogiate kiire areng on suurendanud vajadust haridusasutuste protsesside automatiseerimise järele, pakkudes võimalusi parandada õppeprotsesside tõhusust ja töökorralduse kvaliteeti. Kuid see areng ei toimu ilma väljakutseteta. Pappa, Georgiou ja Pittich (2024) rõhutavad, et tehnoloogia rakendamine hariduses ei ole pelgalt uute süsteemide juurutamine, vaid nõuab ka olemasolevate protsesside ja struktuuride põhjalikku analüüsimist ja kohandamist. Uuringute tulemused näitavad, et õige tehnoloogiline integratsioon parandab oluliselt õppeprotsesside efektiivsust ja vähendab administraatiivset koormust (Pappa et al., 2024).</w:t>
-      </w:r>
-    </w:p>
-    <w:p>
-      <w:pPr>
-        <w:rPr>
-          <w:rFonts w:ascii="Cambria" w:hAnsi="Cambria"/>
-          <w:lang w:val="en-GB"/>
-        </w:rPr>
-      </w:pPr>
-      <w:r>
-        <w:rPr>
-          <w:rFonts w:ascii="Cambria" w:hAnsi="Cambria"/>
-          <w:lang w:val="en-GB"/>
-        </w:rPr>
-        <w:t>Siiski toovad autorid esile, et tehnoloogia edukas rakendamine eeldab töötajate oskuste arendamist ja pidevat koolitamist. Ilma piisava koolituse ja toetuseta võivad töötajad kogeda tehnoloogiast tingitud stressi, mis omakorda vähendab nende valmisolekut uusi süsteeme omaks võtta (Pappa et al., 2024). Lisaks tõstetakse esile vajadust selgete õppekavastandardite ja professionaalse arengu programmide järele, et tagada tehnoloogia tõhus integreerimine õppeprotsessi.</w:t>
-      </w:r>
-    </w:p>
-    <w:p>
-      <w:pPr>
-        <w:rPr>
-          <w:rFonts w:ascii="Cambria" w:hAnsi="Cambria"/>
-          <w:lang w:val="en-GB"/>
-        </w:rPr>
-      </w:pPr>
-      <w:r>
-        <w:rPr>
-          <w:rFonts w:ascii="Cambria" w:hAnsi="Cambria"/>
-          <w:lang w:val="en-GB"/>
-        </w:rPr>
-        <w:t>Automatiseerimise keerukus seisneb sageli vajaduses kohandada olemasolevaid protsesse uute tehnoloogiliste lahendustega. Prakasa, Muklason ja Premananda (2024) analüüsisid automatiseeritud tunniplaanide koostamise projekti SMPN 1 Jombangi koolis, mis kasutas süsteemi Simuleeritud Anneaalingu algoritmil (Simulated Annealing). Projekt näitas, et automatiseerimine vähendab oluliselt manuaalse töö hulka ja suurendab protsesside täpsust, kuid samas tõi esile vajaduse koolitada töötajaid keerukate algoritmide ja uute süsteemide tõhusaks kasutamiseks.</w:t>
-      </w:r>
-    </w:p>
-    <w:p>
-      <w:pPr>
-        <w:rPr>
-          <w:rFonts w:ascii="Cambria" w:hAnsi="Cambria"/>
-          <w:lang w:val="en-GB"/>
-        </w:rPr>
-      </w:pPr>
-      <w:r>
-        <w:rPr>
-          <w:rFonts w:ascii="Cambria" w:hAnsi="Cambria"/>
-          <w:lang w:val="en-GB"/>
-        </w:rPr>
-        <w:t>Lisaks tõdeti, et automatiseerimine võib algselt suurendada protsesside keerukust, sest see nõuab mitte ainult tehnoloogiliste lahenduste juurutamist, vaid ka organisatsiooniliste struktuuride ja töövoogude ümberkujundamist (Prakasa et al., 2024).</w:t>
-      </w:r>
-    </w:p>
-    <w:p>
-      <w:pPr>
-        <w:rPr>
-          <w:rFonts w:ascii="Cambria" w:hAnsi="Cambria"/>
-          <w:lang w:val="en-GB"/>
-        </w:rPr>
-      </w:pPr>
-    </w:p>
-    <w:p>
-      <w:pPr>
-        <w:pStyle w:val="BodyText"/>
+      </w:pPr>
+      <w:r>
         <w:rPr>
           <w:rFonts w:ascii="Cambria" w:hAnsi="Cambria"/>
           <w:b/>
           <w:bCs/>
           <w:lang w:val="en-GB"/>
         </w:rPr>
-      </w:pPr>
-      <w:r>
-        <w:rPr>
-          <w:rFonts w:ascii="Cambria" w:hAnsi="Cambria"/>
-          <w:b/>
-          <w:bCs/>
-          <w:lang w:val="en-GB"/>
-        </w:rPr>
-        <w:t>Küberturvalisuse ja andmekaitse väljakutsed</w:t>
-      </w:r>
-      <w:r>
-        <w:rPr>
-          <w:rFonts w:ascii="Cambria" w:hAnsi="Cambria"/>
-          <w:b/>
-          <w:bCs/>
-          <w:lang w:val="en-GB"/>
-        </w:rPr>
-        <w:t>:</w:t>
-      </w:r>
-    </w:p>
-    <w:p>
-      <w:pPr>
-        <w:rPr>
-          <w:rFonts w:ascii="Cambria" w:hAnsi="Cambria"/>
-          <w:lang w:val="en-GB"/>
-        </w:rPr>
-      </w:pPr>
-      <w:r>
-        <w:rPr>
-          <w:rFonts w:ascii="Cambria" w:hAnsi="Cambria"/>
-          <w:lang w:val="en-GB"/>
-        </w:rPr>
-        <w:t>Infoturve on üheks tähtsamaks probleemiks haridusasutustes, kus töödeldakse suures koguses tundlikku teavet, nagu õpilaste isikuandmed ja õppetulemused. Syed Adnan Jawaid (2022) toob oma uuringus välja, et COVID-19 pandeemia ajal kasvasid kübärrünnakud haridusasutuste vastu, mis näitasid vajadust tõhustada infoturbe meetmeid ja protseduure.</w:t>
-      </w:r>
-    </w:p>
-    <w:p>
-      <w:pPr>
-        <w:rPr>
-          <w:rFonts w:ascii="Cambria" w:hAnsi="Cambria"/>
-          <w:b/>
-          <w:bCs/>
-          <w:color w:val="FF0000"/>
-          <w:lang w:val="en-GB"/>
-        </w:rPr>
-      </w:pPr>
-      <w:r>
-        <w:rPr>
-          <w:rFonts w:ascii="Cambria" w:hAnsi="Cambria"/>
-          <w:lang w:val="en-GB"/>
+        <w:t>Integreerimise ja infrastruktuuri probleemid</w:t>
+      </w:r>
+    </w:p>
+    <w:p>
+      <w:pPr>
+        <w:rPr>
+          <w:rFonts w:ascii="Cambria" w:hAnsi="Cambria"/>
+          <w:lang w:val="en-GB" w:bidi="en-US"/>
+        </w:rPr>
+      </w:pPr>
+      <w:r>
+        <w:rPr>
+          <w:rFonts w:ascii="Cambria" w:hAnsi="Cambria"/>
+          <w:lang w:val="en-GB" w:bidi="en-US"/>
         </w:rPr>
         <w:lastRenderedPageBreak/>
-        <w:t xml:space="preserve">Ta </w:t>
-      </w:r>
-      <w:r>
-        <w:rPr>
-          <w:rFonts w:ascii="Cambria" w:hAnsi="Cambria"/>
-          <w:lang w:val="et-EE"/>
-        </w:rPr>
-        <w:t>ütleb</w:t>
-      </w:r>
-      <w:r>
-        <w:rPr>
-          <w:rFonts w:ascii="Cambria" w:hAnsi="Cambria"/>
-          <w:lang w:val="en-GB"/>
-        </w:rPr>
-        <w:t>, et haridusasutused olid kübärürünnakute peamine sihtmärk, kuna nende IT-infrastruktuur ei olnud piisavalt tugev ja töötajate teadlikkus infoturbe riskidest oli piiratud. Raport näitas, et ainult 46% Ühendkuningriigi ülikoolide töötajatest oli saanud infoturbealast koolitust viimase 12 kuu jooksul, mis viitab vajadusele suurendada koolitusprogrammide kättesaadavust ja kvaliteeti (Jawaid, 2022</w:t>
-      </w:r>
-      <w:r>
-        <w:rPr>
-          <w:rFonts w:ascii="Cambria" w:hAnsi="Cambria"/>
-          <w:b/>
-          <w:bCs/>
-          <w:color w:val="FF0000"/>
-          <w:lang w:val="en-GB"/>
-        </w:rPr>
-        <w:t>).</w:t>
-      </w:r>
-      <w:r>
-        <w:rPr>
-          <w:rFonts w:ascii="Cambria" w:hAnsi="Cambria"/>
-          <w:b/>
-          <w:bCs/>
-          <w:color w:val="FF0000"/>
-          <w:lang w:val="en-GB"/>
-        </w:rPr>
-        <w:t xml:space="preserve"> (</w:t>
-      </w:r>
-      <w:r>
-        <w:rPr>
-          <w:rFonts w:ascii="Cambria" w:hAnsi="Cambria"/>
-          <w:b/>
-          <w:bCs/>
-          <w:color w:val="FF0000"/>
-          <w:lang w:val="ru-RU"/>
-        </w:rPr>
-        <w:t>у</w:t>
-      </w:r>
-      <w:r>
-        <w:rPr>
-          <w:rFonts w:ascii="Cambria" w:hAnsi="Cambria"/>
-          <w:b/>
-          <w:bCs/>
-          <w:color w:val="FF0000"/>
-          <w:lang w:val="en-GB"/>
-        </w:rPr>
-        <w:t xml:space="preserve"> </w:t>
-      </w:r>
-      <w:r>
-        <w:rPr>
-          <w:rFonts w:ascii="Cambria" w:hAnsi="Cambria"/>
-          <w:b/>
-          <w:bCs/>
-          <w:color w:val="FF0000"/>
-          <w:lang w:val="ru-RU"/>
-        </w:rPr>
-        <w:t>меня</w:t>
-      </w:r>
-      <w:r>
-        <w:rPr>
-          <w:rFonts w:ascii="Cambria" w:hAnsi="Cambria"/>
-          <w:b/>
-          <w:bCs/>
-          <w:color w:val="FF0000"/>
-          <w:lang w:val="en-GB"/>
-        </w:rPr>
-        <w:t xml:space="preserve"> </w:t>
-      </w:r>
-      <w:r>
-        <w:rPr>
-          <w:rFonts w:ascii="Cambria" w:hAnsi="Cambria"/>
-          <w:b/>
-          <w:bCs/>
-          <w:color w:val="FF0000"/>
-          <w:lang w:val="ru-RU"/>
-        </w:rPr>
-        <w:t>примерно</w:t>
-      </w:r>
-      <w:r>
-        <w:rPr>
-          <w:rFonts w:ascii="Cambria" w:hAnsi="Cambria"/>
-          <w:b/>
-          <w:bCs/>
-          <w:color w:val="FF0000"/>
-          <w:lang w:val="en-GB"/>
-        </w:rPr>
-        <w:t xml:space="preserve"> </w:t>
-      </w:r>
-      <w:r>
-        <w:rPr>
-          <w:rFonts w:ascii="Cambria" w:hAnsi="Cambria"/>
-          <w:b/>
-          <w:bCs/>
-          <w:color w:val="FF0000"/>
-          <w:lang w:val="ru-RU"/>
-        </w:rPr>
-        <w:t>такие</w:t>
-      </w:r>
-      <w:r>
-        <w:rPr>
-          <w:rFonts w:ascii="Cambria" w:hAnsi="Cambria"/>
-          <w:b/>
-          <w:bCs/>
-          <w:color w:val="FF0000"/>
-          <w:lang w:val="en-GB"/>
-        </w:rPr>
-        <w:t xml:space="preserve"> </w:t>
-      </w:r>
-      <w:r>
-        <w:rPr>
-          <w:rFonts w:ascii="Cambria" w:hAnsi="Cambria"/>
-          <w:b/>
-          <w:bCs/>
-          <w:color w:val="FF0000"/>
-          <w:lang w:val="ru-RU"/>
-        </w:rPr>
-        <w:t>же</w:t>
-      </w:r>
-      <w:r>
-        <w:rPr>
-          <w:rFonts w:ascii="Cambria" w:hAnsi="Cambria"/>
-          <w:b/>
-          <w:bCs/>
-          <w:color w:val="FF0000"/>
-          <w:lang w:val="en-GB"/>
-        </w:rPr>
-        <w:t xml:space="preserve"> </w:t>
-      </w:r>
-      <w:r>
-        <w:rPr>
-          <w:rFonts w:ascii="Cambria" w:hAnsi="Cambria"/>
-          <w:b/>
-          <w:bCs/>
-          <w:color w:val="FF0000"/>
-          <w:lang w:val="ru-RU"/>
-        </w:rPr>
-        <w:t>цифры</w:t>
-      </w:r>
-      <w:r>
-        <w:rPr>
-          <w:rFonts w:ascii="Cambria" w:hAnsi="Cambria"/>
-          <w:b/>
-          <w:bCs/>
-          <w:color w:val="FF0000"/>
-          <w:lang w:val="en-GB"/>
-        </w:rPr>
-        <w:t xml:space="preserve"> )</w:t>
-      </w:r>
-    </w:p>
-    <w:p>
-      <w:pPr>
-        <w:rPr>
-          <w:rFonts w:ascii="Cambria" w:hAnsi="Cambria"/>
-          <w:lang w:val="en-GB"/>
-        </w:rPr>
-      </w:pPr>
-      <w:r>
-        <w:rPr>
-          <w:rFonts w:ascii="Cambria" w:hAnsi="Cambria"/>
-          <w:lang w:val="en-GB"/>
-        </w:rPr>
-        <w:t>Küberturvalisuse tagamiseks on vaja terviklikku lähenemist, mis hõlmab nii tehnilisi lahendusi kui ka töötajate pidevat koolitamist ja teadlikkuse tõstmist. See nõuab pidevat investeerimist IT-infrastruktuuri, turvameetmete ajakohastamist ja töötajate kaasamist infoturbepraktikatesse.</w:t>
-      </w:r>
-    </w:p>
-    <w:p>
-      <w:pPr>
-        <w:pStyle w:val="BodyText"/>
-        <w:rPr>
-          <w:rFonts w:ascii="Cambria" w:hAnsi="Cambria"/>
-          <w:b/>
-          <w:bCs/>
-          <w:lang w:val="en-GB"/>
-        </w:rPr>
-      </w:pPr>
-      <w:r>
-        <w:rPr>
-          <w:rFonts w:ascii="Cambria" w:hAnsi="Cambria"/>
-          <w:b/>
-          <w:bCs/>
-          <w:lang w:val="en-GB"/>
-        </w:rPr>
-        <w:t>Teadmiste haldamine ja dokumentatsiooni automatiseerimine</w:t>
-      </w:r>
-    </w:p>
-    <w:p>
-      <w:pPr>
-        <w:pStyle w:val="BodyText"/>
-        <w:rPr>
-          <w:rFonts w:ascii="Cambria" w:hAnsi="Cambria"/>
-          <w:lang w:val="en-GB"/>
-        </w:rPr>
-      </w:pPr>
-      <w:r>
-        <w:rPr>
-          <w:rFonts w:ascii="Cambria" w:hAnsi="Cambria"/>
-          <w:lang w:val="en-GB"/>
-        </w:rPr>
-        <w:t>Teadmiste haldamine haridusasutustes on seotud väljakutsetega, mis tulenevad kriitilise teabe kadumisest töötajate vahetumisel ja teadmiste hajutatusest erinevates osakondades. Efektiivne teadmiste haldamine vähendab selliseid riske ja parandab otsuste tegemise protsesse.</w:t>
-      </w:r>
-    </w:p>
-    <w:p>
-      <w:pPr>
-        <w:pStyle w:val="BodyText"/>
-        <w:rPr>
-          <w:rFonts w:ascii="Cambria" w:hAnsi="Cambria"/>
-          <w:lang w:val="en-GB"/>
-        </w:rPr>
-      </w:pPr>
-      <w:r>
-        <w:rPr>
-          <w:rFonts w:ascii="Cambria" w:hAnsi="Cambria"/>
-          <w:lang w:val="en-GB"/>
-        </w:rPr>
-        <w:t>Automatiseeritud dokumentatsiooni haldamise süsteemid aitavad vähendada vigade hulka ja parandada andmete kättesaadavust, kuid nende rakendamine võib olla seotud organisatsiooniliste ja tehniliste väljakutsetega.</w:t>
-      </w:r>
-    </w:p>
-    <w:p>
-      <w:pPr>
-        <w:pStyle w:val="BodyText"/>
-        <w:rPr>
-          <w:rFonts w:ascii="Cambria" w:hAnsi="Cambria"/>
-          <w:b/>
-          <w:bCs/>
-          <w:lang w:val="en-GB"/>
-        </w:rPr>
-      </w:pPr>
-      <w:r>
-        <w:rPr>
-          <w:rFonts w:ascii="Cambria" w:hAnsi="Cambria"/>
-          <w:b/>
-          <w:bCs/>
-          <w:lang w:val="en-GB"/>
-        </w:rPr>
-        <w:t>Organisatsioonilised ja kultuurilised barjäärid</w:t>
+        <w:t>Uute automatiseeritud lahenduste integreerimine olemasolevate infosüsteemidega on keeruline protsess, mis nõuab hoolikat planeerimist, piisavaid ressursse ja spetsialiseeritud teadmisi. Thomais Gkrimpizi ja Vassilios Peristeras (2022) rõhutavad, et paljud haridusasutused seisavad silmitsi piiratud eelarvete ja vananenud IT-infrastruktuuriga, mis takistavad kaasaegsete tehnoloogiate edukat rakendamist.</w:t>
       </w:r>
     </w:p>
     <w:p>
@@ -11996,104 +12799,20 @@
           <w:lang w:val="en-GB" w:bidi="en-US"/>
         </w:rPr>
       </w:pPr>
-      <w:r>
+    </w:p>
+    <w:p>
+      <w:pPr>
         <w:rPr>
           <w:rFonts w:ascii="Cambria" w:hAnsi="Cambria"/>
           <w:lang w:val="en-GB" w:bidi="en-US"/>
         </w:rPr>
-        <w:t>Automatiseerimise ja digitaliseerimise rakendamine haridusasutustes seisab sageli silmitsi organisatsiooniliste ja kultuuriliste barjääridega, mis aeglustavad tehnoloogiliste uuenduste tõhusat juurutamist. Thomais Gkrimpizi ja Vassilios Peristeras (2022) rõhutavad oma uuringus, et töötajate vastuseis muudatustele, ebapiisav digipädevus ning eelistus harjumuspäraste tööprotsesside suhtes on peamised takistused digitaalsete lahenduste edukaks rakendamiseks.</w:t>
-      </w:r>
-    </w:p>
-    <w:p>
-      <w:pPr>
+      </w:pPr>
+      <w:r>
         <w:rPr>
           <w:rFonts w:ascii="Cambria" w:hAnsi="Cambria"/>
           <w:lang w:val="en-GB" w:bidi="en-US"/>
         </w:rPr>
-      </w:pPr>
-      <w:r>
-        <w:rPr>
-          <w:rFonts w:ascii="Cambria" w:hAnsi="Cambria"/>
-          <w:lang w:val="en-GB" w:bidi="en-US"/>
-        </w:rPr>
-        <w:t>Uuring näitab, et töötajad, kes tunnevad end ebakindlalt uue tehnoloogia ees, võivad teadlikult vältida uute süsteemide kasutuselevõttu, mis omakorda pidurdab innovatsiooni ja tõhususe kasvu (Gkrimpizi &amp; Peristeras, 2022). Lisaks viitavad autorid, et juhtkonna puudulik toetus ja selge visiooni puudumine muudatuste vajalikkuse osas vähendavad töötajate motivatsiooni ning valmisolekut uute tehnoloogiate rakendamiseks.</w:t>
-      </w:r>
-    </w:p>
-    <w:p>
-      <w:pPr>
-        <w:pStyle w:val="BodyText"/>
-        <w:rPr>
-          <w:rFonts w:ascii="Cambria" w:hAnsi="Cambria"/>
-          <w:b/>
-          <w:bCs/>
-          <w:lang w:val="en-GB"/>
-        </w:rPr>
-      </w:pPr>
-    </w:p>
-    <w:p>
-      <w:pPr>
-        <w:pStyle w:val="BodyText"/>
-        <w:rPr>
-          <w:rFonts w:ascii="Cambria" w:hAnsi="Cambria"/>
-          <w:b/>
-          <w:bCs/>
-          <w:lang w:val="en-GB"/>
-        </w:rPr>
-      </w:pPr>
-      <w:r>
-        <w:rPr>
-          <w:rFonts w:ascii="Cambria" w:hAnsi="Cambria"/>
-          <w:b/>
-          <w:bCs/>
-          <w:lang w:val="en-GB"/>
-        </w:rPr>
-        <w:t>Integreerimise ja infrastruktuuri probleemid</w:t>
-      </w:r>
-    </w:p>
-    <w:p>
-      <w:pPr>
-        <w:rPr>
-          <w:rFonts w:ascii="Cambria" w:hAnsi="Cambria"/>
-          <w:lang w:val="en-GB" w:bidi="en-US"/>
-        </w:rPr>
-      </w:pPr>
-      <w:r>
-        <w:rPr>
-          <w:rFonts w:ascii="Cambria" w:hAnsi="Cambria"/>
-          <w:lang w:val="en-GB" w:bidi="en-US"/>
-        </w:rPr>
-        <w:t>Uute automatiseeritud lahenduste integreerimine olemasolevate infosüsteemidega on keeruline protsess, mis nõuab hoolikat planeerimist, piisavaid ressursse ja spetsialiseeritud teadmisi. Thomais Gkrimpizi ja Vassilios Peristeras (2022) rõhutavad, et paljud haridusasutused seisavad silmitsi piiratud eelarvete ja vananenud IT-infrastruktuuriga, mis takistavad kaasaegsete tehnoloogiate edukat rakendamist.</w:t>
-      </w:r>
-    </w:p>
-    <w:p>
-      <w:pPr>
-        <w:rPr>
-          <w:rFonts w:ascii="Cambria" w:hAnsi="Cambria"/>
-          <w:lang w:val="en-GB" w:bidi="en-US"/>
-        </w:rPr>
-      </w:pPr>
-    </w:p>
-    <w:p>
-      <w:pPr>
-        <w:rPr>
-          <w:rFonts w:ascii="Cambria" w:hAnsi="Cambria"/>
-          <w:lang w:val="en-GB" w:bidi="en-US"/>
-        </w:rPr>
-      </w:pPr>
-      <w:r>
-        <w:rPr>
-          <w:rFonts w:ascii="Cambria" w:hAnsi="Cambria"/>
-          <w:lang w:val="en-GB" w:bidi="en-US"/>
-        </w:rPr>
-        <w:t xml:space="preserve">Uuringud näitavad, et infosüsteemide ühilduvusprobleemid võivad tekitada olulisi tõkkeid automatiseerimise tõhusale rakendamisele (Gkrimpizi &amp; Peristeras, 2022). Sageli puuduvad </w:t>
-      </w:r>
-      <w:r>
-        <w:rPr>
-          <w:rFonts w:ascii="Cambria" w:hAnsi="Cambria"/>
-          <w:lang w:val="en-GB" w:bidi="en-US"/>
-        </w:rPr>
-        <w:lastRenderedPageBreak/>
-        <w:t>haridusasutustel vajalikud protokollid ja standardid, mis võimaldaksid erinevate süsteemide sujuvat integreerimist. See toob kaasa olukorra, kus andmeid tuleb süsteemide vahel manuaalselt üle kanda, mis suurendab vigade tekkimise ohtu ja vähendab tõhusust.</w:t>
+        <w:t>Uuringud näitavad, et infosüsteemide ühilduvusprobleemid võivad tekitada olulisi tõkkeid automatiseerimise tõhusale rakendamisele (Gkrimpizi &amp; Peristeras, 2022). Sageli puuduvad haridusasutustel vajalikud protokollid ja standardid, mis võimaldaksid erinevate süsteemide sujuvat integreerimist. See toob kaasa olukorra, kus andmeid tuleb süsteemide vahel manuaalselt üle kanda, mis suurendab vigade tekkimise ohtu ja vähendab tõhusust.</w:t>
       </w:r>
     </w:p>
     <w:p>
@@ -25219,12 +25938,6 @@
 </file>
 
 <file path=customXml/item1.xml><?xml version="1.0" encoding="utf-8"?>
-<p:properties xmlns:p="http://schemas.microsoft.com/office/2006/metadata/properties" xmlns:xsi="http://www.w3.org/2001/XMLSchema-instance" xmlns:pc="http://schemas.microsoft.com/office/infopath/2007/PartnerControls">
-  <documentManagement/>
-</p:properties>
-</file>
-
-<file path=customXml/item2.xml><?xml version="1.0" encoding="utf-8"?>
 <?mso-contentType ?>
 <FormTemplates xmlns="http://schemas.microsoft.com/sharepoint/v3/contenttype/forms">
   <Display>DocumentLibraryForm</Display>
@@ -25233,7 +25946,17 @@
 </FormTemplates>
 </file>
 
+<file path=customXml/item2.xml><?xml version="1.0" encoding="utf-8"?>
+<p:properties xmlns:p="http://schemas.microsoft.com/office/2006/metadata/properties" xmlns:xsi="http://www.w3.org/2001/XMLSchema-instance" xmlns:pc="http://schemas.microsoft.com/office/infopath/2007/PartnerControls">
+  <documentManagement/>
+</p:properties>
+</file>
+
 <file path=customXml/item3.xml><?xml version="1.0" encoding="utf-8"?>
+<b:Sources xmlns:b="http://schemas.openxmlformats.org/officeDocument/2006/bibliography" xmlns="http://schemas.openxmlformats.org/officeDocument/2006/bibliography" SelectedStyle="\APASixthEditionOfficeOnline.xsl" StyleName="APA" Version="6"/>
+</file>
+
+<file path=customXml/item4.xml><?xml version="1.0" encoding="utf-8"?>
 <ct:contentTypeSchema xmlns:ct="http://schemas.microsoft.com/office/2006/metadata/contentType" xmlns:ma="http://schemas.microsoft.com/office/2006/metadata/properties/metaAttributes" ct:_="" ma:_="" ma:contentTypeName="Document" ma:contentTypeID="0x010100639121128003264B8A080B9AE63BAFE5" ma:contentTypeVersion="8" ma:contentTypeDescription="Create a new document." ma:contentTypeScope="" ma:versionID="f0e4ce22ad6c99f06436252d1b6ffc49">
   <xsd:schema xmlns:xsd="http://www.w3.org/2001/XMLSchema" xmlns:xs="http://www.w3.org/2001/XMLSchema" xmlns:p="http://schemas.microsoft.com/office/2006/metadata/properties" xmlns:ns2="47357ab7-33f4-40a6-9824-a57a0b31203f" targetNamespace="http://schemas.microsoft.com/office/2006/metadata/properties" ma:root="true" ma:fieldsID="4604646dc8e30b8ea802f474195fefc2" ns2:_="">
     <xsd:import namespace="47357ab7-33f4-40a6-9824-a57a0b31203f"/>
@@ -25401,11 +26124,15 @@
 </ct:contentTypeSchema>
 </file>
 
-<file path=customXml/item4.xml><?xml version="1.0" encoding="utf-8"?>
-<b:Sources xmlns:b="http://schemas.openxmlformats.org/officeDocument/2006/bibliography" xmlns="http://schemas.openxmlformats.org/officeDocument/2006/bibliography" SelectedStyle="\APASixthEditionOfficeOnline.xsl" StyleName="APA" Version="6"/>
+<file path=customXml/itemProps1.xml><?xml version="1.0" encoding="utf-8"?>
+<ds:datastoreItem xmlns:ds="http://schemas.openxmlformats.org/officeDocument/2006/customXml" ds:itemID="{75D03931-F062-4262-AB08-608FD6DEBE13}">
+  <ds:schemaRefs>
+    <ds:schemaRef ds:uri="http://schemas.microsoft.com/sharepoint/v3/contenttype/forms"/>
+  </ds:schemaRefs>
+</ds:datastoreItem>
 </file>
 
-<file path=customXml/itemProps1.xml><?xml version="1.0" encoding="utf-8"?>
+<file path=customXml/itemProps2.xml><?xml version="1.0" encoding="utf-8"?>
 <ds:datastoreItem xmlns:ds="http://schemas.openxmlformats.org/officeDocument/2006/customXml" ds:itemID="{40E4B8C6-B1C9-4185-9639-FEFD39A17556}">
   <ds:schemaRefs>
     <ds:schemaRef ds:uri="http://schemas.microsoft.com/office/2006/metadata/properties"/>
@@ -25414,15 +26141,15 @@
 </ds:datastoreItem>
 </file>
 
-<file path=customXml/itemProps2.xml><?xml version="1.0" encoding="utf-8"?>
-<ds:datastoreItem xmlns:ds="http://schemas.openxmlformats.org/officeDocument/2006/customXml" ds:itemID="{75D03931-F062-4262-AB08-608FD6DEBE13}">
+<file path=customXml/itemProps3.xml><?xml version="1.0" encoding="utf-8"?>
+<ds:datastoreItem xmlns:ds="http://schemas.openxmlformats.org/officeDocument/2006/customXml" ds:itemID="{76489EEC-0EA0-4128-BBF7-50A2FAD8EC62}">
   <ds:schemaRefs>
-    <ds:schemaRef ds:uri="http://schemas.microsoft.com/sharepoint/v3/contenttype/forms"/>
+    <ds:schemaRef ds:uri="http://schemas.openxmlformats.org/officeDocument/2006/bibliography"/>
   </ds:schemaRefs>
 </ds:datastoreItem>
 </file>
 
-<file path=customXml/itemProps3.xml><?xml version="1.0" encoding="utf-8"?>
+<file path=customXml/itemProps4.xml><?xml version="1.0" encoding="utf-8"?>
 <ds:datastoreItem xmlns:ds="http://schemas.openxmlformats.org/officeDocument/2006/customXml" ds:itemID="{89F32633-F3F7-4819-B408-33E4F4698F8E}">
   <ds:schemaRefs>
     <ds:schemaRef ds:uri="http://schemas.microsoft.com/office/2006/metadata/contentType"/>
@@ -25438,12 +26165,4 @@
     <ds:schemaRef ds:uri="http://schemas.microsoft.com/internal/obd"/>
   </ds:schemaRefs>
 </ds:datastoreItem>
-</file>
-
-<file path=customXml/itemProps4.xml><?xml version="1.0" encoding="utf-8"?>
-<ds:datastoreItem xmlns:ds="http://schemas.openxmlformats.org/officeDocument/2006/customXml" ds:itemID="{76489EEC-0EA0-4128-BBF7-50A2FAD8EC62}">
-  <ds:schemaRefs>
-    <ds:schemaRef ds:uri="http://schemas.openxmlformats.org/officeDocument/2006/bibliography"/>
-  </ds:schemaRefs>
-</ds:datastoreItem>
 </file>
--- a/magistritöö Buketov.docx
+++ b/magistritöö Buketov.docx
@@ -563,9 +563,9 @@
         <w:br w:type="page"/>
       </w:r>
     </w:p>
-    <w:bookmarkStart w:id="1" w:name="_Toc190518902" w:displacedByCustomXml="next"/>
+    <w:bookmarkStart w:id="1" w:name="_Toc183856778" w:displacedByCustomXml="next"/>
     <w:bookmarkStart w:id="2" w:name="_Toc183952981" w:displacedByCustomXml="next"/>
-    <w:bookmarkStart w:id="3" w:name="_Toc183856778" w:displacedByCustomXml="next"/>
+    <w:bookmarkStart w:id="3" w:name="_Toc190518902" w:displacedByCustomXml="next"/>
     <w:sdt>
       <w:sdtPr>
         <w:rPr>
@@ -11722,23 +11722,7 @@
           <w:sz w:val="24"/>
           <w:szCs w:val="28"/>
         </w:rPr>
-        <w:t>“</w:t>
-      </w:r>
-      <w:r>
-        <w:rPr>
-          <w:rFonts w:ascii="Cambria" w:hAnsi="Cambria"/>
-          <w:sz w:val="24"/>
-          <w:szCs w:val="28"/>
-        </w:rPr>
-        <w:t>Despite the utilization of a scheduling application at SMPN 1 Jombang, several significant shortcomings have been identified. The process for entering data into the system is particularly cumbersome and time-intensive." (Prakasa et al., 2024)</w:t>
-      </w:r>
-      <w:r>
-        <w:rPr>
-          <w:rFonts w:ascii="Cambria" w:hAnsi="Cambria"/>
-          <w:sz w:val="24"/>
-          <w:szCs w:val="28"/>
-        </w:rPr>
-        <w:t>”</w:t>
+        <w:t>“Despite the utilization of a scheduling application at SMPN 1 Jombang, several significant shortcomings have been identified. The process for entering data into the system is particularly cumbersome and time-intensive." (Prakasa et al., 2024)”</w:t>
       </w:r>
       <w:r>
         <w:rPr>
@@ -11907,10 +11891,7 @@
         <w:t>Lisaks toovad uuringud esile, et automatiseerimise mõju ei ole alati koheselt positiivne. Kuigi tunniplaanide automatiseerimine vähendas manuaalse töö hulka ja muutis ajakava koostamise protsessi kiiremaks, tuli töötajatel esialgu investeerida märkimisväärselt aega uue süsteemi õppimisse ja kohandamisse.</w:t>
       </w:r>
       <w:r>
-        <w:t xml:space="preserve"> </w:t>
-      </w:r>
-      <w:r>
-        <w:t>"Although the automated approach significantly reduced manual workload, users initially faced difficulties in adapting to the new system, requiring additional training and adjustments." (Prakasa et al., 2024)</w:t>
+        <w:t xml:space="preserve"> "Although the automated approach significantly reduced manual workload, users initially faced difficulties in adapting to the new system, requiring additional training and adjustments." (Prakasa et al., 2024)</w:t>
       </w:r>
     </w:p>
     <w:p>
@@ -12343,50 +12324,30 @@
           <w:rFonts w:ascii="Cambria" w:hAnsi="Cambria"/>
           <w:sz w:val="24"/>
           <w:szCs w:val="24"/>
+        </w:rPr>
+      </w:pPr>
+      <w:r>
+        <w:rPr>
+          <w:rFonts w:ascii="Cambria" w:hAnsi="Cambria"/>
+          <w:sz w:val="24"/>
+          <w:szCs w:val="24"/>
+        </w:rPr>
+        <w:t>Teadmiste haldamine haridusasutustes on keeruline protsess, mis hõlmab nii informatsiooni säilitamist, edastamist kui ka teadmiste rakendamist. Kui seda ei tehta süsteemselt, võib organisatsioon kaotada kriitilise tähtsusega teadmised töötajate lahkumisel ning kogeda otsuste langetamise protsesside nõrgenemist. "Workforce attrition and turnover in today's society has implications for knowledge management. In many organizations, critical knowledge is often siloed and/or retained by experts, at the risk of being lost when the organization changes or these experts leave." (ISO 30401, 2018, p. v).Ning haridusasutustes on see probleem eriti terav, sest õpetajate ja administratiivtöötajate vahetumise korral võib puududa struktuur, mis võimaldaks varasemate kogemuste ja otsuste talletamist ning uutele töötajatele edastamist. Kui teadmiste jagamine põhineb peamiselt suulisel traditsioonil ja individuaalsel kogemusel, siis kriitiline informatsioon võib kaduma minna</w:t>
+      </w:r>
+    </w:p>
+    <w:p>
+      <w:pPr>
+        <w:spacing w:line="240" w:lineRule="auto"/>
+        <w:rPr>
+          <w:rFonts w:ascii="Cambria" w:hAnsi="Cambria"/>
+          <w:sz w:val="24"/>
+          <w:szCs w:val="24"/>
           <w:lang w:val="et-EE"/>
         </w:rPr>
       </w:pPr>
-      <w:r>
-        <w:rPr>
-          <w:rFonts w:ascii="Cambria" w:hAnsi="Cambria"/>
-          <w:sz w:val="24"/>
-          <w:szCs w:val="24"/>
-        </w:rPr>
-        <w:t>Teadmiste haldamine haridusasutustes on keeruline protsess, mis hõlmab nii informatsiooni säilitamist, edastamist kui ka teadmiste rakendamist. Kui seda ei tehta süsteemselt, võib organisatsioon kaotada kriitilise tähtsusega teadmised töötajate lahkumisel ning kogeda otsuste langetamise protsesside nõrgenemist</w:t>
-      </w:r>
-      <w:r>
-        <w:rPr>
-          <w:rFonts w:ascii="Cambria" w:hAnsi="Cambria"/>
-          <w:sz w:val="24"/>
-          <w:szCs w:val="24"/>
-        </w:rPr>
-        <w:t xml:space="preserve">. </w:t>
-      </w:r>
-      <w:r>
-        <w:rPr>
-          <w:rFonts w:ascii="Cambria" w:hAnsi="Cambria"/>
-          <w:sz w:val="24"/>
-          <w:szCs w:val="24"/>
-        </w:rPr>
-        <w:t>"Workforce attrition and turnover in today's society has implications for knowledge management. In many organizations, critical knowledge is often siloed and/or retained by experts, at the risk of being lost when the organization changes or these experts leave." (ISO 30401, 2018, p. v)</w:t>
-      </w:r>
-      <w:r>
-        <w:rPr>
-          <w:rFonts w:ascii="Cambria" w:hAnsi="Cambria"/>
-          <w:sz w:val="24"/>
-          <w:szCs w:val="24"/>
-        </w:rPr>
-        <w:t>.Ning h</w:t>
-      </w:r>
-      <w:r>
-        <w:rPr>
-          <w:rFonts w:ascii="Cambria" w:hAnsi="Cambria"/>
-          <w:sz w:val="24"/>
-          <w:szCs w:val="24"/>
-        </w:rPr>
-        <w:t xml:space="preserve">aridusasutustes on see probleem eriti terav, sest õpetajate ja administratiivtöötajate vahetumise korral võib </w:t>
-      </w:r>
-      <w:r>
+    </w:p>
+    <w:p>
+      <w:pPr>
         <w:rPr>
           <w:rFonts w:ascii="Cambria" w:hAnsi="Cambria"/>
           <w:b/>
@@ -12394,16 +12355,7 @@
           <w:sz w:val="24"/>
           <w:szCs w:val="24"/>
         </w:rPr>
-        <w:t>puududa struktuur, mis võimaldaks varasemate kogemuste ja otsuste talletamist ning uutele töötajatele edastamist</w:t>
-      </w:r>
-      <w:r>
-        <w:rPr>
-          <w:rFonts w:ascii="Cambria" w:hAnsi="Cambria"/>
-          <w:sz w:val="24"/>
-          <w:szCs w:val="24"/>
-        </w:rPr>
-        <w:t xml:space="preserve">. </w:t>
-      </w:r>
+      </w:pPr>
       <w:r>
         <w:rPr>
           <w:rFonts w:ascii="Cambria" w:hAnsi="Cambria"/>
@@ -12412,19 +12364,8 @@
           <w:sz w:val="24"/>
           <w:szCs w:val="24"/>
         </w:rPr>
-        <w:t>Kui teadmiste jagamine põhineb peamiselt suulisel traditsioonil ja individuaalsel kogemusel, siis kriitiline informatsioon võib kaduma minna</w:t>
-      </w:r>
-    </w:p>
-    <w:p>
-      <w:pPr>
-        <w:spacing w:line="240" w:lineRule="auto"/>
-        <w:rPr>
-          <w:rFonts w:ascii="Cambria" w:hAnsi="Cambria"/>
-          <w:sz w:val="24"/>
-          <w:szCs w:val="24"/>
-          <w:lang w:val="et-EE"/>
-        </w:rPr>
-      </w:pPr>
+        <w:t>Kasutajate vastupanu ja töökoormuse suurenemine</w:t>
+      </w:r>
     </w:p>
     <w:p>
       <w:pPr>
@@ -12440,79 +12381,71 @@
       <w:r>
         <w:rPr>
           <w:rFonts w:ascii="Cambria" w:hAnsi="Cambria"/>
+          <w:sz w:val="24"/>
+          <w:szCs w:val="24"/>
+          <w:lang w:val="ru-RU"/>
+        </w:rPr>
+        <w:t>Paljud organisatsioonid, sealhulgas haridusasutused, on püüdnud lahendada teadmiste haldamise probleeme automatiseeritud dokumentatsioonisüsteemide abil. Siiski on sageli takistuseks töötajate vastupanu, kuna dokumenteerimine nõuab lisatööd ja paljud ei näe selle otsest kasu igapäevatöös</w:t>
+      </w:r>
+      <w:r>
+        <w:rPr>
+          <w:rFonts w:ascii="Cambria" w:hAnsi="Cambria"/>
+          <w:sz w:val="24"/>
+          <w:szCs w:val="24"/>
+          <w:lang w:val="et-EE"/>
+        </w:rPr>
+        <w:t>.</w:t>
+      </w:r>
+      <w:r>
+        <w:rPr>
+          <w:rFonts w:ascii="Cambria" w:hAnsi="Cambria"/>
+          <w:sz w:val="24"/>
+          <w:szCs w:val="24"/>
+        </w:rPr>
+        <w:t xml:space="preserve"> Kui töötajad ei ole motiveeritud süsteemi kasutama, jääb see sageli </w:t>
+      </w:r>
+      <w:r>
+        <w:rPr>
+          <w:rFonts w:ascii="Cambria" w:hAnsi="Cambria"/>
           <w:b/>
           <w:bCs/>
           <w:sz w:val="24"/>
           <w:szCs w:val="24"/>
         </w:rPr>
-        <w:t>Kasutajate vastupanu ja töökoormuse suurenemine</w:t>
-      </w:r>
-    </w:p>
-    <w:p>
-      <w:pPr>
-        <w:spacing w:line="240" w:lineRule="auto"/>
+        <w:t>formaalseks lahenduseks, mida täidetakse minimaalselt ja ilma sisulise panuseta</w:t>
+      </w:r>
+      <w:r>
+        <w:rPr>
+          <w:rFonts w:ascii="Cambria" w:hAnsi="Cambria"/>
+          <w:sz w:val="24"/>
+          <w:szCs w:val="24"/>
+        </w:rPr>
+        <w:t>.</w:t>
+      </w:r>
+    </w:p>
+    <w:p>
+      <w:pPr>
+        <w:pStyle w:val="BodyText"/>
+        <w:rPr>
+          <w:rFonts w:ascii="Cambria" w:hAnsi="Cambria"/>
+          <w:sz w:val="24"/>
+          <w:szCs w:val="24"/>
+          <w:lang w:val="et-EE" w:bidi="ar-SA"/>
+        </w:rPr>
+      </w:pPr>
+    </w:p>
+    <w:p>
+      <w:pPr>
+        <w:pStyle w:val="BodyText"/>
         <w:rPr>
           <w:rFonts w:ascii="Cambria" w:hAnsi="Cambria"/>
           <w:b/>
           <w:bCs/>
           <w:sz w:val="24"/>
           <w:szCs w:val="24"/>
-        </w:rPr>
-      </w:pPr>
-    </w:p>
-    <w:p>
-      <w:pPr>
-        <w:spacing w:line="240" w:lineRule="auto"/>
-        <w:rPr>
-          <w:rFonts w:ascii="Cambria" w:hAnsi="Cambria"/>
-          <w:sz w:val="24"/>
-          <w:szCs w:val="24"/>
-          <w:lang w:val="et-EE"/>
-        </w:rPr>
-      </w:pPr>
-      <w:r>
-        <w:rPr>
-          <w:rFonts w:ascii="Cambria" w:hAnsi="Cambria"/>
-          <w:sz w:val="24"/>
-          <w:szCs w:val="24"/>
-          <w:lang w:val="ru-RU"/>
-        </w:rPr>
-        <w:t>Paljud organisatsioonid, sealhulgas haridusasutused, on püüdnud lahendada teadmiste haldamise probleeme automatiseeritud dokumentatsioonisüsteemide abil. Siiski on sageli takistuseks töötajate vastupanu, kuna dokumenteerimine nõuab lisatööd ja paljud ei näe selle otsest kasu igapäevatöös</w:t>
-      </w:r>
-      <w:r>
-        <w:rPr>
-          <w:rFonts w:ascii="Cambria" w:hAnsi="Cambria"/>
-          <w:sz w:val="24"/>
-          <w:szCs w:val="24"/>
-          <w:lang w:val="et-EE"/>
-        </w:rPr>
-        <w:t>.</w:t>
-      </w:r>
-      <w:r>
-        <w:rPr>
-          <w:rFonts w:ascii="Cambria" w:hAnsi="Cambria"/>
-          <w:sz w:val="24"/>
-          <w:szCs w:val="24"/>
-        </w:rPr>
-        <w:t xml:space="preserve"> </w:t>
-      </w:r>
-      <w:r>
-        <w:rPr>
-          <w:rFonts w:ascii="Cambria" w:hAnsi="Cambria"/>
-          <w:sz w:val="24"/>
-          <w:szCs w:val="24"/>
-        </w:rPr>
-        <w:t xml:space="preserve">Kui töötajad ei ole </w:t>
-      </w:r>
-      <w:r>
-        <w:rPr>
-          <w:rFonts w:ascii="Cambria" w:hAnsi="Cambria"/>
-          <w:sz w:val="24"/>
-          <w:szCs w:val="24"/>
-        </w:rPr>
-        <w:lastRenderedPageBreak/>
-        <w:t xml:space="preserve">motiveeritud süsteemi kasutama, jääb see sageli </w:t>
-      </w:r>
+          <w:lang w:bidi="ar-SA"/>
+        </w:rPr>
+      </w:pPr>
       <w:r>
         <w:rPr>
           <w:rFonts w:ascii="Cambria" w:hAnsi="Cambria"/>
@@ -12520,32 +12453,15 @@
           <w:bCs/>
           <w:sz w:val="24"/>
           <w:szCs w:val="24"/>
-        </w:rPr>
-        <w:t>formaalseks lahenduseks, mida täidetakse minimaalselt ja ilma sisulise panuseta</w:t>
-      </w:r>
-      <w:r>
-        <w:rPr>
-          <w:rFonts w:ascii="Cambria" w:hAnsi="Cambria"/>
-          <w:sz w:val="24"/>
-          <w:szCs w:val="24"/>
-        </w:rPr>
-        <w:t>.</w:t>
+          <w:lang w:bidi="ar-SA"/>
+        </w:rPr>
+        <w:t>Teadmiste killustumine ja süsteemide integreerimise probleemid.</w:t>
       </w:r>
     </w:p>
     <w:p>
       <w:pPr>
         <w:pStyle w:val="BodyText"/>
-        <w:rPr>
-          <w:rFonts w:ascii="Cambria" w:hAnsi="Cambria"/>
-          <w:sz w:val="24"/>
-          <w:szCs w:val="24"/>
-          <w:lang w:val="et-EE" w:bidi="ar-SA"/>
-        </w:rPr>
-      </w:pPr>
-    </w:p>
-    <w:p>
-      <w:pPr>
-        <w:pStyle w:val="BodyText"/>
+        <w:spacing w:line="240" w:lineRule="auto"/>
         <w:rPr>
           <w:rFonts w:ascii="Cambria" w:hAnsi="Cambria"/>
           <w:b/>
@@ -12558,59 +12474,10 @@
       <w:r>
         <w:rPr>
           <w:rFonts w:ascii="Cambria" w:hAnsi="Cambria"/>
-          <w:b/>
-          <w:bCs/>
-          <w:sz w:val="24"/>
-          <w:szCs w:val="24"/>
-          <w:lang w:bidi="ar-SA"/>
-        </w:rPr>
-        <w:t>Teadmiste killustumine ja süsteemide integreerimise probleemid</w:t>
-      </w:r>
-      <w:r>
-        <w:rPr>
-          <w:rFonts w:ascii="Cambria" w:hAnsi="Cambria"/>
-          <w:b/>
-          <w:bCs/>
-          <w:sz w:val="24"/>
-          <w:szCs w:val="24"/>
-          <w:lang w:bidi="ar-SA"/>
-        </w:rPr>
-        <w:t>.</w:t>
-      </w:r>
-    </w:p>
-    <w:p>
-      <w:pPr>
-        <w:spacing w:line="240" w:lineRule="auto"/>
-        <w:rPr>
-          <w:rFonts w:ascii="Cambria" w:hAnsi="Cambria"/>
-          <w:sz w:val="24"/>
-          <w:szCs w:val="24"/>
-          <w:lang w:val="ru-RU"/>
-        </w:rPr>
-      </w:pPr>
-      <w:r>
-        <w:rPr>
-          <w:rFonts w:ascii="Cambria" w:hAnsi="Cambria"/>
-          <w:sz w:val="24"/>
-          <w:szCs w:val="24"/>
-        </w:rPr>
-        <w:t>Dokumentide automatiseerimine peaks teoorias parandama teabe kättesaadavust ja vähendama vigu, kuid praktikas võivad süsteemid olla killustatud ja mitte ühilduvad olemasolevate infosüsteemidega</w:t>
-      </w:r>
-      <w:r>
-        <w:rPr>
-          <w:rFonts w:ascii="Cambria" w:hAnsi="Cambria"/>
-          <w:sz w:val="24"/>
-          <w:szCs w:val="24"/>
-        </w:rPr>
-        <w:t xml:space="preserve">. </w:t>
-      </w:r>
-      <w:r>
-        <w:rPr>
-          <w:rFonts w:ascii="Cambria" w:hAnsi="Cambria"/>
-          <w:sz w:val="24"/>
-          <w:szCs w:val="24"/>
-        </w:rPr>
-        <w:t>Haridusasutustes kasutatavad erinevad e-õppe platvormid, failihaldussüsteemid ja sisuhalduslahendused võivad tekitada paralleelseid teadmiste kogumeid, kus sama teave eksisteerib mitmes versioonis, ilma et oleks tagatud selle ajakohasus ja terviklikkus.</w:t>
+          <w:sz w:val="24"/>
+          <w:szCs w:val="24"/>
+        </w:rPr>
+        <w:t>Dokumentide automatiseerimine peaks teoorias parandama teabe kättesaadavust ja vähendama vigu, kuid praktikas võivad süsteemid olla killustatud ja mitte ühilduvad olemasolevate infosüsteemidega. Haridusasutustes kasutatavad erinevad e-õppe platvormid, failihaldussüsteemid ja sisuhalduslahendused võivad tekitada paralleelseid teadmiste kogumeid, kus sama teave eksisteerib mitmes versioonis, ilma et oleks tagatud selle ajakohasus ja terviklikkus.</w:t>
       </w:r>
     </w:p>
     <w:p>
@@ -12662,39 +12529,7 @@
           <w:sz w:val="24"/>
           <w:szCs w:val="28"/>
         </w:rPr>
-        <w:t>Teadmiste haldamise süsteemid vajavad pidevat ajakohastamist ja valideerimist, et tagada andmete usaldusväärsus ja kasutatavus. Kui süsteemis puudub selge mehhanism teadmiste kvaliteedi tagamiseks, võib see viia teadmiste ebatäpseks muutumiseni või isegi nende kadumiseni. ISO 30401 rõhutab, et teadmiste haldamine peab hõlmama ka aegunud või kehtetu teabe käsitlemist, et vältida vigade ja ebatäpse teabe levikut</w:t>
-      </w:r>
-      <w:r>
-        <w:rPr>
-          <w:rFonts w:ascii="Cambria" w:hAnsi="Cambria"/>
-          <w:sz w:val="24"/>
-          <w:szCs w:val="28"/>
-        </w:rPr>
-        <w:t xml:space="preserve">. </w:t>
-      </w:r>
-      <w:r>
-        <w:rPr>
-          <w:rFonts w:ascii="Cambria" w:hAnsi="Cambria"/>
-          <w:sz w:val="24"/>
-          <w:szCs w:val="28"/>
-        </w:rPr>
-        <w:t>"Handling outdated or invalid knowledge means to protect the organization from making mistakes or working inefficiently, as a result of using knowledge inappropriate within the current organizational context." (ISO 30401, 2018, p. 6)</w:t>
-      </w:r>
-      <w:r>
-        <w:rPr>
-          <w:rFonts w:ascii="Cambria" w:hAnsi="Cambria"/>
-          <w:sz w:val="24"/>
-          <w:szCs w:val="28"/>
-        </w:rPr>
-        <w:t xml:space="preserve">. </w:t>
-      </w:r>
-      <w:r>
-        <w:rPr>
-          <w:rFonts w:ascii="Cambria" w:hAnsi="Cambria"/>
-          <w:sz w:val="24"/>
-          <w:szCs w:val="28"/>
-        </w:rPr>
-        <w:t>Kui teadmiste haldamise süsteemides ei rakendata teadmiste uuendamise ja arhiveerimise protsesse, võivad töötajad jätkata vananenud ja ebatäpse teabe kasutamist, mis võib kahjustada otsustusprotsesse ja organisatsiooni toimimist</w:t>
+        <w:t>Teadmiste haldamise süsteemid vajavad pidevat ajakohastamist ja valideerimist, et tagada andmete usaldusväärsus ja kasutatavus. Kui süsteemis puudub selge mehhanism teadmiste kvaliteedi tagamiseks, võib see viia teadmiste ebatäpseks muutumiseni või isegi nende kadumiseni. ISO 30401 rõhutab, et teadmiste haldamine peab hõlmama ka aegunud või kehtetu teabe käsitlemist, et vältida vigade ja ebatäpse teabe levikut. "Handling outdated or invalid knowledge means to protect the organization from making mistakes or working inefficiently, as a result of using knowledge inappropriate within the current organizational context." (ISO 30401, 2018, p. 6). Kui teadmiste haldamise süsteemides ei rakendata teadmiste uuendamise ja arhiveerimise protsesse, võivad töötajad jätkata vananenud ja ebatäpse teabe kasutamist, mis võib kahjustada otsustusprotsesse ja organisatsiooni toimimist</w:t>
       </w:r>
     </w:p>
     <w:p>
@@ -12710,194 +12545,819 @@
     <w:p>
       <w:pPr>
         <w:pStyle w:val="Heading3"/>
-      </w:pPr>
-      <w:r>
+        <w:rPr>
+          <w:rFonts w:ascii="Cambria" w:hAnsi="Cambria"/>
+          <w:szCs w:val="24"/>
+        </w:rPr>
+      </w:pPr>
+      <w:r>
+        <w:rPr>
+          <w:rFonts w:ascii="Cambria" w:hAnsi="Cambria"/>
+          <w:szCs w:val="24"/>
+        </w:rPr>
         <w:t>Organisatsioonilised ja kultuurilised barjäärid</w:t>
       </w:r>
     </w:p>
     <w:p>
       <w:pPr>
-        <w:rPr>
-          <w:rFonts w:ascii="Cambria" w:hAnsi="Cambria"/>
-          <w:lang w:val="en-GB" w:bidi="en-US"/>
-        </w:rPr>
-      </w:pPr>
-      <w:r>
-        <w:rPr>
-          <w:rFonts w:ascii="Cambria" w:hAnsi="Cambria"/>
-          <w:lang w:val="en-GB" w:bidi="en-US"/>
-        </w:rPr>
-        <w:t>Automatiseerimise ja digitaliseerimise rakendamine haridusasutustes seisab sageli silmitsi organisatsiooniliste ja kultuuriliste barjääridega, mis aeglustavad tehnoloogiliste uuenduste tõhusat juurutamist. Thomais Gkrimpizi ja Vassilios Peristeras (2022) rõhutavad oma uuringus, et töötajate vastuseis muudatustele, ebapiisav digipädevus ning eelistus harjumuspäraste tööprotsesside suhtes on peamised takistused digitaalsete lahenduste edukaks rakendamiseks.</w:t>
-      </w:r>
-    </w:p>
-    <w:p>
-      <w:pPr>
-        <w:rPr>
-          <w:rFonts w:ascii="Cambria" w:hAnsi="Cambria"/>
-          <w:lang w:val="en-GB" w:bidi="en-US"/>
-        </w:rPr>
-      </w:pPr>
-      <w:r>
-        <w:rPr>
-          <w:rFonts w:ascii="Cambria" w:hAnsi="Cambria"/>
-          <w:lang w:val="en-GB" w:bidi="en-US"/>
-        </w:rPr>
-        <w:t>Uuring näitab, et töötajad, kes tunnevad end ebakindlalt uue tehnoloogia ees, võivad teadlikult vältida uute süsteemide kasutuselevõttu, mis omakorda pidurdab innovatsiooni ja tõhususe kasvu (Gkrimpizi &amp; Peristeras, 2022). Lisaks viitavad autorid, et juhtkonna puudulik toetus ja selge visiooni puudumine muudatuste vajalikkuse osas vähendavad töötajate motivatsiooni ning valmisolekut uute tehnoloogiate rakendamiseks.</w:t>
-      </w:r>
-    </w:p>
-    <w:p>
-      <w:pPr>
-        <w:pStyle w:val="BodyText"/>
+        <w:spacing w:line="240" w:lineRule="auto"/>
+        <w:rPr>
+          <w:rFonts w:ascii="Cambria" w:hAnsi="Cambria"/>
+          <w:sz w:val="24"/>
+          <w:szCs w:val="28"/>
+        </w:rPr>
+      </w:pPr>
+      <w:r>
+        <w:rPr>
+          <w:rFonts w:ascii="Cambria" w:hAnsi="Cambria"/>
+          <w:sz w:val="24"/>
+          <w:szCs w:val="24"/>
+          <w:lang w:bidi="en-US"/>
+        </w:rPr>
+        <w:t>Automatiseerimise ja digitaliseerimise rakendamine haridusasutustes seisab sageli silmitsi organisatsiooniliste ja kultuuriliste barjääridega, mis aeglustavad tehnoloogiliste uuenduste tõhusat juurutamist. Gkrimpizi ja Peristeras (2022) uuring toob esile, et haridusasutustes esinevad digitaliseerimise takistused on seotud peamiselt töötajate vastuseisu, organisatsiooni kultuuri jäikuse ning juhtimise puuduliku toega</w:t>
+      </w:r>
+      <w:r>
+        <w:rPr>
+          <w:rFonts w:ascii="Cambria" w:hAnsi="Cambria"/>
+          <w:sz w:val="24"/>
+          <w:szCs w:val="24"/>
+          <w:lang w:val="ru-RU" w:bidi="en-US"/>
+        </w:rPr>
+        <w:t>.</w:t>
+      </w:r>
+      <w:r>
+        <w:rPr>
+          <w:rFonts w:ascii="Cambria" w:hAnsi="Cambria"/>
+          <w:i/>
+          <w:iCs/>
+          <w:sz w:val="24"/>
+          <w:szCs w:val="24"/>
+        </w:rPr>
+        <w:t xml:space="preserve"> </w:t>
+      </w:r>
+      <w:r>
+        <w:rPr>
+          <w:rFonts w:ascii="Cambria" w:hAnsi="Cambria"/>
+          <w:sz w:val="24"/>
+          <w:szCs w:val="28"/>
+          <w:lang w:bidi="en-US"/>
+        </w:rPr>
+        <w:t>"Resistance to change at the individual level is observed both among university professors and administrative staff. Inertia is another important barrier to seizing opportunities in implementing digital transformation." (Gkrimpizi &amp; Peristeras, 2022)</w:t>
+      </w:r>
+      <w:r>
+        <w:rPr>
+          <w:rFonts w:ascii="Cambria" w:hAnsi="Cambria"/>
+          <w:sz w:val="24"/>
+          <w:szCs w:val="28"/>
+        </w:rPr>
+        <w:t>.</w:t>
+      </w:r>
+    </w:p>
+    <w:p>
+      <w:pPr>
+        <w:spacing w:line="240" w:lineRule="auto"/>
+        <w:rPr>
+          <w:lang w:val="ru-RU" w:bidi="en-US"/>
+        </w:rPr>
+      </w:pPr>
+    </w:p>
+    <w:p>
+      <w:pPr>
         <w:rPr>
           <w:rFonts w:ascii="Cambria" w:hAnsi="Cambria"/>
           <w:b/>
           <w:bCs/>
-          <w:lang w:val="en-GB"/>
-        </w:rPr>
-      </w:pPr>
-    </w:p>
-    <w:p>
-      <w:pPr>
-        <w:pStyle w:val="BodyText"/>
+          <w:sz w:val="24"/>
+          <w:szCs w:val="24"/>
+          <w:lang w:val="et-EE"/>
+        </w:rPr>
+      </w:pPr>
+      <w:r>
         <w:rPr>
           <w:rFonts w:ascii="Cambria" w:hAnsi="Cambria"/>
           <w:b/>
           <w:bCs/>
-          <w:lang w:val="en-GB"/>
-        </w:rPr>
-      </w:pPr>
-      <w:r>
+          <w:sz w:val="24"/>
+          <w:szCs w:val="24"/>
+          <w:lang w:val="ru-RU"/>
+        </w:rPr>
+        <w:t>Töötajate vastuseis muutustele ja tehnoloogiale</w:t>
+      </w:r>
+    </w:p>
+    <w:p>
+      <w:pPr>
+        <w:spacing w:line="240" w:lineRule="auto"/>
+        <w:rPr>
+          <w:rFonts w:ascii="Cambria" w:hAnsi="Cambria"/>
+          <w:sz w:val="24"/>
+          <w:szCs w:val="24"/>
+        </w:rPr>
+      </w:pPr>
+      <w:r>
+        <w:rPr>
+          <w:rFonts w:ascii="Cambria" w:hAnsi="Cambria"/>
+          <w:sz w:val="24"/>
+          <w:szCs w:val="24"/>
+          <w:lang w:val="ru-RU"/>
+        </w:rPr>
+        <w:t>Üks peamisi takistusi digitaliseerimise rakendamisel on töötajate soovimatus loobuda harjumuspärastest tööprotsessidest ning kohaneda uute tehnoloogiatega. Kui inimesed tajuvad, et uued süsteemid on keerulised, võivad nad teadlikult vältida nende kasutamist, mis pidurdab innovatsiooni ning efektiivsuse kasvu (Gkrimpizi &amp; Peristeras, 2022)</w:t>
+      </w:r>
+      <w:r>
+        <w:rPr>
+          <w:rFonts w:ascii="Cambria" w:hAnsi="Cambria"/>
+          <w:sz w:val="24"/>
+          <w:szCs w:val="24"/>
+        </w:rPr>
+        <w:t xml:space="preserve">. </w:t>
+      </w:r>
+      <w:r>
+        <w:rPr>
+          <w:rFonts w:ascii="Cambria" w:hAnsi="Cambria"/>
+          <w:sz w:val="24"/>
+          <w:szCs w:val="24"/>
+        </w:rPr>
+        <w:t>"The most important asset an organisation has is its human resources. The success or failure of digital transformation depends on people, not technology." (Gkrimpizi &amp; Peristeras, 2022)</w:t>
+      </w:r>
+      <w:r>
+        <w:rPr>
+          <w:rFonts w:ascii="Cambria" w:hAnsi="Cambria"/>
+          <w:sz w:val="24"/>
+          <w:szCs w:val="24"/>
+        </w:rPr>
+        <w:t>.</w:t>
+      </w:r>
+    </w:p>
+    <w:p>
+      <w:pPr>
+        <w:spacing w:line="240" w:lineRule="auto"/>
+        <w:rPr>
+          <w:rFonts w:ascii="Arial" w:hAnsi="Arial" w:cs="Arial"/>
+          <w:lang w:val="et-EE"/>
+        </w:rPr>
+      </w:pPr>
+    </w:p>
+    <w:p>
+      <w:pPr>
         <w:rPr>
           <w:rFonts w:ascii="Cambria" w:hAnsi="Cambria"/>
           <w:b/>
           <w:bCs/>
-          <w:lang w:val="en-GB"/>
-        </w:rPr>
-        <w:t>Integreerimise ja infrastruktuuri probleemid</w:t>
-      </w:r>
-    </w:p>
-    <w:p>
-      <w:pPr>
-        <w:rPr>
-          <w:rFonts w:ascii="Cambria" w:hAnsi="Cambria"/>
-          <w:lang w:val="en-GB" w:bidi="en-US"/>
-        </w:rPr>
-      </w:pPr>
-      <w:r>
-        <w:rPr>
-          <w:rFonts w:ascii="Cambria" w:hAnsi="Cambria"/>
-          <w:lang w:val="en-GB" w:bidi="en-US"/>
-        </w:rPr>
-        <w:lastRenderedPageBreak/>
-        <w:t>Uute automatiseeritud lahenduste integreerimine olemasolevate infosüsteemidega on keeruline protsess, mis nõuab hoolikat planeerimist, piisavaid ressursse ja spetsialiseeritud teadmisi. Thomais Gkrimpizi ja Vassilios Peristeras (2022) rõhutavad, et paljud haridusasutused seisavad silmitsi piiratud eelarvete ja vananenud IT-infrastruktuuriga, mis takistavad kaasaegsete tehnoloogiate edukat rakendamist.</w:t>
-      </w:r>
-    </w:p>
-    <w:p>
-      <w:pPr>
-        <w:rPr>
-          <w:rFonts w:ascii="Cambria" w:hAnsi="Cambria"/>
-          <w:lang w:val="en-GB" w:bidi="en-US"/>
-        </w:rPr>
-      </w:pPr>
-    </w:p>
-    <w:p>
-      <w:pPr>
-        <w:rPr>
-          <w:rFonts w:ascii="Cambria" w:hAnsi="Cambria"/>
-          <w:lang w:val="en-GB" w:bidi="en-US"/>
-        </w:rPr>
-      </w:pPr>
-      <w:r>
-        <w:rPr>
-          <w:rFonts w:ascii="Cambria" w:hAnsi="Cambria"/>
-          <w:lang w:val="en-GB" w:bidi="en-US"/>
-        </w:rPr>
-        <w:t>Uuringud näitavad, et infosüsteemide ühilduvusprobleemid võivad tekitada olulisi tõkkeid automatiseerimise tõhusale rakendamisele (Gkrimpizi &amp; Peristeras, 2022). Sageli puuduvad haridusasutustel vajalikud protokollid ja standardid, mis võimaldaksid erinevate süsteemide sujuvat integreerimist. See toob kaasa olukorra, kus andmeid tuleb süsteemide vahel manuaalselt üle kanda, mis suurendab vigade tekkimise ohtu ja vähendab tõhusust.</w:t>
-      </w:r>
-    </w:p>
-    <w:p>
-      <w:pPr>
-        <w:rPr>
-          <w:rFonts w:ascii="Cambria" w:hAnsi="Cambria"/>
-          <w:lang w:val="en-GB" w:bidi="en-US"/>
-        </w:rPr>
-      </w:pPr>
-      <w:r>
-        <w:rPr>
-          <w:rFonts w:ascii="Cambria" w:hAnsi="Cambria"/>
-          <w:lang w:val="en-GB" w:bidi="en-US"/>
-        </w:rPr>
-        <w:t>Lisaks näitavad uuringud, et pilvetehnoloogiate kasutuselevõtt haridusasutustes vajab täiendavat infoturbe tagamist ning personali koolitamist (Gkrimpizi &amp; Peristeras, 2022). Kuigi pilvelahendused pakuvad võimalust parandada andmete kättesaadavust ja vähendada kohaliku infrastruktuuri koormust, kaasnevad sellega ka uued turvariskid ja vajadus rangemate andmekaitsemeetmete järele.</w:t>
-      </w:r>
-    </w:p>
-    <w:p>
-      <w:pPr>
-        <w:pStyle w:val="BodyText"/>
+          <w:sz w:val="24"/>
+          <w:szCs w:val="24"/>
+          <w:lang w:val="ru-RU"/>
+        </w:rPr>
+      </w:pPr>
+      <w:r>
         <w:rPr>
           <w:rFonts w:ascii="Cambria" w:hAnsi="Cambria"/>
           <w:b/>
           <w:bCs/>
-          <w:lang w:val="en-GB"/>
-        </w:rPr>
-      </w:pPr>
-      <w:r>
+          <w:sz w:val="24"/>
+          <w:szCs w:val="24"/>
+          <w:lang w:val="ru-RU"/>
+        </w:rPr>
+        <w:lastRenderedPageBreak/>
+        <w:t>Juhtimise ja strateegia puudujäägid</w:t>
+      </w:r>
+    </w:p>
+    <w:p>
+      <w:pPr>
+        <w:spacing w:line="240" w:lineRule="auto"/>
+        <w:rPr>
+          <w:rFonts w:ascii="Cambria" w:hAnsi="Cambria"/>
+          <w:sz w:val="24"/>
+          <w:szCs w:val="28"/>
+          <w:lang w:val="et-EE"/>
+        </w:rPr>
+      </w:pPr>
+      <w:r>
+        <w:rPr>
+          <w:rFonts w:ascii="Cambria" w:hAnsi="Cambria"/>
+          <w:sz w:val="24"/>
+          <w:szCs w:val="28"/>
+          <w:lang w:val="ru-RU"/>
+        </w:rPr>
+        <w:t>Teine oluline takistus on juhtimise ja strateegilise visiooni puudumine, mis mõjutab otseselt digitaliseerimise edukust. Kui juhtkond ei suuda pakkuda tuge ja selget suunda, langeb töötajate motivatsioon ning valmidus tehnoloogilisi muutusi omaks võtta (Gkrimpizi &amp; Peristeras, 2022)</w:t>
+      </w:r>
+      <w:r>
+        <w:rPr>
+          <w:rFonts w:ascii="Cambria" w:hAnsi="Cambria"/>
+          <w:sz w:val="24"/>
+          <w:szCs w:val="28"/>
+        </w:rPr>
+        <w:t xml:space="preserve">. </w:t>
+      </w:r>
+      <w:r>
+        <w:rPr>
+          <w:rFonts w:ascii="Cambria" w:hAnsi="Cambria"/>
+          <w:sz w:val="24"/>
+          <w:szCs w:val="28"/>
+        </w:rPr>
+        <w:t>Lisaks on juhtimise roll oluline koostöö ja kommunikatsiooni edendamisel, et ülikoolide ja haridusasutuste erinevad osakonnad suudaksid ühiselt töötada uute süsteemide tõhusaks rakendamiseks. Koordineerimise puudumine organisatsioonis võib põhjustada osakondade iseseisvat tegutsemist, mis pärsib terviklikku digitaliseerimist</w:t>
+      </w:r>
+      <w:r>
+        <w:rPr>
+          <w:rFonts w:ascii="Cambria" w:hAnsi="Cambria"/>
+          <w:sz w:val="24"/>
+          <w:szCs w:val="28"/>
+        </w:rPr>
+        <w:t>.</w:t>
+      </w:r>
+    </w:p>
+    <w:p>
+      <w:pPr>
+        <w:rPr>
+          <w:lang w:val="et-EE"/>
+        </w:rPr>
+      </w:pPr>
+    </w:p>
+    <w:p>
+      <w:pPr>
         <w:rPr>
           <w:rFonts w:ascii="Cambria" w:hAnsi="Cambria"/>
           <w:b/>
           <w:bCs/>
-          <w:lang w:val="en-GB"/>
-        </w:rPr>
+          <w:sz w:val="24"/>
+          <w:szCs w:val="24"/>
+        </w:rPr>
+      </w:pPr>
+      <w:r>
+        <w:rPr>
+          <w:rFonts w:ascii="Cambria" w:hAnsi="Cambria"/>
+          <w:b/>
+          <w:bCs/>
+          <w:sz w:val="24"/>
+          <w:szCs w:val="24"/>
+        </w:rPr>
+        <w:t>Kultuurilised barjäärid ja “dominantne loogika”</w:t>
+      </w:r>
+    </w:p>
+    <w:p>
+      <w:pPr>
+        <w:spacing w:line="240" w:lineRule="auto"/>
+        <w:rPr>
+          <w:rFonts w:ascii="Cambria" w:hAnsi="Cambria"/>
+          <w:sz w:val="24"/>
+          <w:szCs w:val="28"/>
+          <w:lang w:val="et-EE"/>
+        </w:rPr>
+      </w:pPr>
+      <w:r>
+        <w:rPr>
+          <w:rFonts w:ascii="Cambria" w:hAnsi="Cambria"/>
+          <w:sz w:val="24"/>
+          <w:szCs w:val="28"/>
+        </w:rPr>
+        <w:t>Digitaliseerimise juurutamist pärsivad ka haridusasutustes juurdunud kultuurilised hoiakud ja bürokraatlikud struktuurid. Konservatiivne ja riskikartlik organisatsioonikultuur on üks peamisi põhjuseid, miks haridusasutused jäävad tehnoloogia rakendamisel maha teistest sektoritest (Gkrimpizi &amp; Peristeras, 2022)</w:t>
+      </w:r>
+      <w:r>
+        <w:rPr>
+          <w:rFonts w:ascii="Cambria" w:hAnsi="Cambria"/>
+          <w:sz w:val="24"/>
+          <w:szCs w:val="28"/>
+        </w:rPr>
+        <w:t xml:space="preserve">. </w:t>
+      </w:r>
+      <w:r>
+        <w:rPr>
+          <w:rFonts w:ascii="Cambria" w:hAnsi="Cambria"/>
+          <w:sz w:val="24"/>
+          <w:szCs w:val="28"/>
+        </w:rPr>
+        <w:t>"The transition of universities from traditional to digital is hindered by the ‘dominant logic’. The prevailing conservative, bureaucratic and risk-averse culture impedes the implementation of digital transformation." (Gkrimpizi &amp; Peristeras, 2022</w:t>
+      </w:r>
+      <w:r>
+        <w:rPr>
+          <w:rFonts w:ascii="Cambria" w:hAnsi="Cambria"/>
+          <w:sz w:val="24"/>
+          <w:szCs w:val="28"/>
+        </w:rPr>
+        <w:t>)</w:t>
+      </w:r>
+      <w:r>
+        <w:rPr>
+          <w:rFonts w:ascii="Cambria" w:hAnsi="Cambria"/>
+          <w:sz w:val="24"/>
+          <w:szCs w:val="28"/>
+        </w:rPr>
+        <w:t xml:space="preserve"> </w:t>
+      </w:r>
+      <w:r>
+        <w:rPr>
+          <w:rFonts w:ascii="Cambria" w:hAnsi="Cambria"/>
+          <w:sz w:val="24"/>
+          <w:szCs w:val="28"/>
+        </w:rPr>
+        <w:t>See tähendab, et muutused ei sõltu ainult üksikisikute vastupanust, vaid ka organisatsiooni kui terviku inertsusest, mis takistab kiiret kohanemist uute tehnoloogiatega. Kui haridusasutused ei suuda kohaneda muutustega, jäävad nad maha innovatsioonist ning kaotavad oma konkurentsivõime.</w:t>
+      </w:r>
+    </w:p>
+    <w:p>
+      <w:pPr>
+        <w:pStyle w:val="BodyText"/>
+        <w:rPr>
+          <w:rFonts w:ascii="Cambria" w:hAnsi="Cambria"/>
+          <w:b/>
+          <w:bCs/>
+          <w:lang w:val="ru-RU"/>
+        </w:rPr>
+      </w:pPr>
+    </w:p>
+    <w:p>
+      <w:pPr>
+        <w:pStyle w:val="BodyText"/>
+        <w:rPr>
+          <w:rFonts w:ascii="Cambria" w:hAnsi="Cambria"/>
+          <w:b/>
+          <w:bCs/>
+          <w:sz w:val="24"/>
+          <w:szCs w:val="24"/>
+          <w:lang w:val="en-GB"/>
+        </w:rPr>
+      </w:pPr>
+      <w:r>
+        <w:rPr>
+          <w:rFonts w:ascii="Cambria" w:hAnsi="Cambria"/>
+          <w:b/>
+          <w:bCs/>
+          <w:sz w:val="24"/>
+          <w:szCs w:val="24"/>
+          <w:lang w:val="en-GB"/>
+        </w:rPr>
+        <w:t>Integreerimise ja infrastruktuuri probleemid</w:t>
+      </w:r>
+    </w:p>
+    <w:p>
+      <w:pPr>
+        <w:spacing w:line="240" w:lineRule="auto"/>
+        <w:rPr>
+          <w:rFonts w:ascii="Cambria" w:hAnsi="Cambria"/>
+          <w:sz w:val="24"/>
+          <w:szCs w:val="24"/>
+          <w:lang w:val="et-EE"/>
+        </w:rPr>
+      </w:pPr>
+      <w:r>
+        <w:rPr>
+          <w:rFonts w:ascii="Cambria" w:hAnsi="Cambria"/>
+          <w:sz w:val="24"/>
+          <w:szCs w:val="24"/>
+          <w:lang w:bidi="en-US"/>
+        </w:rPr>
+        <w:t>Uute automatiseeritud lahenduste integreerimine olemasolevate infosüsteemidega on keeruline protsess, mis nõuab hoolikat planeerimist, piisavaid ressursse ja spetsialiseeritud teadmisi. Paljud haridusasutused seisavad silmitsi piiratud eelarvete ja vananenud IT-infrastruktuuriga, mis takistab kaasaegsete tehnoloogiate edukat rakendamist (Gkrimpizi &amp; Peristeras, 2022)</w:t>
+      </w:r>
+      <w:r>
+        <w:rPr>
+          <w:rFonts w:ascii="Cambria" w:hAnsi="Cambria"/>
+          <w:sz w:val="24"/>
+          <w:szCs w:val="24"/>
+        </w:rPr>
+        <w:t>.</w:t>
+      </w:r>
+    </w:p>
+    <w:p>
+      <w:pPr>
+        <w:spacing w:line="240" w:lineRule="auto"/>
+        <w:rPr>
+          <w:rFonts w:ascii="Cambria" w:hAnsi="Cambria"/>
+          <w:sz w:val="24"/>
+          <w:szCs w:val="24"/>
+        </w:rPr>
+      </w:pPr>
+      <w:r>
+        <w:rPr>
+          <w:rFonts w:ascii="Cambria" w:hAnsi="Cambria"/>
+          <w:sz w:val="24"/>
+          <w:szCs w:val="24"/>
+          <w:lang w:bidi="en-US"/>
+        </w:rPr>
+        <w:t>Ühilduvusprobleemid erinevate infosüsteemide vahel võivad tekitada olulisi tõkkeid automatiseerimise tõhusale rakendamisele. Haridusasutustel puuduvad sageli ühtsed protokollid ja standardid, mis võimaldaksid erinevate süsteemide sujuvat integreerimist. Selle tulemusel tuleb andmeid süsteemide vahel manuaalselt üle kanda, mis suurendab vigade tekkimise ohtu ja vähendab tõhusust (Gkrimpizi &amp; Peristeras, 2022)</w:t>
+      </w:r>
+      <w:r>
+        <w:rPr>
+          <w:rFonts w:ascii="Cambria" w:hAnsi="Cambria"/>
+          <w:sz w:val="24"/>
+          <w:szCs w:val="24"/>
+        </w:rPr>
+        <w:t>.</w:t>
+      </w:r>
+    </w:p>
+    <w:p>
+      <w:pPr>
+        <w:rPr>
+          <w:rFonts w:ascii="Cambria" w:hAnsi="Cambria"/>
+          <w:lang w:val="ru-RU" w:bidi="en-US"/>
+        </w:rPr>
+      </w:pPr>
+    </w:p>
+    <w:p>
+      <w:pPr>
+        <w:rPr>
+          <w:rFonts w:ascii="Cambria" w:hAnsi="Cambria"/>
+          <w:b/>
+          <w:bCs/>
+          <w:sz w:val="24"/>
+          <w:szCs w:val="28"/>
+          <w:lang w:val="et-EE" w:bidi="en-US"/>
+        </w:rPr>
+      </w:pPr>
+      <w:r>
+        <w:rPr>
+          <w:rFonts w:ascii="Cambria" w:hAnsi="Cambria"/>
+          <w:b/>
+          <w:bCs/>
+          <w:sz w:val="24"/>
+          <w:szCs w:val="28"/>
+          <w:lang w:bidi="en-US"/>
+        </w:rPr>
+        <w:t>Pilvetehnoloogiate kasutuselevõtu probleemid haridusasutustes</w:t>
+      </w:r>
+    </w:p>
+    <w:p>
+      <w:pPr>
+        <w:spacing w:line="240" w:lineRule="auto"/>
+        <w:rPr>
+          <w:rFonts w:ascii="Cambria" w:hAnsi="Cambria"/>
+          <w:sz w:val="24"/>
+          <w:szCs w:val="24"/>
+        </w:rPr>
+      </w:pPr>
+      <w:r>
+        <w:rPr>
+          <w:rFonts w:ascii="Cambria" w:hAnsi="Cambria"/>
+          <w:sz w:val="24"/>
+          <w:szCs w:val="24"/>
+          <w:lang w:bidi="en-US"/>
+        </w:rPr>
+        <w:t>Pilvetehnoloogiate kasutuselevõtt pakub haridusasutustele võimalusi andmete kättesaadavuse parandamiseks ja kohaliku infrastruktuuri koormuse vähendamiseks, kuid sellega kaasnevad ka uued turvariskid ja vajadus rangemate andmekaitsemeetmete järele. Kui infoturve ja andmekaitse pole piisavalt tagatud, võivad pilvepõhised lahendused suurendada organisatsioonide haavatavust küberrünnakute suhtes (Gkrimpizi &amp; Peristeras, 2022)</w:t>
+      </w:r>
+      <w:r>
+        <w:rPr>
+          <w:rFonts w:ascii="Cambria" w:hAnsi="Cambria"/>
+          <w:sz w:val="24"/>
+          <w:szCs w:val="24"/>
+        </w:rPr>
+        <w:t>.</w:t>
+      </w:r>
+    </w:p>
+    <w:p>
+      <w:pPr>
+        <w:spacing w:line="240" w:lineRule="auto"/>
+        <w:rPr>
+          <w:rFonts w:ascii="Cambria" w:hAnsi="Cambria"/>
+          <w:sz w:val="24"/>
+          <w:szCs w:val="24"/>
+        </w:rPr>
+      </w:pPr>
+      <w:r>
+        <w:rPr>
+          <w:rFonts w:ascii="Cambria" w:hAnsi="Cambria"/>
+          <w:sz w:val="24"/>
+          <w:szCs w:val="24"/>
+          <w:lang w:val="et-EE" w:bidi="en-US"/>
+        </w:rPr>
+        <w:lastRenderedPageBreak/>
+        <w:t>isaks vajab pilvetehnoloogiate kasutuselevõtt personali täiendavat koolitamist, kuna uued süsteemid nõuavad teadmisi infoturbest, andmehaldusest ja küberturvalisusest. Kui haridusasutused ei paku töötajatele vajalikku koolitust, võib see vähendada tehnoloogiate efektiivset kasutuselevõttu ja suurendada turvariske</w:t>
+      </w:r>
+      <w:r>
+        <w:rPr>
+          <w:rFonts w:ascii="Cambria" w:hAnsi="Cambria"/>
+          <w:sz w:val="24"/>
+          <w:szCs w:val="24"/>
+        </w:rPr>
+        <w:t>.</w:t>
+      </w:r>
+    </w:p>
+    <w:p>
+      <w:pPr>
+        <w:rPr>
+          <w:rFonts w:ascii="Cambria" w:hAnsi="Cambria"/>
+          <w:lang w:val="et-EE" w:bidi="en-US"/>
+        </w:rPr>
+      </w:pPr>
+    </w:p>
+    <w:p>
+      <w:pPr>
+        <w:pStyle w:val="Heading3"/>
+      </w:pPr>
+      <w:r>
         <w:t>Tulevikuväljakutsed ja lahendused</w:t>
       </w:r>
     </w:p>
     <w:p>
       <w:pPr>
-        <w:rPr>
-          <w:rFonts w:ascii="Cambria" w:hAnsi="Cambria"/>
-          <w:lang w:val="en-GB" w:bidi="en-US"/>
-        </w:rPr>
-      </w:pPr>
-      <w:r>
-        <w:rPr>
-          <w:rFonts w:ascii="Cambria" w:hAnsi="Cambria"/>
-          <w:lang w:val="en-GB" w:bidi="en-US"/>
+        <w:spacing w:line="240" w:lineRule="auto"/>
+        <w:rPr>
+          <w:rFonts w:ascii="Cambria" w:hAnsi="Cambria"/>
+          <w:sz w:val="24"/>
+          <w:szCs w:val="28"/>
+          <w:lang w:bidi="en-US"/>
+        </w:rPr>
+      </w:pPr>
+      <w:r>
+        <w:rPr>
+          <w:rFonts w:ascii="Cambria" w:hAnsi="Cambria"/>
+          <w:sz w:val="24"/>
+          <w:szCs w:val="28"/>
+          <w:lang w:bidi="en-US"/>
         </w:rPr>
         <w:t>Kunstlik intelligents (AI) ja masinõpe (ML) pakuvad uusi võimalusi haridusasutuste protsesside automatiseerimiseks ja õppimise personaliseerimiseks. Olaf Zawacki-Richter, Victoria I. Marín, Melissa Bond ja Franziska Gouverneur (2019) rõhutavad oma süsteemses ülevaates, et AI-lahenduste rakendamine võib oluliselt parandada õpitulemusi, tõhustada õppeprotsesse ja pakkuda personaliseeritud õpikogemusi.</w:t>
       </w:r>
     </w:p>
     <w:p>
       <w:pPr>
-        <w:rPr>
-          <w:rFonts w:ascii="Cambria" w:hAnsi="Cambria"/>
-          <w:lang w:val="en-GB" w:bidi="en-US"/>
-        </w:rPr>
-      </w:pPr>
-      <w:r>
-        <w:rPr>
-          <w:rFonts w:ascii="Cambria" w:hAnsi="Cambria"/>
-          <w:lang w:val="en-GB" w:bidi="en-US"/>
-        </w:rPr>
-        <w:t>Uuringus tuuakse esile neli peamist AI-rakenduse valdkonda hariduses:</w:t>
-      </w:r>
+        <w:spacing w:line="240" w:lineRule="auto"/>
+        <w:rPr>
+          <w:rFonts w:ascii="Cambria" w:hAnsi="Cambria"/>
+          <w:sz w:val="24"/>
+          <w:szCs w:val="28"/>
+          <w:lang w:val="ru-RU"/>
+        </w:rPr>
+      </w:pPr>
+      <w:r>
+        <w:rPr>
+          <w:rFonts w:ascii="Cambria" w:hAnsi="Cambria"/>
+          <w:sz w:val="24"/>
+          <w:szCs w:val="28"/>
+          <w:lang w:val="ru-RU"/>
+        </w:rPr>
+        <w:t xml:space="preserve">Uuringus tuuakse esile </w:t>
+      </w:r>
+      <w:r>
+        <w:rPr>
+          <w:rFonts w:ascii="Cambria" w:hAnsi="Cambria"/>
+          <w:b/>
+          <w:bCs/>
+          <w:sz w:val="24"/>
+          <w:szCs w:val="28"/>
+          <w:lang w:val="ru-RU"/>
+        </w:rPr>
+        <w:t>neli peamist AI-rakenduse valdkonda hariduses</w:t>
+      </w:r>
+      <w:r>
+        <w:rPr>
+          <w:rFonts w:ascii="Cambria" w:hAnsi="Cambria"/>
+          <w:sz w:val="24"/>
+          <w:szCs w:val="28"/>
+          <w:lang w:val="ru-RU"/>
+        </w:rPr>
+        <w:t>:</w:t>
+      </w:r>
+    </w:p>
+    <w:p>
+      <w:pPr>
+        <w:numPr>
+          <w:ilvl w:val="0"/>
+          <w:numId w:val="56"/>
+        </w:numPr>
+        <w:spacing w:line="240" w:lineRule="auto"/>
+        <w:rPr>
+          <w:rFonts w:ascii="Cambria" w:hAnsi="Cambria"/>
+          <w:sz w:val="24"/>
+          <w:szCs w:val="28"/>
+          <w:lang w:val="ru-RU"/>
+        </w:rPr>
+      </w:pPr>
+      <w:r>
+        <w:rPr>
+          <w:rFonts w:ascii="Cambria" w:hAnsi="Cambria"/>
+          <w:b/>
+          <w:bCs/>
+          <w:sz w:val="24"/>
+          <w:szCs w:val="28"/>
+          <w:lang w:val="ru-RU"/>
+        </w:rPr>
+        <w:t>Profiilide koostamine ja õppijate tulemuste ennustamine</w:t>
+      </w:r>
+      <w:r>
+        <w:rPr>
+          <w:rFonts w:ascii="Cambria" w:hAnsi="Cambria"/>
+          <w:sz w:val="24"/>
+          <w:szCs w:val="28"/>
+          <w:lang w:val="ru-RU"/>
+        </w:rPr>
+        <w:t>, mis võimaldab varakult tuvastada õppija riskitegureid ja pakkuda neile personaliseeritud tuge.</w:t>
+      </w:r>
+    </w:p>
+    <w:p>
+      <w:pPr>
+        <w:numPr>
+          <w:ilvl w:val="0"/>
+          <w:numId w:val="56"/>
+        </w:numPr>
+        <w:spacing w:line="240" w:lineRule="auto"/>
+        <w:rPr>
+          <w:rFonts w:ascii="Cambria" w:hAnsi="Cambria"/>
+          <w:sz w:val="24"/>
+          <w:szCs w:val="28"/>
+          <w:lang w:val="ru-RU"/>
+        </w:rPr>
+      </w:pPr>
+      <w:r>
+        <w:rPr>
+          <w:rFonts w:ascii="Cambria" w:hAnsi="Cambria"/>
+          <w:b/>
+          <w:bCs/>
+          <w:sz w:val="24"/>
+          <w:szCs w:val="28"/>
+          <w:lang w:val="ru-RU"/>
+        </w:rPr>
+        <w:t>Hindamine ja tagasiside automatiseerimine</w:t>
+      </w:r>
+      <w:r>
+        <w:rPr>
+          <w:rFonts w:ascii="Cambria" w:hAnsi="Cambria"/>
+          <w:sz w:val="24"/>
+          <w:szCs w:val="28"/>
+          <w:lang w:val="ru-RU"/>
+        </w:rPr>
+        <w:t>, mis hõlmab automaatset hindamist ning õpilaste individuaalsetele vajadustele kohandatud tagasiside andmist.</w:t>
+      </w:r>
+    </w:p>
+    <w:p>
+      <w:pPr>
+        <w:numPr>
+          <w:ilvl w:val="0"/>
+          <w:numId w:val="56"/>
+        </w:numPr>
+        <w:spacing w:line="240" w:lineRule="auto"/>
+        <w:rPr>
+          <w:rFonts w:ascii="Cambria" w:hAnsi="Cambria"/>
+          <w:sz w:val="24"/>
+          <w:szCs w:val="28"/>
+          <w:lang w:val="ru-RU"/>
+        </w:rPr>
+      </w:pPr>
+      <w:r>
+        <w:rPr>
+          <w:rFonts w:ascii="Cambria" w:hAnsi="Cambria"/>
+          <w:b/>
+          <w:bCs/>
+          <w:sz w:val="24"/>
+          <w:szCs w:val="28"/>
+          <w:lang w:val="ru-RU"/>
+        </w:rPr>
+        <w:t>Adaptiivsed õppesüsteemid ja personaliseerimine</w:t>
+      </w:r>
+      <w:r>
+        <w:rPr>
+          <w:rFonts w:ascii="Cambria" w:hAnsi="Cambria"/>
+          <w:sz w:val="24"/>
+          <w:szCs w:val="28"/>
+          <w:lang w:val="ru-RU"/>
+        </w:rPr>
+        <w:t>, kus AI kohandab õppematerjali vastavalt õppija vajadustele ja õpistiilile.</w:t>
+      </w:r>
+    </w:p>
+    <w:p>
+      <w:pPr>
+        <w:numPr>
+          <w:ilvl w:val="0"/>
+          <w:numId w:val="56"/>
+        </w:numPr>
+        <w:spacing w:line="240" w:lineRule="auto"/>
+        <w:rPr>
+          <w:rFonts w:ascii="Cambria" w:hAnsi="Cambria"/>
+          <w:sz w:val="24"/>
+          <w:szCs w:val="28"/>
+          <w:lang w:val="ru-RU"/>
+        </w:rPr>
+      </w:pPr>
+      <w:r>
+        <w:rPr>
+          <w:rFonts w:ascii="Cambria" w:hAnsi="Cambria"/>
+          <w:b/>
+          <w:bCs/>
+          <w:sz w:val="24"/>
+          <w:szCs w:val="28"/>
+          <w:lang w:val="ru-RU"/>
+        </w:rPr>
+        <w:t>Intelligentsed õpetamissüsteemid</w:t>
+      </w:r>
+      <w:r>
+        <w:rPr>
+          <w:rFonts w:ascii="Cambria" w:hAnsi="Cambria"/>
+          <w:sz w:val="24"/>
+          <w:szCs w:val="28"/>
+          <w:lang w:val="ru-RU"/>
+        </w:rPr>
+        <w:t>, mis toetavad õpetajaid ja õppijaid, pakkudes interaktiivseid ja intelligentseid juhendamisvahendeid.</w:t>
+      </w:r>
+    </w:p>
+    <w:p>
+      <w:pPr>
+        <w:spacing w:line="240" w:lineRule="auto"/>
+        <w:rPr>
+          <w:rFonts w:ascii="Cambria" w:hAnsi="Cambria"/>
+          <w:lang w:val="ru-RU"/>
+        </w:rPr>
+      </w:pPr>
+    </w:p>
+    <w:p>
+      <w:pPr>
+        <w:rPr>
+          <w:rFonts w:ascii="Cambria" w:hAnsi="Cambria"/>
+          <w:b/>
+          <w:bCs/>
+          <w:sz w:val="24"/>
+          <w:szCs w:val="28"/>
+        </w:rPr>
+      </w:pPr>
+      <w:r>
+        <w:rPr>
+          <w:rFonts w:ascii="Cambria" w:hAnsi="Cambria"/>
+          <w:b/>
+          <w:bCs/>
+          <w:sz w:val="24"/>
+          <w:szCs w:val="28"/>
+        </w:rPr>
+        <w:t>AI rakendamise eetilised ja praktilised väljakutsed</w:t>
+      </w:r>
+    </w:p>
+    <w:p>
+      <w:pPr>
+        <w:spacing w:line="240" w:lineRule="auto"/>
+        <w:rPr>
+          <w:rFonts w:ascii="Cambria" w:hAnsi="Cambria"/>
+          <w:sz w:val="24"/>
+          <w:szCs w:val="28"/>
+        </w:rPr>
+      </w:pPr>
+      <w:r>
+        <w:rPr>
+          <w:rFonts w:ascii="Cambria" w:hAnsi="Cambria"/>
+          <w:sz w:val="24"/>
+          <w:szCs w:val="28"/>
+        </w:rPr>
+        <w:t>Kuigi AI-lahendused pakuvad ulatuslikke võimalusi õppeprotsesside optimeerimiseks, juhivad teadlased tähelepanu ka eetilistele ja praktilistele väljakutsetele, mis kaasnevad nende tehnoloogiate kasutuselevõtuga.</w:t>
+      </w:r>
+    </w:p>
+    <w:p>
+      <w:pPr>
+        <w:rPr>
+          <w:rFonts w:ascii="Cambria" w:hAnsi="Cambria"/>
+          <w:sz w:val="24"/>
+          <w:szCs w:val="28"/>
+        </w:rPr>
+      </w:pPr>
     </w:p>
     <w:p>
       <w:pPr>
         <w:pStyle w:val="ListParagraph"/>
         <w:numPr>
           <w:ilvl w:val="0"/>
-          <w:numId w:val="34"/>
+          <w:numId w:val="57"/>
         </w:numPr>
-        <w:rPr>
-          <w:rFonts w:ascii="Cambria" w:hAnsi="Cambria"/>
-          <w:lang w:val="en-GB" w:bidi="en-US"/>
-        </w:rPr>
-      </w:pPr>
-      <w:r>
-        <w:rPr>
-          <w:rFonts w:ascii="Cambria" w:hAnsi="Cambria"/>
-          <w:lang w:val="en-GB" w:bidi="en-US"/>
-        </w:rPr>
-        <w:t>profiilide koostamine ja õppijate tulemuste ennustamine,</w:t>
+        <w:spacing w:line="240" w:lineRule="auto"/>
+        <w:rPr>
+          <w:rFonts w:ascii="Cambria" w:hAnsi="Cambria"/>
+          <w:sz w:val="24"/>
+          <w:szCs w:val="28"/>
+          <w:lang w:val="ru-RU"/>
+        </w:rPr>
+      </w:pPr>
+      <w:r>
+        <w:rPr>
+          <w:rFonts w:ascii="Cambria" w:hAnsi="Cambria"/>
+          <w:sz w:val="24"/>
+          <w:szCs w:val="28"/>
+          <w:lang w:val="ru-RU"/>
+        </w:rPr>
+        <w:t>Andmekaitse ja isikuandmete turvalisus</w:t>
+      </w:r>
+      <w:r>
+        <w:rPr>
+          <w:rFonts w:ascii="Cambria" w:hAnsi="Cambria"/>
+          <w:sz w:val="24"/>
+          <w:szCs w:val="28"/>
+        </w:rPr>
+        <w:t xml:space="preserve">: </w:t>
+      </w:r>
+      <w:r>
+        <w:rPr>
+          <w:rFonts w:ascii="Cambria" w:hAnsi="Cambria"/>
+          <w:sz w:val="24"/>
+          <w:szCs w:val="28"/>
+          <w:lang w:val="ru-RU"/>
+        </w:rPr>
+        <w:t>AI-põhised süsteemid vajavad suuri koguseid õppijate andmeid, et pakkuda personaliseeritud õppimiskogemust. See tekitab murekohti andmekaitse ja privaatsuse osas, kuna AI-süsteemide toimimine sõltub andmete kogumisest ja analüüsist</w:t>
+      </w:r>
+      <w:r>
+        <w:rPr>
+          <w:rFonts w:ascii="Cambria" w:hAnsi="Cambria" w:cs="Arial"/>
+          <w:sz w:val="24"/>
+          <w:szCs w:val="28"/>
+          <w:lang w:val="ru-RU"/>
+        </w:rPr>
+        <w:t>​</w:t>
+      </w:r>
+      <w:r>
+        <w:rPr>
+          <w:rFonts w:ascii="Cambria" w:hAnsi="Cambria"/>
+          <w:sz w:val="24"/>
+          <w:szCs w:val="28"/>
+          <w:lang w:val="ru-RU"/>
+        </w:rPr>
+        <w:t>Zawacki-Richter_AIED.</w:t>
       </w:r>
     </w:p>
     <w:p>
@@ -12905,19 +13365,41 @@
         <w:pStyle w:val="ListParagraph"/>
         <w:numPr>
           <w:ilvl w:val="0"/>
-          <w:numId w:val="34"/>
+          <w:numId w:val="57"/>
         </w:numPr>
-        <w:rPr>
-          <w:rFonts w:ascii="Cambria" w:hAnsi="Cambria"/>
-          <w:lang w:val="en-GB" w:bidi="en-US"/>
-        </w:rPr>
-      </w:pPr>
-      <w:r>
-        <w:rPr>
-          <w:rFonts w:ascii="Cambria" w:hAnsi="Cambria"/>
-          <w:lang w:val="en-GB" w:bidi="en-US"/>
-        </w:rPr>
-        <w:t>hindamine ja tagasiside automatiseerimine,</w:t>
+        <w:spacing w:line="240" w:lineRule="auto"/>
+        <w:rPr>
+          <w:rFonts w:ascii="Cambria" w:hAnsi="Cambria"/>
+          <w:sz w:val="24"/>
+          <w:szCs w:val="28"/>
+          <w:lang w:val="ru-RU"/>
+        </w:rPr>
+      </w:pPr>
+      <w:r>
+        <w:rPr>
+          <w:rFonts w:ascii="Cambria" w:hAnsi="Cambria"/>
+          <w:sz w:val="24"/>
+          <w:szCs w:val="28"/>
+          <w:lang w:val="ru-RU"/>
+        </w:rPr>
+        <w:t>Algoritmide läbipaistvus ja õiglus</w:t>
+      </w:r>
+      <w:r>
+        <w:rPr>
+          <w:rFonts w:ascii="Cambria" w:hAnsi="Cambria"/>
+          <w:sz w:val="24"/>
+          <w:szCs w:val="28"/>
+        </w:rPr>
+        <w:t xml:space="preserve">: </w:t>
+      </w:r>
+      <w:r>
+        <w:rPr>
+          <w:rFonts w:ascii="Cambria" w:hAnsi="Cambria"/>
+          <w:sz w:val="24"/>
+          <w:szCs w:val="28"/>
+          <w:lang w:val="ru-RU"/>
+        </w:rPr>
+        <w:t>Teine oluline probleem on algoritmide läbipaistvus ja kallutatus, kuna masinõppe mudelid võivad tahtmatult korrata ja tugevdada eelarvamusi, mis esinevad treeningandmetes.</w:t>
       </w:r>
     </w:p>
     <w:p>
@@ -12925,66 +13407,60 @@
         <w:pStyle w:val="ListParagraph"/>
         <w:numPr>
           <w:ilvl w:val="0"/>
-          <w:numId w:val="34"/>
+          <w:numId w:val="57"/>
         </w:numPr>
-        <w:rPr>
-          <w:rFonts w:ascii="Cambria" w:hAnsi="Cambria"/>
-          <w:lang w:val="en-GB" w:bidi="en-US"/>
-        </w:rPr>
-      </w:pPr>
-      <w:r>
-        <w:rPr>
-          <w:rFonts w:ascii="Cambria" w:hAnsi="Cambria"/>
-          <w:lang w:val="en-GB" w:bidi="en-US"/>
-        </w:rPr>
-        <w:t>adaptiivsed õppesüsteemid ja personaliseerimine ning</w:t>
-      </w:r>
-    </w:p>
-    <w:p>
-      <w:pPr>
-        <w:pStyle w:val="ListParagraph"/>
-        <w:numPr>
-          <w:ilvl w:val="0"/>
-          <w:numId w:val="34"/>
-        </w:numPr>
-        <w:rPr>
-          <w:rFonts w:ascii="Cambria" w:hAnsi="Cambria"/>
-          <w:lang w:val="en-GB" w:bidi="en-US"/>
-        </w:rPr>
-      </w:pPr>
-      <w:r>
-        <w:rPr>
-          <w:rFonts w:ascii="Cambria" w:hAnsi="Cambria"/>
-          <w:lang w:val="en-GB" w:bidi="en-US"/>
-        </w:rPr>
-        <w:t>intelligentsed õpetamissüsteemid (Zawacki-Richter et al., 2019).</w:t>
-      </w:r>
-    </w:p>
-    <w:p>
-      <w:pPr>
-        <w:rPr>
-          <w:rFonts w:ascii="Cambria" w:hAnsi="Cambria"/>
-          <w:lang w:val="en-GB" w:bidi="en-US"/>
-        </w:rPr>
-      </w:pPr>
-      <w:r>
-        <w:rPr>
-          <w:rFonts w:ascii="Cambria" w:hAnsi="Cambria"/>
-          <w:lang w:val="en-GB" w:bidi="en-US"/>
-        </w:rPr>
-        <w:t>Kuigi AI-lahendused pakuvad ulatuslikke võimalusi õppeprotsesside optimeerimiseks, juhivad autorid tähelepanu ka eetilistele ja praktilistele väljakutsetele, mis kaasnevad nende tehnoloogiate kasutuselevõtuga. Nende hulka kuuluvad andmekaitse ja õpilaste isikuandmete turvalisus, algoritmide läbipaistvuse tagamine ning vajadus pedagogiliste lähenemisviiside järele, mis toetavad tehnoloogia tõhusat rakendamist õppetöös.</w:t>
-      </w:r>
-    </w:p>
-    <w:p>
-      <w:pPr>
-        <w:pStyle w:val="BodyText"/>
-        <w:rPr>
-          <w:rFonts w:ascii="Cambria" w:hAnsi="Cambria"/>
-          <w:b/>
-          <w:bCs/>
-          <w:lang w:val="en-GB"/>
-        </w:rPr>
-      </w:pPr>
+        <w:spacing w:line="240" w:lineRule="auto"/>
+        <w:rPr>
+          <w:rFonts w:ascii="Cambria" w:hAnsi="Cambria"/>
+          <w:sz w:val="24"/>
+          <w:szCs w:val="28"/>
+          <w:lang w:val="ru-RU"/>
+        </w:rPr>
+      </w:pPr>
+      <w:r>
+        <w:rPr>
+          <w:rFonts w:ascii="Cambria" w:hAnsi="Cambria"/>
+          <w:sz w:val="24"/>
+          <w:szCs w:val="28"/>
+          <w:lang w:val="ru-RU"/>
+        </w:rPr>
+        <w:t>Pedagoogilised väljakutsed ja õpetajate roll</w:t>
+      </w:r>
+      <w:r>
+        <w:rPr>
+          <w:rFonts w:ascii="Cambria" w:hAnsi="Cambria"/>
+          <w:sz w:val="24"/>
+          <w:szCs w:val="28"/>
+        </w:rPr>
+        <w:t xml:space="preserve">: </w:t>
+      </w:r>
+      <w:r>
+        <w:rPr>
+          <w:rFonts w:ascii="Cambria" w:hAnsi="Cambria"/>
+          <w:sz w:val="24"/>
+          <w:szCs w:val="28"/>
+          <w:lang w:val="ru-RU"/>
+        </w:rPr>
+        <w:t>AI ei tohiks asendada õpetajaid, vaid neid toetada, kuid senised uuringud näitavad, et paljud õpetajad ei ole AI-põhiste tööriistade kasutamiseks piisavalt ette valmistatud</w:t>
+      </w:r>
+      <w:r>
+        <w:rPr>
+          <w:rFonts w:ascii="Cambria" w:hAnsi="Cambria" w:cs="Arial"/>
+          <w:sz w:val="24"/>
+          <w:szCs w:val="28"/>
+          <w:lang w:val="ru-RU"/>
+        </w:rPr>
+        <w:t>​</w:t>
+      </w:r>
+      <w:r>
+        <w:rPr>
+          <w:rFonts w:ascii="Cambria" w:hAnsi="Cambria"/>
+          <w:sz w:val="24"/>
+          <w:szCs w:val="28"/>
+          <w:lang w:val="ru-RU"/>
+        </w:rPr>
+        <w:t>.</w:t>
+      </w:r>
     </w:p>
     <w:p>
       <w:pPr>
@@ -21678,6 +22154,119 @@
     </w:lvl>
   </w:abstractNum>
   <w:abstractNum w:abstractNumId="40" w15:restartNumberingAfterBreak="0">
+    <w:nsid w:val="52B94488"/>
+    <w:multiLevelType w:val="hybridMultilevel"/>
+    <w:tmpl w:val="D384E6D8"/>
+    <w:lvl w:ilvl="0" w:tplc="04190001">
+      <w:start w:val="1"/>
+      <w:numFmt w:val="bullet"/>
+      <w:lvlText w:val=""/>
+      <w:lvlJc w:val="left"/>
+      <w:pPr>
+        <w:ind w:left="720" w:hanging="360"/>
+      </w:pPr>
+      <w:rPr>
+        <w:rFonts w:ascii="Symbol" w:hAnsi="Symbol" w:hint="default"/>
+      </w:rPr>
+    </w:lvl>
+    <w:lvl w:ilvl="1" w:tplc="04190003" w:tentative="1">
+      <w:start w:val="1"/>
+      <w:numFmt w:val="bullet"/>
+      <w:lvlText w:val="o"/>
+      <w:lvlJc w:val="left"/>
+      <w:pPr>
+        <w:ind w:left="1440" w:hanging="360"/>
+      </w:pPr>
+      <w:rPr>
+        <w:rFonts w:ascii="Courier New" w:hAnsi="Courier New" w:cs="Courier New" w:hint="default"/>
+      </w:rPr>
+    </w:lvl>
+    <w:lvl w:ilvl="2" w:tplc="04190005" w:tentative="1">
+      <w:start w:val="1"/>
+      <w:numFmt w:val="bullet"/>
+      <w:lvlText w:val=""/>
+      <w:lvlJc w:val="left"/>
+      <w:pPr>
+        <w:ind w:left="2160" w:hanging="360"/>
+      </w:pPr>
+      <w:rPr>
+        <w:rFonts w:ascii="Wingdings" w:hAnsi="Wingdings" w:hint="default"/>
+      </w:rPr>
+    </w:lvl>
+    <w:lvl w:ilvl="3" w:tplc="04190001" w:tentative="1">
+      <w:start w:val="1"/>
+      <w:numFmt w:val="bullet"/>
+      <w:lvlText w:val=""/>
+      <w:lvlJc w:val="left"/>
+      <w:pPr>
+        <w:ind w:left="2880" w:hanging="360"/>
+      </w:pPr>
+      <w:rPr>
+        <w:rFonts w:ascii="Symbol" w:hAnsi="Symbol" w:hint="default"/>
+      </w:rPr>
+    </w:lvl>
+    <w:lvl w:ilvl="4" w:tplc="04190003" w:tentative="1">
+      <w:start w:val="1"/>
+      <w:numFmt w:val="bullet"/>
+      <w:lvlText w:val="o"/>
+      <w:lvlJc w:val="left"/>
+      <w:pPr>
+        <w:ind w:left="3600" w:hanging="360"/>
+      </w:pPr>
+      <w:rPr>
+        <w:rFonts w:ascii="Courier New" w:hAnsi="Courier New" w:cs="Courier New" w:hint="default"/>
+      </w:rPr>
+    </w:lvl>
+    <w:lvl w:ilvl="5" w:tplc="04190005" w:tentative="1">
+      <w:start w:val="1"/>
+      <w:numFmt w:val="bullet"/>
+      <w:lvlText w:val=""/>
+      <w:lvlJc w:val="left"/>
+      <w:pPr>
+        <w:ind w:left="4320" w:hanging="360"/>
+      </w:pPr>
+      <w:rPr>
+        <w:rFonts w:ascii="Wingdings" w:hAnsi="Wingdings" w:hint="default"/>
+      </w:rPr>
+    </w:lvl>
+    <w:lvl w:ilvl="6" w:tplc="04190001" w:tentative="1">
+      <w:start w:val="1"/>
+      <w:numFmt w:val="bullet"/>
+      <w:lvlText w:val=""/>
+      <w:lvlJc w:val="left"/>
+      <w:pPr>
+        <w:ind w:left="5040" w:hanging="360"/>
+      </w:pPr>
+      <w:rPr>
+        <w:rFonts w:ascii="Symbol" w:hAnsi="Symbol" w:hint="default"/>
+      </w:rPr>
+    </w:lvl>
+    <w:lvl w:ilvl="7" w:tplc="04190003" w:tentative="1">
+      <w:start w:val="1"/>
+      <w:numFmt w:val="bullet"/>
+      <w:lvlText w:val="o"/>
+      <w:lvlJc w:val="left"/>
+      <w:pPr>
+        <w:ind w:left="5760" w:hanging="360"/>
+      </w:pPr>
+      <w:rPr>
+        <w:rFonts w:ascii="Courier New" w:hAnsi="Courier New" w:cs="Courier New" w:hint="default"/>
+      </w:rPr>
+    </w:lvl>
+    <w:lvl w:ilvl="8" w:tplc="04190005" w:tentative="1">
+      <w:start w:val="1"/>
+      <w:numFmt w:val="bullet"/>
+      <w:lvlText w:val=""/>
+      <w:lvlJc w:val="left"/>
+      <w:pPr>
+        <w:ind w:left="6480" w:hanging="360"/>
+      </w:pPr>
+      <w:rPr>
+        <w:rFonts w:ascii="Wingdings" w:hAnsi="Wingdings" w:hint="default"/>
+      </w:rPr>
+    </w:lvl>
+  </w:abstractNum>
+  <w:abstractNum w:abstractNumId="41" w15:restartNumberingAfterBreak="0">
     <w:nsid w:val="5384376D"/>
     <w:multiLevelType w:val="multilevel"/>
     <w:tmpl w:val="F95E5898"/>
@@ -21826,7 +22415,7 @@
       </w:rPr>
     </w:lvl>
   </w:abstractNum>
-  <w:abstractNum w:abstractNumId="41" w15:restartNumberingAfterBreak="0">
+  <w:abstractNum w:abstractNumId="42" w15:restartNumberingAfterBreak="0">
     <w:nsid w:val="53F64AE7"/>
     <w:multiLevelType w:val="multilevel"/>
     <w:tmpl w:val="76B0B744"/>
@@ -21975,7 +22564,7 @@
       </w:rPr>
     </w:lvl>
   </w:abstractNum>
-  <w:abstractNum w:abstractNumId="42" w15:restartNumberingAfterBreak="0">
+  <w:abstractNum w:abstractNumId="43" w15:restartNumberingAfterBreak="0">
     <w:nsid w:val="54CA0259"/>
     <w:multiLevelType w:val="multilevel"/>
     <w:tmpl w:val="9E6064FE"/>
@@ -22124,7 +22713,156 @@
       </w:rPr>
     </w:lvl>
   </w:abstractNum>
-  <w:abstractNum w:abstractNumId="43" w15:restartNumberingAfterBreak="0">
+  <w:abstractNum w:abstractNumId="44" w15:restartNumberingAfterBreak="0">
+    <w:nsid w:val="54FA4966"/>
+    <w:multiLevelType w:val="multilevel"/>
+    <w:tmpl w:val="36B65396"/>
+    <w:lvl w:ilvl="0">
+      <w:start w:val="1"/>
+      <w:numFmt w:val="bullet"/>
+      <w:lvlText w:val=""/>
+      <w:lvlJc w:val="left"/>
+      <w:pPr>
+        <w:tabs>
+          <w:tab w:val="num" w:pos="720"/>
+        </w:tabs>
+        <w:ind w:left="720" w:hanging="360"/>
+      </w:pPr>
+      <w:rPr>
+        <w:rFonts w:ascii="Symbol" w:hAnsi="Symbol" w:hint="default"/>
+        <w:sz w:val="20"/>
+      </w:rPr>
+    </w:lvl>
+    <w:lvl w:ilvl="1" w:tentative="1">
+      <w:start w:val="1"/>
+      <w:numFmt w:val="bullet"/>
+      <w:lvlText w:val="o"/>
+      <w:lvlJc w:val="left"/>
+      <w:pPr>
+        <w:tabs>
+          <w:tab w:val="num" w:pos="1440"/>
+        </w:tabs>
+        <w:ind w:left="1440" w:hanging="360"/>
+      </w:pPr>
+      <w:rPr>
+        <w:rFonts w:ascii="Courier New" w:hAnsi="Courier New" w:hint="default"/>
+        <w:sz w:val="20"/>
+      </w:rPr>
+    </w:lvl>
+    <w:lvl w:ilvl="2" w:tentative="1">
+      <w:start w:val="1"/>
+      <w:numFmt w:val="bullet"/>
+      <w:lvlText w:val=""/>
+      <w:lvlJc w:val="left"/>
+      <w:pPr>
+        <w:tabs>
+          <w:tab w:val="num" w:pos="2160"/>
+        </w:tabs>
+        <w:ind w:left="2160" w:hanging="360"/>
+      </w:pPr>
+      <w:rPr>
+        <w:rFonts w:ascii="Wingdings" w:hAnsi="Wingdings" w:hint="default"/>
+        <w:sz w:val="20"/>
+      </w:rPr>
+    </w:lvl>
+    <w:lvl w:ilvl="3" w:tentative="1">
+      <w:start w:val="1"/>
+      <w:numFmt w:val="bullet"/>
+      <w:lvlText w:val=""/>
+      <w:lvlJc w:val="left"/>
+      <w:pPr>
+        <w:tabs>
+          <w:tab w:val="num" w:pos="2880"/>
+        </w:tabs>
+        <w:ind w:left="2880" w:hanging="360"/>
+      </w:pPr>
+      <w:rPr>
+        <w:rFonts w:ascii="Wingdings" w:hAnsi="Wingdings" w:hint="default"/>
+        <w:sz w:val="20"/>
+      </w:rPr>
+    </w:lvl>
+    <w:lvl w:ilvl="4" w:tentative="1">
+      <w:start w:val="1"/>
+      <w:numFmt w:val="bullet"/>
+      <w:lvlText w:val=""/>
+      <w:lvlJc w:val="left"/>
+      <w:pPr>
+        <w:tabs>
+          <w:tab w:val="num" w:pos="3600"/>
+        </w:tabs>
+        <w:ind w:left="3600" w:hanging="360"/>
+      </w:pPr>
+      <w:rPr>
+        <w:rFonts w:ascii="Wingdings" w:hAnsi="Wingdings" w:hint="default"/>
+        <w:sz w:val="20"/>
+      </w:rPr>
+    </w:lvl>
+    <w:lvl w:ilvl="5" w:tentative="1">
+      <w:start w:val="1"/>
+      <w:numFmt w:val="bullet"/>
+      <w:lvlText w:val=""/>
+      <w:lvlJc w:val="left"/>
+      <w:pPr>
+        <w:tabs>
+          <w:tab w:val="num" w:pos="4320"/>
+        </w:tabs>
+        <w:ind w:left="4320" w:hanging="360"/>
+      </w:pPr>
+      <w:rPr>
+        <w:rFonts w:ascii="Wingdings" w:hAnsi="Wingdings" w:hint="default"/>
+        <w:sz w:val="20"/>
+      </w:rPr>
+    </w:lvl>
+    <w:lvl w:ilvl="6" w:tentative="1">
+      <w:start w:val="1"/>
+      <w:numFmt w:val="bullet"/>
+      <w:lvlText w:val=""/>
+      <w:lvlJc w:val="left"/>
+      <w:pPr>
+        <w:tabs>
+          <w:tab w:val="num" w:pos="5040"/>
+        </w:tabs>
+        <w:ind w:left="5040" w:hanging="360"/>
+      </w:pPr>
+      <w:rPr>
+        <w:rFonts w:ascii="Wingdings" w:hAnsi="Wingdings" w:hint="default"/>
+        <w:sz w:val="20"/>
+      </w:rPr>
+    </w:lvl>
+    <w:lvl w:ilvl="7" w:tentative="1">
+      <w:start w:val="1"/>
+      <w:numFmt w:val="bullet"/>
+      <w:lvlText w:val=""/>
+      <w:lvlJc w:val="left"/>
+      <w:pPr>
+        <w:tabs>
+          <w:tab w:val="num" w:pos="5760"/>
+        </w:tabs>
+        <w:ind w:left="5760" w:hanging="360"/>
+      </w:pPr>
+      <w:rPr>
+        <w:rFonts w:ascii="Wingdings" w:hAnsi="Wingdings" w:hint="default"/>
+        <w:sz w:val="20"/>
+      </w:rPr>
+    </w:lvl>
+    <w:lvl w:ilvl="8" w:tentative="1">
+      <w:start w:val="1"/>
+      <w:numFmt w:val="bullet"/>
+      <w:lvlText w:val=""/>
+      <w:lvlJc w:val="left"/>
+      <w:pPr>
+        <w:tabs>
+          <w:tab w:val="num" w:pos="6480"/>
+        </w:tabs>
+        <w:ind w:left="6480" w:hanging="360"/>
+      </w:pPr>
+      <w:rPr>
+        <w:rFonts w:ascii="Wingdings" w:hAnsi="Wingdings" w:hint="default"/>
+        <w:sz w:val="20"/>
+      </w:rPr>
+    </w:lvl>
+  </w:abstractNum>
+  <w:abstractNum w:abstractNumId="45" w15:restartNumberingAfterBreak="0">
     <w:nsid w:val="558525EB"/>
     <w:multiLevelType w:val="multilevel"/>
     <w:tmpl w:val="C1EC05C0"/>
@@ -22273,7 +23011,7 @@
       </w:rPr>
     </w:lvl>
   </w:abstractNum>
-  <w:abstractNum w:abstractNumId="44" w15:restartNumberingAfterBreak="0">
+  <w:abstractNum w:abstractNumId="46" w15:restartNumberingAfterBreak="0">
     <w:nsid w:val="59B53CED"/>
     <w:multiLevelType w:val="multilevel"/>
     <w:tmpl w:val="413CF620"/>
@@ -22422,7 +23160,7 @@
       </w:rPr>
     </w:lvl>
   </w:abstractNum>
-  <w:abstractNum w:abstractNumId="45" w15:restartNumberingAfterBreak="0">
+  <w:abstractNum w:abstractNumId="47" w15:restartNumberingAfterBreak="0">
     <w:nsid w:val="5D7E7C5A"/>
     <w:multiLevelType w:val="hybridMultilevel"/>
     <w:tmpl w:val="92AEA03E"/>
@@ -22535,7 +23273,7 @@
       </w:rPr>
     </w:lvl>
   </w:abstractNum>
-  <w:abstractNum w:abstractNumId="46" w15:restartNumberingAfterBreak="0">
+  <w:abstractNum w:abstractNumId="48" w15:restartNumberingAfterBreak="0">
     <w:nsid w:val="5F965295"/>
     <w:multiLevelType w:val="multilevel"/>
     <w:tmpl w:val="F956F4A4"/>
@@ -22648,7 +23386,7 @@
       </w:pPr>
     </w:lvl>
   </w:abstractNum>
-  <w:abstractNum w:abstractNumId="47" w15:restartNumberingAfterBreak="0">
+  <w:abstractNum w:abstractNumId="49" w15:restartNumberingAfterBreak="0">
     <w:nsid w:val="5FD3792B"/>
     <w:multiLevelType w:val="hybridMultilevel"/>
     <w:tmpl w:val="5CF0DF8C"/>
@@ -22734,7 +23472,7 @@
       </w:pPr>
     </w:lvl>
   </w:abstractNum>
-  <w:abstractNum w:abstractNumId="48" w15:restartNumberingAfterBreak="0">
+  <w:abstractNum w:abstractNumId="50" w15:restartNumberingAfterBreak="0">
     <w:nsid w:val="64E91407"/>
     <w:multiLevelType w:val="hybridMultilevel"/>
     <w:tmpl w:val="2B360E10"/>
@@ -22847,7 +23585,7 @@
       </w:rPr>
     </w:lvl>
   </w:abstractNum>
-  <w:abstractNum w:abstractNumId="49" w15:restartNumberingAfterBreak="0">
+  <w:abstractNum w:abstractNumId="51" w15:restartNumberingAfterBreak="0">
     <w:nsid w:val="6D82660C"/>
     <w:multiLevelType w:val="multilevel"/>
     <w:tmpl w:val="2FAC49C8"/>
@@ -22996,7 +23734,7 @@
       </w:rPr>
     </w:lvl>
   </w:abstractNum>
-  <w:abstractNum w:abstractNumId="50" w15:restartNumberingAfterBreak="0">
+  <w:abstractNum w:abstractNumId="52" w15:restartNumberingAfterBreak="0">
     <w:nsid w:val="704A2609"/>
     <w:multiLevelType w:val="multilevel"/>
     <w:tmpl w:val="C1EC05C0"/>
@@ -23145,7 +23883,7 @@
       </w:rPr>
     </w:lvl>
   </w:abstractNum>
-  <w:abstractNum w:abstractNumId="51" w15:restartNumberingAfterBreak="0">
+  <w:abstractNum w:abstractNumId="53" w15:restartNumberingAfterBreak="0">
     <w:nsid w:val="768B04F9"/>
     <w:multiLevelType w:val="multilevel"/>
     <w:tmpl w:val="CF1E3308"/>
@@ -23294,7 +24032,7 @@
       </w:rPr>
     </w:lvl>
   </w:abstractNum>
-  <w:abstractNum w:abstractNumId="52" w15:restartNumberingAfterBreak="0">
+  <w:abstractNum w:abstractNumId="54" w15:restartNumberingAfterBreak="0">
     <w:nsid w:val="7A1C491A"/>
     <w:multiLevelType w:val="hybridMultilevel"/>
     <w:tmpl w:val="6F547C74"/>
@@ -23380,7 +24118,7 @@
       </w:pPr>
     </w:lvl>
   </w:abstractNum>
-  <w:abstractNum w:abstractNumId="53" w15:restartNumberingAfterBreak="0">
+  <w:abstractNum w:abstractNumId="55" w15:restartNumberingAfterBreak="0">
     <w:nsid w:val="7A6552B2"/>
     <w:multiLevelType w:val="hybridMultilevel"/>
     <w:tmpl w:val="74F07EE6"/>
@@ -23493,7 +24231,7 @@
       </w:rPr>
     </w:lvl>
   </w:abstractNum>
-  <w:abstractNum w:abstractNumId="54" w15:restartNumberingAfterBreak="0">
+  <w:abstractNum w:abstractNumId="56" w15:restartNumberingAfterBreak="0">
     <w:nsid w:val="7ADE6424"/>
     <w:multiLevelType w:val="multilevel"/>
     <w:tmpl w:val="FF9CC944"/>
@@ -23700,16 +24438,16 @@
     <w:abstractNumId w:val="11"/>
   </w:num>
   <w:num w:numId="11" w16cid:durableId="283271794">
-    <w:abstractNumId w:val="51"/>
+    <w:abstractNumId w:val="53"/>
   </w:num>
   <w:num w:numId="12" w16cid:durableId="404424552">
-    <w:abstractNumId w:val="40"/>
+    <w:abstractNumId w:val="41"/>
   </w:num>
   <w:num w:numId="13" w16cid:durableId="1406224508">
     <w:abstractNumId w:val="0"/>
   </w:num>
   <w:num w:numId="14" w16cid:durableId="2128812465">
-    <w:abstractNumId w:val="46"/>
+    <w:abstractNumId w:val="48"/>
   </w:num>
   <w:num w:numId="15" w16cid:durableId="188223371">
     <w:abstractNumId w:val="25"/>
@@ -23727,7 +24465,7 @@
     <w:abstractNumId w:val="35"/>
   </w:num>
   <w:num w:numId="20" w16cid:durableId="604852805">
-    <w:abstractNumId w:val="52"/>
+    <w:abstractNumId w:val="54"/>
   </w:num>
   <w:num w:numId="21" w16cid:durableId="156846917">
     <w:abstractNumId w:val="17"/>
@@ -23745,7 +24483,7 @@
     <w:abstractNumId w:val="4"/>
   </w:num>
   <w:num w:numId="26" w16cid:durableId="1889686693">
-    <w:abstractNumId w:val="54"/>
+    <w:abstractNumId w:val="56"/>
   </w:num>
   <w:num w:numId="27" w16cid:durableId="590742702">
     <w:abstractNumId w:val="5"/>
@@ -23754,13 +24492,13 @@
     <w:abstractNumId w:val="26"/>
   </w:num>
   <w:num w:numId="29" w16cid:durableId="882254285">
-    <w:abstractNumId w:val="45"/>
+    <w:abstractNumId w:val="47"/>
   </w:num>
   <w:num w:numId="30" w16cid:durableId="563806626">
     <w:abstractNumId w:val="30"/>
   </w:num>
   <w:num w:numId="31" w16cid:durableId="1166094181">
-    <w:abstractNumId w:val="53"/>
+    <w:abstractNumId w:val="55"/>
   </w:num>
   <w:num w:numId="32" w16cid:durableId="665206673">
     <w:abstractNumId w:val="19"/>
@@ -23775,13 +24513,13 @@
     <w:abstractNumId w:val="28"/>
   </w:num>
   <w:num w:numId="36" w16cid:durableId="509878796">
-    <w:abstractNumId w:val="47"/>
+    <w:abstractNumId w:val="49"/>
   </w:num>
   <w:num w:numId="37" w16cid:durableId="1597328509">
-    <w:abstractNumId w:val="42"/>
+    <w:abstractNumId w:val="43"/>
   </w:num>
   <w:num w:numId="38" w16cid:durableId="818228646">
-    <w:abstractNumId w:val="48"/>
+    <w:abstractNumId w:val="50"/>
   </w:num>
   <w:num w:numId="39" w16cid:durableId="277370542">
     <w:abstractNumId w:val="22"/>
@@ -23793,19 +24531,19 @@
     <w:abstractNumId w:val="20"/>
   </w:num>
   <w:num w:numId="42" w16cid:durableId="1592275103">
-    <w:abstractNumId w:val="44"/>
+    <w:abstractNumId w:val="46"/>
   </w:num>
   <w:num w:numId="43" w16cid:durableId="1961718704">
     <w:abstractNumId w:val="7"/>
   </w:num>
   <w:num w:numId="44" w16cid:durableId="72820621">
-    <w:abstractNumId w:val="49"/>
+    <w:abstractNumId w:val="51"/>
   </w:num>
   <w:num w:numId="45" w16cid:durableId="871694714">
     <w:abstractNumId w:val="8"/>
   </w:num>
   <w:num w:numId="46" w16cid:durableId="503742437">
-    <w:abstractNumId w:val="41"/>
+    <w:abstractNumId w:val="42"/>
   </w:num>
   <w:num w:numId="47" w16cid:durableId="1635598944">
     <w:abstractNumId w:val="31"/>
@@ -23826,13 +24564,19 @@
     <w:abstractNumId w:val="21"/>
   </w:num>
   <w:num w:numId="53" w16cid:durableId="211503955">
-    <w:abstractNumId w:val="50"/>
+    <w:abstractNumId w:val="52"/>
   </w:num>
   <w:num w:numId="54" w16cid:durableId="1940285813">
-    <w:abstractNumId w:val="43"/>
+    <w:abstractNumId w:val="45"/>
   </w:num>
   <w:num w:numId="55" w16cid:durableId="745342163">
     <w:abstractNumId w:val="32"/>
+  </w:num>
+  <w:num w:numId="56" w16cid:durableId="139612292">
+    <w:abstractNumId w:val="44"/>
+  </w:num>
+  <w:num w:numId="57" w16cid:durableId="1841963735">
+    <w:abstractNumId w:val="40"/>
   </w:num>
   <w:numIdMacAtCleanup w:val="31"/>
 </w:numbering>
@@ -25938,6 +26682,12 @@
 </file>
 
 <file path=customXml/item1.xml><?xml version="1.0" encoding="utf-8"?>
+<p:properties xmlns:p="http://schemas.microsoft.com/office/2006/metadata/properties" xmlns:xsi="http://www.w3.org/2001/XMLSchema-instance" xmlns:pc="http://schemas.microsoft.com/office/infopath/2007/PartnerControls">
+  <documentManagement/>
+</p:properties>
+</file>
+
+<file path=customXml/item2.xml><?xml version="1.0" encoding="utf-8"?>
 <?mso-contentType ?>
 <FormTemplates xmlns="http://schemas.microsoft.com/sharepoint/v3/contenttype/forms">
   <Display>DocumentLibraryForm</Display>
@@ -25946,17 +26696,7 @@
 </FormTemplates>
 </file>
 
-<file path=customXml/item2.xml><?xml version="1.0" encoding="utf-8"?>
-<p:properties xmlns:p="http://schemas.microsoft.com/office/2006/metadata/properties" xmlns:xsi="http://www.w3.org/2001/XMLSchema-instance" xmlns:pc="http://schemas.microsoft.com/office/infopath/2007/PartnerControls">
-  <documentManagement/>
-</p:properties>
-</file>
-
 <file path=customXml/item3.xml><?xml version="1.0" encoding="utf-8"?>
-<b:Sources xmlns:b="http://schemas.openxmlformats.org/officeDocument/2006/bibliography" xmlns="http://schemas.openxmlformats.org/officeDocument/2006/bibliography" SelectedStyle="\APASixthEditionOfficeOnline.xsl" StyleName="APA" Version="6"/>
-</file>
-
-<file path=customXml/item4.xml><?xml version="1.0" encoding="utf-8"?>
 <ct:contentTypeSchema xmlns:ct="http://schemas.microsoft.com/office/2006/metadata/contentType" xmlns:ma="http://schemas.microsoft.com/office/2006/metadata/properties/metaAttributes" ct:_="" ma:_="" ma:contentTypeName="Document" ma:contentTypeID="0x010100639121128003264B8A080B9AE63BAFE5" ma:contentTypeVersion="8" ma:contentTypeDescription="Create a new document." ma:contentTypeScope="" ma:versionID="f0e4ce22ad6c99f06436252d1b6ffc49">
   <xsd:schema xmlns:xsd="http://www.w3.org/2001/XMLSchema" xmlns:xs="http://www.w3.org/2001/XMLSchema" xmlns:p="http://schemas.microsoft.com/office/2006/metadata/properties" xmlns:ns2="47357ab7-33f4-40a6-9824-a57a0b31203f" targetNamespace="http://schemas.microsoft.com/office/2006/metadata/properties" ma:root="true" ma:fieldsID="4604646dc8e30b8ea802f474195fefc2" ns2:_="">
     <xsd:import namespace="47357ab7-33f4-40a6-9824-a57a0b31203f"/>
@@ -26124,15 +26864,11 @@
 </ct:contentTypeSchema>
 </file>
 
-<file path=customXml/itemProps1.xml><?xml version="1.0" encoding="utf-8"?>
-<ds:datastoreItem xmlns:ds="http://schemas.openxmlformats.org/officeDocument/2006/customXml" ds:itemID="{75D03931-F062-4262-AB08-608FD6DEBE13}">
-  <ds:schemaRefs>
-    <ds:schemaRef ds:uri="http://schemas.microsoft.com/sharepoint/v3/contenttype/forms"/>
-  </ds:schemaRefs>
-</ds:datastoreItem>
+<file path=customXml/item4.xml><?xml version="1.0" encoding="utf-8"?>
+<b:Sources xmlns:b="http://schemas.openxmlformats.org/officeDocument/2006/bibliography" xmlns="http://schemas.openxmlformats.org/officeDocument/2006/bibliography" SelectedStyle="\APASixthEditionOfficeOnline.xsl" StyleName="APA" Version="6"/>
 </file>
 
-<file path=customXml/itemProps2.xml><?xml version="1.0" encoding="utf-8"?>
+<file path=customXml/itemProps1.xml><?xml version="1.0" encoding="utf-8"?>
 <ds:datastoreItem xmlns:ds="http://schemas.openxmlformats.org/officeDocument/2006/customXml" ds:itemID="{40E4B8C6-B1C9-4185-9639-FEFD39A17556}">
   <ds:schemaRefs>
     <ds:schemaRef ds:uri="http://schemas.microsoft.com/office/2006/metadata/properties"/>
@@ -26141,15 +26877,15 @@
 </ds:datastoreItem>
 </file>
 
-<file path=customXml/itemProps3.xml><?xml version="1.0" encoding="utf-8"?>
-<ds:datastoreItem xmlns:ds="http://schemas.openxmlformats.org/officeDocument/2006/customXml" ds:itemID="{76489EEC-0EA0-4128-BBF7-50A2FAD8EC62}">
+<file path=customXml/itemProps2.xml><?xml version="1.0" encoding="utf-8"?>
+<ds:datastoreItem xmlns:ds="http://schemas.openxmlformats.org/officeDocument/2006/customXml" ds:itemID="{75D03931-F062-4262-AB08-608FD6DEBE13}">
   <ds:schemaRefs>
-    <ds:schemaRef ds:uri="http://schemas.openxmlformats.org/officeDocument/2006/bibliography"/>
+    <ds:schemaRef ds:uri="http://schemas.microsoft.com/sharepoint/v3/contenttype/forms"/>
   </ds:schemaRefs>
 </ds:datastoreItem>
 </file>
 
-<file path=customXml/itemProps4.xml><?xml version="1.0" encoding="utf-8"?>
+<file path=customXml/itemProps3.xml><?xml version="1.0" encoding="utf-8"?>
 <ds:datastoreItem xmlns:ds="http://schemas.openxmlformats.org/officeDocument/2006/customXml" ds:itemID="{89F32633-F3F7-4819-B408-33E4F4698F8E}">
   <ds:schemaRefs>
     <ds:schemaRef ds:uri="http://schemas.microsoft.com/office/2006/metadata/contentType"/>
@@ -26165,4 +26901,12 @@
     <ds:schemaRef ds:uri="http://schemas.microsoft.com/internal/obd"/>
   </ds:schemaRefs>
 </ds:datastoreItem>
+</file>
+
+<file path=customXml/itemProps4.xml><?xml version="1.0" encoding="utf-8"?>
+<ds:datastoreItem xmlns:ds="http://schemas.openxmlformats.org/officeDocument/2006/customXml" ds:itemID="{76489EEC-0EA0-4128-BBF7-50A2FAD8EC62}">
+  <ds:schemaRefs>
+    <ds:schemaRef ds:uri="http://schemas.openxmlformats.org/officeDocument/2006/bibliography"/>
+  </ds:schemaRefs>
+</ds:datastoreItem>
 </file>
--- a/magistritöö Buketov.docx
+++ b/magistritöö Buketov.docx
@@ -563,9 +563,9 @@
         <w:br w:type="page"/>
       </w:r>
     </w:p>
-    <w:bookmarkStart w:id="1" w:name="_Toc183856778" w:displacedByCustomXml="next"/>
-    <w:bookmarkStart w:id="2" w:name="_Toc183952981" w:displacedByCustomXml="next"/>
-    <w:bookmarkStart w:id="3" w:name="_Toc190518902" w:displacedByCustomXml="next"/>
+    <w:bookmarkStart w:id="1" w:name="_Toc183952981" w:displacedByCustomXml="next"/>
+    <w:bookmarkStart w:id="2" w:name="_Toc183856778" w:displacedByCustomXml="next"/>
+    <w:bookmarkStart w:id="3" w:name="_Toc190631342" w:displacedByCustomXml="next"/>
     <w:sdt>
       <w:sdtPr>
         <w:rPr>
@@ -651,7 +651,7 @@
               <w14:ligatures w14:val="standardContextual"/>
             </w:rPr>
           </w:pPr>
-          <w:hyperlink w:anchor="_Toc190518902" w:history="1">
+          <w:hyperlink w:anchor="_Toc190631342" w:history="1">
             <w:r>
               <w:rPr>
                 <w:rStyle w:val="Hyperlink"/>
@@ -679,7 +679,7 @@
                 <w:noProof/>
                 <w:webHidden/>
               </w:rPr>
-              <w:instrText xml:space="preserve"> PAGEREF _Toc190518902 \h </w:instrText>
+              <w:instrText xml:space="preserve"> PAGEREF _Toc190631342 \h </w:instrText>
             </w:r>
             <w:r>
               <w:rPr>
@@ -728,7 +728,7 @@
               <w14:ligatures w14:val="standardContextual"/>
             </w:rPr>
           </w:pPr>
-          <w:hyperlink w:anchor="_Toc190518903" w:history="1">
+          <w:hyperlink w:anchor="_Toc190631343" w:history="1">
             <w:r>
               <w:rPr>
                 <w:rStyle w:val="Hyperlink"/>
@@ -778,7 +778,7 @@
                 <w:noProof/>
                 <w:webHidden/>
               </w:rPr>
-              <w:instrText xml:space="preserve"> PAGEREF _Toc190518903 \h </w:instrText>
+              <w:instrText xml:space="preserve"> PAGEREF _Toc190631343 \h </w:instrText>
             </w:r>
             <w:r>
               <w:rPr>
@@ -827,7 +827,7 @@
               <w14:ligatures w14:val="standardContextual"/>
             </w:rPr>
           </w:pPr>
-          <w:hyperlink w:anchor="_Toc190518904" w:history="1">
+          <w:hyperlink w:anchor="_Toc190631344" w:history="1">
             <w:r>
               <w:rPr>
                 <w:rStyle w:val="Hyperlink"/>
@@ -877,7 +877,7 @@
                 <w:noProof/>
                 <w:webHidden/>
               </w:rPr>
-              <w:instrText xml:space="preserve"> PAGEREF _Toc190518904 \h </w:instrText>
+              <w:instrText xml:space="preserve"> PAGEREF _Toc190631344 \h </w:instrText>
             </w:r>
             <w:r>
               <w:rPr>
@@ -897,7 +897,7 @@
                 <w:noProof/>
                 <w:webHidden/>
               </w:rPr>
-              <w:t>10</w:t>
+              <w:t>9</w:t>
             </w:r>
             <w:r>
               <w:rPr>
@@ -924,7 +924,7 @@
               <w14:ligatures w14:val="standardContextual"/>
             </w:rPr>
           </w:pPr>
-          <w:hyperlink w:anchor="_Toc190518905" w:history="1">
+          <w:hyperlink w:anchor="_Toc190631345" w:history="1">
             <w:r>
               <w:rPr>
                 <w:rStyle w:val="Hyperlink"/>
@@ -968,7 +968,7 @@
               <w:rPr>
                 <w:webHidden/>
               </w:rPr>
-              <w:instrText xml:space="preserve"> PAGEREF _Toc190518905 \h </w:instrText>
+              <w:instrText xml:space="preserve"> PAGEREF _Toc190631345 \h </w:instrText>
             </w:r>
             <w:r>
               <w:rPr>
@@ -985,7 +985,7 @@
               <w:rPr>
                 <w:webHidden/>
               </w:rPr>
-              <w:t>10</w:t>
+              <w:t>9</w:t>
             </w:r>
             <w:r>
               <w:rPr>
@@ -1011,7 +1011,7 @@
               <w14:ligatures w14:val="standardContextual"/>
             </w:rPr>
           </w:pPr>
-          <w:hyperlink w:anchor="_Toc190518906" w:history="1">
+          <w:hyperlink w:anchor="_Toc190631346" w:history="1">
             <w:r>
               <w:rPr>
                 <w:rStyle w:val="Hyperlink"/>
@@ -1054,7 +1054,7 @@
               <w:rPr>
                 <w:webHidden/>
               </w:rPr>
-              <w:instrText xml:space="preserve"> PAGEREF _Toc190518906 \h </w:instrText>
+              <w:instrText xml:space="preserve"> PAGEREF _Toc190631346 \h </w:instrText>
             </w:r>
             <w:r>
               <w:rPr>
@@ -1071,7 +1071,7 @@
               <w:rPr>
                 <w:webHidden/>
               </w:rPr>
-              <w:t>11</w:t>
+              <w:t>10</w:t>
             </w:r>
             <w:r>
               <w:rPr>
@@ -1094,7 +1094,7 @@
               <w14:ligatures w14:val="standardContextual"/>
             </w:rPr>
           </w:pPr>
-          <w:hyperlink w:anchor="_Toc190518907" w:history="1">
+          <w:hyperlink w:anchor="_Toc190631347" w:history="1">
             <w:r>
               <w:rPr>
                 <w:rStyle w:val="Hyperlink"/>
@@ -1142,7 +1142,7 @@
                 <w:noProof/>
                 <w:webHidden/>
               </w:rPr>
-              <w:instrText xml:space="preserve"> PAGEREF _Toc190518907 \h </w:instrText>
+              <w:instrText xml:space="preserve"> PAGEREF _Toc190631347 \h </w:instrText>
             </w:r>
             <w:r>
               <w:rPr>
@@ -1162,7 +1162,7 @@
                 <w:noProof/>
                 <w:webHidden/>
               </w:rPr>
-              <w:t>11</w:t>
+              <w:t>10</w:t>
             </w:r>
             <w:r>
               <w:rPr>
@@ -1186,7 +1186,7 @@
               <w14:ligatures w14:val="standardContextual"/>
             </w:rPr>
           </w:pPr>
-          <w:hyperlink w:anchor="_Toc190518908" w:history="1">
+          <w:hyperlink w:anchor="_Toc190631348" w:history="1">
             <w:r>
               <w:rPr>
                 <w:rStyle w:val="Hyperlink"/>
@@ -1234,7 +1234,7 @@
                 <w:noProof/>
                 <w:webHidden/>
               </w:rPr>
-              <w:instrText xml:space="preserve"> PAGEREF _Toc190518908 \h </w:instrText>
+              <w:instrText xml:space="preserve"> PAGEREF _Toc190631348 \h </w:instrText>
             </w:r>
             <w:r>
               <w:rPr>
@@ -1254,7 +1254,7 @@
                 <w:noProof/>
                 <w:webHidden/>
               </w:rPr>
-              <w:t>12</w:t>
+              <w:t>11</w:t>
             </w:r>
             <w:r>
               <w:rPr>
@@ -1278,7 +1278,7 @@
               <w14:ligatures w14:val="standardContextual"/>
             </w:rPr>
           </w:pPr>
-          <w:hyperlink w:anchor="_Toc190518909" w:history="1">
+          <w:hyperlink w:anchor="_Toc190631349" w:history="1">
             <w:r>
               <w:rPr>
                 <w:rStyle w:val="Hyperlink"/>
@@ -1326,7 +1326,7 @@
                 <w:noProof/>
                 <w:webHidden/>
               </w:rPr>
-              <w:instrText xml:space="preserve"> PAGEREF _Toc190518909 \h </w:instrText>
+              <w:instrText xml:space="preserve"> PAGEREF _Toc190631349 \h </w:instrText>
             </w:r>
             <w:r>
               <w:rPr>
@@ -1346,7 +1346,7 @@
                 <w:noProof/>
                 <w:webHidden/>
               </w:rPr>
-              <w:t>13</w:t>
+              <w:t>12</w:t>
             </w:r>
             <w:r>
               <w:rPr>
@@ -1370,7 +1370,7 @@
               <w14:ligatures w14:val="standardContextual"/>
             </w:rPr>
           </w:pPr>
-          <w:hyperlink w:anchor="_Toc190518910" w:history="1">
+          <w:hyperlink w:anchor="_Toc190631350" w:history="1">
             <w:r>
               <w:rPr>
                 <w:rStyle w:val="Hyperlink"/>
@@ -1418,7 +1418,7 @@
                 <w:noProof/>
                 <w:webHidden/>
               </w:rPr>
-              <w:instrText xml:space="preserve"> PAGEREF _Toc190518910 \h </w:instrText>
+              <w:instrText xml:space="preserve"> PAGEREF _Toc190631350 \h </w:instrText>
             </w:r>
             <w:r>
               <w:rPr>
@@ -1438,7 +1438,7 @@
                 <w:noProof/>
                 <w:webHidden/>
               </w:rPr>
-              <w:t>13</w:t>
+              <w:t>12</w:t>
             </w:r>
             <w:r>
               <w:rPr>
@@ -1465,7 +1465,7 @@
               <w14:ligatures w14:val="standardContextual"/>
             </w:rPr>
           </w:pPr>
-          <w:hyperlink w:anchor="_Toc190518911" w:history="1">
+          <w:hyperlink w:anchor="_Toc190631351" w:history="1">
             <w:r>
               <w:rPr>
                 <w:rStyle w:val="Hyperlink"/>
@@ -1507,7 +1507,7 @@
               <w:rPr>
                 <w:webHidden/>
               </w:rPr>
-              <w:instrText xml:space="preserve"> PAGEREF _Toc190518911 \h </w:instrText>
+              <w:instrText xml:space="preserve"> PAGEREF _Toc190631351 \h </w:instrText>
             </w:r>
             <w:r>
               <w:rPr>
@@ -1524,7 +1524,7 @@
               <w:rPr>
                 <w:webHidden/>
               </w:rPr>
-              <w:t>14</w:t>
+              <w:t>13</w:t>
             </w:r>
             <w:r>
               <w:rPr>
@@ -1547,7 +1547,7 @@
               <w14:ligatures w14:val="standardContextual"/>
             </w:rPr>
           </w:pPr>
-          <w:hyperlink w:anchor="_Toc190518912" w:history="1">
+          <w:hyperlink w:anchor="_Toc190631352" w:history="1">
             <w:r>
               <w:rPr>
                 <w:rStyle w:val="Hyperlink"/>
@@ -1595,7 +1595,7 @@
                 <w:noProof/>
                 <w:webHidden/>
               </w:rPr>
-              <w:instrText xml:space="preserve"> PAGEREF _Toc190518912 \h </w:instrText>
+              <w:instrText xml:space="preserve"> PAGEREF _Toc190631352 \h </w:instrText>
             </w:r>
             <w:r>
               <w:rPr>
@@ -1615,7 +1615,7 @@
                 <w:noProof/>
                 <w:webHidden/>
               </w:rPr>
-              <w:t>14</w:t>
+              <w:t>13</w:t>
             </w:r>
             <w:r>
               <w:rPr>
@@ -1639,7 +1639,7 @@
               <w14:ligatures w14:val="standardContextual"/>
             </w:rPr>
           </w:pPr>
-          <w:hyperlink w:anchor="_Toc190518913" w:history="1">
+          <w:hyperlink w:anchor="_Toc190631353" w:history="1">
             <w:r>
               <w:rPr>
                 <w:rStyle w:val="Hyperlink"/>
@@ -1688,7 +1688,7 @@
                 <w:noProof/>
                 <w:webHidden/>
               </w:rPr>
-              <w:instrText xml:space="preserve"> PAGEREF _Toc190518913 \h </w:instrText>
+              <w:instrText xml:space="preserve"> PAGEREF _Toc190631353 \h </w:instrText>
             </w:r>
             <w:r>
               <w:rPr>
@@ -1708,7 +1708,7 @@
                 <w:noProof/>
                 <w:webHidden/>
               </w:rPr>
-              <w:t>15</w:t>
+              <w:t>14</w:t>
             </w:r>
             <w:r>
               <w:rPr>
@@ -1732,7 +1732,7 @@
               <w14:ligatures w14:val="standardContextual"/>
             </w:rPr>
           </w:pPr>
-          <w:hyperlink w:anchor="_Toc190518914" w:history="1">
+          <w:hyperlink w:anchor="_Toc190631354" w:history="1">
             <w:r>
               <w:rPr>
                 <w:rStyle w:val="Hyperlink"/>
@@ -1780,7 +1780,99 @@
                 <w:noProof/>
                 <w:webHidden/>
               </w:rPr>
-              <w:instrText xml:space="preserve"> PAGEREF _Toc190518914 \h </w:instrText>
+              <w:instrText xml:space="preserve"> PAGEREF _Toc190631354 \h </w:instrText>
+            </w:r>
+            <w:r>
+              <w:rPr>
+                <w:noProof/>
+                <w:webHidden/>
+              </w:rPr>
+            </w:r>
+            <w:r>
+              <w:rPr>
+                <w:noProof/>
+                <w:webHidden/>
+              </w:rPr>
+              <w:fldChar w:fldCharType="separate"/>
+            </w:r>
+            <w:r>
+              <w:rPr>
+                <w:noProof/>
+                <w:webHidden/>
+              </w:rPr>
+              <w:t>15</w:t>
+            </w:r>
+            <w:r>
+              <w:rPr>
+                <w:noProof/>
+                <w:webHidden/>
+              </w:rPr>
+              <w:fldChar w:fldCharType="end"/>
+            </w:r>
+          </w:hyperlink>
+        </w:p>
+        <w:p>
+          <w:pPr>
+            <w:pStyle w:val="TOC3"/>
+            <w:rPr>
+              <w:rFonts w:asciiTheme="minorHAnsi" w:eastAsiaTheme="minorEastAsia" w:hAnsiTheme="minorHAnsi"/>
+              <w:noProof/>
+              <w:kern w:val="2"/>
+              <w:sz w:val="24"/>
+              <w:szCs w:val="24"/>
+              <w:lang w:val="ru-RU" w:eastAsia="ru-RU"/>
+              <w14:ligatures w14:val="standardContextual"/>
+            </w:rPr>
+          </w:pPr>
+          <w:hyperlink w:anchor="_Toc190631355" w:history="1">
+            <w:r>
+              <w:rPr>
+                <w:rStyle w:val="Hyperlink"/>
+                <w:rFonts w:ascii="Cambria" w:hAnsi="Cambria"/>
+                <w:noProof/>
+              </w:rPr>
+              <w:t>2.3.4</w:t>
+            </w:r>
+            <w:r>
+              <w:rPr>
+                <w:rFonts w:asciiTheme="minorHAnsi" w:eastAsiaTheme="minorEastAsia" w:hAnsiTheme="minorHAnsi"/>
+                <w:noProof/>
+                <w:kern w:val="2"/>
+                <w:sz w:val="24"/>
+                <w:szCs w:val="24"/>
+                <w:lang w:val="ru-RU" w:eastAsia="ru-RU"/>
+                <w14:ligatures w14:val="standardContextual"/>
+              </w:rPr>
+              <w:tab/>
+            </w:r>
+            <w:r>
+              <w:rPr>
+                <w:rStyle w:val="Hyperlink"/>
+                <w:rFonts w:ascii="Cambria" w:hAnsi="Cambria"/>
+                <w:noProof/>
+              </w:rPr>
+              <w:t>Ühine lähenemine ja seosed</w:t>
+            </w:r>
+            <w:r>
+              <w:rPr>
+                <w:noProof/>
+                <w:webHidden/>
+              </w:rPr>
+              <w:tab/>
+            </w:r>
+            <w:r>
+              <w:rPr>
+                <w:noProof/>
+                <w:webHidden/>
+              </w:rPr>
+              <w:fldChar w:fldCharType="begin"/>
+            </w:r>
+            <w:r>
+              <w:rPr>
+                <w:noProof/>
+                <w:webHidden/>
+              </w:rPr>
+              <w:instrText xml:space="preserve"> PAGEREF _Toc190631355 \h </w:instrText>
             </w:r>
             <w:r>
               <w:rPr>
@@ -1827,7 +1919,7 @@
               <w14:ligatures w14:val="standardContextual"/>
             </w:rPr>
           </w:pPr>
-          <w:hyperlink w:anchor="_Toc190518915" w:history="1">
+          <w:hyperlink w:anchor="_Toc190631356" w:history="1">
             <w:r>
               <w:rPr>
                 <w:rStyle w:val="Hyperlink"/>
@@ -1870,7 +1962,7 @@
               <w:rPr>
                 <w:webHidden/>
               </w:rPr>
-              <w:instrText xml:space="preserve"> PAGEREF _Toc190518915 \h </w:instrText>
+              <w:instrText xml:space="preserve"> PAGEREF _Toc190631356 \h </w:instrText>
             </w:r>
             <w:r>
               <w:rPr>
@@ -1887,10 +1979,565 @@
               <w:rPr>
                 <w:webHidden/>
               </w:rPr>
+              <w:t>18</w:t>
+            </w:r>
+            <w:r>
+              <w:rPr>
+                <w:webHidden/>
+              </w:rPr>
+              <w:fldChar w:fldCharType="end"/>
+            </w:r>
+          </w:hyperlink>
+        </w:p>
+        <w:p>
+          <w:pPr>
+            <w:pStyle w:val="TOC3"/>
+            <w:rPr>
+              <w:rFonts w:asciiTheme="minorHAnsi" w:eastAsiaTheme="minorEastAsia" w:hAnsiTheme="minorHAnsi"/>
+              <w:noProof/>
+              <w:kern w:val="2"/>
+              <w:sz w:val="24"/>
+              <w:szCs w:val="24"/>
+              <w:lang w:val="ru-RU" w:eastAsia="ru-RU"/>
+              <w14:ligatures w14:val="standardContextual"/>
+            </w:rPr>
+          </w:pPr>
+          <w:hyperlink w:anchor="_Toc190631357" w:history="1">
+            <w:r>
+              <w:rPr>
+                <w:rStyle w:val="Hyperlink"/>
+                <w:rFonts w:ascii="Cambria" w:hAnsi="Cambria"/>
+                <w:noProof/>
+                <w:lang w:val="ru-RU"/>
+              </w:rPr>
+              <w:t>2.4.1</w:t>
+            </w:r>
+            <w:r>
+              <w:rPr>
+                <w:rFonts w:asciiTheme="minorHAnsi" w:eastAsiaTheme="minorEastAsia" w:hAnsiTheme="minorHAnsi"/>
+                <w:noProof/>
+                <w:kern w:val="2"/>
+                <w:sz w:val="24"/>
+                <w:szCs w:val="24"/>
+                <w:lang w:val="ru-RU" w:eastAsia="ru-RU"/>
+                <w14:ligatures w14:val="standardContextual"/>
+              </w:rPr>
+              <w:tab/>
+            </w:r>
+            <w:r>
+              <w:rPr>
+                <w:rStyle w:val="Hyperlink"/>
+                <w:rFonts w:ascii="Cambria" w:hAnsi="Cambria"/>
+                <w:noProof/>
+              </w:rPr>
+              <w:t>Digitaalne transformatsioon ja automatiseerimine haridusasutustes</w:t>
+            </w:r>
+            <w:r>
+              <w:rPr>
+                <w:noProof/>
+                <w:webHidden/>
+              </w:rPr>
+              <w:tab/>
+            </w:r>
+            <w:r>
+              <w:rPr>
+                <w:noProof/>
+                <w:webHidden/>
+              </w:rPr>
+              <w:fldChar w:fldCharType="begin"/>
+            </w:r>
+            <w:r>
+              <w:rPr>
+                <w:noProof/>
+                <w:webHidden/>
+              </w:rPr>
+              <w:instrText xml:space="preserve"> PAGEREF _Toc190631357 \h </w:instrText>
+            </w:r>
+            <w:r>
+              <w:rPr>
+                <w:noProof/>
+                <w:webHidden/>
+              </w:rPr>
+            </w:r>
+            <w:r>
+              <w:rPr>
+                <w:noProof/>
+                <w:webHidden/>
+              </w:rPr>
+              <w:fldChar w:fldCharType="separate"/>
+            </w:r>
+            <w:r>
+              <w:rPr>
+                <w:noProof/>
+                <w:webHidden/>
+              </w:rPr>
+              <w:t>18</w:t>
+            </w:r>
+            <w:r>
+              <w:rPr>
+                <w:noProof/>
+                <w:webHidden/>
+              </w:rPr>
+              <w:fldChar w:fldCharType="end"/>
+            </w:r>
+          </w:hyperlink>
+        </w:p>
+        <w:p>
+          <w:pPr>
+            <w:pStyle w:val="TOC3"/>
+            <w:rPr>
+              <w:rFonts w:asciiTheme="minorHAnsi" w:eastAsiaTheme="minorEastAsia" w:hAnsiTheme="minorHAnsi"/>
+              <w:noProof/>
+              <w:kern w:val="2"/>
+              <w:sz w:val="24"/>
+              <w:szCs w:val="24"/>
+              <w:lang w:val="ru-RU" w:eastAsia="ru-RU"/>
+              <w14:ligatures w14:val="standardContextual"/>
+            </w:rPr>
+          </w:pPr>
+          <w:hyperlink w:anchor="_Toc190631358" w:history="1">
+            <w:r>
+              <w:rPr>
+                <w:rStyle w:val="Hyperlink"/>
+                <w:rFonts w:ascii="Cambria" w:hAnsi="Cambria"/>
+                <w:noProof/>
+                <w:lang w:val="ru-RU"/>
+              </w:rPr>
+              <w:t>2.4.2</w:t>
+            </w:r>
+            <w:r>
+              <w:rPr>
+                <w:rFonts w:asciiTheme="minorHAnsi" w:eastAsiaTheme="minorEastAsia" w:hAnsiTheme="minorHAnsi"/>
+                <w:noProof/>
+                <w:kern w:val="2"/>
+                <w:sz w:val="24"/>
+                <w:szCs w:val="24"/>
+                <w:lang w:val="ru-RU" w:eastAsia="ru-RU"/>
+                <w14:ligatures w14:val="standardContextual"/>
+              </w:rPr>
+              <w:tab/>
+            </w:r>
+            <w:r>
+              <w:rPr>
+                <w:rStyle w:val="Hyperlink"/>
+                <w:rFonts w:ascii="Cambria" w:hAnsi="Cambria"/>
+                <w:noProof/>
+              </w:rPr>
+              <w:t>Automatiseerimise väljakutsed haridusasutustes</w:t>
+            </w:r>
+            <w:r>
+              <w:rPr>
+                <w:noProof/>
+                <w:webHidden/>
+              </w:rPr>
+              <w:tab/>
+            </w:r>
+            <w:r>
+              <w:rPr>
+                <w:noProof/>
+                <w:webHidden/>
+              </w:rPr>
+              <w:fldChar w:fldCharType="begin"/>
+            </w:r>
+            <w:r>
+              <w:rPr>
+                <w:noProof/>
+                <w:webHidden/>
+              </w:rPr>
+              <w:instrText xml:space="preserve"> PAGEREF _Toc190631358 \h </w:instrText>
+            </w:r>
+            <w:r>
+              <w:rPr>
+                <w:noProof/>
+                <w:webHidden/>
+              </w:rPr>
+            </w:r>
+            <w:r>
+              <w:rPr>
+                <w:noProof/>
+                <w:webHidden/>
+              </w:rPr>
+              <w:fldChar w:fldCharType="separate"/>
+            </w:r>
+            <w:r>
+              <w:rPr>
+                <w:noProof/>
+                <w:webHidden/>
+              </w:rPr>
+              <w:t>19</w:t>
+            </w:r>
+            <w:r>
+              <w:rPr>
+                <w:noProof/>
+                <w:webHidden/>
+              </w:rPr>
+              <w:fldChar w:fldCharType="end"/>
+            </w:r>
+          </w:hyperlink>
+        </w:p>
+        <w:p>
+          <w:pPr>
+            <w:pStyle w:val="TOC3"/>
+            <w:rPr>
+              <w:rFonts w:asciiTheme="minorHAnsi" w:eastAsiaTheme="minorEastAsia" w:hAnsiTheme="minorHAnsi"/>
+              <w:noProof/>
+              <w:kern w:val="2"/>
+              <w:sz w:val="24"/>
+              <w:szCs w:val="24"/>
+              <w:lang w:val="ru-RU" w:eastAsia="ru-RU"/>
+              <w14:ligatures w14:val="standardContextual"/>
+            </w:rPr>
+          </w:pPr>
+          <w:hyperlink w:anchor="_Toc190631359" w:history="1">
+            <w:r>
+              <w:rPr>
+                <w:rStyle w:val="Hyperlink"/>
+                <w:rFonts w:ascii="Cambria" w:hAnsi="Cambria"/>
+                <w:noProof/>
+              </w:rPr>
+              <w:t>2.4.3</w:t>
+            </w:r>
+            <w:r>
+              <w:rPr>
+                <w:rFonts w:asciiTheme="minorHAnsi" w:eastAsiaTheme="minorEastAsia" w:hAnsiTheme="minorHAnsi"/>
+                <w:noProof/>
+                <w:kern w:val="2"/>
+                <w:sz w:val="24"/>
+                <w:szCs w:val="24"/>
+                <w:lang w:val="ru-RU" w:eastAsia="ru-RU"/>
+                <w14:ligatures w14:val="standardContextual"/>
+              </w:rPr>
+              <w:tab/>
+            </w:r>
+            <w:r>
+              <w:rPr>
+                <w:rStyle w:val="Hyperlink"/>
+                <w:rFonts w:ascii="Cambria" w:hAnsi="Cambria"/>
+                <w:noProof/>
+              </w:rPr>
+              <w:t>Küberturvalisuse ja andmekaitse väljakutsed:</w:t>
+            </w:r>
+            <w:r>
+              <w:rPr>
+                <w:noProof/>
+                <w:webHidden/>
+              </w:rPr>
+              <w:tab/>
+            </w:r>
+            <w:r>
+              <w:rPr>
+                <w:noProof/>
+                <w:webHidden/>
+              </w:rPr>
+              <w:fldChar w:fldCharType="begin"/>
+            </w:r>
+            <w:r>
+              <w:rPr>
+                <w:noProof/>
+                <w:webHidden/>
+              </w:rPr>
+              <w:instrText xml:space="preserve"> PAGEREF _Toc190631359 \h </w:instrText>
+            </w:r>
+            <w:r>
+              <w:rPr>
+                <w:noProof/>
+                <w:webHidden/>
+              </w:rPr>
+            </w:r>
+            <w:r>
+              <w:rPr>
+                <w:noProof/>
+                <w:webHidden/>
+              </w:rPr>
+              <w:fldChar w:fldCharType="separate"/>
+            </w:r>
+            <w:r>
+              <w:rPr>
+                <w:noProof/>
+                <w:webHidden/>
+              </w:rPr>
+              <w:t>19</w:t>
+            </w:r>
+            <w:r>
+              <w:rPr>
+                <w:noProof/>
+                <w:webHidden/>
+              </w:rPr>
+              <w:fldChar w:fldCharType="end"/>
+            </w:r>
+          </w:hyperlink>
+        </w:p>
+        <w:p>
+          <w:pPr>
+            <w:pStyle w:val="TOC3"/>
+            <w:rPr>
+              <w:rFonts w:asciiTheme="minorHAnsi" w:eastAsiaTheme="minorEastAsia" w:hAnsiTheme="minorHAnsi"/>
+              <w:noProof/>
+              <w:kern w:val="2"/>
+              <w:sz w:val="24"/>
+              <w:szCs w:val="24"/>
+              <w:lang w:val="ru-RU" w:eastAsia="ru-RU"/>
+              <w14:ligatures w14:val="standardContextual"/>
+            </w:rPr>
+          </w:pPr>
+          <w:hyperlink w:anchor="_Toc190631360" w:history="1">
+            <w:r>
+              <w:rPr>
+                <w:rStyle w:val="Hyperlink"/>
+                <w:rFonts w:ascii="Cambria" w:hAnsi="Cambria"/>
+                <w:noProof/>
+                <w:lang w:val="ru-RU"/>
+              </w:rPr>
+              <w:t>2.4.4</w:t>
+            </w:r>
+            <w:r>
+              <w:rPr>
+                <w:rFonts w:asciiTheme="minorHAnsi" w:eastAsiaTheme="minorEastAsia" w:hAnsiTheme="minorHAnsi"/>
+                <w:noProof/>
+                <w:kern w:val="2"/>
+                <w:sz w:val="24"/>
+                <w:szCs w:val="24"/>
+                <w:lang w:val="ru-RU" w:eastAsia="ru-RU"/>
+                <w14:ligatures w14:val="standardContextual"/>
+              </w:rPr>
+              <w:tab/>
+            </w:r>
+            <w:r>
+              <w:rPr>
+                <w:rStyle w:val="Hyperlink"/>
+                <w:rFonts w:ascii="Cambria" w:hAnsi="Cambria"/>
+                <w:noProof/>
+              </w:rPr>
+              <w:t>Teadmiste haldamine ja dokumentatsiooni automatiseerimine</w:t>
+            </w:r>
+            <w:r>
+              <w:rPr>
+                <w:noProof/>
+                <w:webHidden/>
+              </w:rPr>
+              <w:tab/>
+            </w:r>
+            <w:r>
+              <w:rPr>
+                <w:noProof/>
+                <w:webHidden/>
+              </w:rPr>
+              <w:fldChar w:fldCharType="begin"/>
+            </w:r>
+            <w:r>
+              <w:rPr>
+                <w:noProof/>
+                <w:webHidden/>
+              </w:rPr>
+              <w:instrText xml:space="preserve"> PAGEREF _Toc190631360 \h </w:instrText>
+            </w:r>
+            <w:r>
+              <w:rPr>
+                <w:noProof/>
+                <w:webHidden/>
+              </w:rPr>
+            </w:r>
+            <w:r>
+              <w:rPr>
+                <w:noProof/>
+                <w:webHidden/>
+              </w:rPr>
+              <w:fldChar w:fldCharType="separate"/>
+            </w:r>
+            <w:r>
+              <w:rPr>
+                <w:noProof/>
+                <w:webHidden/>
+              </w:rPr>
               <w:t>20</w:t>
             </w:r>
             <w:r>
               <w:rPr>
+                <w:noProof/>
+                <w:webHidden/>
+              </w:rPr>
+              <w:fldChar w:fldCharType="end"/>
+            </w:r>
+          </w:hyperlink>
+        </w:p>
+        <w:p>
+          <w:pPr>
+            <w:pStyle w:val="TOC3"/>
+            <w:rPr>
+              <w:rFonts w:asciiTheme="minorHAnsi" w:eastAsiaTheme="minorEastAsia" w:hAnsiTheme="minorHAnsi"/>
+              <w:noProof/>
+              <w:kern w:val="2"/>
+              <w:sz w:val="24"/>
+              <w:szCs w:val="24"/>
+              <w:lang w:val="ru-RU" w:eastAsia="ru-RU"/>
+              <w14:ligatures w14:val="standardContextual"/>
+            </w:rPr>
+          </w:pPr>
+          <w:hyperlink w:anchor="_Toc190631361" w:history="1">
+            <w:r>
+              <w:rPr>
+                <w:rStyle w:val="Hyperlink"/>
+                <w:rFonts w:ascii="Cambria" w:hAnsi="Cambria"/>
+                <w:noProof/>
+              </w:rPr>
+              <w:t>2.4.5</w:t>
+            </w:r>
+            <w:r>
+              <w:rPr>
+                <w:rFonts w:asciiTheme="minorHAnsi" w:eastAsiaTheme="minorEastAsia" w:hAnsiTheme="minorHAnsi"/>
+                <w:noProof/>
+                <w:kern w:val="2"/>
+                <w:sz w:val="24"/>
+                <w:szCs w:val="24"/>
+                <w:lang w:val="ru-RU" w:eastAsia="ru-RU"/>
+                <w14:ligatures w14:val="standardContextual"/>
+              </w:rPr>
+              <w:tab/>
+            </w:r>
+            <w:r>
+              <w:rPr>
+                <w:rStyle w:val="Hyperlink"/>
+                <w:rFonts w:ascii="Cambria" w:hAnsi="Cambria"/>
+                <w:noProof/>
+              </w:rPr>
+              <w:t>Organisatsioonilised ja kultuurilised barjäärid</w:t>
+            </w:r>
+            <w:r>
+              <w:rPr>
+                <w:noProof/>
+                <w:webHidden/>
+              </w:rPr>
+              <w:tab/>
+            </w:r>
+            <w:r>
+              <w:rPr>
+                <w:noProof/>
+                <w:webHidden/>
+              </w:rPr>
+              <w:fldChar w:fldCharType="begin"/>
+            </w:r>
+            <w:r>
+              <w:rPr>
+                <w:noProof/>
+                <w:webHidden/>
+              </w:rPr>
+              <w:instrText xml:space="preserve"> PAGEREF _Toc190631361 \h </w:instrText>
+            </w:r>
+            <w:r>
+              <w:rPr>
+                <w:noProof/>
+                <w:webHidden/>
+              </w:rPr>
+            </w:r>
+            <w:r>
+              <w:rPr>
+                <w:noProof/>
+                <w:webHidden/>
+              </w:rPr>
+              <w:fldChar w:fldCharType="separate"/>
+            </w:r>
+            <w:r>
+              <w:rPr>
+                <w:noProof/>
+                <w:webHidden/>
+              </w:rPr>
+              <w:t>21</w:t>
+            </w:r>
+            <w:r>
+              <w:rPr>
+                <w:noProof/>
+                <w:webHidden/>
+              </w:rPr>
+              <w:fldChar w:fldCharType="end"/>
+            </w:r>
+          </w:hyperlink>
+        </w:p>
+        <w:p>
+          <w:pPr>
+            <w:pStyle w:val="TOC3"/>
+            <w:rPr>
+              <w:rFonts w:asciiTheme="minorHAnsi" w:eastAsiaTheme="minorEastAsia" w:hAnsiTheme="minorHAnsi"/>
+              <w:noProof/>
+              <w:kern w:val="2"/>
+              <w:sz w:val="24"/>
+              <w:szCs w:val="24"/>
+              <w:lang w:val="ru-RU" w:eastAsia="ru-RU"/>
+              <w14:ligatures w14:val="standardContextual"/>
+            </w:rPr>
+          </w:pPr>
+          <w:hyperlink w:anchor="_Toc190631362" w:history="1">
+            <w:r>
+              <w:rPr>
+                <w:rStyle w:val="Hyperlink"/>
+                <w:rFonts w:ascii="Cambria" w:hAnsi="Cambria"/>
+                <w:noProof/>
+              </w:rPr>
+              <w:t>2.4.6</w:t>
+            </w:r>
+            <w:r>
+              <w:rPr>
+                <w:rFonts w:asciiTheme="minorHAnsi" w:eastAsiaTheme="minorEastAsia" w:hAnsiTheme="minorHAnsi"/>
+                <w:noProof/>
+                <w:kern w:val="2"/>
+                <w:sz w:val="24"/>
+                <w:szCs w:val="24"/>
+                <w:lang w:val="ru-RU" w:eastAsia="ru-RU"/>
+                <w14:ligatures w14:val="standardContextual"/>
+              </w:rPr>
+              <w:tab/>
+            </w:r>
+            <w:r>
+              <w:rPr>
+                <w:rStyle w:val="Hyperlink"/>
+                <w:rFonts w:ascii="Cambria" w:hAnsi="Cambria"/>
+                <w:noProof/>
+              </w:rPr>
+              <w:t>Tulevikuväljakutsed ja lahendused</w:t>
+            </w:r>
+            <w:r>
+              <w:rPr>
+                <w:noProof/>
+                <w:webHidden/>
+              </w:rPr>
+              <w:tab/>
+            </w:r>
+            <w:r>
+              <w:rPr>
+                <w:noProof/>
+                <w:webHidden/>
+              </w:rPr>
+              <w:fldChar w:fldCharType="begin"/>
+            </w:r>
+            <w:r>
+              <w:rPr>
+                <w:noProof/>
+                <w:webHidden/>
+              </w:rPr>
+              <w:instrText xml:space="preserve"> PAGEREF _Toc190631362 \h </w:instrText>
+            </w:r>
+            <w:r>
+              <w:rPr>
+                <w:noProof/>
+                <w:webHidden/>
+              </w:rPr>
+            </w:r>
+            <w:r>
+              <w:rPr>
+                <w:noProof/>
+                <w:webHidden/>
+              </w:rPr>
+              <w:fldChar w:fldCharType="separate"/>
+            </w:r>
+            <w:r>
+              <w:rPr>
+                <w:noProof/>
+                <w:webHidden/>
+              </w:rPr>
+              <w:t>23</w:t>
+            </w:r>
+            <w:r>
+              <w:rPr>
+                <w:noProof/>
                 <w:webHidden/>
               </w:rPr>
               <w:fldChar w:fldCharType="end"/>
@@ -1915,7 +2562,7 @@
               <w14:ligatures w14:val="standardContextual"/>
             </w:rPr>
           </w:pPr>
-          <w:hyperlink w:anchor="_Toc190518916" w:history="1">
+          <w:hyperlink w:anchor="_Toc190631363" w:history="1">
             <w:r>
               <w:rPr>
                 <w:rStyle w:val="Hyperlink"/>
@@ -1964,7 +2611,7 @@
                 <w:noProof/>
                 <w:webHidden/>
               </w:rPr>
-              <w:instrText xml:space="preserve"> PAGEREF _Toc190518916 \h </w:instrText>
+              <w:instrText xml:space="preserve"> PAGEREF _Toc190631363 \h </w:instrText>
             </w:r>
             <w:r>
               <w:rPr>
@@ -1984,7 +2631,7 @@
                 <w:noProof/>
                 <w:webHidden/>
               </w:rPr>
-              <w:t>23</w:t>
+              <w:t>24</w:t>
             </w:r>
             <w:r>
               <w:rPr>
@@ -2011,7 +2658,7 @@
               <w14:ligatures w14:val="standardContextual"/>
             </w:rPr>
           </w:pPr>
-          <w:hyperlink w:anchor="_Toc190518917" w:history="1">
+          <w:hyperlink w:anchor="_Toc190631364" w:history="1">
             <w:r>
               <w:rPr>
                 <w:rStyle w:val="Hyperlink"/>
@@ -2053,7 +2700,7 @@
               <w:rPr>
                 <w:webHidden/>
               </w:rPr>
-              <w:instrText xml:space="preserve"> PAGEREF _Toc190518917 \h </w:instrText>
+              <w:instrText xml:space="preserve"> PAGEREF _Toc190631364 \h </w:instrText>
             </w:r>
             <w:r>
               <w:rPr>
@@ -2070,7 +2717,7 @@
               <w:rPr>
                 <w:webHidden/>
               </w:rPr>
-              <w:t>23</w:t>
+              <w:t>24</w:t>
             </w:r>
             <w:r>
               <w:rPr>
@@ -2096,7 +2743,7 @@
               <w14:ligatures w14:val="standardContextual"/>
             </w:rPr>
           </w:pPr>
-          <w:hyperlink w:anchor="_Toc190518918" w:history="1">
+          <w:hyperlink w:anchor="_Toc190631365" w:history="1">
             <w:r>
               <w:rPr>
                 <w:rStyle w:val="Hyperlink"/>
@@ -2139,7 +2786,7 @@
               <w:rPr>
                 <w:webHidden/>
               </w:rPr>
-              <w:instrText xml:space="preserve"> PAGEREF _Toc190518918 \h </w:instrText>
+              <w:instrText xml:space="preserve"> PAGEREF _Toc190631365 \h </w:instrText>
             </w:r>
             <w:r>
               <w:rPr>
@@ -2156,7 +2803,7 @@
               <w:rPr>
                 <w:webHidden/>
               </w:rPr>
-              <w:t>23</w:t>
+              <w:t>25</w:t>
             </w:r>
             <w:r>
               <w:rPr>
@@ -2179,7 +2826,7 @@
               <w14:ligatures w14:val="standardContextual"/>
             </w:rPr>
           </w:pPr>
-          <w:hyperlink w:anchor="_Toc190518919" w:history="1">
+          <w:hyperlink w:anchor="_Toc190631366" w:history="1">
             <w:r>
               <w:rPr>
                 <w:rStyle w:val="Hyperlink"/>
@@ -2228,7 +2875,7 @@
                 <w:noProof/>
                 <w:webHidden/>
               </w:rPr>
-              <w:instrText xml:space="preserve"> PAGEREF _Toc190518919 \h </w:instrText>
+              <w:instrText xml:space="preserve"> PAGEREF _Toc190631366 \h </w:instrText>
             </w:r>
             <w:r>
               <w:rPr>
@@ -2248,7 +2895,7 @@
                 <w:noProof/>
                 <w:webHidden/>
               </w:rPr>
-              <w:t>23</w:t>
+              <w:t>25</w:t>
             </w:r>
             <w:r>
               <w:rPr>
@@ -2275,12 +2922,12 @@
               <w14:ligatures w14:val="standardContextual"/>
             </w:rPr>
           </w:pPr>
-          <w:hyperlink w:anchor="_Toc190518920" w:history="1">
+          <w:hyperlink w:anchor="_Toc190631367" w:history="1">
             <w:r>
               <w:rPr>
                 <w:rStyle w:val="Hyperlink"/>
                 <w:rFonts w:ascii="Cambria" w:hAnsi="Cambria"/>
-                <w:lang w:val="ru-RU" w:eastAsia="en-GB"/>
+                <w:lang w:eastAsia="en-GB"/>
               </w:rPr>
               <w:t>3.3</w:t>
             </w:r>
@@ -2301,7 +2948,7 @@
                 <w:rFonts w:ascii="Cambria" w:hAnsi="Cambria"/>
                 <w:lang w:eastAsia="en-GB"/>
               </w:rPr>
-              <w:t>Olemasolevate lahenduste analüüs</w:t>
+              <w:t>Küsitluse tulemuste seos teoreetilise analüüsiga</w:t>
             </w:r>
             <w:r>
               <w:rPr>
@@ -2319,7 +2966,7 @@
               <w:rPr>
                 <w:webHidden/>
               </w:rPr>
-              <w:instrText xml:space="preserve"> PAGEREF _Toc190518920 \h </w:instrText>
+              <w:instrText xml:space="preserve"> PAGEREF _Toc190631367 \h </w:instrText>
             </w:r>
             <w:r>
               <w:rPr>
@@ -2336,104 +2983,10 @@
               <w:rPr>
                 <w:webHidden/>
               </w:rPr>
-              <w:t>26</w:t>
-            </w:r>
-            <w:r>
-              <w:rPr>
-                <w:webHidden/>
-              </w:rPr>
-              <w:fldChar w:fldCharType="end"/>
-            </w:r>
-          </w:hyperlink>
-        </w:p>
-        <w:p>
-          <w:pPr>
-            <w:pStyle w:val="TOC3"/>
-            <w:rPr>
-              <w:rFonts w:asciiTheme="minorHAnsi" w:eastAsiaTheme="minorEastAsia" w:hAnsiTheme="minorHAnsi"/>
-              <w:noProof/>
-              <w:kern w:val="2"/>
-              <w:sz w:val="24"/>
-              <w:szCs w:val="24"/>
-              <w:lang w:val="ru-RU" w:eastAsia="ru-RU"/>
-              <w14:ligatures w14:val="standardContextual"/>
-            </w:rPr>
-          </w:pPr>
-          <w:hyperlink w:anchor="_Toc190518921" w:history="1">
-            <w:r>
-              <w:rPr>
-                <w:rStyle w:val="Hyperlink"/>
-                <w:rFonts w:ascii="Cambria" w:hAnsi="Cambria"/>
-                <w:noProof/>
-                <w:lang w:eastAsia="en-GB"/>
-              </w:rPr>
-              <w:t>3.3.1</w:t>
-            </w:r>
-            <w:r>
-              <w:rPr>
-                <w:rFonts w:asciiTheme="minorHAnsi" w:eastAsiaTheme="minorEastAsia" w:hAnsiTheme="minorHAnsi"/>
-                <w:noProof/>
-                <w:kern w:val="2"/>
-                <w:sz w:val="24"/>
-                <w:szCs w:val="24"/>
-                <w:lang w:val="ru-RU" w:eastAsia="ru-RU"/>
-                <w14:ligatures w14:val="standardContextual"/>
-              </w:rPr>
-              <w:tab/>
-            </w:r>
-            <w:r>
-              <w:rPr>
-                <w:rStyle w:val="Hyperlink"/>
-                <w:rFonts w:ascii="Cambria" w:hAnsi="Cambria"/>
-                <w:noProof/>
-                <w:lang w:eastAsia="en-GB"/>
-              </w:rPr>
-              <w:t>Raamastiku loomine</w:t>
-            </w:r>
-            <w:r>
-              <w:rPr>
-                <w:noProof/>
-                <w:webHidden/>
-              </w:rPr>
-              <w:tab/>
-            </w:r>
-            <w:r>
-              <w:rPr>
-                <w:noProof/>
-                <w:webHidden/>
-              </w:rPr>
-              <w:fldChar w:fldCharType="begin"/>
-            </w:r>
-            <w:r>
-              <w:rPr>
-                <w:noProof/>
-                <w:webHidden/>
-              </w:rPr>
-              <w:instrText xml:space="preserve"> PAGEREF _Toc190518921 \h </w:instrText>
-            </w:r>
-            <w:r>
-              <w:rPr>
-                <w:noProof/>
-                <w:webHidden/>
-              </w:rPr>
-            </w:r>
-            <w:r>
-              <w:rPr>
-                <w:noProof/>
-                <w:webHidden/>
-              </w:rPr>
-              <w:fldChar w:fldCharType="separate"/>
-            </w:r>
-            <w:r>
-              <w:rPr>
-                <w:noProof/>
-                <w:webHidden/>
-              </w:rPr>
-              <w:t>26</w:t>
-            </w:r>
-            <w:r>
-              <w:rPr>
-                <w:noProof/>
+              <w:t>27</w:t>
+            </w:r>
+            <w:r>
+              <w:rPr>
                 <w:webHidden/>
               </w:rPr>
               <w:fldChar w:fldCharType="end"/>
@@ -2456,11 +3009,12 @@
               <w14:ligatures w14:val="standardContextual"/>
             </w:rPr>
           </w:pPr>
-          <w:hyperlink w:anchor="_Toc190518922" w:history="1">
+          <w:hyperlink w:anchor="_Toc190631368" w:history="1">
             <w:r>
               <w:rPr>
                 <w:rStyle w:val="Hyperlink"/>
                 <w:rFonts w:ascii="Cambria" w:hAnsi="Cambria"/>
+                <w:lang w:val="ru-RU" w:eastAsia="en-GB"/>
               </w:rPr>
               <w:t>3.4</w:t>
             </w:r>
@@ -2479,8 +3033,9 @@
               <w:rPr>
                 <w:rStyle w:val="Hyperlink"/>
                 <w:rFonts w:ascii="Cambria" w:hAnsi="Cambria"/>
-              </w:rPr>
-              <w:t>Rakenduse MVP nõuded</w:t>
+                <w:lang w:eastAsia="en-GB"/>
+              </w:rPr>
+              <w:t>Olemasolevate lahenduste analüüs</w:t>
             </w:r>
             <w:r>
               <w:rPr>
@@ -2498,7 +3053,7 @@
               <w:rPr>
                 <w:webHidden/>
               </w:rPr>
-              <w:instrText xml:space="preserve"> PAGEREF _Toc190518922 \h </w:instrText>
+              <w:instrText xml:space="preserve"> PAGEREF _Toc190631368 \h </w:instrText>
             </w:r>
             <w:r>
               <w:rPr>
@@ -2515,7 +3070,7 @@
               <w:rPr>
                 <w:webHidden/>
               </w:rPr>
-              <w:t>27</w:t>
+              <w:t>28</w:t>
             </w:r>
             <w:r>
               <w:rPr>
@@ -2538,12 +3093,13 @@
               <w14:ligatures w14:val="standardContextual"/>
             </w:rPr>
           </w:pPr>
-          <w:hyperlink w:anchor="_Toc190518923" w:history="1">
+          <w:hyperlink w:anchor="_Toc190631369" w:history="1">
             <w:r>
               <w:rPr>
                 <w:rStyle w:val="Hyperlink"/>
                 <w:rFonts w:ascii="Cambria" w:hAnsi="Cambria"/>
                 <w:noProof/>
+                <w:lang w:eastAsia="en-GB"/>
               </w:rPr>
               <w:t>3.4.1</w:t>
             </w:r>
@@ -2564,33 +3120,211 @@
                 <w:rStyle w:val="Hyperlink"/>
                 <w:rFonts w:ascii="Cambria" w:hAnsi="Cambria"/>
                 <w:noProof/>
-              </w:rPr>
-              <w:t>V</w:t>
-            </w:r>
+                <w:lang w:eastAsia="en-GB"/>
+              </w:rPr>
+              <w:t>Raamastiku loomine</w:t>
+            </w:r>
+            <w:r>
+              <w:rPr>
+                <w:noProof/>
+                <w:webHidden/>
+              </w:rPr>
+              <w:tab/>
+            </w:r>
+            <w:r>
+              <w:rPr>
+                <w:noProof/>
+                <w:webHidden/>
+              </w:rPr>
+              <w:fldChar w:fldCharType="begin"/>
+            </w:r>
+            <w:r>
+              <w:rPr>
+                <w:noProof/>
+                <w:webHidden/>
+              </w:rPr>
+              <w:instrText xml:space="preserve"> PAGEREF _Toc190631369 \h </w:instrText>
+            </w:r>
+            <w:r>
+              <w:rPr>
+                <w:noProof/>
+                <w:webHidden/>
+              </w:rPr>
+            </w:r>
+            <w:r>
+              <w:rPr>
+                <w:noProof/>
+                <w:webHidden/>
+              </w:rPr>
+              <w:fldChar w:fldCharType="separate"/>
+            </w:r>
+            <w:r>
+              <w:rPr>
+                <w:noProof/>
+                <w:webHidden/>
+              </w:rPr>
+              <w:t>28</w:t>
+            </w:r>
+            <w:r>
+              <w:rPr>
+                <w:noProof/>
+                <w:webHidden/>
+              </w:rPr>
+              <w:fldChar w:fldCharType="end"/>
+            </w:r>
+          </w:hyperlink>
+        </w:p>
+        <w:p>
+          <w:pPr>
+            <w:pStyle w:val="TOC2"/>
+            <w:tabs>
+              <w:tab w:val="left" w:pos="720"/>
+              <w:tab w:val="right" w:pos="8778"/>
+            </w:tabs>
+            <w:rPr>
+              <w:rFonts w:asciiTheme="minorHAnsi" w:hAnsiTheme="minorHAnsi"/>
+              <w:kern w:val="2"/>
+              <w:sz w:val="24"/>
+              <w:szCs w:val="24"/>
+              <w:lang w:val="ru-RU" w:eastAsia="ru-RU"/>
+              <w14:ligatures w14:val="standardContextual"/>
+            </w:rPr>
+          </w:pPr>
+          <w:hyperlink w:anchor="_Toc190631370" w:history="1">
             <w:r>
               <w:rPr>
                 <w:rStyle w:val="Hyperlink"/>
                 <w:rFonts w:ascii="Cambria" w:hAnsi="Cambria"/>
-                <w:noProof/>
-                <w:lang w:val="et-EE"/>
-              </w:rPr>
-              <w:t>õrdlemine (</w:t>
+              </w:rPr>
+              <w:t>3.5</w:t>
+            </w:r>
+            <w:r>
+              <w:rPr>
+                <w:rFonts w:asciiTheme="minorHAnsi" w:hAnsiTheme="minorHAnsi"/>
+                <w:kern w:val="2"/>
+                <w:sz w:val="24"/>
+                <w:szCs w:val="24"/>
+                <w:lang w:val="ru-RU" w:eastAsia="ru-RU"/>
+                <w14:ligatures w14:val="standardContextual"/>
+              </w:rPr>
+              <w:tab/>
             </w:r>
             <w:r>
               <w:rPr>
                 <w:rStyle w:val="Hyperlink"/>
                 <w:rFonts w:ascii="Cambria" w:hAnsi="Cambria"/>
-                <w:noProof/>
-              </w:rPr>
-              <w:t>eKool, Stuudium, Moodle, Google Classroom</w:t>
-            </w:r>
+              </w:rPr>
+              <w:t>Rakenduse MVP nõuded</w:t>
+            </w:r>
+            <w:r>
+              <w:rPr>
+                <w:webHidden/>
+              </w:rPr>
+              <w:tab/>
+            </w:r>
+            <w:r>
+              <w:rPr>
+                <w:webHidden/>
+              </w:rPr>
+              <w:fldChar w:fldCharType="begin"/>
+            </w:r>
+            <w:r>
+              <w:rPr>
+                <w:webHidden/>
+              </w:rPr>
+              <w:instrText xml:space="preserve"> PAGEREF _Toc190631370 \h </w:instrText>
+            </w:r>
+            <w:r>
+              <w:rPr>
+                <w:webHidden/>
+              </w:rPr>
+            </w:r>
+            <w:r>
+              <w:rPr>
+                <w:webHidden/>
+              </w:rPr>
+              <w:fldChar w:fldCharType="separate"/>
+            </w:r>
+            <w:r>
+              <w:rPr>
+                <w:webHidden/>
+              </w:rPr>
+              <w:t>30</w:t>
+            </w:r>
+            <w:r>
+              <w:rPr>
+                <w:webHidden/>
+              </w:rPr>
+              <w:fldChar w:fldCharType="end"/>
+            </w:r>
+          </w:hyperlink>
+        </w:p>
+        <w:p>
+          <w:pPr>
+            <w:pStyle w:val="TOC3"/>
+            <w:rPr>
+              <w:rFonts w:asciiTheme="minorHAnsi" w:eastAsiaTheme="minorEastAsia" w:hAnsiTheme="minorHAnsi"/>
+              <w:noProof/>
+              <w:kern w:val="2"/>
+              <w:sz w:val="24"/>
+              <w:szCs w:val="24"/>
+              <w:lang w:val="ru-RU" w:eastAsia="ru-RU"/>
+              <w14:ligatures w14:val="standardContextual"/>
+            </w:rPr>
+          </w:pPr>
+          <w:hyperlink w:anchor="_Toc190631371" w:history="1">
             <w:r>
               <w:rPr>
                 <w:rStyle w:val="Hyperlink"/>
                 <w:rFonts w:ascii="Cambria" w:hAnsi="Cambria"/>
                 <w:noProof/>
+              </w:rPr>
+              <w:t>3.5.1</w:t>
+            </w:r>
+            <w:r>
+              <w:rPr>
+                <w:rFonts w:asciiTheme="minorHAnsi" w:eastAsiaTheme="minorEastAsia" w:hAnsiTheme="minorHAnsi"/>
+                <w:noProof/>
+                <w:kern w:val="2"/>
+                <w:sz w:val="24"/>
+                <w:szCs w:val="24"/>
+                <w:lang w:val="ru-RU" w:eastAsia="ru-RU"/>
+                <w14:ligatures w14:val="standardContextual"/>
+              </w:rPr>
+              <w:tab/>
+            </w:r>
+            <w:r>
+              <w:rPr>
+                <w:rStyle w:val="Hyperlink"/>
+                <w:rFonts w:ascii="Cambria" w:hAnsi="Cambria"/>
+                <w:noProof/>
+              </w:rPr>
+              <w:t>V</w:t>
+            </w:r>
+            <w:r>
+              <w:rPr>
+                <w:rStyle w:val="Hyperlink"/>
+                <w:rFonts w:ascii="Cambria" w:hAnsi="Cambria"/>
+                <w:noProof/>
                 <w:lang w:val="et-EE"/>
               </w:rPr>
+              <w:t>õrdlemine (</w:t>
+            </w:r>
+            <w:r>
+              <w:rPr>
+                <w:rStyle w:val="Hyperlink"/>
+                <w:rFonts w:ascii="Cambria" w:hAnsi="Cambria"/>
+                <w:noProof/>
+              </w:rPr>
+              <w:t>eKool, Stuudium, Moodle, Google Classroom</w:t>
+            </w:r>
+            <w:r>
+              <w:rPr>
+                <w:rStyle w:val="Hyperlink"/>
+                <w:rFonts w:ascii="Cambria" w:hAnsi="Cambria"/>
+                <w:noProof/>
+                <w:lang w:val="et-EE"/>
+              </w:rPr>
               <w:t>)</w:t>
             </w:r>
             <w:r>
@@ -2612,7 +3346,7 @@
                 <w:noProof/>
                 <w:webHidden/>
               </w:rPr>
-              <w:instrText xml:space="preserve"> PAGEREF _Toc190518923 \h </w:instrText>
+              <w:instrText xml:space="preserve"> PAGEREF _Toc190631371 \h </w:instrText>
             </w:r>
             <w:r>
               <w:rPr>
@@ -2632,7 +3366,7 @@
                 <w:noProof/>
                 <w:webHidden/>
               </w:rPr>
-              <w:t>27</w:t>
+              <w:t>30</w:t>
             </w:r>
             <w:r>
               <w:rPr>
@@ -2661,7 +3395,7 @@
               <w14:ligatures w14:val="standardContextual"/>
             </w:rPr>
           </w:pPr>
-          <w:hyperlink w:anchor="_Toc190518924" w:history="1">
+          <w:hyperlink w:anchor="_Toc190631372" w:history="1">
             <w:r>
               <w:rPr>
                 <w:rStyle w:val="Hyperlink"/>
@@ -2710,7 +3444,7 @@
                 <w:noProof/>
                 <w:webHidden/>
               </w:rPr>
-              <w:instrText xml:space="preserve"> PAGEREF _Toc190518924 \h </w:instrText>
+              <w:instrText xml:space="preserve"> PAGEREF _Toc190631372 \h </w:instrText>
             </w:r>
             <w:r>
               <w:rPr>
@@ -2730,7 +3464,7 @@
                 <w:noProof/>
                 <w:webHidden/>
               </w:rPr>
-              <w:t>28</w:t>
+              <w:t>31</w:t>
             </w:r>
             <w:r>
               <w:rPr>
@@ -2757,7 +3491,7 @@
               <w14:ligatures w14:val="standardContextual"/>
             </w:rPr>
           </w:pPr>
-          <w:hyperlink w:anchor="_Toc190518925" w:history="1">
+          <w:hyperlink w:anchor="_Toc190631373" w:history="1">
             <w:r>
               <w:rPr>
                 <w:rStyle w:val="Hyperlink"/>
@@ -2799,7 +3533,7 @@
               <w:rPr>
                 <w:webHidden/>
               </w:rPr>
-              <w:instrText xml:space="preserve"> PAGEREF _Toc190518925 \h </w:instrText>
+              <w:instrText xml:space="preserve"> PAGEREF _Toc190631373 \h </w:instrText>
             </w:r>
             <w:r>
               <w:rPr>
@@ -2816,7 +3550,7 @@
               <w:rPr>
                 <w:webHidden/>
               </w:rPr>
-              <w:t>28</w:t>
+              <w:t>31</w:t>
             </w:r>
             <w:r>
               <w:rPr>
@@ -2839,7 +3573,7 @@
               <w14:ligatures w14:val="standardContextual"/>
             </w:rPr>
           </w:pPr>
-          <w:hyperlink w:anchor="_Toc190518926" w:history="1">
+          <w:hyperlink w:anchor="_Toc190631374" w:history="1">
             <w:r>
               <w:rPr>
                 <w:rStyle w:val="Hyperlink"/>
@@ -2888,7 +3622,7 @@
                 <w:noProof/>
                 <w:webHidden/>
               </w:rPr>
-              <w:instrText xml:space="preserve"> PAGEREF _Toc190518926 \h </w:instrText>
+              <w:instrText xml:space="preserve"> PAGEREF _Toc190631374 \h </w:instrText>
             </w:r>
             <w:r>
               <w:rPr>
@@ -2908,7 +3642,7 @@
                 <w:noProof/>
                 <w:webHidden/>
               </w:rPr>
-              <w:t>28</w:t>
+              <w:t>31</w:t>
             </w:r>
             <w:r>
               <w:rPr>
@@ -2932,7 +3666,7 @@
               <w14:ligatures w14:val="standardContextual"/>
             </w:rPr>
           </w:pPr>
-          <w:hyperlink w:anchor="_Toc190518927" w:history="1">
+          <w:hyperlink w:anchor="_Toc190631375" w:history="1">
             <w:r>
               <w:rPr>
                 <w:rStyle w:val="Hyperlink"/>
@@ -2980,7 +3714,7 @@
                 <w:noProof/>
                 <w:webHidden/>
               </w:rPr>
-              <w:instrText xml:space="preserve"> PAGEREF _Toc190518927 \h </w:instrText>
+              <w:instrText xml:space="preserve"> PAGEREF _Toc190631375 \h </w:instrText>
             </w:r>
             <w:r>
               <w:rPr>
@@ -3000,7 +3734,7 @@
                 <w:noProof/>
                 <w:webHidden/>
               </w:rPr>
-              <w:t>28</w:t>
+              <w:t>31</w:t>
             </w:r>
             <w:r>
               <w:rPr>
@@ -3024,7 +3758,7 @@
               <w14:ligatures w14:val="standardContextual"/>
             </w:rPr>
           </w:pPr>
-          <w:hyperlink w:anchor="_Toc190518928" w:history="1">
+          <w:hyperlink w:anchor="_Toc190631376" w:history="1">
             <w:r>
               <w:rPr>
                 <w:rStyle w:val="Hyperlink"/>
@@ -3073,7 +3807,7 @@
                 <w:noProof/>
                 <w:webHidden/>
               </w:rPr>
-              <w:instrText xml:space="preserve"> PAGEREF _Toc190518928 \h </w:instrText>
+              <w:instrText xml:space="preserve"> PAGEREF _Toc190631376 \h </w:instrText>
             </w:r>
             <w:r>
               <w:rPr>
@@ -3093,7 +3827,7 @@
                 <w:noProof/>
                 <w:webHidden/>
               </w:rPr>
-              <w:t>28</w:t>
+              <w:t>31</w:t>
             </w:r>
             <w:r>
               <w:rPr>
@@ -3117,7 +3851,7 @@
               <w14:ligatures w14:val="standardContextual"/>
             </w:rPr>
           </w:pPr>
-          <w:hyperlink w:anchor="_Toc190518929" w:history="1">
+          <w:hyperlink w:anchor="_Toc190631377" w:history="1">
             <w:r>
               <w:rPr>
                 <w:rStyle w:val="Hyperlink"/>
@@ -3166,7 +3900,7 @@
                 <w:noProof/>
                 <w:webHidden/>
               </w:rPr>
-              <w:instrText xml:space="preserve"> PAGEREF _Toc190518929 \h </w:instrText>
+              <w:instrText xml:space="preserve"> PAGEREF _Toc190631377 \h </w:instrText>
             </w:r>
             <w:r>
               <w:rPr>
@@ -3186,7 +3920,7 @@
                 <w:noProof/>
                 <w:webHidden/>
               </w:rPr>
-              <w:t>28</w:t>
+              <w:t>31</w:t>
             </w:r>
             <w:r>
               <w:rPr>
@@ -3213,7 +3947,7 @@
               <w14:ligatures w14:val="standardContextual"/>
             </w:rPr>
           </w:pPr>
-          <w:hyperlink w:anchor="_Toc190518930" w:history="1">
+          <w:hyperlink w:anchor="_Toc190631378" w:history="1">
             <w:r>
               <w:rPr>
                 <w:rStyle w:val="Hyperlink"/>
@@ -3255,7 +3989,7 @@
               <w:rPr>
                 <w:webHidden/>
               </w:rPr>
-              <w:instrText xml:space="preserve"> PAGEREF _Toc190518930 \h </w:instrText>
+              <w:instrText xml:space="preserve"> PAGEREF _Toc190631378 \h </w:instrText>
             </w:r>
             <w:r>
               <w:rPr>
@@ -3272,7 +4006,7 @@
               <w:rPr>
                 <w:webHidden/>
               </w:rPr>
-              <w:t>29</w:t>
+              <w:t>32</w:t>
             </w:r>
             <w:r>
               <w:rPr>
@@ -3295,7 +4029,7 @@
               <w14:ligatures w14:val="standardContextual"/>
             </w:rPr>
           </w:pPr>
-          <w:hyperlink w:anchor="_Toc190518931" w:history="1">
+          <w:hyperlink w:anchor="_Toc190631379" w:history="1">
             <w:r>
               <w:rPr>
                 <w:rStyle w:val="Hyperlink"/>
@@ -3343,7 +4077,7 @@
                 <w:noProof/>
                 <w:webHidden/>
               </w:rPr>
-              <w:instrText xml:space="preserve"> PAGEREF _Toc190518931 \h </w:instrText>
+              <w:instrText xml:space="preserve"> PAGEREF _Toc190631379 \h </w:instrText>
             </w:r>
             <w:r>
               <w:rPr>
@@ -3363,7 +4097,7 @@
                 <w:noProof/>
                 <w:webHidden/>
               </w:rPr>
-              <w:t>29</w:t>
+              <w:t>32</w:t>
             </w:r>
             <w:r>
               <w:rPr>
@@ -3387,7 +4121,7 @@
               <w14:ligatures w14:val="standardContextual"/>
             </w:rPr>
           </w:pPr>
-          <w:hyperlink w:anchor="_Toc190518932" w:history="1">
+          <w:hyperlink w:anchor="_Toc190631380" w:history="1">
             <w:r>
               <w:rPr>
                 <w:rStyle w:val="Hyperlink"/>
@@ -3435,7 +4169,7 @@
                 <w:noProof/>
                 <w:webHidden/>
               </w:rPr>
-              <w:instrText xml:space="preserve"> PAGEREF _Toc190518932 \h </w:instrText>
+              <w:instrText xml:space="preserve"> PAGEREF _Toc190631380 \h </w:instrText>
             </w:r>
             <w:r>
               <w:rPr>
@@ -3455,7 +4189,7 @@
                 <w:noProof/>
                 <w:webHidden/>
               </w:rPr>
-              <w:t>29</w:t>
+              <w:t>32</w:t>
             </w:r>
             <w:r>
               <w:rPr>
@@ -3482,7 +4216,7 @@
               <w14:ligatures w14:val="standardContextual"/>
             </w:rPr>
           </w:pPr>
-          <w:hyperlink w:anchor="_Toc190518933" w:history="1">
+          <w:hyperlink w:anchor="_Toc190631381" w:history="1">
             <w:r>
               <w:rPr>
                 <w:rStyle w:val="Hyperlink"/>
@@ -3524,7 +4258,7 @@
               <w:rPr>
                 <w:webHidden/>
               </w:rPr>
-              <w:instrText xml:space="preserve"> PAGEREF _Toc190518933 \h </w:instrText>
+              <w:instrText xml:space="preserve"> PAGEREF _Toc190631381 \h </w:instrText>
             </w:r>
             <w:r>
               <w:rPr>
@@ -3541,7 +4275,7 @@
               <w:rPr>
                 <w:webHidden/>
               </w:rPr>
-              <w:t>29</w:t>
+              <w:t>32</w:t>
             </w:r>
             <w:r>
               <w:rPr>
@@ -3564,7 +4298,7 @@
               <w14:ligatures w14:val="standardContextual"/>
             </w:rPr>
           </w:pPr>
-          <w:hyperlink w:anchor="_Toc190518934" w:history="1">
+          <w:hyperlink w:anchor="_Toc190631382" w:history="1">
             <w:r>
               <w:rPr>
                 <w:rStyle w:val="Hyperlink"/>
@@ -3612,7 +4346,7 @@
                 <w:noProof/>
                 <w:webHidden/>
               </w:rPr>
-              <w:instrText xml:space="preserve"> PAGEREF _Toc190518934 \h </w:instrText>
+              <w:instrText xml:space="preserve"> PAGEREF _Toc190631382 \h </w:instrText>
             </w:r>
             <w:r>
               <w:rPr>
@@ -3632,7 +4366,7 @@
                 <w:noProof/>
                 <w:webHidden/>
               </w:rPr>
-              <w:t>30</w:t>
+              <w:t>33</w:t>
             </w:r>
             <w:r>
               <w:rPr>
@@ -3656,7 +4390,7 @@
               <w14:ligatures w14:val="standardContextual"/>
             </w:rPr>
           </w:pPr>
-          <w:hyperlink w:anchor="_Toc190518935" w:history="1">
+          <w:hyperlink w:anchor="_Toc190631383" w:history="1">
             <w:r>
               <w:rPr>
                 <w:rStyle w:val="Hyperlink"/>
@@ -3704,7 +4438,7 @@
                 <w:noProof/>
                 <w:webHidden/>
               </w:rPr>
-              <w:instrText xml:space="preserve"> PAGEREF _Toc190518935 \h </w:instrText>
+              <w:instrText xml:space="preserve"> PAGEREF _Toc190631383 \h </w:instrText>
             </w:r>
             <w:r>
               <w:rPr>
@@ -3724,7 +4458,7 @@
                 <w:noProof/>
                 <w:webHidden/>
               </w:rPr>
-              <w:t>30</w:t>
+              <w:t>33</w:t>
             </w:r>
             <w:r>
               <w:rPr>
@@ -3751,7 +4485,7 @@
               <w14:ligatures w14:val="standardContextual"/>
             </w:rPr>
           </w:pPr>
-          <w:hyperlink w:anchor="_Toc190518936" w:history="1">
+          <w:hyperlink w:anchor="_Toc190631384" w:history="1">
             <w:r>
               <w:rPr>
                 <w:rStyle w:val="Hyperlink"/>
@@ -3793,7 +4527,7 @@
               <w:rPr>
                 <w:webHidden/>
               </w:rPr>
-              <w:instrText xml:space="preserve"> PAGEREF _Toc190518936 \h </w:instrText>
+              <w:instrText xml:space="preserve"> PAGEREF _Toc190631384 \h </w:instrText>
             </w:r>
             <w:r>
               <w:rPr>
@@ -3810,7 +4544,7 @@
               <w:rPr>
                 <w:webHidden/>
               </w:rPr>
-              <w:t>30</w:t>
+              <w:t>33</w:t>
             </w:r>
             <w:r>
               <w:rPr>
@@ -3838,7 +4572,7 @@
               <w14:ligatures w14:val="standardContextual"/>
             </w:rPr>
           </w:pPr>
-          <w:hyperlink w:anchor="_Toc190518937" w:history="1">
+          <w:hyperlink w:anchor="_Toc190631385" w:history="1">
             <w:r>
               <w:rPr>
                 <w:rStyle w:val="Hyperlink"/>
@@ -3888,7 +4622,7 @@
                 <w:noProof/>
                 <w:webHidden/>
               </w:rPr>
-              <w:instrText xml:space="preserve"> PAGEREF _Toc190518937 \h </w:instrText>
+              <w:instrText xml:space="preserve"> PAGEREF _Toc190631385 \h </w:instrText>
             </w:r>
             <w:r>
               <w:rPr>
@@ -3908,7 +4642,7 @@
                 <w:noProof/>
                 <w:webHidden/>
               </w:rPr>
-              <w:t>31</w:t>
+              <w:t>34</w:t>
             </w:r>
             <w:r>
               <w:rPr>
@@ -3935,7 +4669,7 @@
               <w14:ligatures w14:val="standardContextual"/>
             </w:rPr>
           </w:pPr>
-          <w:hyperlink w:anchor="_Toc190518938" w:history="1">
+          <w:hyperlink w:anchor="_Toc190631386" w:history="1">
             <w:r>
               <w:rPr>
                 <w:rStyle w:val="Hyperlink"/>
@@ -3977,7 +4711,7 @@
               <w:rPr>
                 <w:webHidden/>
               </w:rPr>
-              <w:instrText xml:space="preserve"> PAGEREF _Toc190518938 \h </w:instrText>
+              <w:instrText xml:space="preserve"> PAGEREF _Toc190631386 \h </w:instrText>
             </w:r>
             <w:r>
               <w:rPr>
@@ -3994,7 +4728,7 @@
               <w:rPr>
                 <w:webHidden/>
               </w:rPr>
-              <w:t>31</w:t>
+              <w:t>34</w:t>
             </w:r>
             <w:r>
               <w:rPr>
@@ -4020,7 +4754,7 @@
               <w14:ligatures w14:val="standardContextual"/>
             </w:rPr>
           </w:pPr>
-          <w:hyperlink w:anchor="_Toc190518939" w:history="1">
+          <w:hyperlink w:anchor="_Toc190631387" w:history="1">
             <w:r>
               <w:rPr>
                 <w:rStyle w:val="Hyperlink"/>
@@ -4062,7 +4796,7 @@
               <w:rPr>
                 <w:webHidden/>
               </w:rPr>
-              <w:instrText xml:space="preserve"> PAGEREF _Toc190518939 \h </w:instrText>
+              <w:instrText xml:space="preserve"> PAGEREF _Toc190631387 \h </w:instrText>
             </w:r>
             <w:r>
               <w:rPr>
@@ -4079,7 +4813,7 @@
               <w:rPr>
                 <w:webHidden/>
               </w:rPr>
-              <w:t>31</w:t>
+              <w:t>34</w:t>
             </w:r>
             <w:r>
               <w:rPr>
@@ -4105,7 +4839,7 @@
               <w14:ligatures w14:val="standardContextual"/>
             </w:rPr>
           </w:pPr>
-          <w:hyperlink w:anchor="_Toc190518940" w:history="1">
+          <w:hyperlink w:anchor="_Toc190631388" w:history="1">
             <w:r>
               <w:rPr>
                 <w:rStyle w:val="Hyperlink"/>
@@ -4147,7 +4881,7 @@
               <w:rPr>
                 <w:webHidden/>
               </w:rPr>
-              <w:instrText xml:space="preserve"> PAGEREF _Toc190518940 \h </w:instrText>
+              <w:instrText xml:space="preserve"> PAGEREF _Toc190631388 \h </w:instrText>
             </w:r>
             <w:r>
               <w:rPr>
@@ -4164,7 +4898,7 @@
               <w:rPr>
                 <w:webHidden/>
               </w:rPr>
-              <w:t>31</w:t>
+              <w:t>34</w:t>
             </w:r>
             <w:r>
               <w:rPr>
@@ -4192,7 +4926,7 @@
               <w14:ligatures w14:val="standardContextual"/>
             </w:rPr>
           </w:pPr>
-          <w:hyperlink w:anchor="_Toc190518941" w:history="1">
+          <w:hyperlink w:anchor="_Toc190631389" w:history="1">
             <w:r>
               <w:rPr>
                 <w:rStyle w:val="Hyperlink"/>
@@ -4241,7 +4975,7 @@
                 <w:noProof/>
                 <w:webHidden/>
               </w:rPr>
-              <w:instrText xml:space="preserve"> PAGEREF _Toc190518941 \h </w:instrText>
+              <w:instrText xml:space="preserve"> PAGEREF _Toc190631389 \h </w:instrText>
             </w:r>
             <w:r>
               <w:rPr>
@@ -4261,7 +4995,7 @@
                 <w:noProof/>
                 <w:webHidden/>
               </w:rPr>
-              <w:t>32</w:t>
+              <w:t>35</w:t>
             </w:r>
             <w:r>
               <w:rPr>
@@ -4288,7 +5022,7 @@
               <w14:ligatures w14:val="standardContextual"/>
             </w:rPr>
           </w:pPr>
-          <w:hyperlink w:anchor="_Toc190518942" w:history="1">
+          <w:hyperlink w:anchor="_Toc190631390" w:history="1">
             <w:r>
               <w:rPr>
                 <w:rStyle w:val="Hyperlink"/>
@@ -4330,7 +5064,7 @@
               <w:rPr>
                 <w:webHidden/>
               </w:rPr>
-              <w:instrText xml:space="preserve"> PAGEREF _Toc190518942 \h </w:instrText>
+              <w:instrText xml:space="preserve"> PAGEREF _Toc190631390 \h </w:instrText>
             </w:r>
             <w:r>
               <w:rPr>
@@ -4347,7 +5081,7 @@
               <w:rPr>
                 <w:webHidden/>
               </w:rPr>
-              <w:t>33</w:t>
+              <w:t>36</w:t>
             </w:r>
             <w:r>
               <w:rPr>
@@ -5728,7 +6462,7 @@
           <w:lang w:val="ru-RU"/>
         </w:rPr>
       </w:pPr>
-      <w:bookmarkStart w:id="6" w:name="_Toc190518903"/>
+      <w:bookmarkStart w:id="6" w:name="_Toc190631343"/>
       <w:r>
         <w:rPr>
           <w:rFonts w:ascii="Cambria" w:hAnsi="Cambria"/>
@@ -6737,7 +7471,7 @@
           <w:lang w:val="en-GB"/>
         </w:rPr>
       </w:pPr>
-      <w:bookmarkStart w:id="7" w:name="_Toc190518904"/>
+      <w:bookmarkStart w:id="7" w:name="_Toc190631344"/>
       <w:r>
         <w:rPr>
           <w:rFonts w:ascii="Cambria" w:hAnsi="Cambria"/>
@@ -6756,7 +7490,7 @@
           <w:lang w:val="ru-RU"/>
         </w:rPr>
       </w:pPr>
-      <w:bookmarkStart w:id="8" w:name="_Toc190518905"/>
+      <w:bookmarkStart w:id="8" w:name="_Toc190631345"/>
       <w:r>
         <w:rPr>
           <w:rFonts w:ascii="Cambria" w:hAnsi="Cambria"/>
@@ -7241,7 +7975,7 @@
           <w:lang w:val="ru-RU"/>
         </w:rPr>
       </w:pPr>
-      <w:bookmarkStart w:id="9" w:name="_Toc190518906"/>
+      <w:bookmarkStart w:id="9" w:name="_Toc190631346"/>
       <w:r>
         <w:rPr>
           <w:rFonts w:ascii="Cambria" w:hAnsi="Cambria"/>
@@ -7280,7 +8014,7 @@
           <w:rFonts w:ascii="Cambria" w:hAnsi="Cambria"/>
         </w:rPr>
       </w:pPr>
-      <w:bookmarkStart w:id="10" w:name="_Toc190518907"/>
+      <w:bookmarkStart w:id="10" w:name="_Toc190631347"/>
       <w:r>
         <w:rPr>
           <w:rFonts w:ascii="Cambria" w:hAnsi="Cambria"/>
@@ -7601,7 +8335,7 @@
           <w:lang w:bidi="en-US"/>
         </w:rPr>
       </w:pPr>
-      <w:bookmarkStart w:id="11" w:name="_Toc190518908"/>
+      <w:bookmarkStart w:id="11" w:name="_Toc190631348"/>
       <w:r>
         <w:rPr>
           <w:rFonts w:ascii="Cambria" w:hAnsi="Cambria"/>
@@ -7771,7 +8505,7 @@
           <w:rFonts w:ascii="Cambria" w:hAnsi="Cambria"/>
         </w:rPr>
       </w:pPr>
-      <w:bookmarkStart w:id="12" w:name="_Toc190518909"/>
+      <w:bookmarkStart w:id="12" w:name="_Toc190631349"/>
       <w:r>
         <w:rPr>
           <w:rFonts w:ascii="Cambria" w:hAnsi="Cambria"/>
@@ -7846,16 +8580,7 @@
           <w:szCs w:val="24"/>
           <w:lang w:val="ru-RU"/>
         </w:rPr>
-        <w:t>: Automatiseeritud süsteemid saavad analüüsida õpilaste õpitulemusi ja soovitada individuaalseid õpiteid. Näiteks on AI-põhised hindamissüsteemid juba edukalt kasutusel mitmetes ülikoolides, pakkudes täpset ja kiiret hindamist, vähendades õpetajate töökoormust</w:t>
-      </w:r>
-      <w:r>
-        <w:rPr>
-          <w:rFonts w:ascii="Cambria" w:hAnsi="Cambria"/>
-          <w:sz w:val="24"/>
-          <w:szCs w:val="24"/>
-          <w:lang w:val="ru-RU"/>
-        </w:rPr>
-        <w:t>.</w:t>
+        <w:t>: Automatiseeritud süsteemid saavad analüüsida õpilaste õpitulemusi ja soovitada individuaalseid õpiteid. Näiteks on AI-põhised hindamissüsteemid juba edukalt kasutusel mitmetes ülikoolides, pakkudes täpset ja kiiret hindamist, vähendades õpetajate töökoormust.</w:t>
       </w:r>
     </w:p>
     <w:p>
@@ -7969,7 +8694,7 @@
           <w:szCs w:val="36"/>
         </w:rPr>
       </w:pPr>
-      <w:bookmarkStart w:id="13" w:name="_Toc190518910"/>
+      <w:bookmarkStart w:id="13" w:name="_Toc190631350"/>
       <w:r>
         <w:rPr>
           <w:rFonts w:ascii="Cambria" w:hAnsi="Cambria"/>
@@ -8139,7 +8864,7 @@
           <w:rFonts w:ascii="Cambria" w:hAnsi="Cambria"/>
         </w:rPr>
       </w:pPr>
-      <w:bookmarkStart w:id="14" w:name="_Toc190518911"/>
+      <w:bookmarkStart w:id="14" w:name="_Toc190631351"/>
       <w:r>
         <w:rPr>
           <w:rFonts w:ascii="Cambria" w:hAnsi="Cambria"/>
@@ -8155,7 +8880,7 @@
           <w:rFonts w:ascii="Cambria" w:hAnsi="Cambria"/>
         </w:rPr>
       </w:pPr>
-      <w:bookmarkStart w:id="15" w:name="_Toc190518912"/>
+      <w:bookmarkStart w:id="15" w:name="_Toc190631352"/>
       <w:r>
         <w:rPr>
           <w:rFonts w:ascii="Cambria" w:hAnsi="Cambria"/>
@@ -8168,6 +8893,7 @@
       <w:pPr>
         <w:spacing w:line="240" w:lineRule="auto"/>
         <w:rPr>
+          <w:rFonts w:ascii="Cambria" w:hAnsi="Cambria"/>
           <w:lang w:val="ru-RU"/>
         </w:rPr>
       </w:pPr>
@@ -8757,7 +9483,7 @@
         </w:rPr>
         <w:t xml:space="preserve"> </w:t>
       </w:r>
-      <w:bookmarkStart w:id="16" w:name="_Toc190518913"/>
+      <w:bookmarkStart w:id="16" w:name="_Toc190631353"/>
       <w:r>
         <w:rPr>
           <w:rFonts w:ascii="Cambria" w:hAnsi="Cambria"/>
@@ -9342,7 +10068,7 @@
           <w:rFonts w:ascii="Cambria" w:hAnsi="Cambria"/>
         </w:rPr>
       </w:pPr>
-      <w:bookmarkStart w:id="17" w:name="_Toc190518914"/>
+      <w:bookmarkStart w:id="17" w:name="_Toc190631354"/>
       <w:r>
         <w:rPr>
           <w:rFonts w:ascii="Cambria" w:hAnsi="Cambria"/>
@@ -11473,6 +12199,7 @@
         <w:ind w:left="720" w:hanging="720"/>
         <w:rPr>
           <w:rStyle w:val="Strong"/>
+          <w:rFonts w:ascii="Cambria" w:hAnsi="Cambria"/>
           <w:b/>
           <w:bCs w:val="0"/>
         </w:rPr>
@@ -11481,62 +12208,94 @@
     <w:p>
       <w:pPr>
         <w:pStyle w:val="Heading3"/>
-      </w:pPr>
+        <w:rPr>
+          <w:rFonts w:ascii="Cambria" w:hAnsi="Cambria"/>
+        </w:rPr>
+      </w:pPr>
+      <w:bookmarkStart w:id="18" w:name="_Toc190631355"/>
       <w:r>
         <w:rPr>
           <w:rStyle w:val="Strong"/>
+          <w:rFonts w:ascii="Cambria" w:hAnsi="Cambria"/>
           <w:b/>
           <w:bCs w:val="0"/>
         </w:rPr>
         <w:t>Ühine lähenemine ja seosed</w:t>
       </w:r>
+      <w:bookmarkEnd w:id="18"/>
     </w:p>
     <w:p>
       <w:pPr>
         <w:pStyle w:val="NormalWeb"/>
         <w:spacing w:line="240" w:lineRule="auto"/>
-      </w:pPr>
-      <w:r>
+        <w:rPr>
+          <w:rFonts w:ascii="Cambria" w:hAnsi="Cambria"/>
+        </w:rPr>
+      </w:pPr>
+      <w:r>
+        <w:rPr>
+          <w:rFonts w:ascii="Cambria" w:hAnsi="Cambria"/>
+        </w:rPr>
         <w:t xml:space="preserve">Kõik kolm standardit jagavad </w:t>
       </w:r>
       <w:r>
         <w:rPr>
           <w:rStyle w:val="Strong"/>
+          <w:rFonts w:ascii="Cambria" w:hAnsi="Cambria"/>
         </w:rPr>
         <w:t>ühiseid põhimõtteid</w:t>
       </w:r>
       <w:r>
+        <w:rPr>
+          <w:rFonts w:ascii="Cambria" w:hAnsi="Cambria"/>
+        </w:rPr>
         <w:t xml:space="preserve">, näiteks </w:t>
       </w:r>
       <w:r>
         <w:rPr>
           <w:rStyle w:val="Strong"/>
-        </w:rPr>
-        <w:t>protsesside süstemaatiline täiustamine, riskihindamine, sidusrühmade kaasamine ja teadmiste haldamine</w:t>
-      </w:r>
-      <w:r>
-        <w:t xml:space="preserve">. See </w:t>
-      </w:r>
-      <w:r>
+          <w:rFonts w:ascii="Cambria" w:hAnsi="Cambria"/>
+        </w:rPr>
+        <w:t xml:space="preserve">protsesside süstemaatiline täiustamine, riskihindamine, sidusrühmade kaasamine ja </w:t>
+      </w:r>
+      <w:r>
+        <w:rPr>
+          <w:rStyle w:val="Strong"/>
+          <w:rFonts w:ascii="Cambria" w:hAnsi="Cambria"/>
+        </w:rPr>
         <w:lastRenderedPageBreak/>
-        <w:t xml:space="preserve">näitab, et haridusasutuste digitaliseerimine ja automatiseerimine peab olema </w:t>
+        <w:t>teadmiste haldamine</w:t>
+      </w:r>
+      <w:r>
+        <w:rPr>
+          <w:rFonts w:ascii="Cambria" w:hAnsi="Cambria"/>
+        </w:rPr>
+        <w:t xml:space="preserve">. See näitab, et haridusasutuste digitaliseerimine ja automatiseerimine peab olema </w:t>
       </w:r>
       <w:r>
         <w:rPr>
           <w:rStyle w:val="Strong"/>
+          <w:rFonts w:ascii="Cambria" w:hAnsi="Cambria"/>
         </w:rPr>
         <w:t>terviklik protsess</w:t>
       </w:r>
       <w:r>
+        <w:rPr>
+          <w:rFonts w:ascii="Cambria" w:hAnsi="Cambria"/>
+        </w:rPr>
         <w:t xml:space="preserve">, mis ei keskendu ainult tehnilistele lahendustele, vaid hõlmab ka </w:t>
       </w:r>
       <w:r>
         <w:rPr>
           <w:rStyle w:val="Strong"/>
+          <w:rFonts w:ascii="Cambria" w:hAnsi="Cambria"/>
         </w:rPr>
         <w:t>juhtimise, infoturbe ja teadmiste jagamise</w:t>
       </w:r>
       <w:r>
+        <w:rPr>
+          <w:rFonts w:ascii="Cambria" w:hAnsi="Cambria"/>
+        </w:rPr>
         <w:t xml:space="preserve"> süsteeme.</w:t>
       </w:r>
     </w:p>
@@ -11544,25 +12303,35 @@
       <w:pPr>
         <w:pStyle w:val="NormalWeb"/>
         <w:spacing w:line="240" w:lineRule="auto"/>
-      </w:pPr>
-      <w:r>
+        <w:rPr>
+          <w:rFonts w:ascii="Cambria" w:hAnsi="Cambria"/>
+        </w:rPr>
+      </w:pPr>
+      <w:r>
+        <w:rPr>
+          <w:rFonts w:ascii="Cambria" w:hAnsi="Cambria"/>
+        </w:rPr>
         <w:t xml:space="preserve">Haridusasutused saavad </w:t>
       </w:r>
       <w:r>
         <w:rPr>
           <w:rStyle w:val="Strong"/>
+          <w:rFonts w:ascii="Cambria" w:hAnsi="Cambria"/>
         </w:rPr>
         <w:t>kombineerides neid standardeid</w:t>
       </w:r>
       <w:r>
+        <w:rPr>
+          <w:rFonts w:ascii="Cambria" w:hAnsi="Cambria"/>
+        </w:rPr>
         <w:t xml:space="preserve"> luua tõhusa ja jätkusuutliku automatiseeritud juhtimissüsteemi, mis aitab paremini vastata tänapäeva haridusvaldkonna väljakutsetele.</w:t>
       </w:r>
-      <w:bookmarkStart w:id="18" w:name="_Toc190518915"/>
     </w:p>
     <w:p>
       <w:pPr>
         <w:pStyle w:val="BodyText"/>
         <w:rPr>
+          <w:rFonts w:ascii="Cambria" w:hAnsi="Cambria"/>
           <w:lang w:val="et-EE" w:bidi="ar-SA"/>
         </w:rPr>
       </w:pPr>
@@ -11575,13 +12344,14 @@
           <w:lang w:val="ru-RU"/>
         </w:rPr>
       </w:pPr>
+      <w:bookmarkStart w:id="19" w:name="_Toc190631356"/>
       <w:r>
         <w:rPr>
           <w:rFonts w:ascii="Cambria" w:hAnsi="Cambria"/>
         </w:rPr>
         <w:t>Kaasaegsed probleemid ja väljakutsed</w:t>
       </w:r>
-      <w:bookmarkEnd w:id="18"/>
+      <w:bookmarkEnd w:id="19"/>
     </w:p>
     <w:p>
       <w:pPr>
@@ -11591,12 +12361,14 @@
           <w:lang w:val="ru-RU"/>
         </w:rPr>
       </w:pPr>
+      <w:bookmarkStart w:id="20" w:name="_Toc190631357"/>
       <w:r>
         <w:rPr>
           <w:rFonts w:ascii="Cambria" w:hAnsi="Cambria"/>
         </w:rPr>
         <w:t>Digitaalne transformatsioon ja automatiseerimine haridusasutustes</w:t>
       </w:r>
+      <w:bookmarkEnd w:id="20"/>
     </w:p>
     <w:p>
       <w:pPr>
@@ -11722,23 +12494,7 @@
           <w:sz w:val="24"/>
           <w:szCs w:val="28"/>
         </w:rPr>
-        <w:t>“Despite the utilization of a scheduling application at SMPN 1 Jombang, several significant shortcomings have been identified. The process for entering data into the system is particularly cumbersome and time-intensive." (Prakasa et al., 2024)”</w:t>
-      </w:r>
-      <w:r>
-        <w:rPr>
-          <w:rFonts w:ascii="Cambria" w:hAnsi="Cambria"/>
-          <w:sz w:val="24"/>
-          <w:szCs w:val="28"/>
-        </w:rPr>
-        <w:t xml:space="preserve"> </w:t>
-      </w:r>
-      <w:r>
-        <w:rPr>
-          <w:rFonts w:ascii="Cambria" w:hAnsi="Cambria"/>
-          <w:sz w:val="24"/>
-          <w:szCs w:val="28"/>
-        </w:rPr>
-        <w:t xml:space="preserve">See viitab sellele, et isegi kui süsteem suudab protsesse </w:t>
+        <w:t xml:space="preserve">“Despite the utilization of a scheduling application at SMPN 1 Jombang, several significant shortcomings have been identified. The process for entering data into the system is particularly cumbersome and time-intensive." (Prakasa et al., 2024)” See viitab sellele, et isegi kui süsteem suudab protsesse </w:t>
       </w:r>
       <w:r>
         <w:rPr>
@@ -11765,12 +12521,18 @@
       <w:pPr>
         <w:pStyle w:val="Heading3"/>
         <w:rPr>
+          <w:rFonts w:ascii="Cambria" w:hAnsi="Cambria"/>
           <w:lang w:val="ru-RU"/>
         </w:rPr>
       </w:pPr>
-      <w:r>
+      <w:bookmarkStart w:id="21" w:name="_Toc190631358"/>
+      <w:r>
+        <w:rPr>
+          <w:rFonts w:ascii="Cambria" w:hAnsi="Cambria"/>
+        </w:rPr>
         <w:t>Automatiseerimise väljakutsed haridusasutustes</w:t>
       </w:r>
+      <w:bookmarkEnd w:id="21"/>
     </w:p>
     <w:p>
       <w:pPr>
@@ -11798,9 +12560,13 @@
     <w:p>
       <w:pPr>
         <w:spacing w:line="240" w:lineRule="auto"/>
-      </w:pPr>
-      <w:r>
-        <w:rPr>
+        <w:rPr>
+          <w:rFonts w:ascii="Cambria" w:hAnsi="Cambria"/>
+        </w:rPr>
+      </w:pPr>
+      <w:r>
+        <w:rPr>
+          <w:rFonts w:ascii="Cambria" w:hAnsi="Cambria"/>
           <w:lang w:val="ru-RU"/>
         </w:rPr>
         <w:t>Üks peamisi probleeme on muutuste vastuvõtmine ja kohanemine uute tehnoloogiatega. Tunniplaanide automatiseerimine eeldab, et õpetajad ja kooli administraatorid mõistavad, kuidas süsteem töötab ja kuidas seda efektiivselt kasutada. Prakasa, Muklason ja Premananda (2024) leidsid, et paljud koolitöötajad ei olnud uue süsteemi kasutuselevõtuks valmis, kuna see nõudis neilt tehnilisi oskusi, mida neil varem ei olnud.</w:t>
@@ -11809,6 +12575,9 @@
     <w:p>
       <w:pPr>
         <w:spacing w:line="240" w:lineRule="auto"/>
+        <w:rPr>
+          <w:rFonts w:ascii="Cambria" w:hAnsi="Cambria"/>
+        </w:rPr>
       </w:pPr>
     </w:p>
     <w:p>
@@ -11883,14 +12652,21 @@
     <w:p>
       <w:pPr>
         <w:spacing w:line="240" w:lineRule="auto"/>
-      </w:pPr>
-      <w:r>
-        <w:rPr>
+        <w:rPr>
+          <w:rFonts w:ascii="Cambria" w:hAnsi="Cambria"/>
+        </w:rPr>
+      </w:pPr>
+      <w:r>
+        <w:rPr>
+          <w:rFonts w:ascii="Cambria" w:hAnsi="Cambria"/>
           <w:lang w:val="ru-RU"/>
         </w:rPr>
         <w:t>Lisaks toovad uuringud esile, et automatiseerimise mõju ei ole alati koheselt positiivne. Kuigi tunniplaanide automatiseerimine vähendas manuaalse töö hulka ja muutis ajakava koostamise protsessi kiiremaks, tuli töötajatel esialgu investeerida märkimisväärselt aega uue süsteemi õppimisse ja kohandamisse.</w:t>
       </w:r>
       <w:r>
+        <w:rPr>
+          <w:rFonts w:ascii="Cambria" w:hAnsi="Cambria"/>
+        </w:rPr>
         <w:t xml:space="preserve"> "Although the automated approach significantly reduced manual workload, users initially faced difficulties in adapting to the new system, requiring additional training and adjustments." (Prakasa et al., 2024)</w:t>
       </w:r>
     </w:p>
@@ -11905,13 +12681,24 @@
     <w:p>
       <w:pPr>
         <w:pStyle w:val="Heading3"/>
-      </w:pPr>
-      <w:r>
+        <w:rPr>
+          <w:rFonts w:ascii="Cambria" w:hAnsi="Cambria"/>
+        </w:rPr>
+      </w:pPr>
+      <w:bookmarkStart w:id="22" w:name="_Toc190631359"/>
+      <w:r>
+        <w:rPr>
+          <w:rFonts w:ascii="Cambria" w:hAnsi="Cambria"/>
+        </w:rPr>
         <w:t>Küberturvalisuse ja andmekaitse väljakutsed</w:t>
       </w:r>
       <w:r>
+        <w:rPr>
+          <w:rFonts w:ascii="Cambria" w:hAnsi="Cambria"/>
+        </w:rPr>
         <w:t>:</w:t>
       </w:r>
+      <w:bookmarkEnd w:id="22"/>
     </w:p>
     <w:p>
       <w:pPr>
@@ -12099,7 +12886,7 @@
           <w:szCs w:val="28"/>
           <w:lang w:val="ru-RU" w:eastAsia="ru-RU"/>
         </w:rPr>
-        <w:t xml:space="preserve">. See tähendab, et üle poole töötajatest ei olnud teadlikud küberohtudest ega </w:t>
+        <w:t xml:space="preserve">. See tähendab, et üle poole töötajatest ei olnud teadlikud küberohtudest ega teadnud, kuidas oma tegevusega võimalikke ründeid ennetada. Võrreldes erasektoriga, kus infoturbe koolitused on tihti kohustuslikud, on see näitaja </w:t>
       </w:r>
       <w:r>
         <w:rPr>
@@ -12109,7 +12896,7 @@
           <w:lang w:val="ru-RU" w:eastAsia="ru-RU"/>
         </w:rPr>
         <w:lastRenderedPageBreak/>
-        <w:t>teadnud, kuidas oma tegevusega võimalikke ründeid ennetada. Võrreldes erasektoriga, kus infoturbe koolitused on tihti kohustuslikud, on see näitaja murettekitavalt madal (Jawaid, 2022).</w:t>
+        <w:t>murettekitavalt madal (Jawaid, 2022).</w:t>
       </w:r>
       <w:r>
         <w:rPr>
@@ -12310,12 +13097,18 @@
       <w:pPr>
         <w:pStyle w:val="Heading3"/>
         <w:rPr>
+          <w:rFonts w:ascii="Cambria" w:hAnsi="Cambria"/>
           <w:lang w:val="ru-RU"/>
         </w:rPr>
       </w:pPr>
-      <w:r>
+      <w:bookmarkStart w:id="23" w:name="_Toc190631360"/>
+      <w:r>
+        <w:rPr>
+          <w:rFonts w:ascii="Cambria" w:hAnsi="Cambria"/>
+        </w:rPr>
         <w:t>Teadmiste haldamine ja dokumentatsiooni automatiseerimine</w:t>
       </w:r>
+      <w:bookmarkEnd w:id="23"/>
     </w:p>
     <w:p>
       <w:pPr>
@@ -12477,6 +13270,7 @@
           <w:sz w:val="24"/>
           <w:szCs w:val="24"/>
         </w:rPr>
+        <w:lastRenderedPageBreak/>
         <w:t>Dokumentide automatiseerimine peaks teoorias parandama teabe kättesaadavust ja vähendama vigu, kuid praktikas võivad süsteemid olla killustatud ja mitte ühilduvad olemasolevate infosüsteemidega. Haridusasutustes kasutatavad erinevad e-õppe platvormid, failihaldussüsteemid ja sisuhalduslahendused võivad tekitada paralleelseid teadmiste kogumeid, kus sama teave eksisteerib mitmes versioonis, ilma et oleks tagatud selle ajakohasus ja terviklikkus.</w:t>
       </w:r>
     </w:p>
@@ -12493,22 +13287,21 @@
     </w:p>
     <w:p>
       <w:pPr>
-        <w:pStyle w:val="Heading3"/>
-        <w:numPr>
-          <w:ilvl w:val="0"/>
-          <w:numId w:val="0"/>
-        </w:numPr>
-        <w:ind w:left="720" w:hanging="720"/>
-        <w:rPr>
-          <w:rFonts w:ascii="Cambria" w:hAnsi="Cambria"/>
-        </w:rPr>
-      </w:pPr>
-      <w:r>
-        <w:rPr>
-          <w:rStyle w:val="Strong"/>
+        <w:rPr>
           <w:rFonts w:ascii="Cambria" w:hAnsi="Cambria"/>
           <w:b/>
-          <w:bCs w:val="0"/>
+          <w:bCs/>
+          <w:sz w:val="24"/>
+          <w:szCs w:val="28"/>
+        </w:rPr>
+      </w:pPr>
+      <w:r>
+        <w:rPr>
+          <w:rFonts w:ascii="Cambria" w:hAnsi="Cambria"/>
+          <w:b/>
+          <w:bCs/>
+          <w:sz w:val="24"/>
+          <w:szCs w:val="28"/>
         </w:rPr>
         <w:t>Teadmiste kvaliteedi ja ajakohasuse probleemid</w:t>
       </w:r>
@@ -12536,6 +13329,7 @@
       <w:pPr>
         <w:pStyle w:val="BodyText"/>
         <w:rPr>
+          <w:rFonts w:ascii="Cambria" w:hAnsi="Cambria"/>
           <w:sz w:val="22"/>
           <w:szCs w:val="22"/>
           <w:lang w:val="et-EE" w:bidi="ar-SA"/>
@@ -12550,6 +13344,7 @@
           <w:szCs w:val="24"/>
         </w:rPr>
       </w:pPr>
+      <w:bookmarkStart w:id="24" w:name="_Toc190631361"/>
       <w:r>
         <w:rPr>
           <w:rFonts w:ascii="Cambria" w:hAnsi="Cambria"/>
@@ -12557,6 +13352,7 @@
         </w:rPr>
         <w:t>Organisatsioonilised ja kultuurilised barjäärid</w:t>
       </w:r>
+      <w:bookmarkEnd w:id="24"/>
     </w:p>
     <w:p>
       <w:pPr>
@@ -12617,6 +13413,7 @@
       <w:pPr>
         <w:spacing w:line="240" w:lineRule="auto"/>
         <w:rPr>
+          <w:rFonts w:ascii="Cambria" w:hAnsi="Cambria"/>
           <w:lang w:val="ru-RU" w:bidi="en-US"/>
         </w:rPr>
       </w:pPr>
@@ -12668,30 +13465,14 @@
           <w:sz w:val="24"/>
           <w:szCs w:val="24"/>
         </w:rPr>
-        <w:t xml:space="preserve">. </w:t>
-      </w:r>
-      <w:r>
-        <w:rPr>
-          <w:rFonts w:ascii="Cambria" w:hAnsi="Cambria"/>
-          <w:sz w:val="24"/>
-          <w:szCs w:val="24"/>
-        </w:rPr>
-        <w:t>"The most important asset an organisation has is its human resources. The success or failure of digital transformation depends on people, not technology." (Gkrimpizi &amp; Peristeras, 2022)</w:t>
-      </w:r>
-      <w:r>
-        <w:rPr>
-          <w:rFonts w:ascii="Cambria" w:hAnsi="Cambria"/>
-          <w:sz w:val="24"/>
-          <w:szCs w:val="24"/>
-        </w:rPr>
-        <w:t>.</w:t>
+        <w:t>. "The most important asset an organisation has is its human resources. The success or failure of digital transformation depends on people, not technology." (Gkrimpizi &amp; Peristeras, 2022).</w:t>
       </w:r>
     </w:p>
     <w:p>
       <w:pPr>
         <w:spacing w:line="240" w:lineRule="auto"/>
         <w:rPr>
-          <w:rFonts w:ascii="Arial" w:hAnsi="Arial" w:cs="Arial"/>
+          <w:rFonts w:ascii="Cambria" w:hAnsi="Cambria" w:cs="Arial"/>
           <w:lang w:val="et-EE"/>
         </w:rPr>
       </w:pPr>
@@ -12716,7 +13497,6 @@
           <w:szCs w:val="24"/>
           <w:lang w:val="ru-RU"/>
         </w:rPr>
-        <w:lastRenderedPageBreak/>
         <w:t>Juhtimise ja strateegia puudujäägid</w:t>
       </w:r>
     </w:p>
@@ -12737,15 +13517,17 @@
           <w:szCs w:val="28"/>
           <w:lang w:val="ru-RU"/>
         </w:rPr>
-        <w:t>Teine oluline takistus on juhtimise ja strateegilise visiooni puudumine, mis mõjutab otseselt digitaliseerimise edukust. Kui juhtkond ei suuda pakkuda tuge ja selget suunda, langeb töötajate motivatsioon ning valmidus tehnoloogilisi muutusi omaks võtta (Gkrimpizi &amp; Peristeras, 2022)</w:t>
+        <w:t xml:space="preserve">Teine oluline takistus on juhtimise ja strateegilise visiooni puudumine, mis mõjutab otseselt digitaliseerimise edukust. Kui juhtkond ei suuda pakkuda tuge ja selget suunda, langeb töötajate motivatsioon ning valmidus tehnoloogilisi muutusi omaks </w:t>
       </w:r>
       <w:r>
         <w:rPr>
           <w:rFonts w:ascii="Cambria" w:hAnsi="Cambria"/>
           <w:sz w:val="24"/>
           <w:szCs w:val="28"/>
-        </w:rPr>
-        <w:t xml:space="preserve">. </w:t>
+          <w:lang w:val="ru-RU"/>
+        </w:rPr>
+        <w:lastRenderedPageBreak/>
+        <w:t>võtta (Gkrimpizi &amp; Peristeras, 2022)</w:t>
       </w:r>
       <w:r>
         <w:rPr>
@@ -12753,20 +13535,13 @@
           <w:sz w:val="24"/>
           <w:szCs w:val="28"/>
         </w:rPr>
-        <w:t>Lisaks on juhtimise roll oluline koostöö ja kommunikatsiooni edendamisel, et ülikoolide ja haridusasutuste erinevad osakonnad suudaksid ühiselt töötada uute süsteemide tõhusaks rakendamiseks. Koordineerimise puudumine organisatsioonis võib põhjustada osakondade iseseisvat tegutsemist, mis pärsib terviklikku digitaliseerimist</w:t>
-      </w:r>
-      <w:r>
-        <w:rPr>
-          <w:rFonts w:ascii="Cambria" w:hAnsi="Cambria"/>
-          <w:sz w:val="24"/>
-          <w:szCs w:val="28"/>
-        </w:rPr>
-        <w:t>.</w:t>
-      </w:r>
-    </w:p>
-    <w:p>
-      <w:pPr>
-        <w:rPr>
+        <w:t>. Lisaks on juhtimise roll oluline koostöö ja kommunikatsiooni edendamisel, et ülikoolide ja haridusasutuste erinevad osakonnad suudaksid ühiselt töötada uute süsteemide tõhusaks rakendamiseks. Koordineerimise puudumine organisatsioonis võib põhjustada osakondade iseseisvat tegutsemist, mis pärsib terviklikku digitaliseerimist.</w:t>
+      </w:r>
+    </w:p>
+    <w:p>
+      <w:pPr>
+        <w:rPr>
+          <w:rFonts w:ascii="Cambria" w:hAnsi="Cambria"/>
           <w:lang w:val="et-EE"/>
         </w:rPr>
       </w:pPr>
@@ -12808,7 +13583,7 @@
           <w:sz w:val="24"/>
           <w:szCs w:val="28"/>
         </w:rPr>
-        <w:t>Digitaliseerimise juurutamist pärsivad ka haridusasutustes juurdunud kultuurilised hoiakud ja bürokraatlikud struktuurid. Konservatiivne ja riskikartlik organisatsioonikultuur on üks peamisi põhjuseid, miks haridusasutused jäävad tehnoloogia rakendamisel maha teistest sektoritest (Gkrimpizi &amp; Peristeras, 2022)</w:t>
+        <w:t>Digitaliseerimise juurutamist pärsivad ka haridusasutustes juurdunud kultuurilised hoiakud ja bürokraatlikud struktuurid. Konservatiivne ja riskikartlik organisatsioonikultuur on üks peamisi põhjuseid, miks haridusasutused jäävad tehnoloogia rakendamisel maha teistest sektoritest (Gkrimpizi &amp; Peristeras, 2022). "The transition of universities from traditional to digital is hindered by the ‘dominant logic’. The prevailing conservative, bureaucratic and risk-averse culture impedes the implementation of digital transformation." (Gkrimpizi &amp; Peristeras, 2022)</w:t>
       </w:r>
       <w:r>
         <w:rPr>
@@ -12816,39 +13591,7 @@
           <w:sz w:val="24"/>
           <w:szCs w:val="28"/>
         </w:rPr>
-        <w:t xml:space="preserve">. </w:t>
-      </w:r>
-      <w:r>
-        <w:rPr>
-          <w:rFonts w:ascii="Cambria" w:hAnsi="Cambria"/>
-          <w:sz w:val="24"/>
-          <w:szCs w:val="28"/>
-        </w:rPr>
-        <w:t>"The transition of universities from traditional to digital is hindered by the ‘dominant logic’. The prevailing conservative, bureaucratic and risk-averse culture impedes the implementation of digital transformation." (Gkrimpizi &amp; Peristeras, 2022</w:t>
-      </w:r>
-      <w:r>
-        <w:rPr>
-          <w:rFonts w:ascii="Cambria" w:hAnsi="Cambria"/>
-          <w:sz w:val="24"/>
-          <w:szCs w:val="28"/>
-        </w:rPr>
-        <w:t>)</w:t>
-      </w:r>
-      <w:r>
-        <w:rPr>
-          <w:rFonts w:ascii="Cambria" w:hAnsi="Cambria"/>
-          <w:sz w:val="24"/>
-          <w:szCs w:val="28"/>
-        </w:rPr>
-        <w:t xml:space="preserve"> </w:t>
-      </w:r>
-      <w:r>
-        <w:rPr>
-          <w:rFonts w:ascii="Cambria" w:hAnsi="Cambria"/>
-          <w:sz w:val="24"/>
-          <w:szCs w:val="28"/>
-        </w:rPr>
-        <w:t>See tähendab, et muutused ei sõltu ainult üksikisikute vastupanust, vaid ka organisatsiooni kui terviku inertsusest, mis takistab kiiret kohanemist uute tehnoloogiatega. Kui haridusasutused ei suuda kohaneda muutustega, jäävad nad maha innovatsioonist ning kaotavad oma konkurentsivõime.</w:t>
+        <w:t xml:space="preserve"> See tähendab, et muutused ei sõltu ainult üksikisikute vastupanust, vaid ka organisatsiooni kui terviku inertsusest, mis takistab kiiret kohanemist uute tehnoloogiatega. Kui haridusasutused ei suuda kohaneda muutustega, jäävad nad maha innovatsioonist ning kaotavad oma konkurentsivõime.</w:t>
       </w:r>
     </w:p>
     <w:p>
@@ -13015,33 +13758,41 @@
           <w:szCs w:val="24"/>
           <w:lang w:val="et-EE" w:bidi="en-US"/>
         </w:rPr>
+        <w:t>isaks vajab pilvetehnoloogiate kasutuselevõtt personali täiendavat koolitamist, kuna uued süsteemid nõuavad teadmisi infoturbest, andmehaldusest ja küberturvalisusest. Kui haridusasutused ei paku töötajatele vajalikku koolitust, võib see vähendada tehnoloogiate efektiivset kasutuselevõttu ja suurendada turvariske</w:t>
+      </w:r>
+      <w:r>
+        <w:rPr>
+          <w:rFonts w:ascii="Cambria" w:hAnsi="Cambria"/>
+          <w:sz w:val="24"/>
+          <w:szCs w:val="24"/>
+        </w:rPr>
+        <w:t>.</w:t>
+      </w:r>
+    </w:p>
+    <w:p>
+      <w:pPr>
+        <w:rPr>
+          <w:rFonts w:ascii="Cambria" w:hAnsi="Cambria"/>
+          <w:lang w:val="et-EE" w:bidi="en-US"/>
+        </w:rPr>
+      </w:pPr>
+    </w:p>
+    <w:p>
+      <w:pPr>
+        <w:pStyle w:val="Heading3"/>
+        <w:rPr>
+          <w:rFonts w:ascii="Cambria" w:hAnsi="Cambria"/>
+        </w:rPr>
+      </w:pPr>
+      <w:bookmarkStart w:id="25" w:name="_Toc190631362"/>
+      <w:r>
+        <w:rPr>
+          <w:rFonts w:ascii="Cambria" w:hAnsi="Cambria"/>
+        </w:rPr>
         <w:lastRenderedPageBreak/>
-        <w:t>isaks vajab pilvetehnoloogiate kasutuselevõtt personali täiendavat koolitamist, kuna uued süsteemid nõuavad teadmisi infoturbest, andmehaldusest ja küberturvalisusest. Kui haridusasutused ei paku töötajatele vajalikku koolitust, võib see vähendada tehnoloogiate efektiivset kasutuselevõttu ja suurendada turvariske</w:t>
-      </w:r>
-      <w:r>
-        <w:rPr>
-          <w:rFonts w:ascii="Cambria" w:hAnsi="Cambria"/>
-          <w:sz w:val="24"/>
-          <w:szCs w:val="24"/>
-        </w:rPr>
-        <w:t>.</w:t>
-      </w:r>
-    </w:p>
-    <w:p>
-      <w:pPr>
-        <w:rPr>
-          <w:rFonts w:ascii="Cambria" w:hAnsi="Cambria"/>
-          <w:lang w:val="et-EE" w:bidi="en-US"/>
-        </w:rPr>
-      </w:pPr>
-    </w:p>
-    <w:p>
-      <w:pPr>
-        <w:pStyle w:val="Heading3"/>
-      </w:pPr>
-      <w:r>
         <w:t>Tulevikuväljakutsed ja lahendused</w:t>
       </w:r>
+      <w:bookmarkEnd w:id="25"/>
     </w:p>
     <w:p>
       <w:pPr>
@@ -13469,7 +14220,7 @@
           <w:rFonts w:ascii="Cambria" w:hAnsi="Cambria"/>
         </w:rPr>
       </w:pPr>
-      <w:bookmarkStart w:id="19" w:name="_Toc190518916"/>
+      <w:bookmarkStart w:id="26" w:name="_Toc190631363"/>
       <w:r>
         <w:rPr>
           <w:rFonts w:ascii="Cambria" w:hAnsi="Cambria"/>
@@ -13477,7 +14228,7 @@
         <w:lastRenderedPageBreak/>
         <w:t>AUTOMAATIKA METOODIKA JA UURIMISRAAMISTIK</w:t>
       </w:r>
-      <w:bookmarkEnd w:id="19"/>
+      <w:bookmarkEnd w:id="26"/>
     </w:p>
     <w:p>
       <w:pPr>
@@ -13486,14 +14237,14 @@
           <w:rFonts w:ascii="Cambria" w:hAnsi="Cambria"/>
         </w:rPr>
       </w:pPr>
-      <w:bookmarkStart w:id="20" w:name="_Toc190518917"/>
+      <w:bookmarkStart w:id="27" w:name="_Toc190631364"/>
       <w:r>
         <w:rPr>
           <w:rFonts w:ascii="Cambria" w:hAnsi="Cambria"/>
         </w:rPr>
         <w:t>Uurimismeetodid ja andmekogumine</w:t>
       </w:r>
-      <w:bookmarkEnd w:id="20"/>
+      <w:bookmarkEnd w:id="27"/>
     </w:p>
     <w:p>
       <w:pPr>
@@ -13567,25 +14318,841 @@
     </w:p>
     <w:p>
       <w:pPr>
-        <w:rPr>
-          <w:rFonts w:ascii="Cambria" w:hAnsi="Cambria"/>
+        <w:tabs>
+          <w:tab w:val="clear" w:pos="6237"/>
+        </w:tabs>
+        <w:spacing w:before="100" w:beforeAutospacing="1" w:after="100" w:afterAutospacing="1" w:line="240" w:lineRule="auto"/>
+        <w:rPr>
+          <w:rFonts w:ascii="Cambria" w:eastAsia="Times New Roman" w:hAnsi="Cambria" w:cs="Times New Roman"/>
           <w:b/>
           <w:bCs/>
           <w:sz w:val="24"/>
           <w:szCs w:val="24"/>
-          <w:lang w:val="en-GB" w:eastAsia="en-GB"/>
-        </w:rPr>
-      </w:pPr>
-      <w:r>
-        <w:rPr>
-          <w:rFonts w:ascii="Cambria" w:hAnsi="Cambria"/>
+          <w:lang w:val="ru-RU" w:eastAsia="en-GB"/>
+        </w:rPr>
+      </w:pPr>
+      <w:r>
+        <w:rPr>
+          <w:rFonts w:ascii="Cambria" w:eastAsia="Times New Roman" w:hAnsi="Cambria" w:cs="Times New Roman"/>
           <w:b/>
           <w:bCs/>
           <w:sz w:val="24"/>
           <w:szCs w:val="24"/>
+          <w:lang w:val="ru-RU" w:eastAsia="en-GB"/>
+        </w:rPr>
+        <w:t>Andmekogumise protsess</w:t>
+      </w:r>
+    </w:p>
+    <w:p>
+      <w:pPr>
+        <w:spacing w:line="240" w:lineRule="auto"/>
+        <w:rPr>
+          <w:lang w:val="ru-RU" w:eastAsia="en-GB"/>
+        </w:rPr>
+      </w:pPr>
+      <w:r>
+        <w:rPr>
+          <w:lang w:val="ru-RU" w:eastAsia="en-GB"/>
+        </w:rPr>
+        <w:t>Küsitlus viidi läbi veebiplatvormi Typeform kaudu, et tagada vastajatele lihtne ligipääs ning mugavus küsimustikule vastamisel. Typeform võimaldas kasutada dünaamilist ja kasutajasõbralikku vormi, mis kohandus vastajate seadmetega ning tagas kõrge täitmise määra. Veebipõhine lähenemine võimaldas osalejatel täita küsitluse endale sobival ajal ning tagas kiire ja tõhusa andmete kogumise. Küsitlus oli anonüümne, et tagada vastajate väljendusvabadus ning vähendada sotsiaalselt soovitava vastamise mõju.</w:t>
+      </w:r>
+    </w:p>
+    <w:p>
+      <w:pPr>
+        <w:tabs>
+          <w:tab w:val="clear" w:pos="6237"/>
+        </w:tabs>
+        <w:spacing w:before="100" w:beforeAutospacing="1" w:after="100" w:afterAutospacing="1" w:line="240" w:lineRule="auto"/>
+        <w:rPr>
+          <w:rFonts w:ascii="Cambria" w:eastAsia="Times New Roman" w:hAnsi="Cambria" w:cs="Times New Roman"/>
+          <w:b/>
+          <w:bCs/>
+          <w:sz w:val="24"/>
+          <w:szCs w:val="24"/>
+          <w:lang w:val="ru-RU" w:eastAsia="en-GB"/>
+        </w:rPr>
+      </w:pPr>
+      <w:r>
+        <w:rPr>
+          <w:rFonts w:ascii="Cambria" w:eastAsia="Times New Roman" w:hAnsi="Cambria" w:cs="Times New Roman"/>
+          <w:b/>
+          <w:bCs/>
+          <w:sz w:val="24"/>
+          <w:szCs w:val="24"/>
+          <w:lang w:val="ru-RU" w:eastAsia="en-GB"/>
+        </w:rPr>
+        <w:t>Valim ja osalejad</w:t>
+      </w:r>
+    </w:p>
+    <w:p>
+      <w:pPr>
+        <w:spacing w:line="240" w:lineRule="auto"/>
+        <w:rPr>
+          <w:lang w:val="ru-RU" w:eastAsia="en-GB"/>
+        </w:rPr>
+      </w:pPr>
+      <w:r>
+        <w:rPr>
+          <w:lang w:val="ru-RU" w:eastAsia="en-GB"/>
+        </w:rPr>
+        <w:t>Uuringus osales kokku 58 vastajat, kelle hulgas olid õpetajad, koolijuhid, administraatorid ja IT-spetsialistid erinevatest haridusasutustest. Valim oli mitmekesine, hõlmates nii üldhariduskoolide kui ka kutseõppeasutuste töötajaid. Vastajate hulga tõttu võib uuringut pidada eksploratiivseks, andes esmase ülevaate haridusasutuste töötajate suhtumisest automatiseerimisse.</w:t>
+      </w:r>
+    </w:p>
+    <w:p>
+      <w:pPr>
+        <w:tabs>
+          <w:tab w:val="clear" w:pos="6237"/>
+        </w:tabs>
+        <w:spacing w:before="100" w:beforeAutospacing="1" w:after="100" w:afterAutospacing="1" w:line="240" w:lineRule="auto"/>
+        <w:rPr>
+          <w:rFonts w:ascii="Cambria" w:eastAsia="Times New Roman" w:hAnsi="Cambria" w:cs="Times New Roman"/>
+          <w:b/>
+          <w:bCs/>
+          <w:sz w:val="24"/>
+          <w:szCs w:val="24"/>
+          <w:lang w:val="ru-RU" w:eastAsia="en-GB"/>
+        </w:rPr>
+      </w:pPr>
+      <w:r>
+        <w:rPr>
+          <w:rFonts w:ascii="Cambria" w:eastAsia="Times New Roman" w:hAnsi="Cambria" w:cs="Times New Roman"/>
+          <w:b/>
+          <w:bCs/>
+          <w:sz w:val="24"/>
+          <w:szCs w:val="24"/>
+          <w:lang w:val="ru-RU" w:eastAsia="en-GB"/>
+        </w:rPr>
+        <w:t>Küsitluse ülesehitus</w:t>
+      </w:r>
+    </w:p>
+    <w:p>
+      <w:pPr>
+        <w:tabs>
+          <w:tab w:val="clear" w:pos="6237"/>
+        </w:tabs>
+        <w:spacing w:before="100" w:beforeAutospacing="1" w:after="100" w:afterAutospacing="1" w:line="240" w:lineRule="auto"/>
+        <w:rPr>
+          <w:rFonts w:ascii="Cambria" w:eastAsia="Times New Roman" w:hAnsi="Cambria" w:cs="Times New Roman"/>
+          <w:sz w:val="24"/>
+          <w:szCs w:val="24"/>
+          <w:lang w:val="ru-RU" w:eastAsia="en-GB"/>
+        </w:rPr>
+      </w:pPr>
+      <w:r>
+        <w:rPr>
+          <w:rFonts w:ascii="Cambria" w:eastAsia="Times New Roman" w:hAnsi="Cambria" w:cs="Times New Roman"/>
+          <w:sz w:val="24"/>
+          <w:szCs w:val="24"/>
+          <w:lang w:val="ru-RU" w:eastAsia="en-GB"/>
+        </w:rPr>
+        <w:t xml:space="preserve">Küsitlus koosnes </w:t>
+      </w:r>
+      <w:r>
+        <w:rPr>
+          <w:rFonts w:ascii="Cambria" w:eastAsia="Times New Roman" w:hAnsi="Cambria" w:cs="Times New Roman"/>
+          <w:b/>
+          <w:bCs/>
+          <w:sz w:val="24"/>
+          <w:szCs w:val="24"/>
+          <w:lang w:val="ru-RU" w:eastAsia="en-GB"/>
+        </w:rPr>
+        <w:t>21 küsimusest</w:t>
+      </w:r>
+      <w:r>
+        <w:rPr>
+          <w:rFonts w:ascii="Cambria" w:eastAsia="Times New Roman" w:hAnsi="Cambria" w:cs="Times New Roman"/>
+          <w:sz w:val="24"/>
+          <w:szCs w:val="24"/>
+          <w:lang w:val="ru-RU" w:eastAsia="en-GB"/>
+        </w:rPr>
+        <w:t>, mis olid jaotatud viide peamisesse kategooriasse:</w:t>
+      </w:r>
+    </w:p>
+    <w:p>
+      <w:pPr>
+        <w:numPr>
+          <w:ilvl w:val="0"/>
+          <w:numId w:val="58"/>
+        </w:numPr>
+        <w:tabs>
+          <w:tab w:val="clear" w:pos="6237"/>
+          <w:tab w:val="num" w:pos="720"/>
+        </w:tabs>
+        <w:spacing w:before="100" w:beforeAutospacing="1" w:after="100" w:afterAutospacing="1" w:line="240" w:lineRule="auto"/>
+        <w:rPr>
+          <w:rFonts w:ascii="Cambria" w:eastAsia="Times New Roman" w:hAnsi="Cambria" w:cs="Times New Roman"/>
+          <w:sz w:val="24"/>
+          <w:szCs w:val="24"/>
+          <w:lang w:val="ru-RU" w:eastAsia="en-GB"/>
+        </w:rPr>
+      </w:pPr>
+      <w:r>
+        <w:rPr>
+          <w:rFonts w:ascii="Cambria" w:eastAsia="Times New Roman" w:hAnsi="Cambria" w:cs="Times New Roman"/>
+          <w:b/>
+          <w:bCs/>
+          <w:sz w:val="24"/>
+          <w:szCs w:val="24"/>
+          <w:lang w:val="ru-RU" w:eastAsia="en-GB"/>
+        </w:rPr>
+        <w:t>Elektrooniliste süsteemide kasutamise sagedus</w:t>
+      </w:r>
+      <w:r>
+        <w:rPr>
+          <w:rFonts w:ascii="Cambria" w:eastAsia="Times New Roman" w:hAnsi="Cambria" w:cs="Times New Roman"/>
+          <w:sz w:val="24"/>
+          <w:szCs w:val="24"/>
+          <w:lang w:val="ru-RU" w:eastAsia="en-GB"/>
+        </w:rPr>
+        <w:br/>
+        <w:t>(nt e-päevikud, kohaloleku registreerimine, õppeinfosüsteemid)</w:t>
+      </w:r>
+    </w:p>
+    <w:p>
+      <w:pPr>
+        <w:numPr>
+          <w:ilvl w:val="0"/>
+          <w:numId w:val="58"/>
+        </w:numPr>
+        <w:tabs>
+          <w:tab w:val="clear" w:pos="6237"/>
+          <w:tab w:val="num" w:pos="720"/>
+        </w:tabs>
+        <w:spacing w:before="100" w:beforeAutospacing="1" w:after="100" w:afterAutospacing="1" w:line="240" w:lineRule="auto"/>
+        <w:rPr>
+          <w:rFonts w:ascii="Cambria" w:eastAsia="Times New Roman" w:hAnsi="Cambria" w:cs="Times New Roman"/>
+          <w:sz w:val="24"/>
+          <w:szCs w:val="24"/>
+          <w:lang w:val="ru-RU" w:eastAsia="en-GB"/>
+        </w:rPr>
+      </w:pPr>
+      <w:r>
+        <w:rPr>
+          <w:rFonts w:ascii="Cambria" w:eastAsia="Times New Roman" w:hAnsi="Cambria" w:cs="Times New Roman"/>
+          <w:b/>
+          <w:bCs/>
+          <w:sz w:val="24"/>
+          <w:szCs w:val="24"/>
+          <w:lang w:val="ru-RU" w:eastAsia="en-GB"/>
+        </w:rPr>
+        <w:t>Andmete dubleerimine ja koostalitlusvõime probleemid</w:t>
+      </w:r>
+      <w:r>
+        <w:rPr>
+          <w:rFonts w:ascii="Cambria" w:eastAsia="Times New Roman" w:hAnsi="Cambria" w:cs="Times New Roman"/>
+          <w:sz w:val="24"/>
+          <w:szCs w:val="24"/>
+          <w:lang w:val="ru-RU" w:eastAsia="en-GB"/>
+        </w:rPr>
+        <w:br/>
+        <w:t>(nt kui tihti tuleb samu andmeid sisestada mitmesse erinevasse süsteemi)</w:t>
+      </w:r>
+    </w:p>
+    <w:p>
+      <w:pPr>
+        <w:numPr>
+          <w:ilvl w:val="0"/>
+          <w:numId w:val="58"/>
+        </w:numPr>
+        <w:tabs>
+          <w:tab w:val="clear" w:pos="6237"/>
+          <w:tab w:val="num" w:pos="720"/>
+        </w:tabs>
+        <w:spacing w:before="100" w:beforeAutospacing="1" w:after="100" w:afterAutospacing="1" w:line="240" w:lineRule="auto"/>
+        <w:rPr>
+          <w:rFonts w:ascii="Cambria" w:eastAsia="Times New Roman" w:hAnsi="Cambria" w:cs="Times New Roman"/>
+          <w:sz w:val="24"/>
+          <w:szCs w:val="24"/>
+          <w:lang w:val="ru-RU" w:eastAsia="en-GB"/>
+        </w:rPr>
+      </w:pPr>
+      <w:r>
+        <w:rPr>
+          <w:rFonts w:ascii="Cambria" w:eastAsia="Times New Roman" w:hAnsi="Cambria" w:cs="Times New Roman"/>
+          <w:b/>
+          <w:bCs/>
+          <w:sz w:val="24"/>
+          <w:szCs w:val="24"/>
+          <w:lang w:val="ru-RU" w:eastAsia="en-GB"/>
+        </w:rPr>
+        <w:t>Töötajate rahulolu ja kasutajakogemus</w:t>
+      </w:r>
+      <w:r>
+        <w:rPr>
+          <w:rFonts w:ascii="Cambria" w:eastAsia="Times New Roman" w:hAnsi="Cambria" w:cs="Times New Roman"/>
+          <w:sz w:val="24"/>
+          <w:szCs w:val="24"/>
+          <w:lang w:val="ru-RU" w:eastAsia="en-GB"/>
+        </w:rPr>
+        <w:br/>
+        <w:t>(sh süsteemide kasutajasõbralikkus, töökindlus ja kasutajatoe kättesaadavus)</w:t>
+      </w:r>
+    </w:p>
+    <w:p>
+      <w:pPr>
+        <w:numPr>
+          <w:ilvl w:val="0"/>
+          <w:numId w:val="58"/>
+        </w:numPr>
+        <w:tabs>
+          <w:tab w:val="clear" w:pos="6237"/>
+          <w:tab w:val="num" w:pos="720"/>
+        </w:tabs>
+        <w:spacing w:before="100" w:beforeAutospacing="1" w:after="100" w:afterAutospacing="1" w:line="240" w:lineRule="auto"/>
+        <w:rPr>
+          <w:rFonts w:ascii="Cambria" w:eastAsia="Times New Roman" w:hAnsi="Cambria" w:cs="Times New Roman"/>
+          <w:sz w:val="24"/>
+          <w:szCs w:val="24"/>
+          <w:lang w:val="ru-RU" w:eastAsia="en-GB"/>
+        </w:rPr>
+      </w:pPr>
+      <w:r>
+        <w:rPr>
+          <w:rFonts w:ascii="Cambria" w:eastAsia="Times New Roman" w:hAnsi="Cambria" w:cs="Times New Roman"/>
+          <w:b/>
+          <w:bCs/>
+          <w:sz w:val="24"/>
+          <w:szCs w:val="24"/>
+          <w:lang w:val="ru-RU" w:eastAsia="en-GB"/>
+        </w:rPr>
+        <w:t>Infoturve ja ligipääsuõiguste haldamine</w:t>
+      </w:r>
+      <w:r>
+        <w:rPr>
+          <w:rFonts w:ascii="Cambria" w:eastAsia="Times New Roman" w:hAnsi="Cambria" w:cs="Times New Roman"/>
+          <w:sz w:val="24"/>
+          <w:szCs w:val="24"/>
+          <w:lang w:val="ru-RU" w:eastAsia="en-GB"/>
+        </w:rPr>
+        <w:br/>
+        <w:t>(nt ligipääs tundlikele andmetele, infoturbealase koolituse olemasolu)</w:t>
+      </w:r>
+    </w:p>
+    <w:p>
+      <w:pPr>
+        <w:numPr>
+          <w:ilvl w:val="0"/>
+          <w:numId w:val="58"/>
+        </w:numPr>
+        <w:tabs>
+          <w:tab w:val="clear" w:pos="6237"/>
+        </w:tabs>
+        <w:spacing w:before="100" w:beforeAutospacing="1" w:after="100" w:afterAutospacing="1" w:line="240" w:lineRule="auto"/>
+        <w:rPr>
+          <w:rFonts w:ascii="Cambria" w:eastAsia="Times New Roman" w:hAnsi="Cambria" w:cs="Times New Roman"/>
+          <w:sz w:val="24"/>
+          <w:szCs w:val="24"/>
+          <w:lang w:val="ru-RU" w:eastAsia="en-GB"/>
+        </w:rPr>
+      </w:pPr>
+      <w:r>
+        <w:rPr>
+          <w:rFonts w:ascii="Cambria" w:eastAsia="Times New Roman" w:hAnsi="Cambria" w:cs="Times New Roman"/>
+          <w:b/>
+          <w:bCs/>
+          <w:sz w:val="24"/>
+          <w:szCs w:val="24"/>
+          <w:lang w:val="ru-RU" w:eastAsia="en-GB"/>
+        </w:rPr>
+        <w:t>Automatiseerimise vajadus ja tulevikusuunad</w:t>
+      </w:r>
+      <w:r>
+        <w:rPr>
+          <w:rFonts w:ascii="Cambria" w:eastAsia="Times New Roman" w:hAnsi="Cambria" w:cs="Times New Roman"/>
+          <w:sz w:val="24"/>
+          <w:szCs w:val="24"/>
+          <w:lang w:val="ru-RU" w:eastAsia="en-GB"/>
+        </w:rPr>
+        <w:br/>
+        <w:t>(nt millised protsessid vajaksid automatiseerimist, milliseid funktsioone peetakse kõige vajalikumaks)</w:t>
+      </w:r>
+    </w:p>
+    <w:p>
+      <w:pPr>
+        <w:pStyle w:val="Heading2"/>
+        <w:rPr>
+          <w:rFonts w:ascii="Cambria" w:hAnsi="Cambria"/>
+          <w:noProof/>
+          <w:lang w:val="ru-RU"/>
+        </w:rPr>
+      </w:pPr>
+      <w:bookmarkStart w:id="28" w:name="_Toc190631365"/>
+      <w:r>
+        <w:rPr>
+          <w:rFonts w:ascii="Cambria" w:hAnsi="Cambria"/>
+        </w:rPr>
+        <w:lastRenderedPageBreak/>
+        <w:t>Andmete analüüs ja valideerimismeetodid</w:t>
+      </w:r>
+      <w:bookmarkEnd w:id="28"/>
+    </w:p>
+    <w:p>
+      <w:pPr>
+        <w:pStyle w:val="Heading3"/>
+        <w:rPr>
+          <w:rFonts w:ascii="Cambria" w:hAnsi="Cambria"/>
+          <w:lang w:val="ru-RU"/>
+        </w:rPr>
+      </w:pPr>
+      <w:bookmarkStart w:id="29" w:name="_Toc190631366"/>
+      <w:r>
+        <w:rPr>
+          <w:rFonts w:ascii="Cambria" w:hAnsi="Cambria"/>
+        </w:rPr>
+        <w:t>Küsitluse analüüs</w:t>
+      </w:r>
+      <w:bookmarkEnd w:id="29"/>
+    </w:p>
+    <w:p>
+      <w:pPr>
+        <w:tabs>
+          <w:tab w:val="clear" w:pos="6237"/>
+        </w:tabs>
+        <w:spacing w:before="100" w:beforeAutospacing="1" w:after="100" w:afterAutospacing="1" w:line="240" w:lineRule="auto"/>
+        <w:rPr>
+          <w:rFonts w:ascii="Cambria" w:eastAsia="Times New Roman" w:hAnsi="Cambria" w:cs="Times New Roman"/>
+          <w:b/>
+          <w:bCs/>
+          <w:sz w:val="24"/>
+          <w:szCs w:val="24"/>
           <w:lang w:val="en-GB" w:eastAsia="en-GB"/>
         </w:rPr>
-        <w:t>Küsitluse struktuur:</w:t>
+      </w:pPr>
+      <w:r>
+        <w:rPr>
+          <w:rFonts w:ascii="Cambria" w:eastAsia="Times New Roman" w:hAnsi="Cambria" w:cs="Times New Roman"/>
+          <w:b/>
+          <w:bCs/>
+          <w:sz w:val="24"/>
+          <w:szCs w:val="24"/>
+          <w:lang w:val="en-GB" w:eastAsia="en-GB"/>
+        </w:rPr>
+        <w:t>Teadlikkus protsesside automatiseerimisest</w:t>
+      </w:r>
+    </w:p>
+    <w:p>
+      <w:pPr>
+        <w:tabs>
+          <w:tab w:val="clear" w:pos="6237"/>
+        </w:tabs>
+        <w:spacing w:before="100" w:beforeAutospacing="1" w:after="100" w:afterAutospacing="1" w:line="240" w:lineRule="auto"/>
+        <w:rPr>
+          <w:rFonts w:ascii="Cambria" w:eastAsia="Times New Roman" w:hAnsi="Cambria" w:cs="Times New Roman"/>
+          <w:sz w:val="24"/>
+          <w:szCs w:val="24"/>
+          <w:lang w:val="en-GB" w:eastAsia="en-GB"/>
+        </w:rPr>
+      </w:pPr>
+      <w:r>
+        <w:rPr>
+          <w:rFonts w:ascii="Cambria" w:eastAsia="Times New Roman" w:hAnsi="Cambria" w:cs="Times New Roman"/>
+          <w:sz w:val="24"/>
+          <w:szCs w:val="24"/>
+          <w:lang w:val="en-GB" w:eastAsia="en-GB"/>
+        </w:rPr>
+        <w:t xml:space="preserve">Küsitluse tulemused näitasid, et </w:t>
+      </w:r>
+      <w:r>
+        <w:rPr>
+          <w:rFonts w:ascii="Cambria" w:eastAsia="Times New Roman" w:hAnsi="Cambria" w:cs="Times New Roman"/>
+          <w:b/>
+          <w:bCs/>
+          <w:sz w:val="24"/>
+          <w:szCs w:val="24"/>
+          <w:lang w:val="en-GB" w:eastAsia="en-GB"/>
+        </w:rPr>
+        <w:t>86% vastajatest</w:t>
+      </w:r>
+      <w:r>
+        <w:rPr>
+          <w:rFonts w:ascii="Cambria" w:eastAsia="Times New Roman" w:hAnsi="Cambria" w:cs="Times New Roman"/>
+          <w:sz w:val="24"/>
+          <w:szCs w:val="24"/>
+          <w:lang w:val="en-GB" w:eastAsia="en-GB"/>
+        </w:rPr>
+        <w:t xml:space="preserve"> teab, mida tähendab tööprotsesside automatiseerimine, samas kui </w:t>
+      </w:r>
+      <w:r>
+        <w:rPr>
+          <w:rFonts w:ascii="Cambria" w:eastAsia="Times New Roman" w:hAnsi="Cambria" w:cs="Times New Roman"/>
+          <w:b/>
+          <w:bCs/>
+          <w:sz w:val="24"/>
+          <w:szCs w:val="24"/>
+          <w:lang w:val="en-GB" w:eastAsia="en-GB"/>
+        </w:rPr>
+        <w:t>14% ei ole selle kontseptsiooniga kursis</w:t>
+      </w:r>
+      <w:r>
+        <w:rPr>
+          <w:rFonts w:ascii="Cambria" w:eastAsia="Times New Roman" w:hAnsi="Cambria" w:cs="Times New Roman"/>
+          <w:sz w:val="24"/>
+          <w:szCs w:val="24"/>
+          <w:lang w:val="en-GB" w:eastAsia="en-GB"/>
+        </w:rPr>
+        <w:t>. See viitab sellele, et haridusasutuste töötajad on üldiselt teadlikud automatiseerimise võimalustest ja võimalikest eelistest, kuid samas võib teadmatus osaliselt takistada uute süsteemide juurutamist.</w:t>
+      </w:r>
+    </w:p>
+    <w:p>
+      <w:pPr>
+        <w:tabs>
+          <w:tab w:val="clear" w:pos="6237"/>
+        </w:tabs>
+        <w:spacing w:before="100" w:beforeAutospacing="1" w:after="100" w:afterAutospacing="1" w:line="240" w:lineRule="auto"/>
+        <w:rPr>
+          <w:rFonts w:ascii="Cambria" w:eastAsia="Times New Roman" w:hAnsi="Cambria" w:cs="Times New Roman"/>
+          <w:b/>
+          <w:bCs/>
+          <w:sz w:val="24"/>
+          <w:szCs w:val="24"/>
+          <w:lang w:val="en-GB" w:eastAsia="en-GB"/>
+        </w:rPr>
+      </w:pPr>
+      <w:r>
+        <w:rPr>
+          <w:rFonts w:ascii="Cambria" w:eastAsia="Times New Roman" w:hAnsi="Cambria" w:cs="Times New Roman"/>
+          <w:b/>
+          <w:bCs/>
+          <w:sz w:val="24"/>
+          <w:szCs w:val="24"/>
+          <w:lang w:val="en-GB" w:eastAsia="en-GB"/>
+        </w:rPr>
+        <w:t>Elektrooniliste süsteemide kasutamise sagedus</w:t>
+      </w:r>
+    </w:p>
+    <w:p>
+      <w:pPr>
+        <w:tabs>
+          <w:tab w:val="clear" w:pos="6237"/>
+        </w:tabs>
+        <w:spacing w:before="100" w:beforeAutospacing="1" w:after="100" w:afterAutospacing="1" w:line="240" w:lineRule="auto"/>
+        <w:rPr>
+          <w:rFonts w:ascii="Cambria" w:eastAsia="Times New Roman" w:hAnsi="Cambria" w:cs="Times New Roman"/>
+          <w:sz w:val="24"/>
+          <w:szCs w:val="24"/>
+          <w:lang w:val="en-GB" w:eastAsia="en-GB"/>
+        </w:rPr>
+      </w:pPr>
+      <w:r>
+        <w:rPr>
+          <w:rFonts w:ascii="Cambria" w:eastAsia="Times New Roman" w:hAnsi="Cambria" w:cs="Times New Roman"/>
+          <w:sz w:val="24"/>
+          <w:szCs w:val="24"/>
+          <w:lang w:eastAsia="en-GB"/>
+        </w:rPr>
+        <w:t xml:space="preserve">Vastanutest </w:t>
+      </w:r>
+      <w:r>
+        <w:rPr>
+          <w:rFonts w:ascii="Cambria" w:eastAsia="Times New Roman" w:hAnsi="Cambria" w:cs="Times New Roman"/>
+          <w:b/>
+          <w:bCs/>
+          <w:sz w:val="24"/>
+          <w:szCs w:val="24"/>
+          <w:lang w:eastAsia="en-GB"/>
+        </w:rPr>
+        <w:t>94,7% kasutab elektroonilisi süsteeme vähemalt mitu korda nädalas</w:t>
+      </w:r>
+      <w:r>
+        <w:rPr>
+          <w:rFonts w:ascii="Cambria" w:eastAsia="Times New Roman" w:hAnsi="Cambria" w:cs="Times New Roman"/>
+          <w:sz w:val="24"/>
+          <w:szCs w:val="24"/>
+          <w:lang w:eastAsia="en-GB"/>
+        </w:rPr>
+        <w:t xml:space="preserve">, sealhulgas </w:t>
+      </w:r>
+      <w:r>
+        <w:rPr>
+          <w:rFonts w:ascii="Cambria" w:eastAsia="Times New Roman" w:hAnsi="Cambria" w:cs="Times New Roman"/>
+          <w:b/>
+          <w:bCs/>
+          <w:sz w:val="24"/>
+          <w:szCs w:val="24"/>
+          <w:lang w:eastAsia="en-GB"/>
+        </w:rPr>
+        <w:t>78,9% igapäevaselt</w:t>
+      </w:r>
+      <w:r>
+        <w:rPr>
+          <w:rFonts w:ascii="Cambria" w:eastAsia="Times New Roman" w:hAnsi="Cambria" w:cs="Times New Roman"/>
+          <w:sz w:val="24"/>
+          <w:szCs w:val="24"/>
+          <w:lang w:eastAsia="en-GB"/>
+        </w:rPr>
+        <w:t xml:space="preserve">. Ainult </w:t>
+      </w:r>
+      <w:r>
+        <w:rPr>
+          <w:rFonts w:ascii="Cambria" w:eastAsia="Times New Roman" w:hAnsi="Cambria" w:cs="Times New Roman"/>
+          <w:b/>
+          <w:bCs/>
+          <w:sz w:val="24"/>
+          <w:szCs w:val="24"/>
+          <w:lang w:eastAsia="en-GB"/>
+        </w:rPr>
+        <w:t>1,8% kasutab neid harva</w:t>
+      </w:r>
+      <w:r>
+        <w:rPr>
+          <w:rFonts w:ascii="Cambria" w:eastAsia="Times New Roman" w:hAnsi="Cambria" w:cs="Times New Roman"/>
+          <w:sz w:val="24"/>
+          <w:szCs w:val="24"/>
+          <w:lang w:eastAsia="en-GB"/>
+        </w:rPr>
+        <w:t>. See kinnitab, et digitaalsete töövahendite roll haridusasutustes on juba praegu keskne, mistõttu on automatiseerimise edasine arendamine loogiline samm tööprotsesside optimeerimisel.</w:t>
+      </w:r>
+    </w:p>
+    <w:p>
+      <w:pPr>
+        <w:tabs>
+          <w:tab w:val="clear" w:pos="6237"/>
+        </w:tabs>
+        <w:spacing w:before="100" w:beforeAutospacing="1" w:after="100" w:afterAutospacing="1" w:line="240" w:lineRule="auto"/>
+        <w:rPr>
+          <w:rFonts w:ascii="Cambria" w:eastAsia="Times New Roman" w:hAnsi="Cambria" w:cs="Times New Roman"/>
+          <w:b/>
+          <w:bCs/>
+          <w:sz w:val="24"/>
+          <w:szCs w:val="24"/>
+          <w:lang w:val="en-GB" w:eastAsia="en-GB"/>
+        </w:rPr>
+      </w:pPr>
+      <w:r>
+        <w:rPr>
+          <w:rFonts w:ascii="Cambria" w:eastAsia="Times New Roman" w:hAnsi="Cambria" w:cs="Times New Roman"/>
+          <w:b/>
+          <w:bCs/>
+          <w:sz w:val="24"/>
+          <w:szCs w:val="24"/>
+          <w:lang w:eastAsia="en-GB"/>
+        </w:rPr>
+        <w:t xml:space="preserve">Andmete dubleerimise </w:t>
+      </w:r>
+      <w:r>
+        <w:rPr>
+          <w:rFonts w:ascii="Cambria" w:eastAsia="Times New Roman" w:hAnsi="Cambria" w:cs="Times New Roman"/>
+          <w:b/>
+          <w:bCs/>
+          <w:sz w:val="24"/>
+          <w:szCs w:val="24"/>
+          <w:lang w:eastAsia="en-GB"/>
+        </w:rPr>
+        <w:t>problem</w:t>
+      </w:r>
+    </w:p>
+    <w:p>
+      <w:pPr>
+        <w:tabs>
+          <w:tab w:val="clear" w:pos="6237"/>
+        </w:tabs>
+        <w:spacing w:before="100" w:beforeAutospacing="1" w:after="100" w:afterAutospacing="1" w:line="240" w:lineRule="auto"/>
+        <w:rPr>
+          <w:rFonts w:ascii="Cambria" w:eastAsia="Times New Roman" w:hAnsi="Cambria" w:cs="Times New Roman"/>
+          <w:sz w:val="24"/>
+          <w:szCs w:val="24"/>
+          <w:lang w:val="en-GB" w:eastAsia="en-GB"/>
+        </w:rPr>
+      </w:pPr>
+      <w:r>
+        <w:rPr>
+          <w:rFonts w:ascii="Cambria" w:eastAsia="Times New Roman" w:hAnsi="Cambria" w:cs="Times New Roman"/>
+          <w:sz w:val="24"/>
+          <w:szCs w:val="24"/>
+          <w:lang w:val="en-GB" w:eastAsia="en-GB"/>
+        </w:rPr>
+        <w:t xml:space="preserve">Andmete sisestamise dubleerimine on märkimisväärne probleem haridusasutustes. </w:t>
+      </w:r>
+      <w:r>
+        <w:rPr>
+          <w:rFonts w:ascii="Cambria" w:eastAsia="Times New Roman" w:hAnsi="Cambria" w:cs="Times New Roman"/>
+          <w:b/>
+          <w:bCs/>
+          <w:sz w:val="24"/>
+          <w:szCs w:val="24"/>
+          <w:lang w:val="en-GB" w:eastAsia="en-GB"/>
+        </w:rPr>
+        <w:t>42,9% vastajatest</w:t>
+      </w:r>
+      <w:r>
+        <w:rPr>
+          <w:rFonts w:ascii="Cambria" w:eastAsia="Times New Roman" w:hAnsi="Cambria" w:cs="Times New Roman"/>
+          <w:sz w:val="24"/>
+          <w:szCs w:val="24"/>
+          <w:lang w:val="en-GB" w:eastAsia="en-GB"/>
+        </w:rPr>
+        <w:t xml:space="preserve"> märkis, et nad peavad samu andmeid sisestama mitmesse erinevasse süsteemi </w:t>
+      </w:r>
+      <w:r>
+        <w:rPr>
+          <w:rFonts w:ascii="Cambria" w:eastAsia="Times New Roman" w:hAnsi="Cambria" w:cs="Times New Roman"/>
+          <w:b/>
+          <w:bCs/>
+          <w:sz w:val="24"/>
+          <w:szCs w:val="24"/>
+          <w:lang w:val="en-GB" w:eastAsia="en-GB"/>
+        </w:rPr>
+        <w:t>kas igapäevaselt või sageli (3–4 korda nädalas)</w:t>
+      </w:r>
+      <w:r>
+        <w:rPr>
+          <w:rFonts w:ascii="Cambria" w:eastAsia="Times New Roman" w:hAnsi="Cambria" w:cs="Times New Roman"/>
+          <w:sz w:val="24"/>
+          <w:szCs w:val="24"/>
+          <w:lang w:val="en-GB" w:eastAsia="en-GB"/>
+        </w:rPr>
+        <w:t xml:space="preserve">. Ainult </w:t>
+      </w:r>
+      <w:r>
+        <w:rPr>
+          <w:rFonts w:ascii="Cambria" w:eastAsia="Times New Roman" w:hAnsi="Cambria" w:cs="Times New Roman"/>
+          <w:b/>
+          <w:bCs/>
+          <w:sz w:val="24"/>
+          <w:szCs w:val="24"/>
+          <w:lang w:val="en-GB" w:eastAsia="en-GB"/>
+        </w:rPr>
+        <w:t>21,4% vastanutest</w:t>
+      </w:r>
+      <w:r>
+        <w:rPr>
+          <w:rFonts w:ascii="Cambria" w:eastAsia="Times New Roman" w:hAnsi="Cambria" w:cs="Times New Roman"/>
+          <w:sz w:val="24"/>
+          <w:szCs w:val="24"/>
+          <w:lang w:val="en-GB" w:eastAsia="en-GB"/>
+        </w:rPr>
+        <w:t xml:space="preserve"> väitis, et nad ei pea kunagi andmeid mitmes kohas dubleerima.</w:t>
+      </w:r>
+    </w:p>
+    <w:p>
+      <w:pPr>
+        <w:tabs>
+          <w:tab w:val="clear" w:pos="6237"/>
+        </w:tabs>
+        <w:spacing w:before="100" w:beforeAutospacing="1" w:after="100" w:afterAutospacing="1" w:line="240" w:lineRule="auto"/>
+        <w:rPr>
+          <w:rFonts w:ascii="Cambria" w:eastAsia="Times New Roman" w:hAnsi="Cambria" w:cs="Times New Roman"/>
+          <w:sz w:val="24"/>
+          <w:szCs w:val="24"/>
+          <w:lang w:val="et-EE" w:eastAsia="en-GB"/>
+        </w:rPr>
+      </w:pPr>
+      <w:r>
+        <w:rPr>
+          <w:rFonts w:ascii="Cambria" w:eastAsia="Times New Roman" w:hAnsi="Cambria" w:cs="Times New Roman"/>
+          <w:sz w:val="24"/>
+          <w:szCs w:val="24"/>
+          <w:lang w:val="en-GB" w:eastAsia="en-GB"/>
+        </w:rPr>
+        <w:t>See viitab vajadusele paremate andmete integreerimise ja koostalitlusvõime lahenduste järele, kuna manuaalne andmete sisestamine on ajamahukas ja suurendab vigade tekkimise riski.</w:t>
+      </w:r>
+    </w:p>
+    <w:p>
+      <w:pPr>
+        <w:tabs>
+          <w:tab w:val="clear" w:pos="6237"/>
+        </w:tabs>
+        <w:spacing w:before="100" w:beforeAutospacing="1" w:after="100" w:afterAutospacing="1" w:line="240" w:lineRule="auto"/>
+        <w:rPr>
+          <w:rFonts w:ascii="Cambria" w:eastAsia="Times New Roman" w:hAnsi="Cambria" w:cs="Times New Roman"/>
+          <w:b/>
+          <w:bCs/>
+          <w:sz w:val="24"/>
+          <w:szCs w:val="24"/>
+          <w:lang w:val="en-GB" w:eastAsia="en-GB"/>
+        </w:rPr>
+      </w:pPr>
+      <w:r>
+        <w:rPr>
+          <w:rFonts w:ascii="Cambria" w:eastAsia="Times New Roman" w:hAnsi="Cambria" w:cs="Times New Roman"/>
+          <w:b/>
+          <w:bCs/>
+          <w:sz w:val="24"/>
+          <w:szCs w:val="24"/>
+          <w:lang w:val="en-GB" w:eastAsia="en-GB"/>
+        </w:rPr>
+        <w:t>Vajalike materjalide ja teabe leidmise lihtsus</w:t>
+      </w:r>
+    </w:p>
+    <w:p>
+      <w:pPr>
+        <w:tabs>
+          <w:tab w:val="clear" w:pos="6237"/>
+        </w:tabs>
+        <w:spacing w:before="100" w:beforeAutospacing="1" w:after="100" w:afterAutospacing="1" w:line="240" w:lineRule="auto"/>
+        <w:rPr>
+          <w:rFonts w:ascii="Cambria" w:eastAsia="Times New Roman" w:hAnsi="Cambria" w:cs="Times New Roman"/>
+          <w:sz w:val="24"/>
+          <w:szCs w:val="24"/>
+          <w:lang w:val="en-GB" w:eastAsia="en-GB"/>
+        </w:rPr>
+      </w:pPr>
+      <w:r>
+        <w:rPr>
+          <w:rFonts w:ascii="Cambria" w:eastAsia="Times New Roman" w:hAnsi="Cambria" w:cs="Times New Roman"/>
+          <w:b/>
+          <w:bCs/>
+          <w:sz w:val="24"/>
+          <w:szCs w:val="24"/>
+          <w:lang w:val="en-GB" w:eastAsia="en-GB"/>
+        </w:rPr>
+        <w:t>55,9% vastanutest</w:t>
+      </w:r>
+      <w:r>
+        <w:rPr>
+          <w:rFonts w:ascii="Cambria" w:eastAsia="Times New Roman" w:hAnsi="Cambria" w:cs="Times New Roman"/>
+          <w:sz w:val="24"/>
+          <w:szCs w:val="24"/>
+          <w:lang w:val="en-GB" w:eastAsia="en-GB"/>
+        </w:rPr>
+        <w:t xml:space="preserve"> leidis, et vajalike materjalide ja info leidmine on kas keskmise keerukusega või keeruline. See tähendab, et õpetajad ja töötajad kulutavad olulisel määral aega vajalike ressursside otsimisele. </w:t>
+      </w:r>
+    </w:p>
+    <w:p>
+      <w:pPr>
+        <w:tabs>
+          <w:tab w:val="clear" w:pos="6237"/>
+        </w:tabs>
+        <w:spacing w:before="100" w:beforeAutospacing="1" w:after="100" w:afterAutospacing="1" w:line="240" w:lineRule="auto"/>
+        <w:rPr>
+          <w:rFonts w:ascii="Cambria" w:eastAsia="Times New Roman" w:hAnsi="Cambria" w:cs="Times New Roman"/>
+          <w:b/>
+          <w:bCs/>
+          <w:sz w:val="24"/>
+          <w:szCs w:val="24"/>
+          <w:lang w:val="en-GB" w:eastAsia="en-GB"/>
+        </w:rPr>
+      </w:pPr>
+      <w:r>
+        <w:rPr>
+          <w:rFonts w:ascii="Cambria" w:eastAsia="Times New Roman" w:hAnsi="Cambria" w:cs="Times New Roman"/>
+          <w:b/>
+          <w:bCs/>
+          <w:sz w:val="24"/>
+          <w:szCs w:val="24"/>
+          <w:lang w:val="en-GB" w:eastAsia="en-GB"/>
+        </w:rPr>
+        <w:t>Automatiseeritud funktsioonide vajadus</w:t>
+      </w:r>
+    </w:p>
+    <w:p>
+      <w:pPr>
+        <w:spacing w:line="240" w:lineRule="auto"/>
+        <w:rPr>
+          <w:rFonts w:ascii="Cambria" w:hAnsi="Cambria"/>
+          <w:sz w:val="24"/>
+          <w:szCs w:val="24"/>
+          <w:lang w:val="en-GB" w:eastAsia="en-GB"/>
+        </w:rPr>
+      </w:pPr>
+      <w:r>
+        <w:rPr>
+          <w:rFonts w:ascii="Cambria" w:hAnsi="Cambria"/>
+          <w:sz w:val="24"/>
+          <w:szCs w:val="24"/>
+          <w:lang w:eastAsia="en-GB"/>
+        </w:rPr>
+        <w:t>Küsitluse tulemused tõid esile haridusasutuste töötajate peamised ootused automatiseeritud lahenduste suhtes. Selgelt joonistusid välja mitmed valdkonnad, kus automatiseerimine võiks oluliselt parandada tööprotsesse ja vähendada manuaalset tööd:</w:t>
       </w:r>
     </w:p>
     <w:p>
@@ -13599,624 +15166,16 @@
           <w:rFonts w:ascii="Cambria" w:hAnsi="Cambria"/>
           <w:sz w:val="24"/>
           <w:szCs w:val="24"/>
-          <w:lang w:val="en-GB" w:eastAsia="en-GB"/>
-        </w:rPr>
-      </w:pPr>
-      <w:r>
-        <w:rPr>
-          <w:rFonts w:ascii="Cambria" w:hAnsi="Cambria"/>
-          <w:sz w:val="24"/>
-          <w:szCs w:val="24"/>
-          <w:lang w:val="en-GB" w:eastAsia="en-GB"/>
-        </w:rPr>
-        <w:t>Küsitlus koosnes 21 küsimusest, mis jaotati järgmistesse kategooriatesse:</w:t>
-      </w:r>
-    </w:p>
-    <w:p>
-      <w:pPr>
-        <w:pStyle w:val="ListParagraph"/>
-        <w:numPr>
-          <w:ilvl w:val="1"/>
-          <w:numId w:val="40"/>
-        </w:numPr>
-        <w:rPr>
-          <w:rFonts w:ascii="Cambria" w:hAnsi="Cambria"/>
-          <w:sz w:val="24"/>
-          <w:szCs w:val="24"/>
-          <w:lang w:val="en-GB" w:eastAsia="en-GB"/>
-        </w:rPr>
-      </w:pPr>
-      <w:r>
-        <w:rPr>
-          <w:rFonts w:ascii="Cambria" w:hAnsi="Cambria"/>
-          <w:sz w:val="24"/>
-          <w:szCs w:val="24"/>
-          <w:lang w:val="en-GB" w:eastAsia="en-GB"/>
-        </w:rPr>
-        <w:t>Elektrooniliste süsteemide kasutamise sagedus (nt e-päevikud, kohaloleku registreerimine, õppeinfosüsteemid)</w:t>
-      </w:r>
-    </w:p>
-    <w:p>
-      <w:pPr>
-        <w:pStyle w:val="ListParagraph"/>
-        <w:numPr>
-          <w:ilvl w:val="1"/>
-          <w:numId w:val="40"/>
-        </w:numPr>
-        <w:rPr>
-          <w:rFonts w:ascii="Cambria" w:hAnsi="Cambria"/>
-          <w:sz w:val="24"/>
-          <w:szCs w:val="24"/>
-          <w:lang w:val="en-GB" w:eastAsia="en-GB"/>
-        </w:rPr>
-      </w:pPr>
-      <w:r>
-        <w:rPr>
-          <w:rFonts w:ascii="Cambria" w:hAnsi="Cambria"/>
-          <w:sz w:val="24"/>
-          <w:szCs w:val="24"/>
-          <w:lang w:val="en-GB" w:eastAsia="en-GB"/>
-        </w:rPr>
-        <w:t>Andmete dubleerimine ja koostalitlusvõime probleemid</w:t>
-      </w:r>
-    </w:p>
-    <w:p>
-      <w:pPr>
-        <w:pStyle w:val="ListParagraph"/>
-        <w:numPr>
-          <w:ilvl w:val="1"/>
-          <w:numId w:val="40"/>
-        </w:numPr>
-        <w:rPr>
-          <w:rFonts w:ascii="Cambria" w:hAnsi="Cambria"/>
-          <w:sz w:val="24"/>
-          <w:szCs w:val="24"/>
-          <w:lang w:val="en-GB" w:eastAsia="en-GB"/>
-        </w:rPr>
-      </w:pPr>
-      <w:r>
-        <w:rPr>
-          <w:rFonts w:ascii="Cambria" w:hAnsi="Cambria"/>
-          <w:sz w:val="24"/>
-          <w:szCs w:val="24"/>
-          <w:lang w:val="en-GB" w:eastAsia="en-GB"/>
-        </w:rPr>
-        <w:t>Töötajate rahulolu ja kasutajakogemus (sh kasutajasõbralikkus ja kasutajatoe kättesaadavus)</w:t>
-      </w:r>
-    </w:p>
-    <w:p>
-      <w:pPr>
-        <w:pStyle w:val="ListParagraph"/>
-        <w:numPr>
-          <w:ilvl w:val="1"/>
-          <w:numId w:val="40"/>
-        </w:numPr>
-        <w:rPr>
-          <w:rFonts w:ascii="Cambria" w:hAnsi="Cambria"/>
-          <w:sz w:val="24"/>
-          <w:szCs w:val="24"/>
-          <w:lang w:val="en-GB" w:eastAsia="en-GB"/>
-        </w:rPr>
-      </w:pPr>
-      <w:r>
-        <w:rPr>
-          <w:rFonts w:ascii="Cambria" w:hAnsi="Cambria"/>
-          <w:sz w:val="24"/>
-          <w:szCs w:val="24"/>
-          <w:lang w:val="en-GB" w:eastAsia="en-GB"/>
-        </w:rPr>
-        <w:t>Infoturve ja ligipääsuõiguste haldamine</w:t>
-      </w:r>
-    </w:p>
-    <w:p>
-      <w:pPr>
-        <w:pStyle w:val="ListParagraph"/>
-        <w:numPr>
-          <w:ilvl w:val="1"/>
-          <w:numId w:val="40"/>
-        </w:numPr>
-        <w:rPr>
-          <w:rFonts w:ascii="Cambria" w:hAnsi="Cambria"/>
-          <w:sz w:val="24"/>
-          <w:szCs w:val="24"/>
-          <w:lang w:val="en-GB" w:eastAsia="en-GB"/>
-        </w:rPr>
-      </w:pPr>
-      <w:r>
-        <w:rPr>
-          <w:rFonts w:ascii="Cambria" w:hAnsi="Cambria"/>
-          <w:sz w:val="24"/>
-          <w:szCs w:val="24"/>
-          <w:lang w:val="en-GB" w:eastAsia="en-GB"/>
-        </w:rPr>
-        <w:t>Automatiseerimise vajadus ja tulevikusuunad</w:t>
-      </w:r>
-    </w:p>
-    <w:p>
-      <w:pPr>
-        <w:pStyle w:val="Heading2"/>
-        <w:rPr>
-          <w:rFonts w:ascii="Cambria" w:hAnsi="Cambria"/>
-          <w:noProof/>
-          <w:lang w:val="ru-RU"/>
-        </w:rPr>
-      </w:pPr>
-      <w:bookmarkStart w:id="21" w:name="_Toc190518918"/>
-      <w:r>
-        <w:rPr>
-          <w:rFonts w:ascii="Cambria" w:hAnsi="Cambria"/>
-        </w:rPr>
-        <w:t>Andmete analüüs ja valideerimismeetodid</w:t>
-      </w:r>
-      <w:bookmarkEnd w:id="21"/>
-    </w:p>
-    <w:p>
-      <w:pPr>
-        <w:pStyle w:val="Heading3"/>
-        <w:rPr>
-          <w:rFonts w:ascii="Cambria" w:hAnsi="Cambria"/>
-          <w:lang w:val="ru-RU"/>
-        </w:rPr>
-      </w:pPr>
-      <w:bookmarkStart w:id="22" w:name="_Toc190518919"/>
-      <w:r>
-        <w:rPr>
-          <w:rFonts w:ascii="Cambria" w:hAnsi="Cambria"/>
-        </w:rPr>
-        <w:t>Küsitluse analüüs</w:t>
-      </w:r>
-      <w:bookmarkEnd w:id="22"/>
-    </w:p>
-    <w:p>
-      <w:pPr>
-        <w:tabs>
-          <w:tab w:val="clear" w:pos="6237"/>
-        </w:tabs>
-        <w:spacing w:before="100" w:beforeAutospacing="1" w:after="100" w:afterAutospacing="1" w:line="240" w:lineRule="auto"/>
-        <w:rPr>
-          <w:rFonts w:ascii="Cambria" w:eastAsia="Times New Roman" w:hAnsi="Cambria" w:cs="Times New Roman"/>
-          <w:b/>
-          <w:bCs/>
-          <w:sz w:val="24"/>
-          <w:szCs w:val="24"/>
-          <w:lang w:val="en-GB" w:eastAsia="en-GB"/>
-        </w:rPr>
-      </w:pPr>
-      <w:r>
-        <w:rPr>
-          <w:rFonts w:ascii="Cambria" w:eastAsia="Times New Roman" w:hAnsi="Cambria" w:cs="Times New Roman"/>
-          <w:b/>
-          <w:bCs/>
-          <w:sz w:val="24"/>
-          <w:szCs w:val="24"/>
-          <w:lang w:val="en-GB" w:eastAsia="en-GB"/>
-        </w:rPr>
-        <w:t>Teadlikkus protsesside automatiseerimisest</w:t>
-      </w:r>
-    </w:p>
-    <w:p>
-      <w:pPr>
-        <w:tabs>
-          <w:tab w:val="clear" w:pos="6237"/>
-        </w:tabs>
-        <w:spacing w:before="100" w:beforeAutospacing="1" w:after="100" w:afterAutospacing="1" w:line="240" w:lineRule="auto"/>
-        <w:rPr>
-          <w:rFonts w:ascii="Cambria" w:eastAsia="Times New Roman" w:hAnsi="Cambria" w:cs="Times New Roman"/>
-          <w:sz w:val="24"/>
-          <w:szCs w:val="24"/>
-          <w:lang w:val="en-GB" w:eastAsia="en-GB"/>
-        </w:rPr>
-      </w:pPr>
-      <w:r>
-        <w:rPr>
-          <w:rFonts w:ascii="Cambria" w:eastAsia="Times New Roman" w:hAnsi="Cambria" w:cs="Times New Roman"/>
-          <w:sz w:val="24"/>
-          <w:szCs w:val="24"/>
-          <w:lang w:val="en-GB" w:eastAsia="en-GB"/>
-        </w:rPr>
-        <w:t xml:space="preserve">Küsitluse tulemused näitasid, et </w:t>
-      </w:r>
-      <w:r>
-        <w:rPr>
-          <w:rFonts w:ascii="Cambria" w:eastAsia="Times New Roman" w:hAnsi="Cambria" w:cs="Times New Roman"/>
-          <w:b/>
-          <w:bCs/>
-          <w:sz w:val="24"/>
-          <w:szCs w:val="24"/>
-          <w:lang w:val="en-GB" w:eastAsia="en-GB"/>
-        </w:rPr>
-        <w:t>86% vastajatest</w:t>
-      </w:r>
-      <w:r>
-        <w:rPr>
-          <w:rFonts w:ascii="Cambria" w:eastAsia="Times New Roman" w:hAnsi="Cambria" w:cs="Times New Roman"/>
-          <w:sz w:val="24"/>
-          <w:szCs w:val="24"/>
-          <w:lang w:val="en-GB" w:eastAsia="en-GB"/>
-        </w:rPr>
-        <w:t xml:space="preserve"> teab, mida tähendab tööprotsesside automatiseerimine, samas kui </w:t>
-      </w:r>
-      <w:r>
-        <w:rPr>
-          <w:rFonts w:ascii="Cambria" w:eastAsia="Times New Roman" w:hAnsi="Cambria" w:cs="Times New Roman"/>
-          <w:b/>
-          <w:bCs/>
-          <w:sz w:val="24"/>
-          <w:szCs w:val="24"/>
-          <w:lang w:val="en-GB" w:eastAsia="en-GB"/>
-        </w:rPr>
-        <w:t>14% ei ole selle kontseptsiooniga kursis</w:t>
-      </w:r>
-      <w:r>
-        <w:rPr>
-          <w:rFonts w:ascii="Cambria" w:eastAsia="Times New Roman" w:hAnsi="Cambria" w:cs="Times New Roman"/>
-          <w:sz w:val="24"/>
-          <w:szCs w:val="24"/>
-          <w:lang w:val="en-GB" w:eastAsia="en-GB"/>
-        </w:rPr>
-        <w:t>. See viitab sellele, et haridusasutuste töötajad on üldiselt teadlikud automatiseerimise võimalustest ja võimalikest eelistest, kuid samas võib teadmatus osaliselt takistada uute süsteemide juurutamist.</w:t>
-      </w:r>
-    </w:p>
-    <w:p>
-      <w:pPr>
-        <w:tabs>
-          <w:tab w:val="clear" w:pos="6237"/>
-        </w:tabs>
-        <w:spacing w:before="100" w:beforeAutospacing="1" w:after="100" w:afterAutospacing="1" w:line="240" w:lineRule="auto"/>
-        <w:rPr>
-          <w:rFonts w:ascii="Cambria" w:eastAsia="Times New Roman" w:hAnsi="Cambria" w:cs="Times New Roman"/>
-          <w:b/>
-          <w:bCs/>
-          <w:sz w:val="24"/>
-          <w:szCs w:val="24"/>
-          <w:lang w:val="en-GB" w:eastAsia="en-GB"/>
-        </w:rPr>
-      </w:pPr>
-      <w:r>
-        <w:rPr>
-          <w:rFonts w:ascii="Cambria" w:eastAsia="Times New Roman" w:hAnsi="Cambria" w:cs="Times New Roman"/>
-          <w:b/>
-          <w:bCs/>
-          <w:sz w:val="24"/>
-          <w:szCs w:val="24"/>
-          <w:lang w:val="en-GB" w:eastAsia="en-GB"/>
-        </w:rPr>
-        <w:t>Elektrooniliste süsteemide kasutamise sagedus</w:t>
-      </w:r>
-    </w:p>
-    <w:p>
-      <w:pPr>
-        <w:tabs>
-          <w:tab w:val="clear" w:pos="6237"/>
-        </w:tabs>
-        <w:spacing w:before="100" w:beforeAutospacing="1" w:after="100" w:afterAutospacing="1" w:line="240" w:lineRule="auto"/>
-        <w:rPr>
-          <w:rFonts w:ascii="Cambria" w:eastAsia="Times New Roman" w:hAnsi="Cambria" w:cs="Times New Roman"/>
-          <w:sz w:val="24"/>
-          <w:szCs w:val="24"/>
-          <w:lang w:val="en-GB" w:eastAsia="en-GB"/>
-        </w:rPr>
-      </w:pPr>
-      <w:r>
-        <w:rPr>
-          <w:rFonts w:ascii="Cambria" w:eastAsia="Times New Roman" w:hAnsi="Cambria" w:cs="Times New Roman"/>
-          <w:sz w:val="24"/>
-          <w:szCs w:val="24"/>
-          <w:lang w:eastAsia="en-GB"/>
-        </w:rPr>
-        <w:t xml:space="preserve">Vastanutest </w:t>
-      </w:r>
-      <w:r>
-        <w:rPr>
-          <w:rFonts w:ascii="Cambria" w:eastAsia="Times New Roman" w:hAnsi="Cambria" w:cs="Times New Roman"/>
-          <w:b/>
-          <w:bCs/>
-          <w:sz w:val="24"/>
-          <w:szCs w:val="24"/>
-          <w:lang w:eastAsia="en-GB"/>
-        </w:rPr>
-        <w:t>94,7% kasutab elektroonilisi süsteeme vähemalt mitu korda nädalas</w:t>
-      </w:r>
-      <w:r>
-        <w:rPr>
-          <w:rFonts w:ascii="Cambria" w:eastAsia="Times New Roman" w:hAnsi="Cambria" w:cs="Times New Roman"/>
-          <w:sz w:val="24"/>
-          <w:szCs w:val="24"/>
-          <w:lang w:eastAsia="en-GB"/>
-        </w:rPr>
-        <w:t xml:space="preserve">, sealhulgas </w:t>
-      </w:r>
-      <w:r>
-        <w:rPr>
-          <w:rFonts w:ascii="Cambria" w:eastAsia="Times New Roman" w:hAnsi="Cambria" w:cs="Times New Roman"/>
-          <w:b/>
-          <w:bCs/>
-          <w:sz w:val="24"/>
-          <w:szCs w:val="24"/>
-          <w:lang w:eastAsia="en-GB"/>
-        </w:rPr>
-        <w:t>78,9% igapäevaselt</w:t>
-      </w:r>
-      <w:r>
-        <w:rPr>
-          <w:rFonts w:ascii="Cambria" w:eastAsia="Times New Roman" w:hAnsi="Cambria" w:cs="Times New Roman"/>
-          <w:sz w:val="24"/>
-          <w:szCs w:val="24"/>
-          <w:lang w:eastAsia="en-GB"/>
-        </w:rPr>
-        <w:t xml:space="preserve">. Ainult </w:t>
-      </w:r>
-      <w:r>
-        <w:rPr>
-          <w:rFonts w:ascii="Cambria" w:eastAsia="Times New Roman" w:hAnsi="Cambria" w:cs="Times New Roman"/>
-          <w:b/>
-          <w:bCs/>
-          <w:sz w:val="24"/>
-          <w:szCs w:val="24"/>
-          <w:lang w:eastAsia="en-GB"/>
-        </w:rPr>
-        <w:t>1,8% kasutab neid harva</w:t>
-      </w:r>
-      <w:r>
-        <w:rPr>
-          <w:rFonts w:ascii="Cambria" w:eastAsia="Times New Roman" w:hAnsi="Cambria" w:cs="Times New Roman"/>
-          <w:sz w:val="24"/>
-          <w:szCs w:val="24"/>
-          <w:lang w:eastAsia="en-GB"/>
-        </w:rPr>
-        <w:t>. See kinnitab, et digitaalsete töövahendite roll haridusasutustes on juba praegu keskne, mistõttu on automatiseerimise edasine arendamine loogiline samm tööprotsesside optimeerimisel.</w:t>
-      </w:r>
-    </w:p>
-    <w:p>
-      <w:pPr>
-        <w:tabs>
-          <w:tab w:val="clear" w:pos="6237"/>
-        </w:tabs>
-        <w:spacing w:before="100" w:beforeAutospacing="1" w:after="100" w:afterAutospacing="1" w:line="240" w:lineRule="auto"/>
-        <w:rPr>
-          <w:rFonts w:ascii="Cambria" w:eastAsia="Times New Roman" w:hAnsi="Cambria" w:cs="Times New Roman"/>
-          <w:b/>
-          <w:bCs/>
-          <w:sz w:val="24"/>
-          <w:szCs w:val="24"/>
-          <w:lang w:val="en-GB" w:eastAsia="en-GB"/>
-        </w:rPr>
-      </w:pPr>
-      <w:r>
-        <w:rPr>
-          <w:rFonts w:ascii="Cambria" w:eastAsia="Times New Roman" w:hAnsi="Cambria" w:cs="Times New Roman"/>
-          <w:b/>
-          <w:bCs/>
-          <w:sz w:val="24"/>
-          <w:szCs w:val="24"/>
-          <w:lang w:eastAsia="en-GB"/>
-        </w:rPr>
-        <w:t xml:space="preserve">Andmete dubleerimise </w:t>
-      </w:r>
-      <w:r>
-        <w:rPr>
-          <w:rFonts w:ascii="Cambria" w:eastAsia="Times New Roman" w:hAnsi="Cambria" w:cs="Times New Roman"/>
-          <w:b/>
-          <w:bCs/>
-          <w:sz w:val="24"/>
-          <w:szCs w:val="24"/>
-          <w:lang w:eastAsia="en-GB"/>
-        </w:rPr>
-        <w:t>problem</w:t>
-      </w:r>
-    </w:p>
-    <w:p>
-      <w:pPr>
-        <w:tabs>
-          <w:tab w:val="clear" w:pos="6237"/>
-        </w:tabs>
-        <w:spacing w:before="100" w:beforeAutospacing="1" w:after="100" w:afterAutospacing="1" w:line="240" w:lineRule="auto"/>
-        <w:rPr>
-          <w:rFonts w:ascii="Cambria" w:eastAsia="Times New Roman" w:hAnsi="Cambria" w:cs="Times New Roman"/>
-          <w:sz w:val="24"/>
-          <w:szCs w:val="24"/>
-          <w:lang w:val="en-GB" w:eastAsia="en-GB"/>
-        </w:rPr>
-      </w:pPr>
-      <w:r>
-        <w:rPr>
-          <w:rFonts w:ascii="Cambria" w:eastAsia="Times New Roman" w:hAnsi="Cambria" w:cs="Times New Roman"/>
-          <w:sz w:val="24"/>
-          <w:szCs w:val="24"/>
-          <w:lang w:val="en-GB" w:eastAsia="en-GB"/>
+        </w:rPr>
+      </w:pPr>
+      <w:r>
+        <w:rPr>
+          <w:rFonts w:ascii="Cambria" w:hAnsi="Cambria"/>
+          <w:sz w:val="24"/>
+          <w:szCs w:val="24"/>
         </w:rPr>
         <w:lastRenderedPageBreak/>
-        <w:t xml:space="preserve">Andmete sisestamise dubleerimine on märkimisväärne probleem haridusasutustes. </w:t>
-      </w:r>
-      <w:r>
-        <w:rPr>
-          <w:rFonts w:ascii="Cambria" w:eastAsia="Times New Roman" w:hAnsi="Cambria" w:cs="Times New Roman"/>
-          <w:b/>
-          <w:bCs/>
-          <w:sz w:val="24"/>
-          <w:szCs w:val="24"/>
-          <w:lang w:val="en-GB" w:eastAsia="en-GB"/>
-        </w:rPr>
-        <w:t>42,9% vastajatest</w:t>
-      </w:r>
-      <w:r>
-        <w:rPr>
-          <w:rFonts w:ascii="Cambria" w:eastAsia="Times New Roman" w:hAnsi="Cambria" w:cs="Times New Roman"/>
-          <w:sz w:val="24"/>
-          <w:szCs w:val="24"/>
-          <w:lang w:val="en-GB" w:eastAsia="en-GB"/>
-        </w:rPr>
-        <w:t xml:space="preserve"> märkis, et nad peavad samu andmeid sisestama mitmesse erinevasse süsteemi </w:t>
-      </w:r>
-      <w:r>
-        <w:rPr>
-          <w:rFonts w:ascii="Cambria" w:eastAsia="Times New Roman" w:hAnsi="Cambria" w:cs="Times New Roman"/>
-          <w:b/>
-          <w:bCs/>
-          <w:sz w:val="24"/>
-          <w:szCs w:val="24"/>
-          <w:lang w:val="en-GB" w:eastAsia="en-GB"/>
-        </w:rPr>
-        <w:t>kas igapäevaselt või sageli (3–4 korda nädalas)</w:t>
-      </w:r>
-      <w:r>
-        <w:rPr>
-          <w:rFonts w:ascii="Cambria" w:eastAsia="Times New Roman" w:hAnsi="Cambria" w:cs="Times New Roman"/>
-          <w:sz w:val="24"/>
-          <w:szCs w:val="24"/>
-          <w:lang w:val="en-GB" w:eastAsia="en-GB"/>
-        </w:rPr>
-        <w:t xml:space="preserve">. Ainult </w:t>
-      </w:r>
-      <w:r>
-        <w:rPr>
-          <w:rFonts w:ascii="Cambria" w:eastAsia="Times New Roman" w:hAnsi="Cambria" w:cs="Times New Roman"/>
-          <w:b/>
-          <w:bCs/>
-          <w:sz w:val="24"/>
-          <w:szCs w:val="24"/>
-          <w:lang w:val="en-GB" w:eastAsia="en-GB"/>
-        </w:rPr>
-        <w:t>21,4% vastanutest</w:t>
-      </w:r>
-      <w:r>
-        <w:rPr>
-          <w:rFonts w:ascii="Cambria" w:eastAsia="Times New Roman" w:hAnsi="Cambria" w:cs="Times New Roman"/>
-          <w:sz w:val="24"/>
-          <w:szCs w:val="24"/>
-          <w:lang w:val="en-GB" w:eastAsia="en-GB"/>
-        </w:rPr>
-        <w:t xml:space="preserve"> väitis, et nad ei pea kunagi andmeid mitmes kohas dubleerima.</w:t>
-      </w:r>
-    </w:p>
-    <w:p>
-      <w:pPr>
-        <w:tabs>
-          <w:tab w:val="clear" w:pos="6237"/>
-        </w:tabs>
-        <w:spacing w:before="100" w:beforeAutospacing="1" w:after="100" w:afterAutospacing="1" w:line="240" w:lineRule="auto"/>
-        <w:rPr>
-          <w:rFonts w:ascii="Cambria" w:eastAsia="Times New Roman" w:hAnsi="Cambria" w:cs="Times New Roman"/>
-          <w:sz w:val="24"/>
-          <w:szCs w:val="24"/>
-          <w:lang w:val="et-EE" w:eastAsia="en-GB"/>
-        </w:rPr>
-      </w:pPr>
-      <w:r>
-        <w:rPr>
-          <w:rFonts w:ascii="Cambria" w:eastAsia="Times New Roman" w:hAnsi="Cambria" w:cs="Times New Roman"/>
-          <w:sz w:val="24"/>
-          <w:szCs w:val="24"/>
-          <w:lang w:val="en-GB" w:eastAsia="en-GB"/>
-        </w:rPr>
-        <w:t>See viitab vajadusele paremate andmete integreerimise ja koostalitlusvõime lahenduste järele, kuna manuaalne andmete sisestamine on ajamahukas ja suurendab vigade tekkimise riski.</w:t>
-      </w:r>
-    </w:p>
-    <w:p>
-      <w:pPr>
-        <w:tabs>
-          <w:tab w:val="clear" w:pos="6237"/>
-        </w:tabs>
-        <w:spacing w:before="100" w:beforeAutospacing="1" w:after="100" w:afterAutospacing="1" w:line="240" w:lineRule="auto"/>
-        <w:rPr>
-          <w:rFonts w:ascii="Cambria" w:eastAsia="Times New Roman" w:hAnsi="Cambria" w:cs="Times New Roman"/>
-          <w:b/>
-          <w:bCs/>
-          <w:sz w:val="24"/>
-          <w:szCs w:val="24"/>
-          <w:lang w:val="en-GB" w:eastAsia="en-GB"/>
-        </w:rPr>
-      </w:pPr>
-      <w:r>
-        <w:rPr>
-          <w:rFonts w:ascii="Cambria" w:eastAsia="Times New Roman" w:hAnsi="Cambria" w:cs="Times New Roman"/>
-          <w:b/>
-          <w:bCs/>
-          <w:sz w:val="24"/>
-          <w:szCs w:val="24"/>
-          <w:lang w:val="en-GB" w:eastAsia="en-GB"/>
-        </w:rPr>
-        <w:t>Vajalike materjalide ja teabe leidmise lihtsus</w:t>
-      </w:r>
-    </w:p>
-    <w:p>
-      <w:pPr>
-        <w:tabs>
-          <w:tab w:val="clear" w:pos="6237"/>
-        </w:tabs>
-        <w:spacing w:before="100" w:beforeAutospacing="1" w:after="100" w:afterAutospacing="1" w:line="240" w:lineRule="auto"/>
-        <w:rPr>
-          <w:rFonts w:ascii="Cambria" w:eastAsia="Times New Roman" w:hAnsi="Cambria" w:cs="Times New Roman"/>
-          <w:sz w:val="24"/>
-          <w:szCs w:val="24"/>
-          <w:lang w:val="en-GB" w:eastAsia="en-GB"/>
-        </w:rPr>
-      </w:pPr>
-      <w:r>
-        <w:rPr>
-          <w:rFonts w:ascii="Cambria" w:eastAsia="Times New Roman" w:hAnsi="Cambria" w:cs="Times New Roman"/>
-          <w:b/>
-          <w:bCs/>
-          <w:sz w:val="24"/>
-          <w:szCs w:val="24"/>
-          <w:lang w:val="en-GB" w:eastAsia="en-GB"/>
-        </w:rPr>
-        <w:t>55,9% vastanutest</w:t>
-      </w:r>
-      <w:r>
-        <w:rPr>
-          <w:rFonts w:ascii="Cambria" w:eastAsia="Times New Roman" w:hAnsi="Cambria" w:cs="Times New Roman"/>
-          <w:sz w:val="24"/>
-          <w:szCs w:val="24"/>
-          <w:lang w:val="en-GB" w:eastAsia="en-GB"/>
-        </w:rPr>
-        <w:t xml:space="preserve"> leidis, et vajalike materjalide ja info leidmine on kas keskmise keerukusega või keeruline. See tähendab, et õpetajad ja töötajad kulutavad olulisel määral aega vajalike ressursside otsimisele. </w:t>
-      </w:r>
-    </w:p>
-    <w:p>
-      <w:pPr>
-        <w:tabs>
-          <w:tab w:val="clear" w:pos="6237"/>
-        </w:tabs>
-        <w:spacing w:before="100" w:beforeAutospacing="1" w:after="100" w:afterAutospacing="1" w:line="240" w:lineRule="auto"/>
-        <w:rPr>
-          <w:rFonts w:ascii="Cambria" w:eastAsia="Times New Roman" w:hAnsi="Cambria" w:cs="Times New Roman"/>
-          <w:b/>
-          <w:bCs/>
-          <w:sz w:val="24"/>
-          <w:szCs w:val="24"/>
-          <w:lang w:val="en-GB" w:eastAsia="en-GB"/>
-        </w:rPr>
-      </w:pPr>
-      <w:r>
-        <w:rPr>
-          <w:rFonts w:ascii="Cambria" w:eastAsia="Times New Roman" w:hAnsi="Cambria" w:cs="Times New Roman"/>
-          <w:b/>
-          <w:bCs/>
-          <w:sz w:val="24"/>
-          <w:szCs w:val="24"/>
-          <w:lang w:val="en-GB" w:eastAsia="en-GB"/>
-        </w:rPr>
-        <w:t>Automatiseeritud funktsioonide vajadus</w:t>
-      </w:r>
-    </w:p>
-    <w:p>
-      <w:pPr>
-        <w:rPr>
-          <w:rFonts w:ascii="Cambria" w:hAnsi="Cambria"/>
-          <w:sz w:val="24"/>
-          <w:szCs w:val="24"/>
-          <w:lang w:val="en-GB" w:eastAsia="en-GB"/>
-        </w:rPr>
-      </w:pPr>
-      <w:r>
-        <w:rPr>
-          <w:rFonts w:ascii="Cambria" w:hAnsi="Cambria"/>
-          <w:sz w:val="24"/>
-          <w:szCs w:val="24"/>
-          <w:lang w:eastAsia="en-GB"/>
-        </w:rPr>
-        <w:t>Küsitluse tulemused tõid esile haridusasutuste töötajate peamised ootused automatiseeritud lahenduste suhtes. Selgelt joonistusid välja mitmed valdkonnad, kus automatiseerimine võiks oluliselt parandada tööprotsesse ja vähendada manuaalset tööd:</w:t>
+        <w:t>58,2% vastajatest peab kõige olulisemaks õpilaste kohaloleku ja tulemuste jälgimise automatiseerimist, sealhulgas automaatset kohaloleku registreerimist ja tulemuste analüüsi.</w:t>
       </w:r>
     </w:p>
     <w:p>
@@ -14238,7 +15197,7 @@
           <w:sz w:val="24"/>
           <w:szCs w:val="24"/>
         </w:rPr>
-        <w:t>58,2% vastajatest peab kõige olulisemaks õpilaste kohaloleku ja tulemuste jälgimise automatiseerimist, sealhulgas automaatset kohaloleku registreerimist ja tulemuste analüüsi.</w:t>
+        <w:t>49,1% vastanutest soovib õppetundide planeerimise ja tunniplaani haldamise lihtsustamist.</w:t>
       </w:r>
     </w:p>
     <w:p>
@@ -14260,7 +15219,7 @@
           <w:sz w:val="24"/>
           <w:szCs w:val="24"/>
         </w:rPr>
-        <w:t>49,1% vastanutest soovib õppetundide planeerimise ja tunniplaani haldamise lihtsustamist.</w:t>
+        <w:t>47,3% vastanutest peab oluliseks administratiivsete ülesannete (nt dokumentide haldamine ja aruandlus) automatiseerimist.</w:t>
       </w:r>
     </w:p>
     <w:p>
@@ -14282,7 +15241,7 @@
           <w:sz w:val="24"/>
           <w:szCs w:val="24"/>
         </w:rPr>
-        <w:t>47,3% vastanutest peab oluliseks administratiivsete ülesannete (nt dokumentide haldamine ja aruandlus) automatiseerimist.</w:t>
+        <w:t>47,3% vastajatest rõhutas suhtluse õpilaste ja vanematega parendamist, sealhulgas meeldetuletuste saatmist, tagasiside kogumist ja koolisündmuste info jagamist.</w:t>
       </w:r>
     </w:p>
     <w:p>
@@ -14304,7 +15263,7 @@
           <w:sz w:val="24"/>
           <w:szCs w:val="24"/>
         </w:rPr>
-        <w:t>47,3% vastajatest rõhutas suhtluse õpilaste ja vanematega parendamist, sealhulgas meeldetuletuste saatmist, tagasiside kogumist ja koolisündmuste info jagamist.</w:t>
+        <w:t>41,8% vastajatest peab vajalikuks koolituste ja õpetajate toetuse paremat korraldamist, sealhulgas koolitusvajaduste kaardistamist.</w:t>
       </w:r>
     </w:p>
     <w:p>
@@ -14326,7 +15285,7 @@
           <w:sz w:val="24"/>
           <w:szCs w:val="24"/>
         </w:rPr>
-        <w:t>41,8% vastajatest peab vajalikuks koolituste ja õpetajate toetuse paremat korraldamist, sealhulgas koolitusvajaduste kaardistamist.</w:t>
+        <w:t>38,2% vastanutest märkis, et andmete sisestamise ja teabe jagamise optimeerimine aitaks töövooge lihtsustada ja vähendada vigade riski.</w:t>
       </w:r>
     </w:p>
     <w:p>
@@ -14348,29 +15307,6 @@
           <w:sz w:val="24"/>
           <w:szCs w:val="24"/>
         </w:rPr>
-        <w:t>38,2% vastanutest märkis, et andmete sisestamise ja teabe jagamise optimeerimine aitaks töövooge lihtsustada ja vähendada vigade riski.</w:t>
-      </w:r>
-    </w:p>
-    <w:p>
-      <w:pPr>
-        <w:pStyle w:val="ListParagraph"/>
-        <w:numPr>
-          <w:ilvl w:val="0"/>
-          <w:numId w:val="40"/>
-        </w:numPr>
-        <w:rPr>
-          <w:rFonts w:ascii="Cambria" w:hAnsi="Cambria"/>
-          <w:sz w:val="24"/>
-          <w:szCs w:val="24"/>
-        </w:rPr>
-      </w:pPr>
-      <w:r>
-        <w:rPr>
-          <w:rFonts w:ascii="Cambria" w:hAnsi="Cambria"/>
-          <w:sz w:val="24"/>
-          <w:szCs w:val="24"/>
-        </w:rPr>
-        <w:lastRenderedPageBreak/>
         <w:t>38,2% vastajatest peab oluliseks turvalisuse ja andmekaitse parandamist, sealhulgas meeldetuletusi parooli vahetamiseks ja lihtsamaid juhiseid turvalisuse tõstmiseks.</w:t>
       </w:r>
     </w:p>
@@ -14497,6 +15433,79 @@
     </w:p>
     <w:p>
       <w:pPr>
+        <w:spacing w:line="240" w:lineRule="auto"/>
+        <w:rPr>
+          <w:lang w:val="ru-RU" w:eastAsia="en-GB"/>
+        </w:rPr>
+      </w:pPr>
+      <w:r>
+        <w:rPr>
+          <w:lang w:val="ru-RU" w:eastAsia="en-GB"/>
+        </w:rPr>
+        <w:lastRenderedPageBreak/>
+        <w:t>Käesoleva küsitluse tulemused põhinevad 58 haridusasutuste õpetaja vastustel, mis annab väärtusliku ülevaate õpetajate kogemustest ja ootustest seoses protsesside automatiseerimisega. Valim hõlmab erinevate ainete õpetajaid, mis võimaldab analüüsida automatiseerimise vajadusi mitmesugustes õppevaldkondades ning teha esialgseid järeldusi digilahenduste kasutuse kohta haridussektoris.</w:t>
+      </w:r>
+    </w:p>
+    <w:p>
+      <w:pPr>
+        <w:spacing w:line="240" w:lineRule="auto"/>
+        <w:rPr>
+          <w:lang w:val="et-EE" w:eastAsia="en-GB"/>
+        </w:rPr>
+      </w:pPr>
+      <w:r>
+        <w:rPr>
+          <w:lang w:val="ru-RU" w:eastAsia="en-GB"/>
+        </w:rPr>
+        <w:t>Siiski tuleb arvestada, et küsitluse valim piirdus õpetajatega, mistõttu ei pruugi tulemused kajastada teiste haridusasutuste töötajate, näiteks administraatorite või IT-spetsialistide, seisukohti. Kuna koolide ja haridusasutuste juhtimisel mängivad olulist rolli ka administratiivtöötajad ja IT-toe spetsialistid, võib nende kaasamine anda täiendavat perspektiivi ning paremat arusaama institutsioonide vajadustest.</w:t>
+      </w:r>
+    </w:p>
+    <w:p>
+      <w:pPr>
+        <w:spacing w:line="240" w:lineRule="auto"/>
+        <w:rPr>
+          <w:lang w:val="et-EE" w:eastAsia="en-GB"/>
+        </w:rPr>
+      </w:pPr>
+    </w:p>
+    <w:p>
+      <w:pPr>
+        <w:spacing w:line="240" w:lineRule="auto"/>
+        <w:rPr>
+          <w:lang w:val="et-EE" w:eastAsia="en-GB"/>
+        </w:rPr>
+      </w:pPr>
+      <w:r>
+        <w:rPr>
+          <w:lang w:val="ru-RU" w:eastAsia="en-GB"/>
+        </w:rPr>
+        <w:t>Lisaks võib vastajate arv tekitada küsimusi valimi representatiivsuse kohta. Kuna valimi suurus on suhteliselt piiratud ega pruugi katta kõiki haridusasutuste tüüpe (nt põhikoolid, kutsekoolid, ülikoolid), võib tulemuste üldistamine laiemale haridussektorile vajada täiendavat valideerimist.</w:t>
+      </w:r>
+    </w:p>
+    <w:p>
+      <w:pPr>
+        <w:spacing w:line="240" w:lineRule="auto"/>
+        <w:rPr>
+          <w:lang w:val="et-EE" w:eastAsia="en-GB"/>
+        </w:rPr>
+      </w:pPr>
+    </w:p>
+    <w:p>
+      <w:pPr>
+        <w:spacing w:line="240" w:lineRule="auto"/>
+        <w:rPr>
+          <w:lang w:val="et-EE" w:eastAsia="en-GB"/>
+        </w:rPr>
+      </w:pPr>
+      <w:r>
+        <w:rPr>
+          <w:lang w:val="ru-RU" w:eastAsia="en-GB"/>
+        </w:rPr>
+        <w:t>Analüüsi tugevdamiseks ja valimi võimalike piirangute vähendamiseks viiakse läbi ka täiendav analüüs olemasolevatest automatiseeritud lahendustest, mis on hetkel kasutusel haridusasutustes. See võimaldab võrrelda küsitluse tulemusi tegelike süsteemide ja nende kasutusmustritega, andes sügavama arusaama sellest, millised probleemid on objektiivselt eksisteerivad ja millised sõltuvad kasutajakogemusest või subjektiivsetest hoiakutest.</w:t>
+      </w:r>
+    </w:p>
+    <w:p>
+      <w:pPr>
         <w:tabs>
           <w:tab w:val="clear" w:pos="6237"/>
         </w:tabs>
@@ -14505,6 +15514,241 @@
           <w:rFonts w:ascii="Cambria" w:eastAsia="Times New Roman" w:hAnsi="Cambria" w:cs="Times New Roman"/>
           <w:sz w:val="24"/>
           <w:szCs w:val="24"/>
+          <w:lang w:val="ru-RU" w:eastAsia="en-GB"/>
+        </w:rPr>
+      </w:pPr>
+      <w:r>
+        <w:rPr>
+          <w:rFonts w:ascii="Cambria" w:eastAsia="Times New Roman" w:hAnsi="Cambria" w:cs="Times New Roman"/>
+          <w:sz w:val="24"/>
+          <w:szCs w:val="24"/>
+          <w:lang w:eastAsia="en-GB"/>
+        </w:rPr>
+        <w:t>Huvitaval kombel on infoturbe koolituse läbimise määr vastajate seas (61,4%) kooskõlas Ühendkuningriigis läbi viidud uuringuga, kus selgus, et vaid 46% ülikoolide töötajatest oli saanud infoturbealast koolitust viimase 12 kuu jooksul. See näitab, et kuigi infoturbe teadlikkus on haridusasutustes oluline, ei ole koolituste läbiviimine piisavalt süsteemne.</w:t>
+      </w:r>
+    </w:p>
+    <w:p>
+      <w:pPr>
+        <w:pStyle w:val="Heading2"/>
+        <w:rPr>
+          <w:rFonts w:ascii="Cambria" w:hAnsi="Cambria"/>
+          <w:lang w:eastAsia="en-GB"/>
+        </w:rPr>
+      </w:pPr>
+      <w:bookmarkStart w:id="30" w:name="_Toc190631367"/>
+      <w:r>
+        <w:rPr>
+          <w:rFonts w:ascii="Cambria" w:hAnsi="Cambria"/>
+          <w:lang w:eastAsia="en-GB"/>
+        </w:rPr>
+        <w:t>Küsitluse tulemuste seos teoreetilise analüüsiga</w:t>
+      </w:r>
+      <w:bookmarkEnd w:id="30"/>
+    </w:p>
+    <w:p>
+      <w:pPr>
+        <w:rPr>
+          <w:lang w:val="ru-RU" w:eastAsia="ru-RU"/>
+        </w:rPr>
+      </w:pPr>
+      <w:r>
+        <w:rPr>
+          <w:lang w:val="ru-RU" w:eastAsia="ru-RU"/>
+        </w:rPr>
+        <w:t>Empiirilise uuringu tulemused toovad esile olulisi trende, mis kinnitavad ja täpsustavad töö teoreetilises osas esitatud väiteid. Esiteks, elektrooniliste süsteemide kõrge kasutamissagedus (78,9% vastajatest kasutab neid igapäevaselt) rõhutab nende kriitilist rolli haridusasutuste igapäevastes protsessides. Samas andmete dubleerimine, millega puutub kokku 42,9% osalejatest, on otseses seoses infosüsteemide killustatuse probleemiga, mida kirjeldavad Gkrimpizi ja Peristeras (2022). Autorid rõhutavad, et erinevate platvormide (nt eKool, Moodle) puudulik integratsioon sunnib kasutama käsitsi andmesisestust, mis vähendab tõhusust ja suurendab vigade riski. See kinnitab MVP väljatöötamise vajadust API-integratsiooni toega, nagu on kirjeldatud peatükis 4.1.</w:t>
+      </w:r>
+    </w:p>
+    <w:p>
+      <w:pPr>
+        <w:rPr>
+          <w:lang w:val="ru-RU" w:eastAsia="ru-RU"/>
+        </w:rPr>
+      </w:pPr>
+      <w:r>
+        <w:rPr>
+          <w:lang w:val="ru-RU" w:eastAsia="ru-RU"/>
+        </w:rPr>
+        <w:t xml:space="preserve">Teiseks, madal teadlikkus küberturvalisusest (36,8% vastajatest ei ole läbinud koolitusi) kattub Jawaidi (2022) järeldustega, mis näitavad haridusasutuste haavatavust küberrünnakutele personali ebapiisava ettevalmistuse tõttu. See aspekt on otseses seoses ISO/IEC 27001 nõuetega, mis nõuavad regulaarset koolitamist </w:t>
+      </w:r>
+      <w:r>
+        <w:rPr>
+          <w:lang w:val="ru-RU" w:eastAsia="ru-RU"/>
+        </w:rPr>
+        <w:lastRenderedPageBreak/>
+        <w:t>andmeturbe riskide vähendamiseks. MVP kontekstis õigustab see JWT-autentimise ja mitmeastmelise turvalisuse rakendamist, mis on esitatud alajaotises 4.3.</w:t>
+      </w:r>
+    </w:p>
+    <w:p>
+      <w:pPr>
+        <w:rPr>
+          <w:lang w:val="et-EE" w:eastAsia="ru-RU"/>
+        </w:rPr>
+      </w:pPr>
+      <w:r>
+        <w:rPr>
+          <w:lang w:val="ru-RU" w:eastAsia="ru-RU"/>
+        </w:rPr>
+        <w:t>Kolmandaks, käsitsi töö automatiseerimise vajadus, näiteks kohaloleku jälgimine (58,2%), tunniplaanide haldamine (49,1%) ja administratiivsed ülesanded (47,3%), kajastab Selwyni jt (2021) argumente, mis kritiseerivad liigset automatiseerimist, kuid toetavad sihtkohta tehnoloogiate kasutamist ressursioptimeerimiseks. Näiteks MVP-s esitatud õpitulemuste analüüsi automatiseerimine vastab Zawacki-Richteri jt (2019) uuringule, kus AI-algoritmid ennustavad akadeemilisi riske 85% täpsusega.</w:t>
+      </w:r>
+    </w:p>
+    <w:p>
+      <w:pPr>
+        <w:spacing w:line="240" w:lineRule="auto"/>
+        <w:rPr>
+          <w:lang w:val="ru-RU" w:eastAsia="ru-RU"/>
+        </w:rPr>
+      </w:pPr>
+      <w:r>
+        <w:rPr>
+          <w:lang w:val="ru-RU" w:eastAsia="ru-RU"/>
+        </w:rPr>
+        <w:br/>
+      </w:r>
+      <w:r>
+        <w:rPr>
+          <w:lang w:eastAsia="ru-RU"/>
+        </w:rPr>
+        <w:t>See järeldus on kooskõlas Murano ja Oenga (2012) uuringuga, kus leiti, et menüüde paigutus ja süsteemi struktuur mõjutavad otseselt kasutajate töökiirust ja täpsust. Näiteks horisontaalsed menüüd nõudsid rohkem hiireliigutusi ja pikemat orienteerumisaega võrreldes vertikaalsete menüüdega, mis omakorda viitab vajadusele MVP-s arvestada kasutajasõbraliku liidese kujundamise põhimõtetega.</w:t>
+      </w:r>
+      <w:r>
+        <w:t xml:space="preserve"> </w:t>
+      </w:r>
+      <w:r>
+        <w:rPr>
+          <w:lang w:eastAsia="ru-RU"/>
+        </w:rPr>
+        <w:t>Samuti viitab küsitluse tulemus sellele, et 31 vastajat (55,4%) sooviksid intuitiivsemat ja kasutajasõbralikumat liidest, kus vähem klikke on vajalik erinevate toimingute tegemiseks</w:t>
+      </w:r>
+      <w:r>
+        <w:rPr>
+          <w:rFonts w:ascii="Arial" w:hAnsi="Arial" w:cs="Arial"/>
+          <w:lang w:eastAsia="ru-RU"/>
+        </w:rPr>
+        <w:t>​</w:t>
+      </w:r>
+      <w:r>
+        <w:rPr>
+          <w:lang w:eastAsia="ru-RU"/>
+        </w:rPr>
+        <w:t>vastused_extracted. See leid kinnitab Hassenzahli ja Tractinsky (2006) UX uurimuse põhimõtet, et kasutajakogemus ei sõltu ainult funktsionaalsusest, vaid ka sujuvast ja meeldivast interaktsioonist süsteemiga.</w:t>
+      </w:r>
+      <w:r>
+        <w:br/>
+      </w:r>
+    </w:p>
+    <w:p>
+      <w:r>
+        <w:t>Lõpetuseks, kultuurilised takistused (33,3% vastajatest kasutab harva täiendavaid süsteeme) peegeldavad muutustele vastupanu, mida kirjeldavad Gkrimpizi ja Peristeras (2022). See rõhutab MVP-sse õppemoodulite integreerimise tähtsust vastavalt ISO 30401 teadmiste haldamise põhimõtetele, et tagada sujuv üleminek uuele tehnoloogiale.</w:t>
+      </w:r>
+    </w:p>
+    <w:p/>
+    <w:p>
+      <w:r>
+        <w:t>Seega ei kinnita küsitluse tulemused mitte ainult teoreetilisi järeldusi, vaid moodustavad ka selged nõuded MVP funktsionaalsusele, sealhulgas:</w:t>
+      </w:r>
+    </w:p>
+    <w:p>
+      <w:pPr>
+        <w:pStyle w:val="ListParagraph"/>
+        <w:numPr>
+          <w:ilvl w:val="0"/>
+          <w:numId w:val="62"/>
+        </w:numPr>
+      </w:pPr>
+      <w:r>
+        <w:t>Olemasolevate LMS-idega integratsioon andmete dubleerimise vähendamiseks;</w:t>
+      </w:r>
+    </w:p>
+    <w:p>
+      <w:pPr>
+        <w:pStyle w:val="ListParagraph"/>
+        <w:numPr>
+          <w:ilvl w:val="0"/>
+          <w:numId w:val="62"/>
+        </w:numPr>
+      </w:pPr>
+      <w:r>
+        <w:t>AI-põhise analüütika rakendamine õpitulemuste prognoosimiseks;</w:t>
+      </w:r>
+    </w:p>
+    <w:p>
+      <w:pPr>
+        <w:pStyle w:val="ListParagraph"/>
+        <w:numPr>
+          <w:ilvl w:val="0"/>
+          <w:numId w:val="62"/>
+        </w:numPr>
+      </w:pPr>
+      <w:r>
+        <w:t>Kasutajaliidese lihtsustamine vastavalt UX-põhimõtetele;</w:t>
+      </w:r>
+    </w:p>
+    <w:p>
+      <w:pPr>
+        <w:pStyle w:val="ListParagraph"/>
+        <w:numPr>
+          <w:ilvl w:val="0"/>
+          <w:numId w:val="62"/>
+        </w:numPr>
+      </w:pPr>
+      <w:r>
+        <w:t>Kohustuslikud küberturbe koolitusmoodulid.</w:t>
+      </w:r>
+    </w:p>
+    <w:p>
+      <w:pPr>
+        <w:pStyle w:val="BodyText"/>
+        <w:rPr>
+          <w:lang w:val="en-GB" w:eastAsia="en-GB" w:bidi="ar-SA"/>
+        </w:rPr>
+      </w:pPr>
+    </w:p>
+    <w:p>
+      <w:pPr>
+        <w:pStyle w:val="Heading2"/>
+        <w:rPr>
+          <w:rFonts w:ascii="Cambria" w:hAnsi="Cambria"/>
+          <w:lang w:val="ru-RU" w:eastAsia="en-GB"/>
+        </w:rPr>
+      </w:pPr>
+      <w:bookmarkStart w:id="31" w:name="_Toc190631368"/>
+      <w:r>
+        <w:rPr>
+          <w:rFonts w:ascii="Cambria" w:hAnsi="Cambria"/>
+          <w:lang w:eastAsia="en-GB"/>
+        </w:rPr>
+        <w:t>Olemasolevate lahenduste analüüs</w:t>
+      </w:r>
+      <w:bookmarkEnd w:id="31"/>
+    </w:p>
+    <w:p>
+      <w:pPr>
+        <w:pStyle w:val="Heading3"/>
+        <w:rPr>
+          <w:rFonts w:ascii="Cambria" w:hAnsi="Cambria"/>
+          <w:lang w:eastAsia="en-GB"/>
+        </w:rPr>
+      </w:pPr>
+      <w:bookmarkStart w:id="32" w:name="_Toc190631369"/>
+      <w:r>
+        <w:rPr>
+          <w:rFonts w:ascii="Cambria" w:hAnsi="Cambria"/>
+          <w:lang w:val="en-US" w:eastAsia="en-GB"/>
+        </w:rPr>
+        <w:t>Raamastiku loomine</w:t>
+      </w:r>
+      <w:bookmarkEnd w:id="32"/>
+    </w:p>
+    <w:p>
+      <w:pPr>
+        <w:tabs>
+          <w:tab w:val="clear" w:pos="6237"/>
+        </w:tabs>
+        <w:spacing w:before="100" w:beforeAutospacing="1" w:after="100" w:afterAutospacing="1" w:line="240" w:lineRule="auto"/>
+        <w:rPr>
+          <w:rFonts w:ascii="Cambria" w:eastAsia="Times New Roman" w:hAnsi="Cambria" w:cs="Times New Roman"/>
+          <w:sz w:val="24"/>
+          <w:szCs w:val="24"/>
           <w:lang w:val="en-GB" w:eastAsia="en-GB"/>
         </w:rPr>
       </w:pPr>
@@ -14515,7 +15759,7 @@
           <w:szCs w:val="24"/>
           <w:lang w:val="en-GB" w:eastAsia="en-GB"/>
         </w:rPr>
-        <w:t xml:space="preserve">Käesoleva küsitluse tulemused põhinevad </w:t>
+        <w:t xml:space="preserve">Automatiseeritud lahenduste hindamiseks haridusasutustes on oluline toetuda objektiivsetele ja teaduspõhistele kriteeriumidele. Selle uuringu käigus valitud hindamiskriteeriumid põhinevad nii teadusartiklitel kui ka praktikas ilmnenud vajadustel. Erilist tähelepanu pöörati </w:t>
       </w:r>
       <w:r>
         <w:rPr>
@@ -14526,7 +15770,7 @@
           <w:szCs w:val="24"/>
           <w:lang w:val="en-GB" w:eastAsia="en-GB"/>
         </w:rPr>
-        <w:t>58 haridusasutuste õpetaja vastustel</w:t>
+        <w:t>kasutusmugavusele (UX/UI)</w:t>
       </w:r>
       <w:r>
         <w:rPr>
@@ -14535,30 +15779,7 @@
           <w:szCs w:val="24"/>
           <w:lang w:val="en-GB" w:eastAsia="en-GB"/>
         </w:rPr>
-        <w:t>, mis annab väärtusliku ülevaate õpetajate kogemustest ja ootustest seoses protsesside automatiseerimisega. Valim hõlmab erinevate ainete õpetajaid, mis võimaldab analüüsida automatiseerimise vajadusi erinevates õppevaldkondades.</w:t>
-      </w:r>
-    </w:p>
-    <w:p>
-      <w:pPr>
-        <w:tabs>
-          <w:tab w:val="clear" w:pos="6237"/>
-        </w:tabs>
-        <w:spacing w:before="100" w:beforeAutospacing="1" w:after="100" w:afterAutospacing="1" w:line="240" w:lineRule="auto"/>
-        <w:rPr>
-          <w:rFonts w:ascii="Cambria" w:eastAsia="Times New Roman" w:hAnsi="Cambria" w:cs="Times New Roman"/>
-          <w:sz w:val="24"/>
-          <w:szCs w:val="24"/>
-          <w:lang w:val="en-GB" w:eastAsia="en-GB"/>
-        </w:rPr>
-      </w:pPr>
-      <w:r>
-        <w:rPr>
-          <w:rFonts w:ascii="Cambria" w:eastAsia="Times New Roman" w:hAnsi="Cambria" w:cs="Times New Roman"/>
-          <w:sz w:val="24"/>
-          <w:szCs w:val="24"/>
-          <w:lang w:val="en-GB" w:eastAsia="en-GB"/>
-        </w:rPr>
-        <w:t xml:space="preserve">Siiski tuleb arvestada, et kuna küsitlusele vastasid </w:t>
+        <w:t xml:space="preserve"> ja </w:t>
       </w:r>
       <w:r>
         <w:rPr>
@@ -14569,16 +15790,7 @@
           <w:szCs w:val="24"/>
           <w:lang w:val="en-GB" w:eastAsia="en-GB"/>
         </w:rPr>
-        <w:t>ainult õpetajad</w:t>
-      </w:r>
-      <w:r>
-        <w:rPr>
-          <w:rFonts w:ascii="Cambria" w:eastAsia="Times New Roman" w:hAnsi="Cambria" w:cs="Times New Roman"/>
-          <w:sz w:val="24"/>
-          <w:szCs w:val="24"/>
-          <w:lang w:val="en-GB" w:eastAsia="en-GB"/>
-        </w:rPr>
-        <w:t xml:space="preserve">, ei pruugi tulemused kajastada haridusasutuste teiste töötajate, näiteks administraatorite või IT-spetsialistide, seisukohti. Lisaks võib </w:t>
+        <w:t xml:space="preserve">õpilaste </w:t>
       </w:r>
       <w:r>
         <w:rPr>
@@ -14589,7 +15801,8 @@
           <w:szCs w:val="24"/>
           <w:lang w:val="en-GB" w:eastAsia="en-GB"/>
         </w:rPr>
-        <w:t>vastajate arv tekitada küsimusi valimi representatiivsuse kohta</w:t>
+        <w:lastRenderedPageBreak/>
+        <w:t>kohaloleku ning õpitulemuste analüüsile</w:t>
       </w:r>
       <w:r>
         <w:rPr>
@@ -14598,15 +15811,41 @@
           <w:szCs w:val="24"/>
           <w:lang w:val="en-GB" w:eastAsia="en-GB"/>
         </w:rPr>
-        <w:t>, kuna see ei pruugi täielikult peegeldada kogu haridussektori olukorda.</w:t>
-      </w:r>
-    </w:p>
-    <w:p>
-      <w:pPr>
-        <w:tabs>
-          <w:tab w:val="clear" w:pos="6237"/>
-        </w:tabs>
-        <w:spacing w:before="100" w:beforeAutospacing="1" w:after="100" w:afterAutospacing="1" w:line="240" w:lineRule="auto"/>
+        <w:t>, kuna need mõjutavad otseselt õpetamise ja õppimise kvaliteeti.</w:t>
+      </w:r>
+    </w:p>
+    <w:p>
+      <w:pPr>
+        <w:rPr>
+          <w:rFonts w:ascii="Cambria" w:hAnsi="Cambria"/>
+          <w:lang w:val="en-GB" w:eastAsia="en-GB"/>
+        </w:rPr>
+      </w:pPr>
+      <w:r>
+        <w:rPr>
+          <w:rFonts w:ascii="Cambria" w:hAnsi="Cambria"/>
+          <w:lang w:val="en-GB" w:eastAsia="en-GB"/>
+        </w:rPr>
+        <w:t>eadlased on jõudnud üksmeelele, et veakäitlus ja automaatsed vihjed on UX-i lahutamatu osa. Uuringud on näidanud, et automaatsete vihjetega süsteemid vähendavad kasutajavigade hulka 20–35% võrra, aidates seeläbi õpetajaid ja õpilasi efektiivsemalt tööd teha (Drozd &amp; Kirrane, 2019).jadustel. Erilist tähelepanu pöörati kasutusmugavusele (UX/UI) ja õpilaste kohaloleku ning õpitulemuste analüüsile, kuna need mõjutavad otseselt õpetamise ja õppimise kvaliteeti.</w:t>
+      </w:r>
+    </w:p>
+    <w:p>
+      <w:pPr>
+        <w:rPr>
+          <w:rFonts w:ascii="Cambria" w:hAnsi="Cambria"/>
+          <w:lang w:val="en-GB" w:eastAsia="en-GB"/>
+        </w:rPr>
+      </w:pPr>
+      <w:r>
+        <w:rPr>
+          <w:rFonts w:ascii="Cambria" w:hAnsi="Cambria"/>
+          <w:lang w:val="en-GB" w:eastAsia="en-GB"/>
+        </w:rPr>
+        <w:t>Uuringud on näidanud, et kasutusmugavus mõjutab otseselt tehnoloogia rakendatavust hariduses. Näiteks leiti, et keerulised kasutajaliidesed vähendavad õppijate ja õpetajate tehnoloogilist kaasatust kuni 30% võrra (Drozd &amp; Kirrane, 2019). Samuti on tõestatud, et hea UX vähendab vigade arvu kuni 25% ja parandab õppijate tulemusi 15% võrra (ISO, 2018).</w:t>
+      </w:r>
+    </w:p>
+    <w:p>
+      <w:pPr>
         <w:rPr>
           <w:rFonts w:ascii="Cambria" w:eastAsia="Times New Roman" w:hAnsi="Cambria" w:cs="Times New Roman"/>
           <w:sz w:val="24"/>
@@ -14614,16 +15853,24 @@
           <w:lang w:val="en-GB" w:eastAsia="en-GB"/>
         </w:rPr>
       </w:pPr>
-      <w:r>
-        <w:rPr>
-          <w:rFonts w:ascii="Cambria" w:eastAsia="Times New Roman" w:hAnsi="Cambria" w:cs="Times New Roman"/>
-          <w:sz w:val="24"/>
-          <w:szCs w:val="24"/>
+    </w:p>
+    <w:p>
+      <w:pPr>
+        <w:rPr>
+          <w:rFonts w:ascii="Cambria" w:hAnsi="Cambria"/>
           <w:lang w:val="en-GB" w:eastAsia="en-GB"/>
         </w:rPr>
-        <w:t xml:space="preserve">Selleks, et </w:t>
-      </w:r>
-      <w:r>
+      </w:pPr>
+      <w:r>
+        <w:rPr>
+          <w:rFonts w:ascii="Cambria" w:hAnsi="Cambria"/>
+          <w:lang w:val="en-GB" w:eastAsia="en-GB"/>
+        </w:rPr>
+        <w:t>Uuringud on näidanud, et kasutusmugavus mõjutab otseselt tehnoloogia rakendatavust hariduses. Näiteks leiti, et keerulised kasutajaliidesed vähendavad õppijate ja õpetajate tehnoloogilist kaasatust kuni 30% võrra (Drozd &amp; Kirrane, 2019). Samuti on tõestatud, et hea UX vähendab vigade arvu kuni 25% ja parandab õppijate tulemusi 15% võrra (ISO, 2018).</w:t>
+      </w:r>
+    </w:p>
+    <w:p>
+      <w:pPr>
         <w:rPr>
           <w:rFonts w:ascii="Cambria" w:eastAsia="Times New Roman" w:hAnsi="Cambria" w:cs="Times New Roman"/>
           <w:b/>
@@ -14632,17 +15879,7 @@
           <w:szCs w:val="24"/>
           <w:lang w:val="en-GB" w:eastAsia="en-GB"/>
         </w:rPr>
-        <w:t>tugevdada analüüsi ja vähendada võimalikke piiranguid valimi suuruse osas</w:t>
-      </w:r>
-      <w:r>
-        <w:rPr>
-          <w:rFonts w:ascii="Cambria" w:eastAsia="Times New Roman" w:hAnsi="Cambria" w:cs="Times New Roman"/>
-          <w:sz w:val="24"/>
-          <w:szCs w:val="24"/>
-          <w:lang w:val="en-GB" w:eastAsia="en-GB"/>
-        </w:rPr>
-        <w:t xml:space="preserve">, viiakse läbi ka </w:t>
-      </w:r>
+      </w:pPr>
       <w:r>
         <w:rPr>
           <w:rFonts w:ascii="Cambria" w:eastAsia="Times New Roman" w:hAnsi="Cambria" w:cs="Times New Roman"/>
@@ -14652,265 +15889,6 @@
           <w:szCs w:val="24"/>
           <w:lang w:val="en-GB" w:eastAsia="en-GB"/>
         </w:rPr>
-        <w:t>täiendav analüüs olemasolevatest automatiseeritud lahendustest</w:t>
-      </w:r>
-      <w:r>
-        <w:rPr>
-          <w:rFonts w:ascii="Cambria" w:eastAsia="Times New Roman" w:hAnsi="Cambria" w:cs="Times New Roman"/>
-          <w:sz w:val="24"/>
-          <w:szCs w:val="24"/>
-          <w:lang w:val="en-GB" w:eastAsia="en-GB"/>
-        </w:rPr>
-        <w:t>, mis on hetkel kasutusel haridusasutustes. See võimaldab võrrelda küsitluse tulemusi tegelike süsteemidega ja nende kasutusmustritega, andes sügavama arusaama sellest, millised probleemid on objektiivsed ja millised sõltuvad kasutajakogemusest.</w:t>
-      </w:r>
-    </w:p>
-    <w:p>
-      <w:pPr>
-        <w:tabs>
-          <w:tab w:val="clear" w:pos="6237"/>
-        </w:tabs>
-        <w:spacing w:before="100" w:beforeAutospacing="1" w:after="100" w:afterAutospacing="1" w:line="240" w:lineRule="auto"/>
-        <w:rPr>
-          <w:rFonts w:ascii="Cambria" w:eastAsia="Times New Roman" w:hAnsi="Cambria" w:cs="Times New Roman"/>
-          <w:sz w:val="24"/>
-          <w:szCs w:val="24"/>
-          <w:lang w:val="en-GB" w:eastAsia="en-GB"/>
-        </w:rPr>
-      </w:pPr>
-      <w:r>
-        <w:rPr>
-          <w:rFonts w:ascii="Cambria" w:eastAsia="Times New Roman" w:hAnsi="Cambria" w:cs="Times New Roman"/>
-          <w:sz w:val="24"/>
-          <w:szCs w:val="24"/>
-          <w:lang w:val="en-GB" w:eastAsia="en-GB"/>
-        </w:rPr>
-        <w:t xml:space="preserve">Seega, kuigi küsitluse tulemused annavad </w:t>
-      </w:r>
-      <w:r>
-        <w:rPr>
-          <w:rFonts w:ascii="Cambria" w:eastAsia="Times New Roman" w:hAnsi="Cambria" w:cs="Times New Roman"/>
-          <w:b/>
-          <w:bCs/>
-          <w:sz w:val="24"/>
-          <w:szCs w:val="24"/>
-          <w:lang w:val="en-GB" w:eastAsia="en-GB"/>
-        </w:rPr>
-        <w:t>hea indikatsiooni</w:t>
-      </w:r>
-      <w:r>
-        <w:rPr>
-          <w:rFonts w:ascii="Cambria" w:eastAsia="Times New Roman" w:hAnsi="Cambria" w:cs="Times New Roman"/>
-          <w:sz w:val="24"/>
-          <w:szCs w:val="24"/>
-          <w:lang w:val="en-GB" w:eastAsia="en-GB"/>
-        </w:rPr>
-        <w:t xml:space="preserve"> õpetajate perspektiivist, täiendab täiendav analüüs neid objektiivsema hinnanguga olemasolevatele lahendustele. See lähenemine aitab tagada, et töö järeldused põhineksid mitte ainult </w:t>
-      </w:r>
-      <w:r>
-        <w:rPr>
-          <w:rFonts w:ascii="Cambria" w:eastAsia="Times New Roman" w:hAnsi="Cambria" w:cs="Times New Roman"/>
-          <w:sz w:val="24"/>
-          <w:szCs w:val="24"/>
-          <w:lang w:val="en-GB" w:eastAsia="en-GB"/>
-        </w:rPr>
-        <w:lastRenderedPageBreak/>
-        <w:t xml:space="preserve">kasutajakogemustel, vaid ka </w:t>
-      </w:r>
-      <w:r>
-        <w:rPr>
-          <w:rFonts w:ascii="Cambria" w:eastAsia="Times New Roman" w:hAnsi="Cambria" w:cs="Times New Roman"/>
-          <w:b/>
-          <w:bCs/>
-          <w:sz w:val="24"/>
-          <w:szCs w:val="24"/>
-          <w:lang w:val="en-GB" w:eastAsia="en-GB"/>
-        </w:rPr>
-        <w:t>tegelikel andmetel ja süsteemianalüüsil</w:t>
-      </w:r>
-      <w:r>
-        <w:rPr>
-          <w:rFonts w:ascii="Cambria" w:eastAsia="Times New Roman" w:hAnsi="Cambria" w:cs="Times New Roman"/>
-          <w:sz w:val="24"/>
-          <w:szCs w:val="24"/>
-          <w:lang w:val="en-GB" w:eastAsia="en-GB"/>
-        </w:rPr>
-        <w:t>, mis suurendab töö usaldusväärsust ja praktilist väärtust.</w:t>
-      </w:r>
-    </w:p>
-    <w:p>
-      <w:pPr>
-        <w:pStyle w:val="Heading2"/>
-        <w:rPr>
-          <w:rFonts w:ascii="Cambria" w:hAnsi="Cambria"/>
-          <w:lang w:val="ru-RU" w:eastAsia="en-GB"/>
-        </w:rPr>
-      </w:pPr>
-      <w:bookmarkStart w:id="23" w:name="_Toc190518920"/>
-      <w:r>
-        <w:rPr>
-          <w:rFonts w:ascii="Cambria" w:hAnsi="Cambria"/>
-          <w:lang w:eastAsia="en-GB"/>
-        </w:rPr>
-        <w:t>Olemasolevate lahenduste analüüs</w:t>
-      </w:r>
-      <w:bookmarkEnd w:id="23"/>
-    </w:p>
-    <w:p>
-      <w:pPr>
-        <w:pStyle w:val="Heading3"/>
-        <w:rPr>
-          <w:rFonts w:ascii="Cambria" w:hAnsi="Cambria"/>
-          <w:lang w:eastAsia="en-GB"/>
-        </w:rPr>
-      </w:pPr>
-      <w:bookmarkStart w:id="24" w:name="_Toc190518921"/>
-      <w:r>
-        <w:rPr>
-          <w:rFonts w:ascii="Cambria" w:hAnsi="Cambria"/>
-          <w:lang w:val="en-US" w:eastAsia="en-GB"/>
-        </w:rPr>
-        <w:t>Raamastiku loomine</w:t>
-      </w:r>
-      <w:bookmarkEnd w:id="24"/>
-    </w:p>
-    <w:p>
-      <w:pPr>
-        <w:tabs>
-          <w:tab w:val="clear" w:pos="6237"/>
-        </w:tabs>
-        <w:spacing w:before="100" w:beforeAutospacing="1" w:after="100" w:afterAutospacing="1" w:line="240" w:lineRule="auto"/>
-        <w:rPr>
-          <w:rFonts w:ascii="Cambria" w:eastAsia="Times New Roman" w:hAnsi="Cambria" w:cs="Times New Roman"/>
-          <w:sz w:val="24"/>
-          <w:szCs w:val="24"/>
-          <w:lang w:val="en-GB" w:eastAsia="en-GB"/>
-        </w:rPr>
-      </w:pPr>
-      <w:r>
-        <w:rPr>
-          <w:rFonts w:ascii="Cambria" w:eastAsia="Times New Roman" w:hAnsi="Cambria" w:cs="Times New Roman"/>
-          <w:sz w:val="24"/>
-          <w:szCs w:val="24"/>
-          <w:lang w:val="en-GB" w:eastAsia="en-GB"/>
-        </w:rPr>
-        <w:t xml:space="preserve">Automatiseeritud lahenduste hindamiseks haridusasutustes on oluline toetuda objektiivsetele ja teaduspõhistele kriteeriumidele. Selle uuringu käigus valitud hindamiskriteeriumid põhinevad nii teadusartiklitel kui ka praktikas ilmnenud vajadustel. Erilist tähelepanu pöörati </w:t>
-      </w:r>
-      <w:r>
-        <w:rPr>
-          <w:rFonts w:ascii="Cambria" w:eastAsia="Times New Roman" w:hAnsi="Cambria" w:cs="Times New Roman"/>
-          <w:b/>
-          <w:bCs/>
-          <w:sz w:val="24"/>
-          <w:szCs w:val="24"/>
-          <w:lang w:val="en-GB" w:eastAsia="en-GB"/>
-        </w:rPr>
-        <w:t>kasutusmugavusele (UX/UI)</w:t>
-      </w:r>
-      <w:r>
-        <w:rPr>
-          <w:rFonts w:ascii="Cambria" w:eastAsia="Times New Roman" w:hAnsi="Cambria" w:cs="Times New Roman"/>
-          <w:sz w:val="24"/>
-          <w:szCs w:val="24"/>
-          <w:lang w:val="en-GB" w:eastAsia="en-GB"/>
-        </w:rPr>
-        <w:t xml:space="preserve"> ja </w:t>
-      </w:r>
-      <w:r>
-        <w:rPr>
-          <w:rFonts w:ascii="Cambria" w:eastAsia="Times New Roman" w:hAnsi="Cambria" w:cs="Times New Roman"/>
-          <w:b/>
-          <w:bCs/>
-          <w:sz w:val="24"/>
-          <w:szCs w:val="24"/>
-          <w:lang w:val="en-GB" w:eastAsia="en-GB"/>
-        </w:rPr>
-        <w:t>õpilaste kohaloleku ning õpitulemuste analüüsile</w:t>
-      </w:r>
-      <w:r>
-        <w:rPr>
-          <w:rFonts w:ascii="Cambria" w:eastAsia="Times New Roman" w:hAnsi="Cambria" w:cs="Times New Roman"/>
-          <w:sz w:val="24"/>
-          <w:szCs w:val="24"/>
-          <w:lang w:val="en-GB" w:eastAsia="en-GB"/>
-        </w:rPr>
-        <w:t>, kuna need mõjutavad otseselt õpetamise ja õppimise kvaliteeti.</w:t>
-      </w:r>
-    </w:p>
-    <w:p>
-      <w:pPr>
-        <w:rPr>
-          <w:rFonts w:ascii="Cambria" w:hAnsi="Cambria"/>
-          <w:lang w:val="en-GB" w:eastAsia="en-GB"/>
-        </w:rPr>
-      </w:pPr>
-      <w:r>
-        <w:rPr>
-          <w:rFonts w:ascii="Cambria" w:hAnsi="Cambria"/>
-          <w:lang w:val="en-GB" w:eastAsia="en-GB"/>
-        </w:rPr>
-        <w:t>eadlased on jõudnud üksmeelele, et veakäitlus ja automaatsed vihjed on UX-i lahutamatu osa. Uuringud on näidanud, et automaatsete vihjetega süsteemid vähendavad kasutajavigade hulka 20–35% võrra, aidates seeläbi õpetajaid ja õpilasi efektiivsemalt tööd teha (Drozd &amp; Kirrane, 2019).jadustel. Erilist tähelepanu pöörati kasutusmugavusele (UX/UI) ja õpilaste kohaloleku ning õpitulemuste analüüsile, kuna need mõjutavad otseselt õpetamise ja õppimise kvaliteeti.</w:t>
-      </w:r>
-    </w:p>
-    <w:p>
-      <w:pPr>
-        <w:rPr>
-          <w:rFonts w:ascii="Cambria" w:hAnsi="Cambria"/>
-          <w:lang w:val="en-GB" w:eastAsia="en-GB"/>
-        </w:rPr>
-      </w:pPr>
-      <w:r>
-        <w:rPr>
-          <w:rFonts w:ascii="Cambria" w:hAnsi="Cambria"/>
-          <w:lang w:val="en-GB" w:eastAsia="en-GB"/>
-        </w:rPr>
-        <w:t>Uuringud on näidanud, et kasutusmugavus mõjutab otseselt tehnoloogia rakendatavust hariduses. Näiteks leiti, et keerulised kasutajaliidesed vähendavad õppijate ja õpetajate tehnoloogilist kaasatust kuni 30% võrra (Drozd &amp; Kirrane, 2019). Samuti on tõestatud, et hea UX vähendab vigade arvu kuni 25% ja parandab õppijate tulemusi 15% võrra (ISO, 2018).</w:t>
-      </w:r>
-    </w:p>
-    <w:p>
-      <w:pPr>
-        <w:rPr>
-          <w:rFonts w:ascii="Cambria" w:eastAsia="Times New Roman" w:hAnsi="Cambria" w:cs="Times New Roman"/>
-          <w:sz w:val="24"/>
-          <w:szCs w:val="24"/>
-          <w:lang w:val="en-GB" w:eastAsia="en-GB"/>
-        </w:rPr>
-      </w:pPr>
-    </w:p>
-    <w:p>
-      <w:pPr>
-        <w:rPr>
-          <w:rFonts w:ascii="Cambria" w:hAnsi="Cambria"/>
-          <w:lang w:val="en-GB" w:eastAsia="en-GB"/>
-        </w:rPr>
-      </w:pPr>
-      <w:r>
-        <w:rPr>
-          <w:rFonts w:ascii="Cambria" w:hAnsi="Cambria"/>
-          <w:lang w:val="en-GB" w:eastAsia="en-GB"/>
-        </w:rPr>
-        <w:t>Uuringud on näidanud, et kasutusmugavus mõjutab otseselt tehnoloogia rakendatavust hariduses. Näiteks leiti, et keerulised kasutajaliidesed vähendavad õppijate ja õpetajate tehnoloogilist kaasatust kuni 30% võrra (Drozd &amp; Kirrane, 2019). Samuti on tõestatud, et hea UX vähendab vigade arvu kuni 25% ja parandab õppijate tulemusi 15% võrra (ISO, 2018).</w:t>
-      </w:r>
-    </w:p>
-    <w:p>
-      <w:pPr>
-        <w:rPr>
-          <w:rFonts w:ascii="Cambria" w:eastAsia="Times New Roman" w:hAnsi="Cambria" w:cs="Times New Roman"/>
-          <w:b/>
-          <w:bCs/>
-          <w:sz w:val="24"/>
-          <w:szCs w:val="24"/>
-          <w:lang w:val="en-GB" w:eastAsia="en-GB"/>
-        </w:rPr>
-      </w:pPr>
-      <w:r>
-        <w:rPr>
-          <w:rFonts w:ascii="Cambria" w:eastAsia="Times New Roman" w:hAnsi="Cambria" w:cs="Times New Roman"/>
-          <w:b/>
-          <w:bCs/>
-          <w:sz w:val="24"/>
-          <w:szCs w:val="24"/>
-          <w:lang w:val="en-GB" w:eastAsia="en-GB"/>
-        </w:rPr>
         <w:t>Õpilaste kohaloleku ja õpitulemuste analüüs: teaduspõhine põhjendus</w:t>
       </w:r>
       <w:r>
@@ -14960,7 +15938,6 @@
           <w:rFonts w:ascii="Cambria" w:hAnsi="Cambria"/>
           <w:lang w:val="en-GB" w:eastAsia="en-GB"/>
         </w:rPr>
-        <w:lastRenderedPageBreak/>
         <w:t>Paindlik aruandlus ja integreeritus</w:t>
       </w:r>
       <w:r>
@@ -15089,6 +16066,7 @@
           <w:bCs/>
           <w:lang w:val="en-GB"/>
         </w:rPr>
+        <w:lastRenderedPageBreak/>
         <w:t>Hindamismõõdikud:</w:t>
       </w:r>
     </w:p>
@@ -15405,14 +16383,14 @@
           <w:rFonts w:ascii="Cambria" w:hAnsi="Cambria"/>
         </w:rPr>
       </w:pPr>
-      <w:bookmarkStart w:id="25" w:name="_Toc190518922"/>
+      <w:bookmarkStart w:id="33" w:name="_Toc190631370"/>
       <w:r>
         <w:rPr>
           <w:rFonts w:ascii="Cambria" w:hAnsi="Cambria"/>
         </w:rPr>
         <w:t>Rakenduse MVP nõuded</w:t>
       </w:r>
-      <w:bookmarkEnd w:id="25"/>
+      <w:bookmarkEnd w:id="33"/>
     </w:p>
     <w:p>
       <w:pPr>
@@ -15504,7 +16482,7 @@
           <w:rFonts w:ascii="Cambria" w:hAnsi="Cambria"/>
         </w:rPr>
       </w:pPr>
-      <w:bookmarkStart w:id="26" w:name="_Toc190518923"/>
+      <w:bookmarkStart w:id="34" w:name="_Toc190631371"/>
       <w:r>
         <w:rPr>
           <w:rFonts w:ascii="Cambria" w:hAnsi="Cambria"/>
@@ -15533,7 +16511,7 @@
         </w:rPr>
         <w:t>)</w:t>
       </w:r>
-      <w:bookmarkEnd w:id="26"/>
+      <w:bookmarkEnd w:id="34"/>
     </w:p>
     <w:p>
       <w:pPr>
@@ -15542,7 +16520,7 @@
           <w:rFonts w:ascii="Cambria" w:hAnsi="Cambria"/>
         </w:rPr>
       </w:pPr>
-      <w:bookmarkStart w:id="27" w:name="_Toc190518924"/>
+      <w:bookmarkStart w:id="35" w:name="_Toc190631372"/>
       <w:r>
         <w:rPr>
           <w:rFonts w:ascii="Cambria" w:hAnsi="Cambria"/>
@@ -15550,7 +16528,7 @@
         <w:lastRenderedPageBreak/>
         <w:t>VEEBIRAKENDUSE ARENDUS JA TEOSTUS</w:t>
       </w:r>
-      <w:bookmarkEnd w:id="27"/>
+      <w:bookmarkEnd w:id="35"/>
     </w:p>
     <w:p>
       <w:pPr>
@@ -15559,14 +16537,14 @@
           <w:rFonts w:ascii="Cambria" w:hAnsi="Cambria"/>
         </w:rPr>
       </w:pPr>
-      <w:bookmarkStart w:id="28" w:name="_Toc190518925"/>
+      <w:bookmarkStart w:id="36" w:name="_Toc190631373"/>
       <w:r>
         <w:rPr>
           <w:rFonts w:ascii="Cambria" w:hAnsi="Cambria"/>
         </w:rPr>
         <w:t>MVP arhitektuuri kavandamine</w:t>
       </w:r>
-      <w:bookmarkEnd w:id="28"/>
+      <w:bookmarkEnd w:id="36"/>
     </w:p>
     <w:p>
       <w:pPr>
@@ -15575,7 +16553,7 @@
           <w:rFonts w:ascii="Cambria" w:hAnsi="Cambria"/>
         </w:rPr>
       </w:pPr>
-      <w:bookmarkStart w:id="29" w:name="_Toc190518926"/>
+      <w:bookmarkStart w:id="37" w:name="_Toc190631374"/>
       <w:r>
         <w:rPr>
           <w:rStyle w:val="Strong"/>
@@ -15584,7 +16562,7 @@
         </w:rPr>
         <w:t>Miks valida veebirakendus?</w:t>
       </w:r>
-      <w:bookmarkEnd w:id="29"/>
+      <w:bookmarkEnd w:id="37"/>
     </w:p>
     <w:p>
       <w:pPr>
@@ -15706,7 +16684,7 @@
           <w:rFonts w:ascii="Cambria" w:hAnsi="Cambria"/>
         </w:rPr>
       </w:pPr>
-      <w:bookmarkStart w:id="30" w:name="_Toc190518927"/>
+      <w:bookmarkStart w:id="38" w:name="_Toc190631375"/>
       <w:r>
         <w:rPr>
           <w:rStyle w:val="Strong"/>
@@ -15716,7 +16694,7 @@
         </w:rPr>
         <w:t>Frontend</w:t>
       </w:r>
-      <w:bookmarkEnd w:id="30"/>
+      <w:bookmarkEnd w:id="38"/>
     </w:p>
     <w:p>
       <w:pPr>
@@ -15738,7 +16716,7 @@
           <w:rFonts w:ascii="Cambria" w:hAnsi="Cambria"/>
         </w:rPr>
       </w:pPr>
-      <w:bookmarkStart w:id="31" w:name="_Toc190518928"/>
+      <w:bookmarkStart w:id="39" w:name="_Toc190631376"/>
       <w:r>
         <w:rPr>
           <w:rStyle w:val="Strong"/>
@@ -15747,7 +16725,7 @@
         </w:rPr>
         <w:t>Backend</w:t>
       </w:r>
-      <w:bookmarkEnd w:id="31"/>
+      <w:bookmarkEnd w:id="39"/>
     </w:p>
     <w:p>
       <w:pPr>
@@ -15769,7 +16747,7 @@
           <w:rFonts w:ascii="Cambria" w:hAnsi="Cambria"/>
         </w:rPr>
       </w:pPr>
-      <w:bookmarkStart w:id="32" w:name="_Toc190518929"/>
+      <w:bookmarkStart w:id="40" w:name="_Toc190631377"/>
       <w:r>
         <w:rPr>
           <w:rStyle w:val="Strong"/>
@@ -15778,7 +16756,7 @@
         </w:rPr>
         <w:t>Andmebaas</w:t>
       </w:r>
-      <w:bookmarkEnd w:id="32"/>
+      <w:bookmarkEnd w:id="40"/>
     </w:p>
     <w:p>
       <w:pPr>
@@ -15800,7 +16778,7 @@
           <w:rFonts w:ascii="Cambria" w:hAnsi="Cambria"/>
         </w:rPr>
       </w:pPr>
-      <w:bookmarkStart w:id="33" w:name="_Toc190518930"/>
+      <w:bookmarkStart w:id="41" w:name="_Toc190631378"/>
       <w:r>
         <w:rPr>
           <w:rFonts w:ascii="Cambria" w:hAnsi="Cambria"/>
@@ -15808,7 +16786,7 @@
         <w:lastRenderedPageBreak/>
         <w:t>Veebirakenduse arenduse etapid</w:t>
       </w:r>
-      <w:bookmarkEnd w:id="33"/>
+      <w:bookmarkEnd w:id="41"/>
     </w:p>
     <w:p>
       <w:pPr>
@@ -15817,14 +16795,14 @@
           <w:rFonts w:ascii="Cambria" w:hAnsi="Cambria"/>
         </w:rPr>
       </w:pPr>
-      <w:bookmarkStart w:id="34" w:name="_Toc190518931"/>
+      <w:bookmarkStart w:id="42" w:name="_Toc190631379"/>
       <w:r>
         <w:rPr>
           <w:rFonts w:ascii="Cambria" w:hAnsi="Cambria"/>
         </w:rPr>
         <w:t>Kasutajavajaduste analüüs</w:t>
       </w:r>
-      <w:bookmarkEnd w:id="34"/>
+      <w:bookmarkEnd w:id="42"/>
     </w:p>
     <w:p>
       <w:pPr>
@@ -15905,14 +16883,14 @@
           <w:rFonts w:ascii="Cambria" w:hAnsi="Cambria"/>
         </w:rPr>
       </w:pPr>
-      <w:bookmarkStart w:id="35" w:name="_Toc190518932"/>
+      <w:bookmarkStart w:id="43" w:name="_Toc190631380"/>
       <w:r>
         <w:rPr>
           <w:rFonts w:ascii="Cambria" w:hAnsi="Cambria"/>
         </w:rPr>
         <w:t>MVP arendamine</w:t>
       </w:r>
-      <w:bookmarkEnd w:id="35"/>
+      <w:bookmarkEnd w:id="43"/>
     </w:p>
     <w:p>
       <w:pPr>
@@ -16144,14 +17122,14 @@
           <w:rFonts w:ascii="Cambria" w:hAnsi="Cambria"/>
         </w:rPr>
       </w:pPr>
-      <w:bookmarkStart w:id="36" w:name="_Toc190518933"/>
+      <w:bookmarkStart w:id="44" w:name="_Toc190631381"/>
       <w:r>
         <w:rPr>
           <w:rFonts w:ascii="Cambria" w:hAnsi="Cambria"/>
         </w:rPr>
         <w:t>Turvalisuse rakendamine veebirakenduses</w:t>
       </w:r>
-      <w:bookmarkEnd w:id="36"/>
+      <w:bookmarkEnd w:id="44"/>
     </w:p>
     <w:p>
       <w:pPr>
@@ -16174,7 +17152,7 @@
           <w:rFonts w:ascii="Cambria" w:hAnsi="Cambria"/>
         </w:rPr>
       </w:pPr>
-      <w:bookmarkStart w:id="37" w:name="_Toc190518934"/>
+      <w:bookmarkStart w:id="45" w:name="_Toc190631382"/>
       <w:r>
         <w:rPr>
           <w:rFonts w:ascii="Cambria" w:hAnsi="Cambria"/>
@@ -16182,7 +17160,7 @@
         <w:lastRenderedPageBreak/>
         <w:t>Andmete krüpteerimine</w:t>
       </w:r>
-      <w:bookmarkEnd w:id="37"/>
+      <w:bookmarkEnd w:id="45"/>
     </w:p>
     <w:p>
       <w:pPr>
@@ -16253,14 +17231,14 @@
           <w:rFonts w:ascii="Cambria" w:hAnsi="Cambria"/>
         </w:rPr>
       </w:pPr>
-      <w:bookmarkStart w:id="38" w:name="_Toc190518935"/>
+      <w:bookmarkStart w:id="46" w:name="_Toc190631383"/>
       <w:r>
         <w:rPr>
           <w:rFonts w:ascii="Cambria" w:hAnsi="Cambria"/>
         </w:rPr>
         <w:t>Turvaaudit</w:t>
       </w:r>
-      <w:bookmarkEnd w:id="38"/>
+      <w:bookmarkEnd w:id="46"/>
     </w:p>
     <w:p>
       <w:pPr>
@@ -16463,14 +17441,14 @@
           <w:rFonts w:ascii="Cambria" w:hAnsi="Cambria"/>
         </w:rPr>
       </w:pPr>
-      <w:bookmarkStart w:id="39" w:name="_Toc190518936"/>
+      <w:bookmarkStart w:id="47" w:name="_Toc190631384"/>
       <w:r>
         <w:rPr>
           <w:rFonts w:ascii="Cambria" w:hAnsi="Cambria"/>
         </w:rPr>
         <w:t>Testimine ja tulemuste hindamine</w:t>
       </w:r>
-      <w:bookmarkEnd w:id="39"/>
+      <w:bookmarkEnd w:id="47"/>
     </w:p>
     <w:p>
       <w:pPr>
@@ -16495,7 +17473,7 @@
           <w:lang w:val="en-GB"/>
         </w:rPr>
       </w:pPr>
-      <w:bookmarkStart w:id="40" w:name="_Toc190518937"/>
+      <w:bookmarkStart w:id="48" w:name="_Toc190631385"/>
       <w:r>
         <w:rPr>
           <w:rFonts w:ascii="Cambria" w:hAnsi="Cambria"/>
@@ -16503,7 +17481,7 @@
         <w:lastRenderedPageBreak/>
         <w:t>UURIMUSTÖÖ TULEMUSED JA ANALÜÜS</w:t>
       </w:r>
-      <w:bookmarkEnd w:id="40"/>
+      <w:bookmarkEnd w:id="48"/>
     </w:p>
     <w:p>
       <w:pPr>
@@ -16512,14 +17490,14 @@
           <w:rFonts w:ascii="Cambria" w:hAnsi="Cambria"/>
         </w:rPr>
       </w:pPr>
-      <w:bookmarkStart w:id="41" w:name="_Toc190518938"/>
+      <w:bookmarkStart w:id="49" w:name="_Toc190631386"/>
       <w:r>
         <w:rPr>
           <w:rFonts w:ascii="Cambria" w:hAnsi="Cambria"/>
         </w:rPr>
         <w:t>Uurimustulemused ja nende tõlgendamine</w:t>
       </w:r>
-      <w:bookmarkEnd w:id="41"/>
+      <w:bookmarkEnd w:id="49"/>
     </w:p>
     <w:p>
       <w:pPr>
@@ -16543,14 +17521,14 @@
           <w:rFonts w:ascii="Cambria" w:hAnsi="Cambria"/>
         </w:rPr>
       </w:pPr>
-      <w:bookmarkStart w:id="42" w:name="_Toc190518939"/>
+      <w:bookmarkStart w:id="50" w:name="_Toc190631387"/>
       <w:r>
         <w:rPr>
           <w:rFonts w:ascii="Cambria" w:hAnsi="Cambria"/>
         </w:rPr>
         <w:t>Rakenduse praktiline väärtus haridusasutustes</w:t>
       </w:r>
-      <w:bookmarkEnd w:id="42"/>
+      <w:bookmarkEnd w:id="50"/>
     </w:p>
     <w:p>
       <w:pPr>
@@ -16574,14 +17552,14 @@
           <w:rFonts w:ascii="Cambria" w:hAnsi="Cambria"/>
         </w:rPr>
       </w:pPr>
-      <w:bookmarkStart w:id="43" w:name="_Toc190518940"/>
+      <w:bookmarkStart w:id="51" w:name="_Toc190631388"/>
       <w:r>
         <w:rPr>
           <w:rFonts w:ascii="Cambria" w:hAnsi="Cambria"/>
         </w:rPr>
         <w:t>Rakenduse edasised arendusvõimalused</w:t>
       </w:r>
-      <w:bookmarkEnd w:id="43"/>
+      <w:bookmarkEnd w:id="51"/>
     </w:p>
     <w:p>
       <w:pPr>
@@ -16624,8 +17602,8 @@
           <w:rFonts w:ascii="Cambria" w:hAnsi="Cambria"/>
         </w:rPr>
       </w:pPr>
-      <w:bookmarkStart w:id="44" w:name="_Toc181784142"/>
-      <w:bookmarkStart w:id="45" w:name="_Toc190518941"/>
+      <w:bookmarkStart w:id="52" w:name="_Toc181784142"/>
+      <w:bookmarkStart w:id="53" w:name="_Toc190631389"/>
       <w:r>
         <w:rPr>
           <w:rFonts w:ascii="Cambria" w:hAnsi="Cambria"/>
@@ -16633,8 +17611,8 @@
         <w:lastRenderedPageBreak/>
         <w:t>Kokkuvõte</w:t>
       </w:r>
-      <w:bookmarkEnd w:id="44"/>
-      <w:bookmarkEnd w:id="45"/>
+      <w:bookmarkEnd w:id="52"/>
+      <w:bookmarkEnd w:id="53"/>
     </w:p>
     <w:p>
       <w:pPr>
@@ -16681,7 +17659,7 @@
           <w:rFonts w:ascii="Cambria" w:hAnsi="Cambria"/>
         </w:rPr>
       </w:pPr>
-      <w:bookmarkStart w:id="46" w:name="_Toc190518942"/>
+      <w:bookmarkStart w:id="54" w:name="_Toc190631390"/>
       <w:r>
         <w:rPr>
           <w:rFonts w:ascii="Cambria" w:hAnsi="Cambria"/>
@@ -16689,7 +17667,7 @@
         <w:lastRenderedPageBreak/>
         <w:t>Allikad:</w:t>
       </w:r>
-      <w:bookmarkEnd w:id="46"/>
+      <w:bookmarkEnd w:id="54"/>
     </w:p>
     <w:p>
       <w:pPr>
@@ -17662,6 +18640,155 @@
     </w:lvl>
   </w:abstractNum>
   <w:abstractNum w:abstractNumId="2" w15:restartNumberingAfterBreak="0">
+    <w:nsid w:val="02CB6389"/>
+    <w:multiLevelType w:val="multilevel"/>
+    <w:tmpl w:val="A246D826"/>
+    <w:lvl w:ilvl="0">
+      <w:start w:val="1"/>
+      <w:numFmt w:val="bullet"/>
+      <w:lvlText w:val=""/>
+      <w:lvlJc w:val="left"/>
+      <w:pPr>
+        <w:tabs>
+          <w:tab w:val="num" w:pos="720"/>
+        </w:tabs>
+        <w:ind w:left="720" w:hanging="360"/>
+      </w:pPr>
+      <w:rPr>
+        <w:rFonts w:ascii="Symbol" w:hAnsi="Symbol" w:hint="default"/>
+        <w:sz w:val="20"/>
+      </w:rPr>
+    </w:lvl>
+    <w:lvl w:ilvl="1" w:tentative="1">
+      <w:start w:val="1"/>
+      <w:numFmt w:val="bullet"/>
+      <w:lvlText w:val="o"/>
+      <w:lvlJc w:val="left"/>
+      <w:pPr>
+        <w:tabs>
+          <w:tab w:val="num" w:pos="1440"/>
+        </w:tabs>
+        <w:ind w:left="1440" w:hanging="360"/>
+      </w:pPr>
+      <w:rPr>
+        <w:rFonts w:ascii="Courier New" w:hAnsi="Courier New" w:hint="default"/>
+        <w:sz w:val="20"/>
+      </w:rPr>
+    </w:lvl>
+    <w:lvl w:ilvl="2" w:tentative="1">
+      <w:start w:val="1"/>
+      <w:numFmt w:val="bullet"/>
+      <w:lvlText w:val=""/>
+      <w:lvlJc w:val="left"/>
+      <w:pPr>
+        <w:tabs>
+          <w:tab w:val="num" w:pos="2160"/>
+        </w:tabs>
+        <w:ind w:left="2160" w:hanging="360"/>
+      </w:pPr>
+      <w:rPr>
+        <w:rFonts w:ascii="Wingdings" w:hAnsi="Wingdings" w:hint="default"/>
+        <w:sz w:val="20"/>
+      </w:rPr>
+    </w:lvl>
+    <w:lvl w:ilvl="3" w:tentative="1">
+      <w:start w:val="1"/>
+      <w:numFmt w:val="bullet"/>
+      <w:lvlText w:val=""/>
+      <w:lvlJc w:val="left"/>
+      <w:pPr>
+        <w:tabs>
+          <w:tab w:val="num" w:pos="2880"/>
+        </w:tabs>
+        <w:ind w:left="2880" w:hanging="360"/>
+      </w:pPr>
+      <w:rPr>
+        <w:rFonts w:ascii="Wingdings" w:hAnsi="Wingdings" w:hint="default"/>
+        <w:sz w:val="20"/>
+      </w:rPr>
+    </w:lvl>
+    <w:lvl w:ilvl="4" w:tentative="1">
+      <w:start w:val="1"/>
+      <w:numFmt w:val="bullet"/>
+      <w:lvlText w:val=""/>
+      <w:lvlJc w:val="left"/>
+      <w:pPr>
+        <w:tabs>
+          <w:tab w:val="num" w:pos="3600"/>
+        </w:tabs>
+        <w:ind w:left="3600" w:hanging="360"/>
+      </w:pPr>
+      <w:rPr>
+        <w:rFonts w:ascii="Wingdings" w:hAnsi="Wingdings" w:hint="default"/>
+        <w:sz w:val="20"/>
+      </w:rPr>
+    </w:lvl>
+    <w:lvl w:ilvl="5" w:tentative="1">
+      <w:start w:val="1"/>
+      <w:numFmt w:val="bullet"/>
+      <w:lvlText w:val=""/>
+      <w:lvlJc w:val="left"/>
+      <w:pPr>
+        <w:tabs>
+          <w:tab w:val="num" w:pos="4320"/>
+        </w:tabs>
+        <w:ind w:left="4320" w:hanging="360"/>
+      </w:pPr>
+      <w:rPr>
+        <w:rFonts w:ascii="Wingdings" w:hAnsi="Wingdings" w:hint="default"/>
+        <w:sz w:val="20"/>
+      </w:rPr>
+    </w:lvl>
+    <w:lvl w:ilvl="6" w:tentative="1">
+      <w:start w:val="1"/>
+      <w:numFmt w:val="bullet"/>
+      <w:lvlText w:val=""/>
+      <w:lvlJc w:val="left"/>
+      <w:pPr>
+        <w:tabs>
+          <w:tab w:val="num" w:pos="5040"/>
+        </w:tabs>
+        <w:ind w:left="5040" w:hanging="360"/>
+      </w:pPr>
+      <w:rPr>
+        <w:rFonts w:ascii="Wingdings" w:hAnsi="Wingdings" w:hint="default"/>
+        <w:sz w:val="20"/>
+      </w:rPr>
+    </w:lvl>
+    <w:lvl w:ilvl="7" w:tentative="1">
+      <w:start w:val="1"/>
+      <w:numFmt w:val="bullet"/>
+      <w:lvlText w:val=""/>
+      <w:lvlJc w:val="left"/>
+      <w:pPr>
+        <w:tabs>
+          <w:tab w:val="num" w:pos="5760"/>
+        </w:tabs>
+        <w:ind w:left="5760" w:hanging="360"/>
+      </w:pPr>
+      <w:rPr>
+        <w:rFonts w:ascii="Wingdings" w:hAnsi="Wingdings" w:hint="default"/>
+        <w:sz w:val="20"/>
+      </w:rPr>
+    </w:lvl>
+    <w:lvl w:ilvl="8" w:tentative="1">
+      <w:start w:val="1"/>
+      <w:numFmt w:val="bullet"/>
+      <w:lvlText w:val=""/>
+      <w:lvlJc w:val="left"/>
+      <w:pPr>
+        <w:tabs>
+          <w:tab w:val="num" w:pos="6480"/>
+        </w:tabs>
+        <w:ind w:left="6480" w:hanging="360"/>
+      </w:pPr>
+      <w:rPr>
+        <w:rFonts w:ascii="Wingdings" w:hAnsi="Wingdings" w:hint="default"/>
+        <w:sz w:val="20"/>
+      </w:rPr>
+    </w:lvl>
+  </w:abstractNum>
+  <w:abstractNum w:abstractNumId="3" w15:restartNumberingAfterBreak="0">
     <w:nsid w:val="03BD0F4A"/>
     <w:multiLevelType w:val="hybridMultilevel"/>
     <w:tmpl w:val="00F03C82"/>
@@ -17748,7 +18875,156 @@
       </w:pPr>
     </w:lvl>
   </w:abstractNum>
-  <w:abstractNum w:abstractNumId="3" w15:restartNumberingAfterBreak="0">
+  <w:abstractNum w:abstractNumId="4" w15:restartNumberingAfterBreak="0">
+    <w:nsid w:val="05B93E65"/>
+    <w:multiLevelType w:val="multilevel"/>
+    <w:tmpl w:val="D7C42572"/>
+    <w:lvl w:ilvl="0">
+      <w:start w:val="1"/>
+      <w:numFmt w:val="bullet"/>
+      <w:lvlText w:val=""/>
+      <w:lvlJc w:val="left"/>
+      <w:pPr>
+        <w:tabs>
+          <w:tab w:val="num" w:pos="720"/>
+        </w:tabs>
+        <w:ind w:left="720" w:hanging="360"/>
+      </w:pPr>
+      <w:rPr>
+        <w:rFonts w:ascii="Symbol" w:hAnsi="Symbol" w:hint="default"/>
+        <w:sz w:val="20"/>
+      </w:rPr>
+    </w:lvl>
+    <w:lvl w:ilvl="1" w:tentative="1">
+      <w:start w:val="1"/>
+      <w:numFmt w:val="bullet"/>
+      <w:lvlText w:val="o"/>
+      <w:lvlJc w:val="left"/>
+      <w:pPr>
+        <w:tabs>
+          <w:tab w:val="num" w:pos="1440"/>
+        </w:tabs>
+        <w:ind w:left="1440" w:hanging="360"/>
+      </w:pPr>
+      <w:rPr>
+        <w:rFonts w:ascii="Courier New" w:hAnsi="Courier New" w:hint="default"/>
+        <w:sz w:val="20"/>
+      </w:rPr>
+    </w:lvl>
+    <w:lvl w:ilvl="2" w:tentative="1">
+      <w:start w:val="1"/>
+      <w:numFmt w:val="bullet"/>
+      <w:lvlText w:val=""/>
+      <w:lvlJc w:val="left"/>
+      <w:pPr>
+        <w:tabs>
+          <w:tab w:val="num" w:pos="2160"/>
+        </w:tabs>
+        <w:ind w:left="2160" w:hanging="360"/>
+      </w:pPr>
+      <w:rPr>
+        <w:rFonts w:ascii="Wingdings" w:hAnsi="Wingdings" w:hint="default"/>
+        <w:sz w:val="20"/>
+      </w:rPr>
+    </w:lvl>
+    <w:lvl w:ilvl="3" w:tentative="1">
+      <w:start w:val="1"/>
+      <w:numFmt w:val="bullet"/>
+      <w:lvlText w:val=""/>
+      <w:lvlJc w:val="left"/>
+      <w:pPr>
+        <w:tabs>
+          <w:tab w:val="num" w:pos="2880"/>
+        </w:tabs>
+        <w:ind w:left="2880" w:hanging="360"/>
+      </w:pPr>
+      <w:rPr>
+        <w:rFonts w:ascii="Wingdings" w:hAnsi="Wingdings" w:hint="default"/>
+        <w:sz w:val="20"/>
+      </w:rPr>
+    </w:lvl>
+    <w:lvl w:ilvl="4" w:tentative="1">
+      <w:start w:val="1"/>
+      <w:numFmt w:val="bullet"/>
+      <w:lvlText w:val=""/>
+      <w:lvlJc w:val="left"/>
+      <w:pPr>
+        <w:tabs>
+          <w:tab w:val="num" w:pos="3600"/>
+        </w:tabs>
+        <w:ind w:left="3600" w:hanging="360"/>
+      </w:pPr>
+      <w:rPr>
+        <w:rFonts w:ascii="Wingdings" w:hAnsi="Wingdings" w:hint="default"/>
+        <w:sz w:val="20"/>
+      </w:rPr>
+    </w:lvl>
+    <w:lvl w:ilvl="5" w:tentative="1">
+      <w:start w:val="1"/>
+      <w:numFmt w:val="bullet"/>
+      <w:lvlText w:val=""/>
+      <w:lvlJc w:val="left"/>
+      <w:pPr>
+        <w:tabs>
+          <w:tab w:val="num" w:pos="4320"/>
+        </w:tabs>
+        <w:ind w:left="4320" w:hanging="360"/>
+      </w:pPr>
+      <w:rPr>
+        <w:rFonts w:ascii="Wingdings" w:hAnsi="Wingdings" w:hint="default"/>
+        <w:sz w:val="20"/>
+      </w:rPr>
+    </w:lvl>
+    <w:lvl w:ilvl="6" w:tentative="1">
+      <w:start w:val="1"/>
+      <w:numFmt w:val="bullet"/>
+      <w:lvlText w:val=""/>
+      <w:lvlJc w:val="left"/>
+      <w:pPr>
+        <w:tabs>
+          <w:tab w:val="num" w:pos="5040"/>
+        </w:tabs>
+        <w:ind w:left="5040" w:hanging="360"/>
+      </w:pPr>
+      <w:rPr>
+        <w:rFonts w:ascii="Wingdings" w:hAnsi="Wingdings" w:hint="default"/>
+        <w:sz w:val="20"/>
+      </w:rPr>
+    </w:lvl>
+    <w:lvl w:ilvl="7" w:tentative="1">
+      <w:start w:val="1"/>
+      <w:numFmt w:val="bullet"/>
+      <w:lvlText w:val=""/>
+      <w:lvlJc w:val="left"/>
+      <w:pPr>
+        <w:tabs>
+          <w:tab w:val="num" w:pos="5760"/>
+        </w:tabs>
+        <w:ind w:left="5760" w:hanging="360"/>
+      </w:pPr>
+      <w:rPr>
+        <w:rFonts w:ascii="Wingdings" w:hAnsi="Wingdings" w:hint="default"/>
+        <w:sz w:val="20"/>
+      </w:rPr>
+    </w:lvl>
+    <w:lvl w:ilvl="8" w:tentative="1">
+      <w:start w:val="1"/>
+      <w:numFmt w:val="bullet"/>
+      <w:lvlText w:val=""/>
+      <w:lvlJc w:val="left"/>
+      <w:pPr>
+        <w:tabs>
+          <w:tab w:val="num" w:pos="6480"/>
+        </w:tabs>
+        <w:ind w:left="6480" w:hanging="360"/>
+      </w:pPr>
+      <w:rPr>
+        <w:rFonts w:ascii="Wingdings" w:hAnsi="Wingdings" w:hint="default"/>
+        <w:sz w:val="20"/>
+      </w:rPr>
+    </w:lvl>
+  </w:abstractNum>
+  <w:abstractNum w:abstractNumId="5" w15:restartNumberingAfterBreak="0">
     <w:nsid w:val="08E4370F"/>
     <w:multiLevelType w:val="multilevel"/>
     <w:tmpl w:val="D52821AC"/>
@@ -17861,7 +19137,7 @@
       </w:pPr>
     </w:lvl>
   </w:abstractNum>
-  <w:abstractNum w:abstractNumId="4" w15:restartNumberingAfterBreak="0">
+  <w:abstractNum w:abstractNumId="6" w15:restartNumberingAfterBreak="0">
     <w:nsid w:val="08E9053D"/>
     <w:multiLevelType w:val="multilevel"/>
     <w:tmpl w:val="2B12B1CA"/>
@@ -17974,7 +19250,7 @@
       </w:pPr>
     </w:lvl>
   </w:abstractNum>
-  <w:abstractNum w:abstractNumId="5" w15:restartNumberingAfterBreak="0">
+  <w:abstractNum w:abstractNumId="7" w15:restartNumberingAfterBreak="0">
     <w:nsid w:val="09B933B9"/>
     <w:multiLevelType w:val="multilevel"/>
     <w:tmpl w:val="0D409344"/>
@@ -18087,7 +19363,7 @@
       </w:pPr>
     </w:lvl>
   </w:abstractNum>
-  <w:abstractNum w:abstractNumId="6" w15:restartNumberingAfterBreak="0">
+  <w:abstractNum w:abstractNumId="8" w15:restartNumberingAfterBreak="0">
     <w:nsid w:val="0C6413E2"/>
     <w:multiLevelType w:val="hybridMultilevel"/>
     <w:tmpl w:val="0E5E737E"/>
@@ -18200,7 +19476,7 @@
       </w:rPr>
     </w:lvl>
   </w:abstractNum>
-  <w:abstractNum w:abstractNumId="7" w15:restartNumberingAfterBreak="0">
+  <w:abstractNum w:abstractNumId="9" w15:restartNumberingAfterBreak="0">
     <w:nsid w:val="0E2D19D5"/>
     <w:multiLevelType w:val="multilevel"/>
     <w:tmpl w:val="77F09176"/>
@@ -18349,7 +19625,7 @@
       </w:rPr>
     </w:lvl>
   </w:abstractNum>
-  <w:abstractNum w:abstractNumId="8" w15:restartNumberingAfterBreak="0">
+  <w:abstractNum w:abstractNumId="10" w15:restartNumberingAfterBreak="0">
     <w:nsid w:val="125F0159"/>
     <w:multiLevelType w:val="multilevel"/>
     <w:tmpl w:val="D8548F56"/>
@@ -18498,7 +19774,7 @@
       </w:rPr>
     </w:lvl>
   </w:abstractNum>
-  <w:abstractNum w:abstractNumId="9" w15:restartNumberingAfterBreak="0">
+  <w:abstractNum w:abstractNumId="11" w15:restartNumberingAfterBreak="0">
     <w:nsid w:val="16224634"/>
     <w:multiLevelType w:val="hybridMultilevel"/>
     <w:tmpl w:val="A42E1794"/>
@@ -18612,7 +19888,7 @@
       </w:rPr>
     </w:lvl>
   </w:abstractNum>
-  <w:abstractNum w:abstractNumId="10" w15:restartNumberingAfterBreak="0">
+  <w:abstractNum w:abstractNumId="12" w15:restartNumberingAfterBreak="0">
     <w:nsid w:val="17FB3FF7"/>
     <w:multiLevelType w:val="hybridMultilevel"/>
     <w:tmpl w:val="23A6109A"/>
@@ -18725,7 +20001,7 @@
       </w:rPr>
     </w:lvl>
   </w:abstractNum>
-  <w:abstractNum w:abstractNumId="11" w15:restartNumberingAfterBreak="0">
+  <w:abstractNum w:abstractNumId="13" w15:restartNumberingAfterBreak="0">
     <w:nsid w:val="1AE904F2"/>
     <w:multiLevelType w:val="multilevel"/>
     <w:tmpl w:val="622A8520"/>
@@ -18844,7 +20120,120 @@
       </w:rPr>
     </w:lvl>
   </w:abstractNum>
-  <w:abstractNum w:abstractNumId="12" w15:restartNumberingAfterBreak="0">
+  <w:abstractNum w:abstractNumId="14" w15:restartNumberingAfterBreak="0">
+    <w:nsid w:val="1D527BF2"/>
+    <w:multiLevelType w:val="hybridMultilevel"/>
+    <w:tmpl w:val="A5206C20"/>
+    <w:lvl w:ilvl="0" w:tplc="04190001">
+      <w:start w:val="1"/>
+      <w:numFmt w:val="bullet"/>
+      <w:lvlText w:val=""/>
+      <w:lvlJc w:val="left"/>
+      <w:pPr>
+        <w:ind w:left="720" w:hanging="360"/>
+      </w:pPr>
+      <w:rPr>
+        <w:rFonts w:ascii="Symbol" w:hAnsi="Symbol" w:hint="default"/>
+      </w:rPr>
+    </w:lvl>
+    <w:lvl w:ilvl="1" w:tplc="04190003" w:tentative="1">
+      <w:start w:val="1"/>
+      <w:numFmt w:val="bullet"/>
+      <w:lvlText w:val="o"/>
+      <w:lvlJc w:val="left"/>
+      <w:pPr>
+        <w:ind w:left="1440" w:hanging="360"/>
+      </w:pPr>
+      <w:rPr>
+        <w:rFonts w:ascii="Courier New" w:hAnsi="Courier New" w:cs="Courier New" w:hint="default"/>
+      </w:rPr>
+    </w:lvl>
+    <w:lvl w:ilvl="2" w:tplc="04190005" w:tentative="1">
+      <w:start w:val="1"/>
+      <w:numFmt w:val="bullet"/>
+      <w:lvlText w:val=""/>
+      <w:lvlJc w:val="left"/>
+      <w:pPr>
+        <w:ind w:left="2160" w:hanging="360"/>
+      </w:pPr>
+      <w:rPr>
+        <w:rFonts w:ascii="Wingdings" w:hAnsi="Wingdings" w:hint="default"/>
+      </w:rPr>
+    </w:lvl>
+    <w:lvl w:ilvl="3" w:tplc="04190001" w:tentative="1">
+      <w:start w:val="1"/>
+      <w:numFmt w:val="bullet"/>
+      <w:lvlText w:val=""/>
+      <w:lvlJc w:val="left"/>
+      <w:pPr>
+        <w:ind w:left="2880" w:hanging="360"/>
+      </w:pPr>
+      <w:rPr>
+        <w:rFonts w:ascii="Symbol" w:hAnsi="Symbol" w:hint="default"/>
+      </w:rPr>
+    </w:lvl>
+    <w:lvl w:ilvl="4" w:tplc="04190003" w:tentative="1">
+      <w:start w:val="1"/>
+      <w:numFmt w:val="bullet"/>
+      <w:lvlText w:val="o"/>
+      <w:lvlJc w:val="left"/>
+      <w:pPr>
+        <w:ind w:left="3600" w:hanging="360"/>
+      </w:pPr>
+      <w:rPr>
+        <w:rFonts w:ascii="Courier New" w:hAnsi="Courier New" w:cs="Courier New" w:hint="default"/>
+      </w:rPr>
+    </w:lvl>
+    <w:lvl w:ilvl="5" w:tplc="04190005" w:tentative="1">
+      <w:start w:val="1"/>
+      <w:numFmt w:val="bullet"/>
+      <w:lvlText w:val=""/>
+      <w:lvlJc w:val="left"/>
+      <w:pPr>
+        <w:ind w:left="4320" w:hanging="360"/>
+      </w:pPr>
+      <w:rPr>
+        <w:rFonts w:ascii="Wingdings" w:hAnsi="Wingdings" w:hint="default"/>
+      </w:rPr>
+    </w:lvl>
+    <w:lvl w:ilvl="6" w:tplc="04190001" w:tentative="1">
+      <w:start w:val="1"/>
+      <w:numFmt w:val="bullet"/>
+      <w:lvlText w:val=""/>
+      <w:lvlJc w:val="left"/>
+      <w:pPr>
+        <w:ind w:left="5040" w:hanging="360"/>
+      </w:pPr>
+      <w:rPr>
+        <w:rFonts w:ascii="Symbol" w:hAnsi="Symbol" w:hint="default"/>
+      </w:rPr>
+    </w:lvl>
+    <w:lvl w:ilvl="7" w:tplc="04190003" w:tentative="1">
+      <w:start w:val="1"/>
+      <w:numFmt w:val="bullet"/>
+      <w:lvlText w:val="o"/>
+      <w:lvlJc w:val="left"/>
+      <w:pPr>
+        <w:ind w:left="5760" w:hanging="360"/>
+      </w:pPr>
+      <w:rPr>
+        <w:rFonts w:ascii="Courier New" w:hAnsi="Courier New" w:cs="Courier New" w:hint="default"/>
+      </w:rPr>
+    </w:lvl>
+    <w:lvl w:ilvl="8" w:tplc="04190005" w:tentative="1">
+      <w:start w:val="1"/>
+      <w:numFmt w:val="bullet"/>
+      <w:lvlText w:val=""/>
+      <w:lvlJc w:val="left"/>
+      <w:pPr>
+        <w:ind w:left="6480" w:hanging="360"/>
+      </w:pPr>
+      <w:rPr>
+        <w:rFonts w:ascii="Wingdings" w:hAnsi="Wingdings" w:hint="default"/>
+      </w:rPr>
+    </w:lvl>
+  </w:abstractNum>
+  <w:abstractNum w:abstractNumId="15" w15:restartNumberingAfterBreak="0">
     <w:nsid w:val="1E042C9B"/>
     <w:multiLevelType w:val="multilevel"/>
     <w:tmpl w:val="E1AAF812"/>
@@ -18930,7 +20319,7 @@
       </w:pPr>
     </w:lvl>
   </w:abstractNum>
-  <w:abstractNum w:abstractNumId="13" w15:restartNumberingAfterBreak="0">
+  <w:abstractNum w:abstractNumId="16" w15:restartNumberingAfterBreak="0">
     <w:nsid w:val="1F2B6F0F"/>
     <w:multiLevelType w:val="hybridMultilevel"/>
     <w:tmpl w:val="643A6CC0"/>
@@ -19043,7 +20432,7 @@
       </w:rPr>
     </w:lvl>
   </w:abstractNum>
-  <w:abstractNum w:abstractNumId="14" w15:restartNumberingAfterBreak="0">
+  <w:abstractNum w:abstractNumId="17" w15:restartNumberingAfterBreak="0">
     <w:nsid w:val="22263961"/>
     <w:multiLevelType w:val="hybridMultilevel"/>
     <w:tmpl w:val="21926650"/>
@@ -19156,7 +20545,7 @@
       </w:rPr>
     </w:lvl>
   </w:abstractNum>
-  <w:abstractNum w:abstractNumId="15" w15:restartNumberingAfterBreak="0">
+  <w:abstractNum w:abstractNumId="18" w15:restartNumberingAfterBreak="0">
     <w:nsid w:val="234A0695"/>
     <w:multiLevelType w:val="hybridMultilevel"/>
     <w:tmpl w:val="64C68126"/>
@@ -19270,7 +20659,7 @@
       </w:rPr>
     </w:lvl>
   </w:abstractNum>
-  <w:abstractNum w:abstractNumId="16" w15:restartNumberingAfterBreak="0">
+  <w:abstractNum w:abstractNumId="19" w15:restartNumberingAfterBreak="0">
     <w:nsid w:val="23787CC9"/>
     <w:multiLevelType w:val="multilevel"/>
     <w:tmpl w:val="102EF106"/>
@@ -19419,7 +20808,7 @@
       </w:rPr>
     </w:lvl>
   </w:abstractNum>
-  <w:abstractNum w:abstractNumId="17" w15:restartNumberingAfterBreak="0">
+  <w:abstractNum w:abstractNumId="20" w15:restartNumberingAfterBreak="0">
     <w:nsid w:val="24BD2124"/>
     <w:multiLevelType w:val="multilevel"/>
     <w:tmpl w:val="58C270CE"/>
@@ -19568,7 +20957,7 @@
       </w:rPr>
     </w:lvl>
   </w:abstractNum>
-  <w:abstractNum w:abstractNumId="18" w15:restartNumberingAfterBreak="0">
+  <w:abstractNum w:abstractNumId="21" w15:restartNumberingAfterBreak="0">
     <w:nsid w:val="28AA2D92"/>
     <w:multiLevelType w:val="hybridMultilevel"/>
     <w:tmpl w:val="FE547A1A"/>
@@ -19681,7 +21070,7 @@
       </w:rPr>
     </w:lvl>
   </w:abstractNum>
-  <w:abstractNum w:abstractNumId="19" w15:restartNumberingAfterBreak="0">
+  <w:abstractNum w:abstractNumId="22" w15:restartNumberingAfterBreak="0">
     <w:nsid w:val="2A095A57"/>
     <w:multiLevelType w:val="multilevel"/>
     <w:tmpl w:val="1E32CDB6"/>
@@ -19830,7 +21219,7 @@
       </w:rPr>
     </w:lvl>
   </w:abstractNum>
-  <w:abstractNum w:abstractNumId="20" w15:restartNumberingAfterBreak="0">
+  <w:abstractNum w:abstractNumId="23" w15:restartNumberingAfterBreak="0">
     <w:nsid w:val="303D592B"/>
     <w:multiLevelType w:val="multilevel"/>
     <w:tmpl w:val="3CF8891A"/>
@@ -19979,7 +21368,7 @@
       </w:rPr>
     </w:lvl>
   </w:abstractNum>
-  <w:abstractNum w:abstractNumId="21" w15:restartNumberingAfterBreak="0">
+  <w:abstractNum w:abstractNumId="24" w15:restartNumberingAfterBreak="0">
     <w:nsid w:val="327A280E"/>
     <w:multiLevelType w:val="hybridMultilevel"/>
     <w:tmpl w:val="2A9867FC"/>
@@ -20092,7 +21481,7 @@
       </w:rPr>
     </w:lvl>
   </w:abstractNum>
-  <w:abstractNum w:abstractNumId="22" w15:restartNumberingAfterBreak="0">
+  <w:abstractNum w:abstractNumId="25" w15:restartNumberingAfterBreak="0">
     <w:nsid w:val="341E1672"/>
     <w:multiLevelType w:val="multilevel"/>
     <w:tmpl w:val="9EF212BC"/>
@@ -20241,7 +21630,7 @@
       </w:rPr>
     </w:lvl>
   </w:abstractNum>
-  <w:abstractNum w:abstractNumId="23" w15:restartNumberingAfterBreak="0">
+  <w:abstractNum w:abstractNumId="26" w15:restartNumberingAfterBreak="0">
     <w:nsid w:val="34723D21"/>
     <w:multiLevelType w:val="hybridMultilevel"/>
     <w:tmpl w:val="4AFC1D88"/>
@@ -20332,7 +21721,7 @@
       </w:pPr>
     </w:lvl>
   </w:abstractNum>
-  <w:abstractNum w:abstractNumId="24" w15:restartNumberingAfterBreak="0">
+  <w:abstractNum w:abstractNumId="27" w15:restartNumberingAfterBreak="0">
     <w:nsid w:val="3A4F1EF9"/>
     <w:multiLevelType w:val="hybridMultilevel"/>
     <w:tmpl w:val="A61CFFCA"/>
@@ -20445,7 +21834,7 @@
       </w:rPr>
     </w:lvl>
   </w:abstractNum>
-  <w:abstractNum w:abstractNumId="25" w15:restartNumberingAfterBreak="0">
+  <w:abstractNum w:abstractNumId="28" w15:restartNumberingAfterBreak="0">
     <w:nsid w:val="3A5F1F07"/>
     <w:multiLevelType w:val="multilevel"/>
     <w:tmpl w:val="0E3C77C6"/>
@@ -20558,7 +21947,7 @@
       </w:pPr>
     </w:lvl>
   </w:abstractNum>
-  <w:abstractNum w:abstractNumId="26" w15:restartNumberingAfterBreak="0">
+  <w:abstractNum w:abstractNumId="29" w15:restartNumberingAfterBreak="0">
     <w:nsid w:val="3F415596"/>
     <w:multiLevelType w:val="multilevel"/>
     <w:tmpl w:val="2F02D330"/>
@@ -20707,7 +22096,156 @@
       </w:rPr>
     </w:lvl>
   </w:abstractNum>
-  <w:abstractNum w:abstractNumId="27" w15:restartNumberingAfterBreak="0">
+  <w:abstractNum w:abstractNumId="30" w15:restartNumberingAfterBreak="0">
+    <w:nsid w:val="40C45D7D"/>
+    <w:multiLevelType w:val="multilevel"/>
+    <w:tmpl w:val="AF2A731C"/>
+    <w:lvl w:ilvl="0">
+      <w:start w:val="1"/>
+      <w:numFmt w:val="bullet"/>
+      <w:lvlText w:val=""/>
+      <w:lvlJc w:val="left"/>
+      <w:pPr>
+        <w:tabs>
+          <w:tab w:val="num" w:pos="360"/>
+        </w:tabs>
+        <w:ind w:left="360" w:hanging="360"/>
+      </w:pPr>
+      <w:rPr>
+        <w:rFonts w:ascii="Symbol" w:hAnsi="Symbol" w:hint="default"/>
+        <w:sz w:val="20"/>
+      </w:rPr>
+    </w:lvl>
+    <w:lvl w:ilvl="1" w:tentative="1">
+      <w:start w:val="1"/>
+      <w:numFmt w:val="bullet"/>
+      <w:lvlText w:val="o"/>
+      <w:lvlJc w:val="left"/>
+      <w:pPr>
+        <w:tabs>
+          <w:tab w:val="num" w:pos="1080"/>
+        </w:tabs>
+        <w:ind w:left="1080" w:hanging="360"/>
+      </w:pPr>
+      <w:rPr>
+        <w:rFonts w:ascii="Courier New" w:hAnsi="Courier New" w:hint="default"/>
+        <w:sz w:val="20"/>
+      </w:rPr>
+    </w:lvl>
+    <w:lvl w:ilvl="2" w:tentative="1">
+      <w:start w:val="1"/>
+      <w:numFmt w:val="bullet"/>
+      <w:lvlText w:val=""/>
+      <w:lvlJc w:val="left"/>
+      <w:pPr>
+        <w:tabs>
+          <w:tab w:val="num" w:pos="1800"/>
+        </w:tabs>
+        <w:ind w:left="1800" w:hanging="360"/>
+      </w:pPr>
+      <w:rPr>
+        <w:rFonts w:ascii="Wingdings" w:hAnsi="Wingdings" w:hint="default"/>
+        <w:sz w:val="20"/>
+      </w:rPr>
+    </w:lvl>
+    <w:lvl w:ilvl="3" w:tentative="1">
+      <w:start w:val="1"/>
+      <w:numFmt w:val="bullet"/>
+      <w:lvlText w:val=""/>
+      <w:lvlJc w:val="left"/>
+      <w:pPr>
+        <w:tabs>
+          <w:tab w:val="num" w:pos="2520"/>
+        </w:tabs>
+        <w:ind w:left="2520" w:hanging="360"/>
+      </w:pPr>
+      <w:rPr>
+        <w:rFonts w:ascii="Wingdings" w:hAnsi="Wingdings" w:hint="default"/>
+        <w:sz w:val="20"/>
+      </w:rPr>
+    </w:lvl>
+    <w:lvl w:ilvl="4" w:tentative="1">
+      <w:start w:val="1"/>
+      <w:numFmt w:val="bullet"/>
+      <w:lvlText w:val=""/>
+      <w:lvlJc w:val="left"/>
+      <w:pPr>
+        <w:tabs>
+          <w:tab w:val="num" w:pos="3240"/>
+        </w:tabs>
+        <w:ind w:left="3240" w:hanging="360"/>
+      </w:pPr>
+      <w:rPr>
+        <w:rFonts w:ascii="Wingdings" w:hAnsi="Wingdings" w:hint="default"/>
+        <w:sz w:val="20"/>
+      </w:rPr>
+    </w:lvl>
+    <w:lvl w:ilvl="5" w:tentative="1">
+      <w:start w:val="1"/>
+      <w:numFmt w:val="bullet"/>
+      <w:lvlText w:val=""/>
+      <w:lvlJc w:val="left"/>
+      <w:pPr>
+        <w:tabs>
+          <w:tab w:val="num" w:pos="3960"/>
+        </w:tabs>
+        <w:ind w:left="3960" w:hanging="360"/>
+      </w:pPr>
+      <w:rPr>
+        <w:rFonts w:ascii="Wingdings" w:hAnsi="Wingdings" w:hint="default"/>
+        <w:sz w:val="20"/>
+      </w:rPr>
+    </w:lvl>
+    <w:lvl w:ilvl="6" w:tentative="1">
+      <w:start w:val="1"/>
+      <w:numFmt w:val="bullet"/>
+      <w:lvlText w:val=""/>
+      <w:lvlJc w:val="left"/>
+      <w:pPr>
+        <w:tabs>
+          <w:tab w:val="num" w:pos="4680"/>
+        </w:tabs>
+        <w:ind w:left="4680" w:hanging="360"/>
+      </w:pPr>
+      <w:rPr>
+        <w:rFonts w:ascii="Wingdings" w:hAnsi="Wingdings" w:hint="default"/>
+        <w:sz w:val="20"/>
+      </w:rPr>
+    </w:lvl>
+    <w:lvl w:ilvl="7" w:tentative="1">
+      <w:start w:val="1"/>
+      <w:numFmt w:val="bullet"/>
+      <w:lvlText w:val=""/>
+      <w:lvlJc w:val="left"/>
+      <w:pPr>
+        <w:tabs>
+          <w:tab w:val="num" w:pos="5400"/>
+        </w:tabs>
+        <w:ind w:left="5400" w:hanging="360"/>
+      </w:pPr>
+      <w:rPr>
+        <w:rFonts w:ascii="Wingdings" w:hAnsi="Wingdings" w:hint="default"/>
+        <w:sz w:val="20"/>
+      </w:rPr>
+    </w:lvl>
+    <w:lvl w:ilvl="8" w:tentative="1">
+      <w:start w:val="1"/>
+      <w:numFmt w:val="bullet"/>
+      <w:lvlText w:val=""/>
+      <w:lvlJc w:val="left"/>
+      <w:pPr>
+        <w:tabs>
+          <w:tab w:val="num" w:pos="6120"/>
+        </w:tabs>
+        <w:ind w:left="6120" w:hanging="360"/>
+      </w:pPr>
+      <w:rPr>
+        <w:rFonts w:ascii="Wingdings" w:hAnsi="Wingdings" w:hint="default"/>
+        <w:sz w:val="20"/>
+      </w:rPr>
+    </w:lvl>
+  </w:abstractNum>
+  <w:abstractNum w:abstractNumId="31" w15:restartNumberingAfterBreak="0">
     <w:nsid w:val="412027A1"/>
     <w:multiLevelType w:val="multilevel"/>
     <w:tmpl w:val="84B20B9E"/>
@@ -20812,7 +22350,7 @@
       </w:pPr>
     </w:lvl>
   </w:abstractNum>
-  <w:abstractNum w:abstractNumId="28" w15:restartNumberingAfterBreak="0">
+  <w:abstractNum w:abstractNumId="32" w15:restartNumberingAfterBreak="0">
     <w:nsid w:val="42CD7161"/>
     <w:multiLevelType w:val="hybridMultilevel"/>
     <w:tmpl w:val="EF485C50"/>
@@ -20898,7 +22436,7 @@
       </w:pPr>
     </w:lvl>
   </w:abstractNum>
-  <w:abstractNum w:abstractNumId="29" w15:restartNumberingAfterBreak="0">
+  <w:abstractNum w:abstractNumId="33" w15:restartNumberingAfterBreak="0">
     <w:nsid w:val="44B93294"/>
     <w:multiLevelType w:val="singleLevel"/>
     <w:tmpl w:val="350C6D62"/>
@@ -20960,7 +22498,7 @@
       </w:rPr>
     </w:lvl>
   </w:abstractNum>
-  <w:abstractNum w:abstractNumId="30" w15:restartNumberingAfterBreak="0">
+  <w:abstractNum w:abstractNumId="34" w15:restartNumberingAfterBreak="0">
     <w:nsid w:val="44FD5487"/>
     <w:multiLevelType w:val="hybridMultilevel"/>
     <w:tmpl w:val="EF66A6AA"/>
@@ -21073,7 +22611,7 @@
       </w:rPr>
     </w:lvl>
   </w:abstractNum>
-  <w:abstractNum w:abstractNumId="31" w15:restartNumberingAfterBreak="0">
+  <w:abstractNum w:abstractNumId="35" w15:restartNumberingAfterBreak="0">
     <w:nsid w:val="452E40C6"/>
     <w:multiLevelType w:val="multilevel"/>
     <w:tmpl w:val="37007C5E"/>
@@ -21222,7 +22760,7 @@
       </w:rPr>
     </w:lvl>
   </w:abstractNum>
-  <w:abstractNum w:abstractNumId="32" w15:restartNumberingAfterBreak="0">
+  <w:abstractNum w:abstractNumId="36" w15:restartNumberingAfterBreak="0">
     <w:nsid w:val="45686B7B"/>
     <w:multiLevelType w:val="multilevel"/>
     <w:tmpl w:val="C1EC05C0"/>
@@ -21371,7 +22909,7 @@
       </w:rPr>
     </w:lvl>
   </w:abstractNum>
-  <w:abstractNum w:abstractNumId="33" w15:restartNumberingAfterBreak="0">
+  <w:abstractNum w:abstractNumId="37" w15:restartNumberingAfterBreak="0">
     <w:nsid w:val="48510619"/>
     <w:multiLevelType w:val="multilevel"/>
     <w:tmpl w:val="623C1720"/>
@@ -21458,7 +22996,7 @@
       </w:pPr>
     </w:lvl>
   </w:abstractNum>
-  <w:abstractNum w:abstractNumId="34" w15:restartNumberingAfterBreak="0">
+  <w:abstractNum w:abstractNumId="38" w15:restartNumberingAfterBreak="0">
     <w:nsid w:val="486C1D50"/>
     <w:multiLevelType w:val="multilevel"/>
     <w:tmpl w:val="4DD2CEC8"/>
@@ -21616,7 +23154,7 @@
       </w:rPr>
     </w:lvl>
   </w:abstractNum>
-  <w:abstractNum w:abstractNumId="35" w15:restartNumberingAfterBreak="0">
+  <w:abstractNum w:abstractNumId="39" w15:restartNumberingAfterBreak="0">
     <w:nsid w:val="49EF123A"/>
     <w:multiLevelType w:val="hybridMultilevel"/>
     <w:tmpl w:val="D3200D9E"/>
@@ -21729,7 +23267,7 @@
       </w:rPr>
     </w:lvl>
   </w:abstractNum>
-  <w:abstractNum w:abstractNumId="36" w15:restartNumberingAfterBreak="0">
+  <w:abstractNum w:abstractNumId="40" w15:restartNumberingAfterBreak="0">
     <w:nsid w:val="4A2B079B"/>
     <w:multiLevelType w:val="multilevel"/>
     <w:tmpl w:val="D54C3D96"/>
@@ -21842,7 +23380,7 @@
       </w:pPr>
     </w:lvl>
   </w:abstractNum>
-  <w:abstractNum w:abstractNumId="37" w15:restartNumberingAfterBreak="0">
+  <w:abstractNum w:abstractNumId="41" w15:restartNumberingAfterBreak="0">
     <w:nsid w:val="4DE21BD2"/>
     <w:multiLevelType w:val="hybridMultilevel"/>
     <w:tmpl w:val="95706A22"/>
@@ -21954,7 +23492,7 @@
       </w:rPr>
     </w:lvl>
   </w:abstractNum>
-  <w:abstractNum w:abstractNumId="38" w15:restartNumberingAfterBreak="0">
+  <w:abstractNum w:abstractNumId="42" w15:restartNumberingAfterBreak="0">
     <w:nsid w:val="4FAD5949"/>
     <w:multiLevelType w:val="hybridMultilevel"/>
     <w:tmpl w:val="3E3CE2A6"/>
@@ -22040,7 +23578,7 @@
       </w:pPr>
     </w:lvl>
   </w:abstractNum>
-  <w:abstractNum w:abstractNumId="39" w15:restartNumberingAfterBreak="0">
+  <w:abstractNum w:abstractNumId="43" w15:restartNumberingAfterBreak="0">
     <w:nsid w:val="518059CD"/>
     <w:multiLevelType w:val="hybridMultilevel"/>
     <w:tmpl w:val="696A95B4"/>
@@ -22153,7 +23691,7 @@
       </w:rPr>
     </w:lvl>
   </w:abstractNum>
-  <w:abstractNum w:abstractNumId="40" w15:restartNumberingAfterBreak="0">
+  <w:abstractNum w:abstractNumId="44" w15:restartNumberingAfterBreak="0">
     <w:nsid w:val="52B94488"/>
     <w:multiLevelType w:val="hybridMultilevel"/>
     <w:tmpl w:val="D384E6D8"/>
@@ -22266,7 +23804,7 @@
       </w:rPr>
     </w:lvl>
   </w:abstractNum>
-  <w:abstractNum w:abstractNumId="41" w15:restartNumberingAfterBreak="0">
+  <w:abstractNum w:abstractNumId="45" w15:restartNumberingAfterBreak="0">
     <w:nsid w:val="5384376D"/>
     <w:multiLevelType w:val="multilevel"/>
     <w:tmpl w:val="F95E5898"/>
@@ -22415,7 +23953,7 @@
       </w:rPr>
     </w:lvl>
   </w:abstractNum>
-  <w:abstractNum w:abstractNumId="42" w15:restartNumberingAfterBreak="0">
+  <w:abstractNum w:abstractNumId="46" w15:restartNumberingAfterBreak="0">
     <w:nsid w:val="53F64AE7"/>
     <w:multiLevelType w:val="multilevel"/>
     <w:tmpl w:val="76B0B744"/>
@@ -22564,7 +24102,7 @@
       </w:rPr>
     </w:lvl>
   </w:abstractNum>
-  <w:abstractNum w:abstractNumId="43" w15:restartNumberingAfterBreak="0">
+  <w:abstractNum w:abstractNumId="47" w15:restartNumberingAfterBreak="0">
     <w:nsid w:val="54CA0259"/>
     <w:multiLevelType w:val="multilevel"/>
     <w:tmpl w:val="9E6064FE"/>
@@ -22713,7 +24251,7 @@
       </w:rPr>
     </w:lvl>
   </w:abstractNum>
-  <w:abstractNum w:abstractNumId="44" w15:restartNumberingAfterBreak="0">
+  <w:abstractNum w:abstractNumId="48" w15:restartNumberingAfterBreak="0">
     <w:nsid w:val="54FA4966"/>
     <w:multiLevelType w:val="multilevel"/>
     <w:tmpl w:val="36B65396"/>
@@ -22862,7 +24400,7 @@
       </w:rPr>
     </w:lvl>
   </w:abstractNum>
-  <w:abstractNum w:abstractNumId="45" w15:restartNumberingAfterBreak="0">
+  <w:abstractNum w:abstractNumId="49" w15:restartNumberingAfterBreak="0">
     <w:nsid w:val="558525EB"/>
     <w:multiLevelType w:val="multilevel"/>
     <w:tmpl w:val="C1EC05C0"/>
@@ -23011,7 +24549,7 @@
       </w:rPr>
     </w:lvl>
   </w:abstractNum>
-  <w:abstractNum w:abstractNumId="46" w15:restartNumberingAfterBreak="0">
+  <w:abstractNum w:abstractNumId="50" w15:restartNumberingAfterBreak="0">
     <w:nsid w:val="59B53CED"/>
     <w:multiLevelType w:val="multilevel"/>
     <w:tmpl w:val="413CF620"/>
@@ -23160,7 +24698,7 @@
       </w:rPr>
     </w:lvl>
   </w:abstractNum>
-  <w:abstractNum w:abstractNumId="47" w15:restartNumberingAfterBreak="0">
+  <w:abstractNum w:abstractNumId="51" w15:restartNumberingAfterBreak="0">
     <w:nsid w:val="5D7E7C5A"/>
     <w:multiLevelType w:val="hybridMultilevel"/>
     <w:tmpl w:val="92AEA03E"/>
@@ -23273,7 +24811,7 @@
       </w:rPr>
     </w:lvl>
   </w:abstractNum>
-  <w:abstractNum w:abstractNumId="48" w15:restartNumberingAfterBreak="0">
+  <w:abstractNum w:abstractNumId="52" w15:restartNumberingAfterBreak="0">
     <w:nsid w:val="5F965295"/>
     <w:multiLevelType w:val="multilevel"/>
     <w:tmpl w:val="F956F4A4"/>
@@ -23386,7 +24924,7 @@
       </w:pPr>
     </w:lvl>
   </w:abstractNum>
-  <w:abstractNum w:abstractNumId="49" w15:restartNumberingAfterBreak="0">
+  <w:abstractNum w:abstractNumId="53" w15:restartNumberingAfterBreak="0">
     <w:nsid w:val="5FD3792B"/>
     <w:multiLevelType w:val="hybridMultilevel"/>
     <w:tmpl w:val="5CF0DF8C"/>
@@ -23472,7 +25010,7 @@
       </w:pPr>
     </w:lvl>
   </w:abstractNum>
-  <w:abstractNum w:abstractNumId="50" w15:restartNumberingAfterBreak="0">
+  <w:abstractNum w:abstractNumId="54" w15:restartNumberingAfterBreak="0">
     <w:nsid w:val="64E91407"/>
     <w:multiLevelType w:val="hybridMultilevel"/>
     <w:tmpl w:val="2B360E10"/>
@@ -23585,7 +25123,7 @@
       </w:rPr>
     </w:lvl>
   </w:abstractNum>
-  <w:abstractNum w:abstractNumId="51" w15:restartNumberingAfterBreak="0">
+  <w:abstractNum w:abstractNumId="55" w15:restartNumberingAfterBreak="0">
     <w:nsid w:val="6D82660C"/>
     <w:multiLevelType w:val="multilevel"/>
     <w:tmpl w:val="2FAC49C8"/>
@@ -23734,7 +25272,7 @@
       </w:rPr>
     </w:lvl>
   </w:abstractNum>
-  <w:abstractNum w:abstractNumId="52" w15:restartNumberingAfterBreak="0">
+  <w:abstractNum w:abstractNumId="56" w15:restartNumberingAfterBreak="0">
     <w:nsid w:val="704A2609"/>
     <w:multiLevelType w:val="multilevel"/>
     <w:tmpl w:val="C1EC05C0"/>
@@ -23883,7 +25421,7 @@
       </w:rPr>
     </w:lvl>
   </w:abstractNum>
-  <w:abstractNum w:abstractNumId="53" w15:restartNumberingAfterBreak="0">
+  <w:abstractNum w:abstractNumId="57" w15:restartNumberingAfterBreak="0">
     <w:nsid w:val="768B04F9"/>
     <w:multiLevelType w:val="multilevel"/>
     <w:tmpl w:val="CF1E3308"/>
@@ -24032,7 +25570,120 @@
       </w:rPr>
     </w:lvl>
   </w:abstractNum>
-  <w:abstractNum w:abstractNumId="54" w15:restartNumberingAfterBreak="0">
+  <w:abstractNum w:abstractNumId="58" w15:restartNumberingAfterBreak="0">
+    <w:nsid w:val="77C50451"/>
+    <w:multiLevelType w:val="hybridMultilevel"/>
+    <w:tmpl w:val="69182D50"/>
+    <w:lvl w:ilvl="0" w:tplc="04190001">
+      <w:start w:val="1"/>
+      <w:numFmt w:val="bullet"/>
+      <w:lvlText w:val=""/>
+      <w:lvlJc w:val="left"/>
+      <w:pPr>
+        <w:ind w:left="360" w:hanging="360"/>
+      </w:pPr>
+      <w:rPr>
+        <w:rFonts w:ascii="Symbol" w:hAnsi="Symbol" w:hint="default"/>
+      </w:rPr>
+    </w:lvl>
+    <w:lvl w:ilvl="1" w:tplc="04190003" w:tentative="1">
+      <w:start w:val="1"/>
+      <w:numFmt w:val="bullet"/>
+      <w:lvlText w:val="o"/>
+      <w:lvlJc w:val="left"/>
+      <w:pPr>
+        <w:ind w:left="1080" w:hanging="360"/>
+      </w:pPr>
+      <w:rPr>
+        <w:rFonts w:ascii="Courier New" w:hAnsi="Courier New" w:cs="Courier New" w:hint="default"/>
+      </w:rPr>
+    </w:lvl>
+    <w:lvl w:ilvl="2" w:tplc="04190005" w:tentative="1">
+      <w:start w:val="1"/>
+      <w:numFmt w:val="bullet"/>
+      <w:lvlText w:val=""/>
+      <w:lvlJc w:val="left"/>
+      <w:pPr>
+        <w:ind w:left="1800" w:hanging="360"/>
+      </w:pPr>
+      <w:rPr>
+        <w:rFonts w:ascii="Wingdings" w:hAnsi="Wingdings" w:hint="default"/>
+      </w:rPr>
+    </w:lvl>
+    <w:lvl w:ilvl="3" w:tplc="04190001" w:tentative="1">
+      <w:start w:val="1"/>
+      <w:numFmt w:val="bullet"/>
+      <w:lvlText w:val=""/>
+      <w:lvlJc w:val="left"/>
+      <w:pPr>
+        <w:ind w:left="2520" w:hanging="360"/>
+      </w:pPr>
+      <w:rPr>
+        <w:rFonts w:ascii="Symbol" w:hAnsi="Symbol" w:hint="default"/>
+      </w:rPr>
+    </w:lvl>
+    <w:lvl w:ilvl="4" w:tplc="04190003" w:tentative="1">
+      <w:start w:val="1"/>
+      <w:numFmt w:val="bullet"/>
+      <w:lvlText w:val="o"/>
+      <w:lvlJc w:val="left"/>
+      <w:pPr>
+        <w:ind w:left="3240" w:hanging="360"/>
+      </w:pPr>
+      <w:rPr>
+        <w:rFonts w:ascii="Courier New" w:hAnsi="Courier New" w:cs="Courier New" w:hint="default"/>
+      </w:rPr>
+    </w:lvl>
+    <w:lvl w:ilvl="5" w:tplc="04190005" w:tentative="1">
+      <w:start w:val="1"/>
+      <w:numFmt w:val="bullet"/>
+      <w:lvlText w:val=""/>
+      <w:lvlJc w:val="left"/>
+      <w:pPr>
+        <w:ind w:left="3960" w:hanging="360"/>
+      </w:pPr>
+      <w:rPr>
+        <w:rFonts w:ascii="Wingdings" w:hAnsi="Wingdings" w:hint="default"/>
+      </w:rPr>
+    </w:lvl>
+    <w:lvl w:ilvl="6" w:tplc="04190001" w:tentative="1">
+      <w:start w:val="1"/>
+      <w:numFmt w:val="bullet"/>
+      <w:lvlText w:val=""/>
+      <w:lvlJc w:val="left"/>
+      <w:pPr>
+        <w:ind w:left="4680" w:hanging="360"/>
+      </w:pPr>
+      <w:rPr>
+        <w:rFonts w:ascii="Symbol" w:hAnsi="Symbol" w:hint="default"/>
+      </w:rPr>
+    </w:lvl>
+    <w:lvl w:ilvl="7" w:tplc="04190003" w:tentative="1">
+      <w:start w:val="1"/>
+      <w:numFmt w:val="bullet"/>
+      <w:lvlText w:val="o"/>
+      <w:lvlJc w:val="left"/>
+      <w:pPr>
+        <w:ind w:left="5400" w:hanging="360"/>
+      </w:pPr>
+      <w:rPr>
+        <w:rFonts w:ascii="Courier New" w:hAnsi="Courier New" w:cs="Courier New" w:hint="default"/>
+      </w:rPr>
+    </w:lvl>
+    <w:lvl w:ilvl="8" w:tplc="04190005" w:tentative="1">
+      <w:start w:val="1"/>
+      <w:numFmt w:val="bullet"/>
+      <w:lvlText w:val=""/>
+      <w:lvlJc w:val="left"/>
+      <w:pPr>
+        <w:ind w:left="6120" w:hanging="360"/>
+      </w:pPr>
+      <w:rPr>
+        <w:rFonts w:ascii="Wingdings" w:hAnsi="Wingdings" w:hint="default"/>
+      </w:rPr>
+    </w:lvl>
+  </w:abstractNum>
+  <w:abstractNum w:abstractNumId="59" w15:restartNumberingAfterBreak="0">
     <w:nsid w:val="7A1C491A"/>
     <w:multiLevelType w:val="hybridMultilevel"/>
     <w:tmpl w:val="6F547C74"/>
@@ -24118,7 +25769,7 @@
       </w:pPr>
     </w:lvl>
   </w:abstractNum>
-  <w:abstractNum w:abstractNumId="55" w15:restartNumberingAfterBreak="0">
+  <w:abstractNum w:abstractNumId="60" w15:restartNumberingAfterBreak="0">
     <w:nsid w:val="7A6552B2"/>
     <w:multiLevelType w:val="hybridMultilevel"/>
     <w:tmpl w:val="74F07EE6"/>
@@ -24231,7 +25882,7 @@
       </w:rPr>
     </w:lvl>
   </w:abstractNum>
-  <w:abstractNum w:abstractNumId="56" w15:restartNumberingAfterBreak="0">
+  <w:abstractNum w:abstractNumId="61" w15:restartNumberingAfterBreak="0">
     <w:nsid w:val="7ADE6424"/>
     <w:multiLevelType w:val="multilevel"/>
     <w:tmpl w:val="FF9CC944"/>
@@ -24381,7 +26032,7 @@
     </w:lvl>
   </w:abstractNum>
   <w:num w:numId="1" w16cid:durableId="25256933">
-    <w:abstractNumId w:val="27"/>
+    <w:abstractNumId w:val="31"/>
     <w:lvlOverride w:ilvl="0">
       <w:startOverride w:val="1"/>
     </w:lvlOverride>
@@ -24411,172 +26062,187 @@
     </w:lvlOverride>
   </w:num>
   <w:num w:numId="2" w16cid:durableId="792093441">
-    <w:abstractNumId w:val="39"/>
+    <w:abstractNumId w:val="43"/>
   </w:num>
   <w:num w:numId="3" w16cid:durableId="953252854">
-    <w:abstractNumId w:val="23"/>
+    <w:abstractNumId w:val="26"/>
   </w:num>
   <w:num w:numId="4" w16cid:durableId="1317226633">
-    <w:abstractNumId w:val="34"/>
+    <w:abstractNumId w:val="38"/>
   </w:num>
   <w:num w:numId="5" w16cid:durableId="866017853">
-    <w:abstractNumId w:val="29"/>
+    <w:abstractNumId w:val="33"/>
   </w:num>
   <w:num w:numId="6" w16cid:durableId="2096510439">
-    <w:abstractNumId w:val="9"/>
+    <w:abstractNumId w:val="11"/>
   </w:num>
   <w:num w:numId="7" w16cid:durableId="690766301">
-    <w:abstractNumId w:val="33"/>
+    <w:abstractNumId w:val="37"/>
   </w:num>
   <w:num w:numId="8" w16cid:durableId="1932426762">
-    <w:abstractNumId w:val="12"/>
+    <w:abstractNumId w:val="15"/>
   </w:num>
   <w:num w:numId="9" w16cid:durableId="481118563">
-    <w:abstractNumId w:val="2"/>
+    <w:abstractNumId w:val="3"/>
   </w:num>
   <w:num w:numId="10" w16cid:durableId="920138008">
-    <w:abstractNumId w:val="11"/>
+    <w:abstractNumId w:val="13"/>
   </w:num>
   <w:num w:numId="11" w16cid:durableId="283271794">
-    <w:abstractNumId w:val="53"/>
+    <w:abstractNumId w:val="57"/>
   </w:num>
   <w:num w:numId="12" w16cid:durableId="404424552">
-    <w:abstractNumId w:val="41"/>
+    <w:abstractNumId w:val="45"/>
   </w:num>
   <w:num w:numId="13" w16cid:durableId="1406224508">
     <w:abstractNumId w:val="0"/>
   </w:num>
   <w:num w:numId="14" w16cid:durableId="2128812465">
-    <w:abstractNumId w:val="48"/>
+    <w:abstractNumId w:val="52"/>
   </w:num>
   <w:num w:numId="15" w16cid:durableId="188223371">
-    <w:abstractNumId w:val="25"/>
+    <w:abstractNumId w:val="28"/>
   </w:num>
   <w:num w:numId="16" w16cid:durableId="1842117169">
     <w:abstractNumId w:val="1"/>
   </w:num>
   <w:num w:numId="17" w16cid:durableId="1901285071">
-    <w:abstractNumId w:val="15"/>
+    <w:abstractNumId w:val="18"/>
   </w:num>
   <w:num w:numId="18" w16cid:durableId="238373629">
+    <w:abstractNumId w:val="12"/>
+  </w:num>
+  <w:num w:numId="19" w16cid:durableId="1363896698">
+    <w:abstractNumId w:val="39"/>
+  </w:num>
+  <w:num w:numId="20" w16cid:durableId="604852805">
+    <w:abstractNumId w:val="59"/>
+  </w:num>
+  <w:num w:numId="21" w16cid:durableId="156846917">
+    <w:abstractNumId w:val="20"/>
+  </w:num>
+  <w:num w:numId="22" w16cid:durableId="308677212">
+    <w:abstractNumId w:val="8"/>
+  </w:num>
+  <w:num w:numId="23" w16cid:durableId="537426533">
+    <w:abstractNumId w:val="42"/>
+  </w:num>
+  <w:num w:numId="24" w16cid:durableId="431707681">
+    <w:abstractNumId w:val="19"/>
+  </w:num>
+  <w:num w:numId="25" w16cid:durableId="504785513">
+    <w:abstractNumId w:val="6"/>
+  </w:num>
+  <w:num w:numId="26" w16cid:durableId="1889686693">
+    <w:abstractNumId w:val="61"/>
+  </w:num>
+  <w:num w:numId="27" w16cid:durableId="590742702">
+    <w:abstractNumId w:val="7"/>
+  </w:num>
+  <w:num w:numId="28" w16cid:durableId="1270040478">
+    <w:abstractNumId w:val="29"/>
+  </w:num>
+  <w:num w:numId="29" w16cid:durableId="882254285">
+    <w:abstractNumId w:val="51"/>
+  </w:num>
+  <w:num w:numId="30" w16cid:durableId="563806626">
+    <w:abstractNumId w:val="34"/>
+  </w:num>
+  <w:num w:numId="31" w16cid:durableId="1166094181">
+    <w:abstractNumId w:val="60"/>
+  </w:num>
+  <w:num w:numId="32" w16cid:durableId="665206673">
+    <w:abstractNumId w:val="22"/>
+  </w:num>
+  <w:num w:numId="33" w16cid:durableId="457646358">
+    <w:abstractNumId w:val="40"/>
+  </w:num>
+  <w:num w:numId="34" w16cid:durableId="309750001">
+    <w:abstractNumId w:val="27"/>
+  </w:num>
+  <w:num w:numId="35" w16cid:durableId="781729760">
+    <w:abstractNumId w:val="32"/>
+  </w:num>
+  <w:num w:numId="36" w16cid:durableId="509878796">
+    <w:abstractNumId w:val="53"/>
+  </w:num>
+  <w:num w:numId="37" w16cid:durableId="1597328509">
+    <w:abstractNumId w:val="47"/>
+  </w:num>
+  <w:num w:numId="38" w16cid:durableId="818228646">
+    <w:abstractNumId w:val="54"/>
+  </w:num>
+  <w:num w:numId="39" w16cid:durableId="277370542">
+    <w:abstractNumId w:val="25"/>
+  </w:num>
+  <w:num w:numId="40" w16cid:durableId="1311324380">
+    <w:abstractNumId w:val="16"/>
+  </w:num>
+  <w:num w:numId="41" w16cid:durableId="445782810">
+    <w:abstractNumId w:val="23"/>
+  </w:num>
+  <w:num w:numId="42" w16cid:durableId="1592275103">
+    <w:abstractNumId w:val="50"/>
+  </w:num>
+  <w:num w:numId="43" w16cid:durableId="1961718704">
+    <w:abstractNumId w:val="9"/>
+  </w:num>
+  <w:num w:numId="44" w16cid:durableId="72820621">
+    <w:abstractNumId w:val="55"/>
+  </w:num>
+  <w:num w:numId="45" w16cid:durableId="871694714">
     <w:abstractNumId w:val="10"/>
   </w:num>
-  <w:num w:numId="19" w16cid:durableId="1363896698">
+  <w:num w:numId="46" w16cid:durableId="503742437">
+    <w:abstractNumId w:val="46"/>
+  </w:num>
+  <w:num w:numId="47" w16cid:durableId="1635598944">
     <w:abstractNumId w:val="35"/>
   </w:num>
-  <w:num w:numId="20" w16cid:durableId="604852805">
-    <w:abstractNumId w:val="54"/>
+  <w:num w:numId="48" w16cid:durableId="504053762">
+    <w:abstractNumId w:val="5"/>
   </w:num>
-  <w:num w:numId="21" w16cid:durableId="156846917">
+  <w:num w:numId="49" w16cid:durableId="364602433">
+    <w:abstractNumId w:val="41"/>
+  </w:num>
+  <w:num w:numId="50" w16cid:durableId="1422484780">
+    <w:abstractNumId w:val="21"/>
+  </w:num>
+  <w:num w:numId="51" w16cid:durableId="2059083304">
     <w:abstractNumId w:val="17"/>
   </w:num>
-  <w:num w:numId="22" w16cid:durableId="308677212">
-    <w:abstractNumId w:val="6"/>
+  <w:num w:numId="52" w16cid:durableId="205684288">
+    <w:abstractNumId w:val="24"/>
   </w:num>
-  <w:num w:numId="23" w16cid:durableId="537426533">
-    <w:abstractNumId w:val="38"/>
+  <w:num w:numId="53" w16cid:durableId="211503955">
+    <w:abstractNumId w:val="56"/>
   </w:num>
-  <w:num w:numId="24" w16cid:durableId="431707681">
-    <w:abstractNumId w:val="16"/>
+  <w:num w:numId="54" w16cid:durableId="1940285813">
+    <w:abstractNumId w:val="49"/>
   </w:num>
-  <w:num w:numId="25" w16cid:durableId="504785513">
+  <w:num w:numId="55" w16cid:durableId="745342163">
+    <w:abstractNumId w:val="36"/>
+  </w:num>
+  <w:num w:numId="56" w16cid:durableId="139612292">
+    <w:abstractNumId w:val="48"/>
+  </w:num>
+  <w:num w:numId="57" w16cid:durableId="1841963735">
+    <w:abstractNumId w:val="44"/>
+  </w:num>
+  <w:num w:numId="58" w16cid:durableId="947852203">
+    <w:abstractNumId w:val="30"/>
+  </w:num>
+  <w:num w:numId="59" w16cid:durableId="2079941989">
     <w:abstractNumId w:val="4"/>
   </w:num>
-  <w:num w:numId="26" w16cid:durableId="1889686693">
-    <w:abstractNumId w:val="56"/>
+  <w:num w:numId="60" w16cid:durableId="1740445418">
+    <w:abstractNumId w:val="2"/>
   </w:num>
-  <w:num w:numId="27" w16cid:durableId="590742702">
-    <w:abstractNumId w:val="5"/>
+  <w:num w:numId="61" w16cid:durableId="1515652235">
+    <w:abstractNumId w:val="58"/>
   </w:num>
-  <w:num w:numId="28" w16cid:durableId="1270040478">
-    <w:abstractNumId w:val="26"/>
-  </w:num>
-  <w:num w:numId="29" w16cid:durableId="882254285">
-    <w:abstractNumId w:val="47"/>
-  </w:num>
-  <w:num w:numId="30" w16cid:durableId="563806626">
-    <w:abstractNumId w:val="30"/>
-  </w:num>
-  <w:num w:numId="31" w16cid:durableId="1166094181">
-    <w:abstractNumId w:val="55"/>
-  </w:num>
-  <w:num w:numId="32" w16cid:durableId="665206673">
-    <w:abstractNumId w:val="19"/>
-  </w:num>
-  <w:num w:numId="33" w16cid:durableId="457646358">
-    <w:abstractNumId w:val="36"/>
-  </w:num>
-  <w:num w:numId="34" w16cid:durableId="309750001">
-    <w:abstractNumId w:val="24"/>
-  </w:num>
-  <w:num w:numId="35" w16cid:durableId="781729760">
-    <w:abstractNumId w:val="28"/>
-  </w:num>
-  <w:num w:numId="36" w16cid:durableId="509878796">
-    <w:abstractNumId w:val="49"/>
-  </w:num>
-  <w:num w:numId="37" w16cid:durableId="1597328509">
-    <w:abstractNumId w:val="43"/>
-  </w:num>
-  <w:num w:numId="38" w16cid:durableId="818228646">
-    <w:abstractNumId w:val="50"/>
-  </w:num>
-  <w:num w:numId="39" w16cid:durableId="277370542">
-    <w:abstractNumId w:val="22"/>
-  </w:num>
-  <w:num w:numId="40" w16cid:durableId="1311324380">
-    <w:abstractNumId w:val="13"/>
-  </w:num>
-  <w:num w:numId="41" w16cid:durableId="445782810">
-    <w:abstractNumId w:val="20"/>
-  </w:num>
-  <w:num w:numId="42" w16cid:durableId="1592275103">
-    <w:abstractNumId w:val="46"/>
-  </w:num>
-  <w:num w:numId="43" w16cid:durableId="1961718704">
-    <w:abstractNumId w:val="7"/>
-  </w:num>
-  <w:num w:numId="44" w16cid:durableId="72820621">
-    <w:abstractNumId w:val="51"/>
-  </w:num>
-  <w:num w:numId="45" w16cid:durableId="871694714">
-    <w:abstractNumId w:val="8"/>
-  </w:num>
-  <w:num w:numId="46" w16cid:durableId="503742437">
-    <w:abstractNumId w:val="42"/>
-  </w:num>
-  <w:num w:numId="47" w16cid:durableId="1635598944">
-    <w:abstractNumId w:val="31"/>
-  </w:num>
-  <w:num w:numId="48" w16cid:durableId="504053762">
-    <w:abstractNumId w:val="3"/>
-  </w:num>
-  <w:num w:numId="49" w16cid:durableId="364602433">
-    <w:abstractNumId w:val="37"/>
-  </w:num>
-  <w:num w:numId="50" w16cid:durableId="1422484780">
-    <w:abstractNumId w:val="18"/>
-  </w:num>
-  <w:num w:numId="51" w16cid:durableId="2059083304">
+  <w:num w:numId="62" w16cid:durableId="1825121436">
     <w:abstractNumId w:val="14"/>
-  </w:num>
-  <w:num w:numId="52" w16cid:durableId="205684288">
-    <w:abstractNumId w:val="21"/>
-  </w:num>
-  <w:num w:numId="53" w16cid:durableId="211503955">
-    <w:abstractNumId w:val="52"/>
-  </w:num>
-  <w:num w:numId="54" w16cid:durableId="1940285813">
-    <w:abstractNumId w:val="45"/>
-  </w:num>
-  <w:num w:numId="55" w16cid:durableId="745342163">
-    <w:abstractNumId w:val="32"/>
-  </w:num>
-  <w:num w:numId="56" w16cid:durableId="139612292">
-    <w:abstractNumId w:val="44"/>
-  </w:num>
-  <w:num w:numId="57" w16cid:durableId="1841963735">
-    <w:abstractNumId w:val="40"/>
   </w:num>
   <w:numIdMacAtCleanup w:val="31"/>
 </w:numbering>
@@ -26682,12 +28348,6 @@
 </file>
 
 <file path=customXml/item1.xml><?xml version="1.0" encoding="utf-8"?>
-<p:properties xmlns:p="http://schemas.microsoft.com/office/2006/metadata/properties" xmlns:xsi="http://www.w3.org/2001/XMLSchema-instance" xmlns:pc="http://schemas.microsoft.com/office/infopath/2007/PartnerControls">
-  <documentManagement/>
-</p:properties>
-</file>
-
-<file path=customXml/item2.xml><?xml version="1.0" encoding="utf-8"?>
 <?mso-contentType ?>
 <FormTemplates xmlns="http://schemas.microsoft.com/sharepoint/v3/contenttype/forms">
   <Display>DocumentLibraryForm</Display>
@@ -26696,7 +28356,17 @@
 </FormTemplates>
 </file>
 
+<file path=customXml/item2.xml><?xml version="1.0" encoding="utf-8"?>
+<p:properties xmlns:p="http://schemas.microsoft.com/office/2006/metadata/properties" xmlns:xsi="http://www.w3.org/2001/XMLSchema-instance" xmlns:pc="http://schemas.microsoft.com/office/infopath/2007/PartnerControls">
+  <documentManagement/>
+</p:properties>
+</file>
+
 <file path=customXml/item3.xml><?xml version="1.0" encoding="utf-8"?>
+<b:Sources xmlns:b="http://schemas.openxmlformats.org/officeDocument/2006/bibliography" xmlns="http://schemas.openxmlformats.org/officeDocument/2006/bibliography" SelectedStyle="\APASixthEditionOfficeOnline.xsl" StyleName="APA" Version="6"/>
+</file>
+
+<file path=customXml/item4.xml><?xml version="1.0" encoding="utf-8"?>
 <ct:contentTypeSchema xmlns:ct="http://schemas.microsoft.com/office/2006/metadata/contentType" xmlns:ma="http://schemas.microsoft.com/office/2006/metadata/properties/metaAttributes" ct:_="" ma:_="" ma:contentTypeName="Document" ma:contentTypeID="0x010100639121128003264B8A080B9AE63BAFE5" ma:contentTypeVersion="8" ma:contentTypeDescription="Create a new document." ma:contentTypeScope="" ma:versionID="f0e4ce22ad6c99f06436252d1b6ffc49">
   <xsd:schema xmlns:xsd="http://www.w3.org/2001/XMLSchema" xmlns:xs="http://www.w3.org/2001/XMLSchema" xmlns:p="http://schemas.microsoft.com/office/2006/metadata/properties" xmlns:ns2="47357ab7-33f4-40a6-9824-a57a0b31203f" targetNamespace="http://schemas.microsoft.com/office/2006/metadata/properties" ma:root="true" ma:fieldsID="4604646dc8e30b8ea802f474195fefc2" ns2:_="">
     <xsd:import namespace="47357ab7-33f4-40a6-9824-a57a0b31203f"/>
@@ -26864,11 +28534,15 @@
 </ct:contentTypeSchema>
 </file>
 
-<file path=customXml/item4.xml><?xml version="1.0" encoding="utf-8"?>
-<b:Sources xmlns:b="http://schemas.openxmlformats.org/officeDocument/2006/bibliography" xmlns="http://schemas.openxmlformats.org/officeDocument/2006/bibliography" SelectedStyle="\APASixthEditionOfficeOnline.xsl" StyleName="APA" Version="6"/>
+<file path=customXml/itemProps1.xml><?xml version="1.0" encoding="utf-8"?>
+<ds:datastoreItem xmlns:ds="http://schemas.openxmlformats.org/officeDocument/2006/customXml" ds:itemID="{75D03931-F062-4262-AB08-608FD6DEBE13}">
+  <ds:schemaRefs>
+    <ds:schemaRef ds:uri="http://schemas.microsoft.com/sharepoint/v3/contenttype/forms"/>
+  </ds:schemaRefs>
+</ds:datastoreItem>
 </file>
 
-<file path=customXml/itemProps1.xml><?xml version="1.0" encoding="utf-8"?>
+<file path=customXml/itemProps2.xml><?xml version="1.0" encoding="utf-8"?>
 <ds:datastoreItem xmlns:ds="http://schemas.openxmlformats.org/officeDocument/2006/customXml" ds:itemID="{40E4B8C6-B1C9-4185-9639-FEFD39A17556}">
   <ds:schemaRefs>
     <ds:schemaRef ds:uri="http://schemas.microsoft.com/office/2006/metadata/properties"/>
@@ -26877,15 +28551,15 @@
 </ds:datastoreItem>
 </file>
 
-<file path=customXml/itemProps2.xml><?xml version="1.0" encoding="utf-8"?>
-<ds:datastoreItem xmlns:ds="http://schemas.openxmlformats.org/officeDocument/2006/customXml" ds:itemID="{75D03931-F062-4262-AB08-608FD6DEBE13}">
+<file path=customXml/itemProps3.xml><?xml version="1.0" encoding="utf-8"?>
+<ds:datastoreItem xmlns:ds="http://schemas.openxmlformats.org/officeDocument/2006/customXml" ds:itemID="{76489EEC-0EA0-4128-BBF7-50A2FAD8EC62}">
   <ds:schemaRefs>
-    <ds:schemaRef ds:uri="http://schemas.microsoft.com/sharepoint/v3/contenttype/forms"/>
+    <ds:schemaRef ds:uri="http://schemas.openxmlformats.org/officeDocument/2006/bibliography"/>
   </ds:schemaRefs>
 </ds:datastoreItem>
 </file>
 
-<file path=customXml/itemProps3.xml><?xml version="1.0" encoding="utf-8"?>
+<file path=customXml/itemProps4.xml><?xml version="1.0" encoding="utf-8"?>
 <ds:datastoreItem xmlns:ds="http://schemas.openxmlformats.org/officeDocument/2006/customXml" ds:itemID="{89F32633-F3F7-4819-B408-33E4F4698F8E}">
   <ds:schemaRefs>
     <ds:schemaRef ds:uri="http://schemas.microsoft.com/office/2006/metadata/contentType"/>
@@ -26901,12 +28575,4 @@
     <ds:schemaRef ds:uri="http://schemas.microsoft.com/internal/obd"/>
   </ds:schemaRefs>
 </ds:datastoreItem>
-</file>
-
-<file path=customXml/itemProps4.xml><?xml version="1.0" encoding="utf-8"?>
-<ds:datastoreItem xmlns:ds="http://schemas.openxmlformats.org/officeDocument/2006/customXml" ds:itemID="{76489EEC-0EA0-4128-BBF7-50A2FAD8EC62}">
-  <ds:schemaRefs>
-    <ds:schemaRef ds:uri="http://schemas.openxmlformats.org/officeDocument/2006/bibliography"/>
-  </ds:schemaRefs>
-</ds:datastoreItem>
 </file>